--- a/手冊/操作手冊/xConsole主要功能說明.docx
+++ b/手冊/操作手冊/xConsole主要功能說明.docx
@@ -136,7 +136,7 @@
                 <w:color w:val="16202A"/>
                 <w:sz w:val="20"/>
               </w:rPr>
-              <w:t>1.0</w:t>
+              <w:t>1.1</w:t>
             </w:r>
           </w:p>
         </w:tc>
@@ -856,6 +856,141 @@
           <w:p>
             <w:pPr>
               <w:spacing w:before="0" w:after="0" w:line="276" w:lineRule="auto"/>
+              <w:ind w:left="454"/>
+            </w:pPr>
+            <w:hyperlink w:anchor="h_2445c61d21" w:history="1">
+              <w:r>
+                <w:rPr>
+                  <w:rFonts w:ascii="Microsoft JhengHei" w:hAnsi="Microsoft JhengHei" w:cs="Microsoft JhengHei" w:eastAsia="微軟正黑體"/>
+                  <w:color w:val="3D4B56"/>
+                  <w:sz w:val="20"/>
+                </w:rPr>
+                <w:t xml:space="preserve">2.7　HTTPS 與憑證管理</w:t>
+              </w:r>
+            </w:hyperlink>
+          </w:p>
+        </w:tc>
+        <w:tc>
+          <w:tcPr>
+            <w:tcW w:type="dxa" w:w="1247"/>
+            <w:vAlign w:val="center"/>
+          </w:tcPr>
+          <w:p>
+            <w:pPr>
+              <w:spacing w:before="0" w:after="0" w:line="276" w:lineRule="auto"/>
+              <w:jc w:val="right"/>
+            </w:pPr>
+            <w:r>
+              <w:rPr>
+                <w:rFonts w:ascii="Microsoft JhengHei" w:hAnsi="Microsoft JhengHei" w:cs="Microsoft JhengHei" w:eastAsia="微軟正黑體"/>
+                <w:b w:val="0"/>
+                <w:color w:val="3D4B56"/>
+                <w:sz w:val="20"/>
+              </w:rPr>
+              <w:t>9</w:t>
+            </w:r>
+          </w:p>
+        </w:tc>
+      </w:tr>
+      <w:tr>
+        <w:tc>
+          <w:tcPr>
+            <w:tcW w:type="dxa" w:w="8050"/>
+            <w:vAlign w:val="center"/>
+          </w:tcPr>
+          <w:p>
+            <w:pPr>
+              <w:spacing w:before="0" w:after="0" w:line="276" w:lineRule="auto"/>
+              <w:ind w:left="454"/>
+            </w:pPr>
+            <w:hyperlink w:anchor="h_97ee9be5f6" w:history="1">
+              <w:r>
+                <w:rPr>
+                  <w:rFonts w:ascii="Microsoft JhengHei" w:hAnsi="Microsoft JhengHei" w:cs="Microsoft JhengHei" w:eastAsia="微軟正黑體"/>
+                  <w:color w:val="3D4B56"/>
+                  <w:sz w:val="20"/>
+                </w:rPr>
+                <w:t xml:space="preserve">2.8　服務使用報告</w:t>
+              </w:r>
+            </w:hyperlink>
+          </w:p>
+        </w:tc>
+        <w:tc>
+          <w:tcPr>
+            <w:tcW w:type="dxa" w:w="1247"/>
+            <w:vAlign w:val="center"/>
+          </w:tcPr>
+          <w:p>
+            <w:pPr>
+              <w:spacing w:before="0" w:after="0" w:line="276" w:lineRule="auto"/>
+              <w:jc w:val="right"/>
+            </w:pPr>
+            <w:r>
+              <w:rPr>
+                <w:rFonts w:ascii="Microsoft JhengHei" w:hAnsi="Microsoft JhengHei" w:cs="Microsoft JhengHei" w:eastAsia="微軟正黑體"/>
+                <w:b w:val="0"/>
+                <w:color w:val="3D4B56"/>
+                <w:sz w:val="20"/>
+              </w:rPr>
+              <w:t>11</w:t>
+            </w:r>
+          </w:p>
+        </w:tc>
+      </w:tr>
+      <w:tr>
+        <w:tc>
+          <w:tcPr>
+            <w:tcW w:type="dxa" w:w="8050"/>
+            <w:vAlign w:val="center"/>
+          </w:tcPr>
+          <w:p>
+            <w:pPr>
+              <w:spacing w:before="0" w:after="0" w:line="276" w:lineRule="auto"/>
+              <w:ind w:left="454"/>
+            </w:pPr>
+            <w:hyperlink w:anchor="h_c69ffed0e7" w:history="1">
+              <w:r>
+                <w:rPr>
+                  <w:rFonts w:ascii="Microsoft JhengHei" w:hAnsi="Microsoft JhengHei" w:cs="Microsoft JhengHei" w:eastAsia="微軟正黑體"/>
+                  <w:color w:val="3D4B56"/>
+                  <w:sz w:val="20"/>
+                </w:rPr>
+                <w:t xml:space="preserve">2.9　帳號與操作紀錄</w:t>
+              </w:r>
+            </w:hyperlink>
+          </w:p>
+        </w:tc>
+        <w:tc>
+          <w:tcPr>
+            <w:tcW w:type="dxa" w:w="1247"/>
+            <w:vAlign w:val="center"/>
+          </w:tcPr>
+          <w:p>
+            <w:pPr>
+              <w:spacing w:before="0" w:after="0" w:line="276" w:lineRule="auto"/>
+              <w:jc w:val="right"/>
+            </w:pPr>
+            <w:r>
+              <w:rPr>
+                <w:rFonts w:ascii="Microsoft JhengHei" w:hAnsi="Microsoft JhengHei" w:cs="Microsoft JhengHei" w:eastAsia="微軟正黑體"/>
+                <w:b w:val="0"/>
+                <w:color w:val="3D4B56"/>
+                <w:sz w:val="20"/>
+              </w:rPr>
+              <w:t>12</w:t>
+            </w:r>
+          </w:p>
+        </w:tc>
+      </w:tr>
+      <w:tr>
+        <w:tc>
+          <w:tcPr>
+            <w:tcW w:type="dxa" w:w="8050"/>
+            <w:vAlign w:val="center"/>
+          </w:tcPr>
+          <w:p>
+            <w:pPr>
+              <w:spacing w:before="0" w:after="0" w:line="276" w:lineRule="auto"/>
             </w:pPr>
             <w:hyperlink w:anchor="h_33dc9bc1ba" w:history="1">
               <w:r>
@@ -887,7 +1022,7 @@
                 <w:color w:val="3D4B56"/>
                 <w:sz w:val="20"/>
               </w:rPr>
-              <w:t>10</w:t>
+              <w:t>13</w:t>
             </w:r>
           </w:p>
         </w:tc>
@@ -932,7 +1067,7 @@
                 <w:color w:val="3D4B56"/>
                 <w:sz w:val="20"/>
               </w:rPr>
-              <w:t>11</w:t>
+              <w:t>14</w:t>
             </w:r>
           </w:p>
         </w:tc>
@@ -977,7 +1112,7 @@
                 <w:color w:val="3D4B56"/>
                 <w:sz w:val="20"/>
               </w:rPr>
-              <w:t>11</w:t>
+              <w:t>14</w:t>
             </w:r>
           </w:p>
         </w:tc>
@@ -1022,7 +1157,7 @@
                 <w:color w:val="3D4B56"/>
                 <w:sz w:val="20"/>
               </w:rPr>
-              <w:t>11</w:t>
+              <w:t>14</w:t>
             </w:r>
           </w:p>
         </w:tc>
@@ -1067,7 +1202,7 @@
                 <w:color w:val="3D4B56"/>
                 <w:sz w:val="20"/>
               </w:rPr>
-              <w:t>11</w:t>
+              <w:t>14</w:t>
             </w:r>
           </w:p>
         </w:tc>
@@ -1112,7 +1247,7 @@
                 <w:color w:val="3D4B56"/>
                 <w:sz w:val="20"/>
               </w:rPr>
-              <w:t>12</w:t>
+              <w:t>15</w:t>
             </w:r>
           </w:p>
         </w:tc>
@@ -1157,7 +1292,7 @@
                 <w:color w:val="3D4B56"/>
                 <w:sz w:val="20"/>
               </w:rPr>
-              <w:t>13</w:t>
+              <w:t>16</w:t>
             </w:r>
           </w:p>
         </w:tc>
@@ -1202,7 +1337,7 @@
                 <w:color w:val="3D4B56"/>
                 <w:sz w:val="20"/>
               </w:rPr>
-              <w:t>13</w:t>
+              <w:t>16</w:t>
             </w:r>
           </w:p>
         </w:tc>
@@ -1247,7 +1382,7 @@
                 <w:color w:val="3D4B56"/>
                 <w:sz w:val="20"/>
               </w:rPr>
-              <w:t>13</w:t>
+              <w:t>16</w:t>
             </w:r>
           </w:p>
         </w:tc>
@@ -1292,7 +1427,7 @@
                 <w:color w:val="3D4B56"/>
                 <w:sz w:val="20"/>
               </w:rPr>
-              <w:t>14</w:t>
+              <w:t>17</w:t>
             </w:r>
           </w:p>
         </w:tc>
@@ -1337,7 +1472,7 @@
                 <w:color w:val="3D4B56"/>
                 <w:sz w:val="20"/>
               </w:rPr>
-              <w:t>14</w:t>
+              <w:t>17</w:t>
             </w:r>
           </w:p>
         </w:tc>
@@ -1382,7 +1517,7 @@
                 <w:color w:val="3D4B56"/>
                 <w:sz w:val="20"/>
               </w:rPr>
-              <w:t>15</w:t>
+              <w:t>18</w:t>
             </w:r>
           </w:p>
         </w:tc>
@@ -1427,14 +1562,14 @@
                 <w:color w:val="3D4B56"/>
                 <w:sz w:val="20"/>
               </w:rPr>
-              <w:t>16</w:t>
+              <w:t>20</w:t>
             </w:r>
           </w:p>
         </w:tc>
       </w:tr>
     </w:tbl>
     <w:p>
-      <w:bookmarkStart w:id="25" w:name="h_0602e8880c"/>
+      <w:bookmarkStart w:id="28" w:name="h_0602e8880c"/>
       <w:pPr>
         <w:keepNext/>
         <w:pageBreakBefore/>
@@ -1449,10 +1584,10 @@
         </w:rPr>
         <w:t>第一章　系統定位</w:t>
       </w:r>
-      <w:bookmarkEnd w:id="25"/>
+      <w:bookmarkEnd w:id="28"/>
     </w:p>
     <w:p>
-      <w:bookmarkStart w:id="26" w:name="h_43c0bec49a"/>
+      <w:bookmarkStart w:id="29" w:name="h_43c0bec49a"/>
       <w:pPr>
         <w:keepNext/>
         <w:spacing w:before="280" w:after="120" w:line="300" w:lineRule="auto"/>
@@ -1466,7 +1601,7 @@
         </w:rPr>
         <w:t>1.1　這套系統解決的問題</w:t>
       </w:r>
-      <w:bookmarkEnd w:id="26"/>
+      <w:bookmarkEnd w:id="29"/>
     </w:p>
     <w:p>
       <w:pPr>
@@ -1535,7 +1670,7 @@
       </w:r>
     </w:p>
     <w:p>
-      <w:bookmarkStart w:id="27" w:name="h_d7fc3fe788"/>
+      <w:bookmarkStart w:id="30" w:name="h_d7fc3fe788"/>
       <w:pPr>
         <w:keepNext/>
         <w:spacing w:before="280" w:after="120" w:line="300" w:lineRule="auto"/>
@@ -1549,7 +1684,7 @@
         </w:rPr>
         <w:t>1.2　適用機型</w:t>
       </w:r>
-      <w:bookmarkEnd w:id="27"/>
+      <w:bookmarkEnd w:id="30"/>
     </w:p>
     <w:p>
       <w:pPr>
@@ -1704,6 +1839,9 @@
         </w:tc>
       </w:tr>
       <w:tr>
+        <w:trPr>
+          <w:cantSplit/>
+        </w:trPr>
         <w:tc>
           <w:tcPr>
             <w:tcW w:type="dxa" w:w="2324"/>
@@ -1790,6 +1928,9 @@
         </w:tc>
       </w:tr>
       <w:tr>
+        <w:trPr>
+          <w:cantSplit/>
+        </w:trPr>
         <w:tc>
           <w:tcPr>
             <w:tcW w:type="dxa" w:w="2324"/>
@@ -1876,6 +2017,9 @@
         </w:tc>
       </w:tr>
       <w:tr>
+        <w:trPr>
+          <w:cantSplit/>
+        </w:trPr>
         <w:tc>
           <w:tcPr>
             <w:tcW w:type="dxa" w:w="2324"/>
@@ -1996,7 +2140,7 @@
       </w:r>
     </w:p>
     <w:p>
-      <w:bookmarkStart w:id="28" w:name="h_b8dad782fc"/>
+      <w:bookmarkStart w:id="31" w:name="h_b8dad782fc"/>
       <w:pPr>
         <w:keepNext/>
         <w:spacing w:before="280" w:after="120" w:line="300" w:lineRule="auto"/>
@@ -2010,7 +2154,7 @@
         </w:rPr>
         <w:t>1.3　與既有監控工具的分工</w:t>
       </w:r>
-      <w:bookmarkEnd w:id="28"/>
+      <w:bookmarkEnd w:id="31"/>
     </w:p>
     <w:p>
       <w:pPr>
@@ -2142,6 +2286,9 @@
         </w:tc>
       </w:tr>
       <w:tr>
+        <w:trPr>
+          <w:cantSplit/>
+        </w:trPr>
         <w:tc>
           <w:tcPr>
             <w:tcW w:type="dxa" w:w="3099"/>
@@ -2207,6 +2354,9 @@
         </w:tc>
       </w:tr>
       <w:tr>
+        <w:trPr>
+          <w:cantSplit/>
+        </w:trPr>
         <w:tc>
           <w:tcPr>
             <w:tcW w:type="dxa" w:w="3099"/>
@@ -2272,6 +2422,9 @@
         </w:tc>
       </w:tr>
       <w:tr>
+        <w:trPr>
+          <w:cantSplit/>
+        </w:trPr>
         <w:tc>
           <w:tcPr>
             <w:tcW w:type="dxa" w:w="3099"/>
@@ -2337,6 +2490,9 @@
         </w:tc>
       </w:tr>
       <w:tr>
+        <w:trPr>
+          <w:cantSplit/>
+        </w:trPr>
         <w:tc>
           <w:tcPr>
             <w:tcW w:type="dxa" w:w="3099"/>
@@ -2402,6 +2558,9 @@
         </w:tc>
       </w:tr>
       <w:tr>
+        <w:trPr>
+          <w:cantSplit/>
+        </w:trPr>
         <w:tc>
           <w:tcPr>
             <w:tcW w:type="dxa" w:w="3099"/>
@@ -2467,6 +2626,9 @@
         </w:tc>
       </w:tr>
       <w:tr>
+        <w:trPr>
+          <w:cantSplit/>
+        </w:trPr>
         <w:tc>
           <w:tcPr>
             <w:tcW w:type="dxa" w:w="3099"/>
@@ -2535,7 +2697,7 @@
       </w:pPr>
     </w:p>
     <w:p>
-      <w:bookmarkStart w:id="29" w:name="h_79b39d41ef"/>
+      <w:bookmarkStart w:id="32" w:name="h_79b39d41ef"/>
       <w:pPr>
         <w:keepNext/>
         <w:pageBreakBefore/>
@@ -2550,10 +2712,10 @@
         </w:rPr>
         <w:t>第二章　主要功能</w:t>
       </w:r>
-      <w:bookmarkEnd w:id="29"/>
+      <w:bookmarkEnd w:id="32"/>
     </w:p>
     <w:p>
-      <w:bookmarkStart w:id="30" w:name="h_6dc2604a8b"/>
+      <w:bookmarkStart w:id="33" w:name="h_6dc2604a8b"/>
       <w:pPr>
         <w:keepNext/>
         <w:spacing w:before="280" w:after="120" w:line="300" w:lineRule="auto"/>
@@ -2567,7 +2729,7 @@
         </w:rPr>
         <w:t>2.1　記憶體准入控制</w:t>
       </w:r>
-      <w:bookmarkEnd w:id="30"/>
+      <w:bookmarkEnd w:id="33"/>
     </w:p>
     <w:p>
       <w:pPr>
@@ -2747,6 +2909,9 @@
         </w:tc>
       </w:tr>
       <w:tr>
+        <w:trPr>
+          <w:cantSplit/>
+        </w:trPr>
         <w:tc>
           <w:tcPr>
             <w:tcW w:type="dxa" w:w="3099"/>
@@ -2812,6 +2977,9 @@
         </w:tc>
       </w:tr>
       <w:tr>
+        <w:trPr>
+          <w:cantSplit/>
+        </w:trPr>
         <w:tc>
           <w:tcPr>
             <w:tcW w:type="dxa" w:w="3099"/>
@@ -2912,7 +3080,7 @@
       </w:r>
     </w:p>
     <w:p>
-      <w:bookmarkStart w:id="31" w:name="h_85eaf20999"/>
+      <w:bookmarkStart w:id="34" w:name="h_85eaf20999"/>
       <w:pPr>
         <w:keepNext/>
         <w:spacing w:before="280" w:after="120" w:line="300" w:lineRule="auto"/>
@@ -2926,7 +3094,7 @@
         </w:rPr>
         <w:t>2.2　角色欄位</w:t>
       </w:r>
-      <w:bookmarkEnd w:id="31"/>
+      <w:bookmarkEnd w:id="34"/>
     </w:p>
     <w:p>
       <w:pPr>
@@ -2993,7 +3161,7 @@
       </w:r>
     </w:p>
     <w:p>
-      <w:bookmarkStart w:id="32" w:name="h_e97a0da773"/>
+      <w:bookmarkStart w:id="35" w:name="h_e97a0da773"/>
       <w:pPr>
         <w:keepNext/>
         <w:spacing w:before="280" w:after="120" w:line="300" w:lineRule="auto"/>
@@ -3007,7 +3175,7 @@
         </w:rPr>
         <w:t>2.3　情境切換</w:t>
       </w:r>
-      <w:bookmarkEnd w:id="32"/>
+      <w:bookmarkEnd w:id="35"/>
     </w:p>
     <w:p>
       <w:pPr>
@@ -3162,6 +3330,9 @@
         </w:tc>
       </w:tr>
       <w:tr>
+        <w:trPr>
+          <w:cantSplit/>
+        </w:trPr>
         <w:tc>
           <w:tcPr>
             <w:tcW w:type="dxa" w:w="2324"/>
@@ -3248,6 +3419,9 @@
         </w:tc>
       </w:tr>
       <w:tr>
+        <w:trPr>
+          <w:cantSplit/>
+        </w:trPr>
         <w:tc>
           <w:tcPr>
             <w:tcW w:type="dxa" w:w="2324"/>
@@ -3352,7 +3526,7 @@
       </w:r>
     </w:p>
     <w:p>
-      <w:bookmarkStart w:id="33" w:name="h_38975aaeb4"/>
+      <w:bookmarkStart w:id="36" w:name="h_38975aaeb4"/>
       <w:pPr>
         <w:keepNext/>
         <w:spacing w:before="280" w:after="120" w:line="300" w:lineRule="auto"/>
@@ -3366,7 +3540,7 @@
         </w:rPr>
         <w:t>2.4　網頁換模型</w:t>
       </w:r>
-      <w:bookmarkEnd w:id="33"/>
+      <w:bookmarkEnd w:id="36"/>
     </w:p>
     <w:p>
       <w:pPr>
@@ -3469,7 +3643,7 @@
       </w:r>
     </w:p>
     <w:p>
-      <w:bookmarkStart w:id="34" w:name="h_5728cb4c78"/>
+      <w:bookmarkStart w:id="37" w:name="h_5728cb4c78"/>
       <w:pPr>
         <w:keepNext/>
         <w:spacing w:before="280" w:after="120" w:line="300" w:lineRule="auto"/>
@@ -3483,7 +3657,7 @@
         </w:rPr>
         <w:t>2.5　即時監控</w:t>
       </w:r>
-      <w:bookmarkEnd w:id="34"/>
+      <w:bookmarkEnd w:id="37"/>
     </w:p>
     <w:p>
       <w:pPr>
@@ -3534,7 +3708,7 @@
       </w:r>
     </w:p>
     <w:p>
-      <w:bookmarkStart w:id="35" w:name="h_1a1048017f"/>
+      <w:bookmarkStart w:id="38" w:name="h_1a1048017f"/>
       <w:pPr>
         <w:keepNext/>
         <w:spacing w:before="280" w:after="120" w:line="300" w:lineRule="auto"/>
@@ -3548,7 +3722,7 @@
         </w:rPr>
         <w:t>2.6　記錄檢視</w:t>
       </w:r>
-      <w:bookmarkEnd w:id="35"/>
+      <w:bookmarkEnd w:id="38"/>
     </w:p>
     <w:p>
       <w:pPr>
@@ -3567,7 +3741,1211 @@
       </w:r>
     </w:p>
     <w:p>
-      <w:bookmarkStart w:id="36" w:name="h_33dc9bc1ba"/>
+      <w:bookmarkStart w:id="39" w:name="h_2445c61d21"/>
+      <w:pPr>
+        <w:keepNext/>
+        <w:spacing w:before="280" w:after="120" w:line="300" w:lineRule="auto"/>
+      </w:pPr>
+      <w:r>
+        <w:rPr>
+          <w:rFonts w:ascii="Microsoft JhengHei" w:hAnsi="Microsoft JhengHei" w:cs="Microsoft JhengHei" w:eastAsia="微軟正黑體"/>
+          <w:b/>
+          <w:color w:val="BF181F"/>
+          <w:sz w:val="26"/>
+        </w:rPr>
+        <w:t>2.7　HTTPS 與憑證管理</w:t>
+      </w:r>
+      <w:bookmarkEnd w:id="39"/>
+    </w:p>
+    <w:p>
+      <w:pPr>
+        <w:spacing w:before="0" w:after="160" w:line="384" w:lineRule="auto"/>
+        <w:ind w:firstLine="420"/>
+        <w:jc w:val="both"/>
+      </w:pPr>
+      <w:r>
+        <w:rPr>
+          <w:rFonts w:ascii="Microsoft JhengHei" w:hAnsi="Microsoft JhengHei" w:cs="Microsoft JhengHei" w:eastAsia="微軟正黑體"/>
+          <w:b w:val="0"/>
+          <w:color w:val="16202A"/>
+          <w:sz w:val="21"/>
+        </w:rPr>
+        <w:t>憑證每年要換，過去每換一次就得請工程師進主機，換錯（私鑰不成對、少了中繼憑證）整站就連不上，而且常常發生在憑證已經過期、使用者打不開的那個早上。xConsole 把這件事做成管理者在網頁上自己完成的工作，不必進主機、也不必重開服務。</w:t>
+      </w:r>
+    </w:p>
+    <w:p>
+      <w:pPr>
+        <w:spacing w:before="0" w:after="160" w:line="384" w:lineRule="auto"/>
+        <w:ind w:firstLine="420"/>
+        <w:jc w:val="both"/>
+      </w:pPr>
+      <w:r>
+        <w:rPr>
+          <w:rFonts w:ascii="Microsoft JhengHei" w:hAnsi="Microsoft JhengHei" w:cs="Microsoft JhengHei" w:eastAsia="微軟正黑體"/>
+          <w:b w:val="0"/>
+          <w:color w:val="16202A"/>
+          <w:sz w:val="21"/>
+        </w:rPr>
+        <w:t>畫面頂端是一條 5 步的設定順序軸：確認使用者會打的網址、取得憑證、上傳並檢查、套用、開啟 HSTS。每一步的狀態由系統實際資料算出，標示「已完成」「現在做這步」或「還不能做，要先完成第幾步」，剛接手的人一眼就知道自己卡在哪裡。</w:t>
+      </w:r>
+    </w:p>
+    <w:p>
+      <w:pPr>
+        <w:spacing w:before="0" w:after="160" w:line="384" w:lineRule="auto"/>
+        <w:ind w:firstLine="420"/>
+        <w:jc w:val="both"/>
+      </w:pPr>
+      <w:r>
+        <w:rPr>
+          <w:rFonts w:ascii="Microsoft JhengHei" w:hAnsi="Microsoft JhengHei" w:cs="Microsoft JhengHei" w:eastAsia="微軟正黑體"/>
+          <w:b w:val="0"/>
+          <w:color w:val="16202A"/>
+          <w:sz w:val="21"/>
+        </w:rPr>
+        <w:t>上傳區接受客戶實際會拿到的各種格式，包括 Windows 與 IIS 常用的舊式加密 PFX、分開的憑證與私鑰與中繼憑證（順序不拘）、打開是亂碼的 DER 格式 CER 檔，以及憑證廠商寄來的 P7B。系統在套用之前逐項檢查並以白話說明結果，分成「不能套用」「要注意」「可以套用」三段。例如私鑰與憑證不成對時，畫面直接寫「私鑰和憑證不是同一對」，而不是顯示 OpenSSL 的原始錯誤訊息。</w:t>
+      </w:r>
+    </w:p>
+    <w:p>
+      <w:pPr>
+        <w:keepNext/>
+        <w:spacing w:before="160" w:after="80" w:line="288" w:lineRule="auto"/>
+        <w:jc w:val="center"/>
+      </w:pPr>
+      <w:r>
+        <w:rPr>
+          <w:rFonts w:ascii="Microsoft JhengHei" w:hAnsi="Microsoft JhengHei" w:cs="Microsoft JhengHei" w:eastAsia="微軟正黑體"/>
+          <w:b/>
+          <w:color w:val="3D4B56"/>
+          <w:sz w:val="19"/>
+        </w:rPr>
+        <w:t>表 2-3　匯入前的檢查項目</w:t>
+      </w:r>
+    </w:p>
+    <w:tbl>
+      <w:tblPr>
+        <w:tblW w:type="auto" w:w="0"/>
+        <w:jc w:val="center"/>
+        <w:tblLook w:firstColumn="1" w:firstRow="1" w:lastColumn="0" w:lastRow="0" w:noHBand="0" w:noVBand="1" w:val="04A0"/>
+        <w:tblBorders>
+          <w:top w:val="nil"/>
+          <w:left w:val="nil"/>
+          <w:bottom w:val="single" w:sz="4" w:color="DDE3E8"/>
+          <w:right w:val="nil"/>
+          <w:insideH w:val="single" w:sz="4" w:color="DDE3E8"/>
+          <w:insideV w:val="nil"/>
+        </w:tblBorders>
+        <w:tblCellMar>
+          <w:top w:w="70" w:type="dxa"/>
+          <w:bottom w:w="70" w:type="dxa"/>
+          <w:left w:w="110" w:type="dxa"/>
+          <w:right w:w="110" w:type="dxa"/>
+        </w:tblCellMar>
+      </w:tblPr>
+      <w:tblGrid>
+        <w:gridCol w:w="4649"/>
+        <w:gridCol w:w="4649"/>
+      </w:tblGrid>
+      <w:tr>
+        <w:trPr>
+          <w:tblHeader w:val="true"/>
+          <w:cantSplit/>
+        </w:trPr>
+        <w:tc>
+          <w:tcPr>
+            <w:tcW w:type="dxa" w:w="4649"/>
+            <w:vAlign w:val="center"/>
+            <w:shd w:val="clear" w:color="auto" w:fill="BF181F"/>
+          </w:tcPr>
+          <w:p>
+            <w:pPr>
+              <w:keepNext/>
+              <w:spacing w:before="0" w:after="0" w:line="312" w:lineRule="auto"/>
+            </w:pPr>
+            <w:r>
+              <w:rPr>
+                <w:rFonts w:ascii="Microsoft JhengHei" w:hAnsi="Microsoft JhengHei" w:cs="Microsoft JhengHei" w:eastAsia="微軟正黑體"/>
+                <w:b/>
+                <w:color w:val="FFFFFF"/>
+                <w:sz w:val="19"/>
+              </w:rPr>
+              <w:t>檢查項目</w:t>
+            </w:r>
+          </w:p>
+        </w:tc>
+        <w:tc>
+          <w:tcPr>
+            <w:tcW w:type="dxa" w:w="4649"/>
+            <w:vAlign w:val="center"/>
+            <w:shd w:val="clear" w:color="auto" w:fill="BF181F"/>
+          </w:tcPr>
+          <w:p>
+            <w:pPr>
+              <w:keepNext/>
+              <w:spacing w:before="0" w:after="0" w:line="312" w:lineRule="auto"/>
+            </w:pPr>
+            <w:r>
+              <w:rPr>
+                <w:rFonts w:ascii="Microsoft JhengHei" w:hAnsi="Microsoft JhengHei" w:cs="Microsoft JhengHei" w:eastAsia="微軟正黑體"/>
+                <w:b/>
+                <w:color w:val="FFFFFF"/>
+                <w:sz w:val="19"/>
+              </w:rPr>
+              <w:t>不通過時畫面的說明</w:t>
+            </w:r>
+          </w:p>
+        </w:tc>
+      </w:tr>
+      <w:tr>
+        <w:trPr>
+          <w:cantSplit/>
+        </w:trPr>
+        <w:tc>
+          <w:tcPr>
+            <w:tcW w:type="dxa" w:w="4649"/>
+            <w:vAlign w:val="center"/>
+          </w:tcPr>
+          <w:p>
+            <w:pPr>
+              <w:keepNext/>
+              <w:spacing w:before="0" w:after="0" w:line="312" w:lineRule="auto"/>
+            </w:pPr>
+            <w:r>
+              <w:rPr>
+                <w:rFonts w:ascii="Microsoft JhengHei" w:hAnsi="Microsoft JhengHei" w:cs="Microsoft JhengHei" w:eastAsia="微軟正黑體"/>
+                <w:b w:val="0"/>
+                <w:color w:val="16202A"/>
+                <w:sz w:val="19"/>
+              </w:rPr>
+              <w:t>私鑰與憑證成對</w:t>
+            </w:r>
+          </w:p>
+        </w:tc>
+        <w:tc>
+          <w:tcPr>
+            <w:tcW w:type="dxa" w:w="4649"/>
+            <w:vAlign w:val="center"/>
+          </w:tcPr>
+          <w:p>
+            <w:pPr>
+              <w:keepNext/>
+              <w:spacing w:before="0" w:after="0" w:line="312" w:lineRule="auto"/>
+            </w:pPr>
+            <w:r>
+              <w:rPr>
+                <w:rFonts w:ascii="Microsoft JhengHei" w:hAnsi="Microsoft JhengHei" w:cs="Microsoft JhengHei" w:eastAsia="微軟正黑體"/>
+                <w:b w:val="0"/>
+                <w:color w:val="16202A"/>
+                <w:sz w:val="19"/>
+              </w:rPr>
+              <w:t>私鑰和憑證不是同一對，請確認私鑰就是當初申請這張憑證時產生的那一把</w:t>
+            </w:r>
+          </w:p>
+        </w:tc>
+      </w:tr>
+      <w:tr>
+        <w:trPr>
+          <w:cantSplit/>
+        </w:trPr>
+        <w:tc>
+          <w:tcPr>
+            <w:tcW w:type="dxa" w:w="4649"/>
+            <w:vAlign w:val="center"/>
+          </w:tcPr>
+          <w:p>
+            <w:pPr>
+              <w:keepNext/>
+              <w:spacing w:before="0" w:after="0" w:line="312" w:lineRule="auto"/>
+            </w:pPr>
+            <w:r>
+              <w:rPr>
+                <w:rFonts w:ascii="Microsoft JhengHei" w:hAnsi="Microsoft JhengHei" w:cs="Microsoft JhengHei" w:eastAsia="微軟正黑體"/>
+                <w:b w:val="0"/>
+                <w:color w:val="16202A"/>
+                <w:sz w:val="19"/>
+              </w:rPr>
+              <w:t>效期</w:t>
+            </w:r>
+          </w:p>
+        </w:tc>
+        <w:tc>
+          <w:tcPr>
+            <w:tcW w:type="dxa" w:w="4649"/>
+            <w:vAlign w:val="center"/>
+          </w:tcPr>
+          <w:p>
+            <w:pPr>
+              <w:keepNext/>
+              <w:spacing w:before="0" w:after="0" w:line="312" w:lineRule="auto"/>
+            </w:pPr>
+            <w:r>
+              <w:rPr>
+                <w:rFonts w:ascii="Microsoft JhengHei" w:hAnsi="Microsoft JhengHei" w:cs="Microsoft JhengHei" w:eastAsia="微軟正黑體"/>
+                <w:b w:val="0"/>
+                <w:color w:val="16202A"/>
+                <w:sz w:val="19"/>
+              </w:rPr>
+              <w:t>憑證已在某日過期；剩 30 天內提醒盡快續約</w:t>
+            </w:r>
+          </w:p>
+        </w:tc>
+      </w:tr>
+      <w:tr>
+        <w:trPr>
+          <w:cantSplit/>
+        </w:trPr>
+        <w:tc>
+          <w:tcPr>
+            <w:tcW w:type="dxa" w:w="4649"/>
+            <w:vAlign w:val="center"/>
+          </w:tcPr>
+          <w:p>
+            <w:pPr>
+              <w:keepNext/>
+              <w:spacing w:before="0" w:after="0" w:line="312" w:lineRule="auto"/>
+            </w:pPr>
+            <w:r>
+              <w:rPr>
+                <w:rFonts w:ascii="Microsoft JhengHei" w:hAnsi="Microsoft JhengHei" w:cs="Microsoft JhengHei" w:eastAsia="微軟正黑體"/>
+                <w:b w:val="0"/>
+                <w:color w:val="16202A"/>
+                <w:sz w:val="19"/>
+              </w:rPr>
+              <w:t>網址涵蓋</w:t>
+            </w:r>
+          </w:p>
+        </w:tc>
+        <w:tc>
+          <w:tcPr>
+            <w:tcW w:type="dxa" w:w="4649"/>
+            <w:vAlign w:val="center"/>
+          </w:tcPr>
+          <w:p>
+            <w:pPr>
+              <w:keepNext/>
+              <w:spacing w:before="0" w:after="0" w:line="312" w:lineRule="auto"/>
+            </w:pPr>
+            <w:r>
+              <w:rPr>
+                <w:rFonts w:ascii="Microsoft JhengHei" w:hAnsi="Microsoft JhengHei" w:cs="Microsoft JhengHei" w:eastAsia="微軟正黑體"/>
+                <w:b w:val="0"/>
+                <w:color w:val="16202A"/>
+                <w:sz w:val="19"/>
+              </w:rPr>
+              <w:t>憑證沒有涵蓋哪些網址，使用者用這些網址連線會看到憑證錯誤</w:t>
+            </w:r>
+          </w:p>
+        </w:tc>
+      </w:tr>
+      <w:tr>
+        <w:trPr>
+          <w:cantSplit/>
+        </w:trPr>
+        <w:tc>
+          <w:tcPr>
+            <w:tcW w:type="dxa" w:w="4649"/>
+            <w:vAlign w:val="center"/>
+          </w:tcPr>
+          <w:p>
+            <w:pPr>
+              <w:keepNext/>
+              <w:spacing w:before="0" w:after="0" w:line="312" w:lineRule="auto"/>
+            </w:pPr>
+            <w:r>
+              <w:rPr>
+                <w:rFonts w:ascii="Microsoft JhengHei" w:hAnsi="Microsoft JhengHei" w:cs="Microsoft JhengHei" w:eastAsia="微軟正黑體"/>
+                <w:b w:val="0"/>
+                <w:color w:val="16202A"/>
+                <w:sz w:val="19"/>
+              </w:rPr>
+              <w:t>憑證鏈</w:t>
+            </w:r>
+          </w:p>
+        </w:tc>
+        <w:tc>
+          <w:tcPr>
+            <w:tcW w:type="dxa" w:w="4649"/>
+            <w:vAlign w:val="center"/>
+          </w:tcPr>
+          <w:p>
+            <w:pPr>
+              <w:keepNext/>
+              <w:spacing w:before="0" w:after="0" w:line="312" w:lineRule="auto"/>
+            </w:pPr>
+            <w:r>
+              <w:rPr>
+                <w:rFonts w:ascii="Microsoft JhengHei" w:hAnsi="Microsoft JhengHei" w:cs="Microsoft JhengHei" w:eastAsia="微軟正黑體"/>
+                <w:b w:val="0"/>
+                <w:color w:val="16202A"/>
+                <w:sz w:val="19"/>
+              </w:rPr>
+              <w:t>沒有附上中繼憑證時提醒：電腦瀏覽器會自己補，手機與其他系統可能連不上</w:t>
+            </w:r>
+          </w:p>
+        </w:tc>
+      </w:tr>
+      <w:tr>
+        <w:trPr>
+          <w:cantSplit/>
+        </w:trPr>
+        <w:tc>
+          <w:tcPr>
+            <w:tcW w:type="dxa" w:w="4649"/>
+            <w:vAlign w:val="center"/>
+          </w:tcPr>
+          <w:p>
+            <w:pPr>
+              <w:keepNext/>
+              <w:spacing w:before="0" w:after="0" w:line="312" w:lineRule="auto"/>
+            </w:pPr>
+            <w:r>
+              <w:rPr>
+                <w:rFonts w:ascii="Microsoft JhengHei" w:hAnsi="Microsoft JhengHei" w:cs="Microsoft JhengHei" w:eastAsia="微軟正黑體"/>
+                <w:b w:val="0"/>
+                <w:color w:val="16202A"/>
+                <w:sz w:val="19"/>
+              </w:rPr>
+              <w:t>金鑰強度</w:t>
+            </w:r>
+          </w:p>
+        </w:tc>
+        <w:tc>
+          <w:tcPr>
+            <w:tcW w:type="dxa" w:w="4649"/>
+            <w:vAlign w:val="center"/>
+          </w:tcPr>
+          <w:p>
+            <w:pPr>
+              <w:keepNext/>
+              <w:spacing w:before="0" w:after="0" w:line="312" w:lineRule="auto"/>
+            </w:pPr>
+            <w:r>
+              <w:rPr>
+                <w:rFonts w:ascii="Microsoft JhengHei" w:hAnsi="Microsoft JhengHei" w:cs="Microsoft JhengHei" w:eastAsia="微軟正黑體"/>
+                <w:b w:val="0"/>
+                <w:color w:val="16202A"/>
+                <w:sz w:val="19"/>
+              </w:rPr>
+              <w:t>RSA 低於 2048 或 ECC 低於 256 時擋下</w:t>
+            </w:r>
+          </w:p>
+        </w:tc>
+      </w:tr>
+      <w:tr>
+        <w:trPr>
+          <w:cantSplit/>
+        </w:trPr>
+        <w:tc>
+          <w:tcPr>
+            <w:tcW w:type="dxa" w:w="4649"/>
+            <w:vAlign w:val="center"/>
+          </w:tcPr>
+          <w:p>
+            <w:pPr>
+              <w:spacing w:before="0" w:after="0" w:line="312" w:lineRule="auto"/>
+            </w:pPr>
+            <w:r>
+              <w:rPr>
+                <w:rFonts w:ascii="Microsoft JhengHei" w:hAnsi="Microsoft JhengHei" w:cs="Microsoft JhengHei" w:eastAsia="微軟正黑體"/>
+                <w:b w:val="0"/>
+                <w:color w:val="16202A"/>
+                <w:sz w:val="19"/>
+              </w:rPr>
+              <w:t>自簽憑證</w:t>
+            </w:r>
+          </w:p>
+        </w:tc>
+        <w:tc>
+          <w:tcPr>
+            <w:tcW w:type="dxa" w:w="4649"/>
+            <w:vAlign w:val="center"/>
+          </w:tcPr>
+          <w:p>
+            <w:pPr>
+              <w:spacing w:before="0" w:after="0" w:line="312" w:lineRule="auto"/>
+            </w:pPr>
+            <w:r>
+              <w:rPr>
+                <w:rFonts w:ascii="Microsoft JhengHei" w:hAnsi="Microsoft JhengHei" w:cs="Microsoft JhengHei" w:eastAsia="微軟正黑體"/>
+                <w:b w:val="0"/>
+                <w:color w:val="16202A"/>
+                <w:sz w:val="19"/>
+              </w:rPr>
+              <w:t>提醒瀏覽器會出現安全警告，正式上線應改用廠商或單位 CA 簽發的憑證</w:t>
+            </w:r>
+          </w:p>
+        </w:tc>
+      </w:tr>
+    </w:tbl>
+    <w:p>
+      <w:pPr>
+        <w:spacing w:before="0" w:after="120" w:line="240" w:lineRule="auto"/>
+      </w:pPr>
+    </w:p>
+    <w:p>
+      <w:pPr>
+        <w:spacing w:before="0" w:after="160" w:line="384" w:lineRule="auto"/>
+        <w:ind w:firstLine="420"/>
+        <w:jc w:val="both"/>
+      </w:pPr>
+      <w:r>
+        <w:rPr>
+          <w:rFonts w:ascii="Microsoft JhengHei" w:hAnsi="Microsoft JhengHei" w:cs="Microsoft JhengHei" w:eastAsia="微軟正黑體"/>
+          <w:b/>
+          <w:color w:val="16202A"/>
+          <w:sz w:val="21"/>
+        </w:rPr>
+        <w:t>套用時不重開服務，已連上的使用者不會中斷，新連線立刻使用新憑證。</w:t>
+      </w:r>
+      <w:r>
+        <w:rPr>
+          <w:rFonts w:ascii="Microsoft JhengHei" w:hAnsi="Microsoft JhengHei" w:cs="Microsoft JhengHei" w:eastAsia="微軟正黑體"/>
+          <w:b w:val="0"/>
+          <w:color w:val="16202A"/>
+          <w:sz w:val="21"/>
+        </w:rPr>
+        <w:t xml:space="preserve"> 系統在套用後會實際連自己一次，核對送出的憑證指紋；若不相符就自動換回原本那張。畫面另有「還原上一張」，保留最近十張可隨時換回。</w:t>
+      </w:r>
+    </w:p>
+    <w:p>
+      <w:pPr>
+        <w:spacing w:before="0" w:after="160" w:line="384" w:lineRule="auto"/>
+        <w:ind w:firstLine="420"/>
+        <w:jc w:val="both"/>
+      </w:pPr>
+      <w:r>
+        <w:rPr>
+          <w:rFonts w:ascii="Microsoft JhengHei" w:hAnsi="Microsoft JhengHei" w:cs="Microsoft JhengHei" w:eastAsia="微軟正黑體"/>
+          <w:b w:val="0"/>
+          <w:color w:val="16202A"/>
+          <w:sz w:val="21"/>
+        </w:rPr>
+        <w:t>還沒有憑證的單位，可以直接在頁面上產生憑證簽署請求（CSR）交給憑證廠商。私鑰在伺服器上產生並以 AES-256-GCM 加密保存，從頭到尾不離開伺服器；廠商簽回憑證之後只要上傳憑證，系統會自動對上當初那把私鑰。</w:t>
+      </w:r>
+    </w:p>
+    <w:p>
+      <w:pPr>
+        <w:spacing w:before="0" w:after="160" w:line="384" w:lineRule="auto"/>
+        <w:ind w:firstLine="420"/>
+        <w:jc w:val="both"/>
+      </w:pPr>
+      <w:r>
+        <w:rPr>
+          <w:rFonts w:ascii="Microsoft JhengHei" w:hAnsi="Microsoft JhengHei" w:cs="Microsoft JhengHei" w:eastAsia="微軟正黑體"/>
+          <w:b w:val="0"/>
+          <w:color w:val="16202A"/>
+          <w:sz w:val="21"/>
+        </w:rPr>
+        <w:t>HSTS 讓瀏覽器以後一律走 HTTPS。這個開關只在正式憑證套用之後才能開啟：若在暫用自簽憑證下開啟，日後憑證一出問題，使用者連「略過警告」的選項都沒有。憑證剩 30、14、7、1 天時各記一次到期提醒，剩 7 天內每一頁的頂端都會出現提醒列。</w:t>
+      </w:r>
+    </w:p>
+    <w:p>
+      <w:pPr>
+        <w:spacing w:before="0" w:after="160" w:line="384" w:lineRule="auto"/>
+        <w:ind w:firstLine="420"/>
+        <w:jc w:val="both"/>
+      </w:pPr>
+      <w:r>
+        <w:rPr>
+          <w:rFonts w:ascii="Microsoft JhengHei" w:hAnsi="Microsoft JhengHei" w:cs="Microsoft JhengHei" w:eastAsia="微軟正黑體"/>
+          <w:b w:val="0"/>
+          <w:color w:val="16202A"/>
+          <w:sz w:val="21"/>
+        </w:rPr>
+        <w:t xml:space="preserve">有人用 </w:t>
+      </w:r>
+      <w:r>
+        <w:rPr>
+          <w:rFonts w:ascii="Consolas" w:hAnsi="Consolas" w:cs="Consolas" w:eastAsia="微軟正黑體"/>
+          <w:b w:val="0"/>
+          <w:color w:val="3D4B56"/>
+          <w:sz w:val="20"/>
+        </w:rPr>
+        <w:t>http://</w:t>
+      </w:r>
+      <w:r>
+        <w:rPr>
+          <w:rFonts w:ascii="Microsoft JhengHei" w:hAnsi="Microsoft JhengHei" w:cs="Microsoft JhengHei" w:eastAsia="微軟正黑體"/>
+          <w:b w:val="0"/>
+          <w:color w:val="16202A"/>
+          <w:sz w:val="21"/>
+        </w:rPr>
+        <w:t xml:space="preserve"> 打到主控台的埠時，系統回 308 轉到 </w:t>
+      </w:r>
+      <w:r>
+        <w:rPr>
+          <w:rFonts w:ascii="Consolas" w:hAnsi="Consolas" w:cs="Consolas" w:eastAsia="微軟正黑體"/>
+          <w:b w:val="0"/>
+          <w:color w:val="3D4B56"/>
+          <w:sz w:val="20"/>
+        </w:rPr>
+        <w:t>https://</w:t>
+      </w:r>
+      <w:r>
+        <w:rPr>
+          <w:rFonts w:ascii="Microsoft JhengHei" w:hAnsi="Microsoft JhengHei" w:cs="Microsoft JhengHei" w:eastAsia="微軟正黑體"/>
+          <w:b w:val="0"/>
+          <w:color w:val="16202A"/>
+          <w:sz w:val="21"/>
+        </w:rPr>
+        <w:t xml:space="preserve"> 的同一個網址；用 308 而不用 301，是為了讓 POST 請求在轉址之後仍是 POST。</w:t>
+      </w:r>
+    </w:p>
+    <w:p>
+      <w:bookmarkStart w:id="40" w:name="h_97ee9be5f6"/>
+      <w:pPr>
+        <w:keepNext/>
+        <w:spacing w:before="280" w:after="120" w:line="300" w:lineRule="auto"/>
+      </w:pPr>
+      <w:r>
+        <w:rPr>
+          <w:rFonts w:ascii="Microsoft JhengHei" w:hAnsi="Microsoft JhengHei" w:cs="Microsoft JhengHei" w:eastAsia="微軟正黑體"/>
+          <w:b/>
+          <w:color w:val="BF181F"/>
+          <w:sz w:val="26"/>
+        </w:rPr>
+        <w:t>2.8　服務使用報告</w:t>
+      </w:r>
+      <w:bookmarkEnd w:id="40"/>
+    </w:p>
+    <w:p>
+      <w:pPr>
+        <w:spacing w:before="0" w:after="160" w:line="384" w:lineRule="auto"/>
+        <w:ind w:firstLine="420"/>
+        <w:jc w:val="both"/>
+      </w:pPr>
+      <w:r>
+        <w:rPr>
+          <w:rFonts w:ascii="Microsoft JhengHei" w:hAnsi="Microsoft JhengHei" w:cs="Microsoft JhengHei" w:eastAsia="微軟正黑體"/>
+          <w:b w:val="0"/>
+          <w:color w:val="16202A"/>
+          <w:sz w:val="21"/>
+        </w:rPr>
+        <w:t>主管要知道這套系統有沒有在用、設備有沒有被用到、有沒有出過問題時，答案不應該靠工程師手抄。xConsole 每 5 分鐘記錄一次各機狀態，並把每一次操作寫進稽核紀錄；服務使用報告的所有數字都從這兩份資料直接計算，在主控台上都能逐筆查到。</w:t>
+      </w:r>
+    </w:p>
+    <w:p>
+      <w:pPr>
+        <w:keepNext/>
+        <w:spacing w:before="160" w:after="80" w:line="288" w:lineRule="auto"/>
+        <w:jc w:val="center"/>
+      </w:pPr>
+      <w:r>
+        <w:rPr>
+          <w:rFonts w:ascii="Microsoft JhengHei" w:hAnsi="Microsoft JhengHei" w:cs="Microsoft JhengHei" w:eastAsia="微軟正黑體"/>
+          <w:b/>
+          <w:color w:val="3D4B56"/>
+          <w:sz w:val="19"/>
+        </w:rPr>
+        <w:t>表 2-4　服務使用報告的六個區塊</w:t>
+      </w:r>
+    </w:p>
+    <w:tbl>
+      <w:tblPr>
+        <w:tblW w:type="auto" w:w="0"/>
+        <w:jc w:val="center"/>
+        <w:tblLook w:firstColumn="1" w:firstRow="1" w:lastColumn="0" w:lastRow="0" w:noHBand="0" w:noVBand="1" w:val="04A0"/>
+        <w:tblBorders>
+          <w:top w:val="nil"/>
+          <w:left w:val="nil"/>
+          <w:bottom w:val="single" w:sz="4" w:color="DDE3E8"/>
+          <w:right w:val="nil"/>
+          <w:insideH w:val="single" w:sz="4" w:color="DDE3E8"/>
+          <w:insideV w:val="nil"/>
+        </w:tblBorders>
+        <w:tblCellMar>
+          <w:top w:w="70" w:type="dxa"/>
+          <w:bottom w:w="70" w:type="dxa"/>
+          <w:left w:w="110" w:type="dxa"/>
+          <w:right w:w="110" w:type="dxa"/>
+        </w:tblCellMar>
+      </w:tblPr>
+      <w:tblGrid>
+        <w:gridCol w:w="3099"/>
+        <w:gridCol w:w="3099"/>
+        <w:gridCol w:w="3099"/>
+      </w:tblGrid>
+      <w:tr>
+        <w:trPr>
+          <w:tblHeader w:val="true"/>
+          <w:cantSplit/>
+        </w:trPr>
+        <w:tc>
+          <w:tcPr>
+            <w:tcW w:type="dxa" w:w="3099"/>
+            <w:vAlign w:val="center"/>
+            <w:shd w:val="clear" w:color="auto" w:fill="BF181F"/>
+          </w:tcPr>
+          <w:p>
+            <w:pPr>
+              <w:keepNext/>
+              <w:spacing w:before="0" w:after="0" w:line="312" w:lineRule="auto"/>
+            </w:pPr>
+            <w:r>
+              <w:rPr>
+                <w:rFonts w:ascii="Microsoft JhengHei" w:hAnsi="Microsoft JhengHei" w:cs="Microsoft JhengHei" w:eastAsia="微軟正黑體"/>
+                <w:b/>
+                <w:color w:val="FFFFFF"/>
+                <w:sz w:val="19"/>
+              </w:rPr>
+              <w:t>區塊</w:t>
+            </w:r>
+          </w:p>
+        </w:tc>
+        <w:tc>
+          <w:tcPr>
+            <w:tcW w:type="dxa" w:w="3099"/>
+            <w:vAlign w:val="center"/>
+            <w:shd w:val="clear" w:color="auto" w:fill="BF181F"/>
+          </w:tcPr>
+          <w:p>
+            <w:pPr>
+              <w:keepNext/>
+              <w:spacing w:before="0" w:after="0" w:line="312" w:lineRule="auto"/>
+            </w:pPr>
+            <w:r>
+              <w:rPr>
+                <w:rFonts w:ascii="Microsoft JhengHei" w:hAnsi="Microsoft JhengHei" w:cs="Microsoft JhengHei" w:eastAsia="微軟正黑體"/>
+                <w:b/>
+                <w:color w:val="FFFFFF"/>
+                <w:sz w:val="19"/>
+              </w:rPr>
+              <w:t>回答的問題</w:t>
+            </w:r>
+          </w:p>
+        </w:tc>
+        <w:tc>
+          <w:tcPr>
+            <w:tcW w:type="dxa" w:w="3099"/>
+            <w:vAlign w:val="center"/>
+            <w:shd w:val="clear" w:color="auto" w:fill="BF181F"/>
+          </w:tcPr>
+          <w:p>
+            <w:pPr>
+              <w:keepNext/>
+              <w:spacing w:before="0" w:after="0" w:line="312" w:lineRule="auto"/>
+            </w:pPr>
+            <w:r>
+              <w:rPr>
+                <w:rFonts w:ascii="Microsoft JhengHei" w:hAnsi="Microsoft JhengHei" w:cs="Microsoft JhengHei" w:eastAsia="微軟正黑體"/>
+                <w:b/>
+                <w:color w:val="FFFFFF"/>
+                <w:sz w:val="19"/>
+              </w:rPr>
+              <w:t>資料來源</w:t>
+            </w:r>
+          </w:p>
+        </w:tc>
+      </w:tr>
+      <w:tr>
+        <w:trPr>
+          <w:cantSplit/>
+        </w:trPr>
+        <w:tc>
+          <w:tcPr>
+            <w:tcW w:type="dxa" w:w="3099"/>
+            <w:vAlign w:val="center"/>
+          </w:tcPr>
+          <w:p>
+            <w:pPr>
+              <w:keepNext/>
+              <w:spacing w:before="0" w:after="0" w:line="312" w:lineRule="auto"/>
+            </w:pPr>
+            <w:r>
+              <w:rPr>
+                <w:rFonts w:ascii="Microsoft JhengHei" w:hAnsi="Microsoft JhengHei" w:cs="Microsoft JhengHei" w:eastAsia="微軟正黑體"/>
+                <w:b w:val="0"/>
+                <w:color w:val="16202A"/>
+                <w:sz w:val="19"/>
+              </w:rPr>
+              <w:t>誰在用</w:t>
+            </w:r>
+          </w:p>
+        </w:tc>
+        <w:tc>
+          <w:tcPr>
+            <w:tcW w:type="dxa" w:w="3099"/>
+            <w:vAlign w:val="center"/>
+          </w:tcPr>
+          <w:p>
+            <w:pPr>
+              <w:keepNext/>
+              <w:spacing w:before="0" w:after="0" w:line="312" w:lineRule="auto"/>
+            </w:pPr>
+            <w:r>
+              <w:rPr>
+                <w:rFonts w:ascii="Microsoft JhengHei" w:hAnsi="Microsoft JhengHei" w:cs="Microsoft JhengHei" w:eastAsia="微軟正黑體"/>
+                <w:b w:val="0"/>
+                <w:color w:val="16202A"/>
+                <w:sz w:val="19"/>
+              </w:rPr>
+              <w:t>多少次登入、多少次操作、哪些帳號</w:t>
+            </w:r>
+          </w:p>
+        </w:tc>
+        <w:tc>
+          <w:tcPr>
+            <w:tcW w:type="dxa" w:w="3099"/>
+            <w:vAlign w:val="center"/>
+          </w:tcPr>
+          <w:p>
+            <w:pPr>
+              <w:keepNext/>
+              <w:spacing w:before="0" w:after="0" w:line="312" w:lineRule="auto"/>
+            </w:pPr>
+            <w:r>
+              <w:rPr>
+                <w:rFonts w:ascii="Microsoft JhengHei" w:hAnsi="Microsoft JhengHei" w:cs="Microsoft JhengHei" w:eastAsia="微軟正黑體"/>
+                <w:b w:val="0"/>
+                <w:color w:val="16202A"/>
+                <w:sz w:val="19"/>
+              </w:rPr>
+              <w:t>稽核紀錄</w:t>
+            </w:r>
+          </w:p>
+        </w:tc>
+      </w:tr>
+      <w:tr>
+        <w:trPr>
+          <w:cantSplit/>
+        </w:trPr>
+        <w:tc>
+          <w:tcPr>
+            <w:tcW w:type="dxa" w:w="3099"/>
+            <w:vAlign w:val="center"/>
+          </w:tcPr>
+          <w:p>
+            <w:pPr>
+              <w:keepNext/>
+              <w:spacing w:before="0" w:after="0" w:line="312" w:lineRule="auto"/>
+            </w:pPr>
+            <w:r>
+              <w:rPr>
+                <w:rFonts w:ascii="Microsoft JhengHei" w:hAnsi="Microsoft JhengHei" w:cs="Microsoft JhengHei" w:eastAsia="微軟正黑體"/>
+                <w:b w:val="0"/>
+                <w:color w:val="16202A"/>
+                <w:sz w:val="19"/>
+              </w:rPr>
+              <w:t>用了多少電</w:t>
+            </w:r>
+          </w:p>
+        </w:tc>
+        <w:tc>
+          <w:tcPr>
+            <w:tcW w:type="dxa" w:w="3099"/>
+            <w:vAlign w:val="center"/>
+          </w:tcPr>
+          <w:p>
+            <w:pPr>
+              <w:keepNext/>
+              <w:spacing w:before="0" w:after="0" w:line="312" w:lineRule="auto"/>
+            </w:pPr>
+            <w:r>
+              <w:rPr>
+                <w:rFonts w:ascii="Microsoft JhengHei" w:hAnsi="Microsoft JhengHei" w:cs="Microsoft JhengHei" w:eastAsia="微軟正黑體"/>
+                <w:b w:val="0"/>
+                <w:color w:val="16202A"/>
+                <w:sz w:val="19"/>
+              </w:rPr>
+              <w:t>GPU 晶片本期耗電度數（設定電價後換算金額）</w:t>
+            </w:r>
+          </w:p>
+        </w:tc>
+        <w:tc>
+          <w:tcPr>
+            <w:tcW w:type="dxa" w:w="3099"/>
+            <w:vAlign w:val="center"/>
+          </w:tcPr>
+          <w:p>
+            <w:pPr>
+              <w:keepNext/>
+              <w:spacing w:before="0" w:after="0" w:line="312" w:lineRule="auto"/>
+            </w:pPr>
+            <w:r>
+              <w:rPr>
+                <w:rFonts w:ascii="Microsoft JhengHei" w:hAnsi="Microsoft JhengHei" w:cs="Microsoft JhengHei" w:eastAsia="微軟正黑體"/>
+                <w:b w:val="0"/>
+                <w:color w:val="16202A"/>
+                <w:sz w:val="19"/>
+              </w:rPr>
+              <w:t>每 5 分鐘取樣的 GPU 功耗</w:t>
+            </w:r>
+          </w:p>
+        </w:tc>
+      </w:tr>
+      <w:tr>
+        <w:trPr>
+          <w:cantSplit/>
+        </w:trPr>
+        <w:tc>
+          <w:tcPr>
+            <w:tcW w:type="dxa" w:w="3099"/>
+            <w:vAlign w:val="center"/>
+          </w:tcPr>
+          <w:p>
+            <w:pPr>
+              <w:keepNext/>
+              <w:spacing w:before="0" w:after="0" w:line="312" w:lineRule="auto"/>
+            </w:pPr>
+            <w:r>
+              <w:rPr>
+                <w:rFonts w:ascii="Microsoft JhengHei" w:hAnsi="Microsoft JhengHei" w:cs="Microsoft JhengHei" w:eastAsia="微軟正黑體"/>
+                <w:b w:val="0"/>
+                <w:color w:val="16202A"/>
+                <w:sz w:val="19"/>
+              </w:rPr>
+              <w:t>地端處理了多少</w:t>
+            </w:r>
+          </w:p>
+        </w:tc>
+        <w:tc>
+          <w:tcPr>
+            <w:tcW w:type="dxa" w:w="3099"/>
+            <w:vAlign w:val="center"/>
+          </w:tcPr>
+          <w:p>
+            <w:pPr>
+              <w:keepNext/>
+              <w:spacing w:before="0" w:after="0" w:line="312" w:lineRule="auto"/>
+            </w:pPr>
+            <w:r>
+              <w:rPr>
+                <w:rFonts w:ascii="Microsoft JhengHei" w:hAnsi="Microsoft JhengHei" w:cs="Microsoft JhengHei" w:eastAsia="微軟正黑體"/>
+                <w:b w:val="0"/>
+                <w:color w:val="16202A"/>
+                <w:sz w:val="19"/>
+              </w:rPr>
+              <w:t>請求數、匯入與生成的 token 量、快取命中率</w:t>
+            </w:r>
+          </w:p>
+        </w:tc>
+        <w:tc>
+          <w:tcPr>
+            <w:tcW w:type="dxa" w:w="3099"/>
+            <w:vAlign w:val="center"/>
+          </w:tcPr>
+          <w:p>
+            <w:pPr>
+              <w:keepNext/>
+              <w:spacing w:before="0" w:after="0" w:line="312" w:lineRule="auto"/>
+            </w:pPr>
+            <w:r>
+              <w:rPr>
+                <w:rFonts w:ascii="Microsoft JhengHei" w:hAnsi="Microsoft JhengHei" w:cs="Microsoft JhengHei" w:eastAsia="微軟正黑體"/>
+                <w:b w:val="0"/>
+                <w:color w:val="16202A"/>
+                <w:sz w:val="19"/>
+              </w:rPr>
+              <w:t>各機引擎的請求記錄累計值</w:t>
+            </w:r>
+          </w:p>
+        </w:tc>
+      </w:tr>
+      <w:tr>
+        <w:trPr>
+          <w:cantSplit/>
+        </w:trPr>
+        <w:tc>
+          <w:tcPr>
+            <w:tcW w:type="dxa" w:w="3099"/>
+            <w:vAlign w:val="center"/>
+          </w:tcPr>
+          <w:p>
+            <w:pPr>
+              <w:keepNext/>
+              <w:spacing w:before="0" w:after="0" w:line="312" w:lineRule="auto"/>
+            </w:pPr>
+            <w:r>
+              <w:rPr>
+                <w:rFonts w:ascii="Microsoft JhengHei" w:hAnsi="Microsoft JhengHei" w:cs="Microsoft JhengHei" w:eastAsia="微軟正黑體"/>
+                <w:b w:val="0"/>
+                <w:color w:val="16202A"/>
+                <w:sz w:val="19"/>
+              </w:rPr>
+              <w:t>設備有沒有用到</w:t>
+            </w:r>
+          </w:p>
+        </w:tc>
+        <w:tc>
+          <w:tcPr>
+            <w:tcW w:type="dxa" w:w="3099"/>
+            <w:vAlign w:val="center"/>
+          </w:tcPr>
+          <w:p>
+            <w:pPr>
+              <w:keepNext/>
+              <w:spacing w:before="0" w:after="0" w:line="312" w:lineRule="auto"/>
+            </w:pPr>
+            <w:r>
+              <w:rPr>
+                <w:rFonts w:ascii="Microsoft JhengHei" w:hAnsi="Microsoft JhengHei" w:cs="Microsoft JhengHei" w:eastAsia="微軟正黑體"/>
+                <w:b w:val="0"/>
+                <w:color w:val="16202A"/>
+                <w:sz w:val="19"/>
+              </w:rPr>
+              <w:t>各機在線比例、記憶體池平均與峰值、系統記憶體最低剩餘</w:t>
+            </w:r>
+          </w:p>
+        </w:tc>
+        <w:tc>
+          <w:tcPr>
+            <w:tcW w:type="dxa" w:w="3099"/>
+            <w:vAlign w:val="center"/>
+          </w:tcPr>
+          <w:p>
+            <w:pPr>
+              <w:keepNext/>
+              <w:spacing w:before="0" w:after="0" w:line="312" w:lineRule="auto"/>
+            </w:pPr>
+            <w:r>
+              <w:rPr>
+                <w:rFonts w:ascii="Microsoft JhengHei" w:hAnsi="Microsoft JhengHei" w:cs="Microsoft JhengHei" w:eastAsia="微軟正黑體"/>
+                <w:b w:val="0"/>
+                <w:color w:val="16202A"/>
+                <w:sz w:val="19"/>
+              </w:rPr>
+              <w:t>每 5 分鐘取樣</w:t>
+            </w:r>
+          </w:p>
+        </w:tc>
+      </w:tr>
+      <w:tr>
+        <w:trPr>
+          <w:cantSplit/>
+        </w:trPr>
+        <w:tc>
+          <w:tcPr>
+            <w:tcW w:type="dxa" w:w="3099"/>
+            <w:vAlign w:val="center"/>
+          </w:tcPr>
+          <w:p>
+            <w:pPr>
+              <w:keepNext/>
+              <w:spacing w:before="0" w:after="0" w:line="312" w:lineRule="auto"/>
+            </w:pPr>
+            <w:r>
+              <w:rPr>
+                <w:rFonts w:ascii="Microsoft JhengHei" w:hAnsi="Microsoft JhengHei" w:cs="Microsoft JhengHei" w:eastAsia="微軟正黑體"/>
+                <w:b w:val="0"/>
+                <w:color w:val="16202A"/>
+                <w:sz w:val="19"/>
+              </w:rPr>
+              <w:t>連線與操作安不安全</w:t>
+            </w:r>
+          </w:p>
+        </w:tc>
+        <w:tc>
+          <w:tcPr>
+            <w:tcW w:type="dxa" w:w="3099"/>
+            <w:vAlign w:val="center"/>
+          </w:tcPr>
+          <w:p>
+            <w:pPr>
+              <w:keepNext/>
+              <w:spacing w:before="0" w:after="0" w:line="312" w:lineRule="auto"/>
+            </w:pPr>
+            <w:r>
+              <w:rPr>
+                <w:rFonts w:ascii="Microsoft JhengHei" w:hAnsi="Microsoft JhengHei" w:cs="Microsoft JhengHei" w:eastAsia="微軟正黑體"/>
+                <w:b w:val="0"/>
+                <w:color w:val="16202A"/>
+                <w:sz w:val="19"/>
+              </w:rPr>
+              <w:t>憑證狀態、各機代理是否已建立信任、准入擋下與強制略過次數</w:t>
+            </w:r>
+          </w:p>
+        </w:tc>
+        <w:tc>
+          <w:tcPr>
+            <w:tcW w:type="dxa" w:w="3099"/>
+            <w:vAlign w:val="center"/>
+          </w:tcPr>
+          <w:p>
+            <w:pPr>
+              <w:keepNext/>
+              <w:spacing w:before="0" w:after="0" w:line="312" w:lineRule="auto"/>
+            </w:pPr>
+            <w:r>
+              <w:rPr>
+                <w:rFonts w:ascii="Microsoft JhengHei" w:hAnsi="Microsoft JhengHei" w:cs="Microsoft JhengHei" w:eastAsia="微軟正黑體"/>
+                <w:b w:val="0"/>
+                <w:color w:val="16202A"/>
+                <w:sz w:val="19"/>
+              </w:rPr>
+              <w:t>憑證管理與稽核紀錄</w:t>
+            </w:r>
+          </w:p>
+        </w:tc>
+      </w:tr>
+      <w:tr>
+        <w:trPr>
+          <w:cantSplit/>
+        </w:trPr>
+        <w:tc>
+          <w:tcPr>
+            <w:tcW w:type="dxa" w:w="3099"/>
+            <w:vAlign w:val="center"/>
+          </w:tcPr>
+          <w:p>
+            <w:pPr>
+              <w:spacing w:before="0" w:after="0" w:line="312" w:lineRule="auto"/>
+            </w:pPr>
+            <w:r>
+              <w:rPr>
+                <w:rFonts w:ascii="Microsoft JhengHei" w:hAnsi="Microsoft JhengHei" w:cs="Microsoft JhengHei" w:eastAsia="微軟正黑體"/>
+                <w:b w:val="0"/>
+                <w:color w:val="16202A"/>
+                <w:sz w:val="19"/>
+              </w:rPr>
+              <w:t>系統健不健康</w:t>
+            </w:r>
+          </w:p>
+        </w:tc>
+        <w:tc>
+          <w:tcPr>
+            <w:tcW w:type="dxa" w:w="3099"/>
+            <w:vAlign w:val="center"/>
+          </w:tcPr>
+          <w:p>
+            <w:pPr>
+              <w:spacing w:before="0" w:after="0" w:line="312" w:lineRule="auto"/>
+            </w:pPr>
+            <w:r>
+              <w:rPr>
+                <w:rFonts w:ascii="Microsoft JhengHei" w:hAnsi="Microsoft JhengHei" w:cs="Microsoft JhengHei" w:eastAsia="微軟正黑體"/>
+                <w:b w:val="0"/>
+                <w:color w:val="16202A"/>
+                <w:sz w:val="19"/>
+              </w:rPr>
+              <w:t>待處理事項清單</w:t>
+            </w:r>
+          </w:p>
+        </w:tc>
+        <w:tc>
+          <w:tcPr>
+            <w:tcW w:type="dxa" w:w="3099"/>
+            <w:vAlign w:val="center"/>
+          </w:tcPr>
+          <w:p>
+            <w:pPr>
+              <w:spacing w:before="0" w:after="0" w:line="312" w:lineRule="auto"/>
+            </w:pPr>
+            <w:r>
+              <w:rPr>
+                <w:rFonts w:ascii="Microsoft JhengHei" w:hAnsi="Microsoft JhengHei" w:cs="Microsoft JhengHei" w:eastAsia="微軟正黑體"/>
+                <w:b w:val="0"/>
+                <w:color w:val="16202A"/>
+                <w:sz w:val="19"/>
+              </w:rPr>
+              <w:t>以上全部</w:t>
+            </w:r>
+          </w:p>
+        </w:tc>
+      </w:tr>
+    </w:tbl>
+    <w:p>
+      <w:pPr>
+        <w:spacing w:before="0" w:after="120" w:line="240" w:lineRule="auto"/>
+      </w:pPr>
+    </w:p>
+    <w:p>
+      <w:pPr>
+        <w:spacing w:before="0" w:after="160" w:line="384" w:lineRule="auto"/>
+        <w:ind w:firstLine="420"/>
+        <w:jc w:val="both"/>
+      </w:pPr>
+      <w:r>
+        <w:rPr>
+          <w:rFonts w:ascii="Microsoft JhengHei" w:hAnsi="Microsoft JhengHei" w:cs="Microsoft JhengHei" w:eastAsia="微軟正黑體"/>
+          <w:b w:val="0"/>
+          <w:color w:val="16202A"/>
+          <w:sz w:val="21"/>
+        </w:rPr>
+        <w:t>估算值一律連同假設一起呈現。用電量只含 GPU 晶片自己回報的功耗，不含 CPU、記憶體與空調，報告裡會寫明；電價與雲端參考單價沒有設定時，報告只列度數與 token 量，不自行補一個數字去換算金額。</w:t>
+      </w:r>
+    </w:p>
+    <w:p>
+      <w:pPr>
+        <w:spacing w:before="0" w:after="160" w:line="384" w:lineRule="auto"/>
+        <w:ind w:firstLine="420"/>
+        <w:jc w:val="both"/>
+      </w:pPr>
+      <w:r>
+        <w:rPr>
+          <w:rFonts w:ascii="Microsoft JhengHei" w:hAnsi="Microsoft JhengHei" w:cs="Microsoft JhengHei" w:eastAsia="微軟正黑體"/>
+          <w:b w:val="0"/>
+          <w:color w:val="16202A"/>
+          <w:sz w:val="21"/>
+        </w:rPr>
+        <w:t>報告會揭露系統自己的問題。2026/10/22 第一次產出時，系統即列出三項待處理事項：.26 的系統記憶體曾低於安全底線、主控台仍使用暫用自簽憑證、.26 的抓料瀏覽器服務一直停在啟動中。</w:t>
+      </w:r>
+    </w:p>
+    <w:p>
+      <w:pPr>
+        <w:spacing w:before="0" w:after="160" w:line="384" w:lineRule="auto"/>
+        <w:ind w:firstLine="420"/>
+        <w:jc w:val="both"/>
+      </w:pPr>
+      <w:r>
+        <w:rPr>
+          <w:rFonts w:ascii="Microsoft JhengHei" w:hAnsi="Microsoft JhengHei" w:cs="Microsoft JhengHei" w:eastAsia="微軟正黑體"/>
+          <w:b w:val="0"/>
+          <w:color w:val="16202A"/>
+          <w:sz w:val="21"/>
+        </w:rPr>
+        <w:t>管理者可以在網頁上直接檢視近 7、30、90 天的數字並下載原始資料；要產出給主管看的 Word 月報，在有原始碼的電腦上執行一行指令即可，產生器會自動畫圖、組文件、轉 PDF 回填目錄頁碼並驗證內容。</w:t>
+      </w:r>
+    </w:p>
+    <w:p>
+      <w:bookmarkStart w:id="41" w:name="h_c69ffed0e7"/>
+      <w:pPr>
+        <w:keepNext/>
+        <w:spacing w:before="280" w:after="120" w:line="300" w:lineRule="auto"/>
+      </w:pPr>
+      <w:r>
+        <w:rPr>
+          <w:rFonts w:ascii="Microsoft JhengHei" w:hAnsi="Microsoft JhengHei" w:cs="Microsoft JhengHei" w:eastAsia="微軟正黑體"/>
+          <w:b/>
+          <w:color w:val="BF181F"/>
+          <w:sz w:val="26"/>
+        </w:rPr>
+        <w:t>2.9　帳號與操作紀錄</w:t>
+      </w:r>
+      <w:bookmarkEnd w:id="41"/>
+    </w:p>
+    <w:p>
+      <w:pPr>
+        <w:spacing w:before="0" w:after="160" w:line="384" w:lineRule="auto"/>
+        <w:ind w:firstLine="420"/>
+        <w:jc w:val="both"/>
+      </w:pPr>
+      <w:r>
+        <w:rPr>
+          <w:rFonts w:ascii="Microsoft JhengHei" w:hAnsi="Microsoft JhengHei" w:cs="Microsoft JhengHei" w:eastAsia="微軟正黑體"/>
+          <w:b w:val="0"/>
+          <w:color w:val="16202A"/>
+          <w:sz w:val="21"/>
+        </w:rPr>
+        <w:t>登入採帳號加密碼，密碼以 PBKDF2-SHA256（200,000 輪）加鹽雜湊後存檔。管理者可以在網頁上自行變更密碼，變更後所有已登入的裝置都會被登出。</w:t>
+      </w:r>
+    </w:p>
+    <w:p>
+      <w:pPr>
+        <w:spacing w:before="0" w:after="160" w:line="384" w:lineRule="auto"/>
+        <w:ind w:firstLine="420"/>
+        <w:jc w:val="both"/>
+      </w:pPr>
+      <w:r>
+        <w:rPr>
+          <w:rFonts w:ascii="Microsoft JhengHei" w:hAnsi="Microsoft JhengHei" w:cs="Microsoft JhengHei" w:eastAsia="微軟正黑體"/>
+          <w:b w:val="0"/>
+          <w:color w:val="16202A"/>
+          <w:sz w:val="21"/>
+        </w:rPr>
+        <w:t>所有啟動、停止、更換模型、切換情境、更換憑證的操作，都會記下是誰、何時、從哪台電腦、做了什麼、結果如何。寫入紀錄之前一律經過同一支遮罩程式，密碼、私鑰、權杖與 PFX 內容都不會進入紀錄，憑證只記錄指紋。</w:t>
+      </w:r>
+    </w:p>
+    <w:p>
+      <w:bookmarkStart w:id="42" w:name="h_33dc9bc1ba"/>
       <w:pPr>
         <w:keepNext/>
         <w:pageBreakBefore/>
@@ -3582,7 +4960,7 @@
         </w:rPr>
         <w:t>第三章　三種記憶體架構</w:t>
       </w:r>
-      <w:bookmarkEnd w:id="36"/>
+      <w:bookmarkEnd w:id="42"/>
     </w:p>
     <w:p>
       <w:pPr>
@@ -3737,6 +5115,9 @@
         </w:tc>
       </w:tr>
       <w:tr>
+        <w:trPr>
+          <w:cantSplit/>
+        </w:trPr>
         <w:tc>
           <w:tcPr>
             <w:tcW w:type="dxa" w:w="2324"/>
@@ -3823,6 +5204,9 @@
         </w:tc>
       </w:tr>
       <w:tr>
+        <w:trPr>
+          <w:cantSplit/>
+        </w:trPr>
         <w:tc>
           <w:tcPr>
             <w:tcW w:type="dxa" w:w="2324"/>
@@ -3909,6 +5293,9 @@
         </w:tc>
       </w:tr>
       <w:tr>
+        <w:trPr>
+          <w:cantSplit/>
+        </w:trPr>
         <w:tc>
           <w:tcPr>
             <w:tcW w:type="dxa" w:w="2324"/>
@@ -4097,7 +5484,7 @@
       </w:r>
     </w:p>
     <w:p>
-      <w:bookmarkStart w:id="37" w:name="h_9e5b0fee4d"/>
+      <w:bookmarkStart w:id="43" w:name="h_9e5b0fee4d"/>
       <w:pPr>
         <w:keepNext/>
         <w:pageBreakBefore/>
@@ -4112,10 +5499,10 @@
         </w:rPr>
         <w:t>第四章　部署模式</w:t>
       </w:r>
-      <w:bookmarkEnd w:id="37"/>
+      <w:bookmarkEnd w:id="43"/>
     </w:p>
     <w:p>
-      <w:bookmarkStart w:id="38" w:name="h_817810ea2e"/>
+      <w:bookmarkStart w:id="44" w:name="h_817810ea2e"/>
       <w:pPr>
         <w:keepNext/>
         <w:spacing w:before="280" w:after="120" w:line="300" w:lineRule="auto"/>
@@ -4129,7 +5516,7 @@
         </w:rPr>
         <w:t>4.1　單機模式</w:t>
       </w:r>
-      <w:bookmarkEnd w:id="38"/>
+      <w:bookmarkEnd w:id="44"/>
     </w:p>
     <w:p>
       <w:pPr>
@@ -4148,7 +5535,7 @@
       </w:r>
     </w:p>
     <w:p>
-      <w:bookmarkStart w:id="39" w:name="h_77155e4bfd"/>
+      <w:bookmarkStart w:id="45" w:name="h_77155e4bfd"/>
       <w:pPr>
         <w:keepNext/>
         <w:spacing w:before="280" w:after="120" w:line="300" w:lineRule="auto"/>
@@ -4162,7 +5549,7 @@
         </w:rPr>
         <w:t>4.2　多機模式</w:t>
       </w:r>
-      <w:bookmarkEnd w:id="39"/>
+      <w:bookmarkEnd w:id="45"/>
     </w:p>
     <w:p>
       <w:pPr>
@@ -4181,7 +5568,7 @@
       </w:r>
     </w:p>
     <w:p>
-      <w:bookmarkStart w:id="40" w:name="h_028cb18487"/>
+      <w:bookmarkStart w:id="46" w:name="h_028cb18487"/>
       <w:pPr>
         <w:keepNext/>
         <w:spacing w:before="280" w:after="120" w:line="300" w:lineRule="auto"/>
@@ -4195,7 +5582,7 @@
         </w:rPr>
         <w:t>4.3　目前的部署狀態</w:t>
       </w:r>
-      <w:bookmarkEnd w:id="40"/>
+      <w:bookmarkEnd w:id="46"/>
     </w:p>
     <w:p>
       <w:pPr>
@@ -4334,6 +5721,9 @@
         </w:tc>
       </w:tr>
       <w:tr>
+        <w:trPr>
+          <w:cantSplit/>
+        </w:trPr>
         <w:tc>
           <w:tcPr>
             <w:tcW w:type="dxa" w:w="2324"/>
@@ -4420,6 +5810,9 @@
         </w:tc>
       </w:tr>
       <w:tr>
+        <w:trPr>
+          <w:cantSplit/>
+        </w:trPr>
         <w:tc>
           <w:tcPr>
             <w:tcW w:type="dxa" w:w="2324"/>
@@ -4506,6 +5899,9 @@
         </w:tc>
       </w:tr>
       <w:tr>
+        <w:trPr>
+          <w:cantSplit/>
+        </w:trPr>
         <w:tc>
           <w:tcPr>
             <w:tcW w:type="dxa" w:w="2324"/>
@@ -4628,7 +6024,7 @@
       </w:r>
     </w:p>
     <w:p>
-      <w:bookmarkStart w:id="41" w:name="h_dff7f3f917"/>
+      <w:bookmarkStart w:id="47" w:name="h_dff7f3f917"/>
       <w:pPr>
         <w:keepNext/>
         <w:pageBreakBefore/>
@@ -4643,7 +6039,7 @@
         </w:rPr>
         <w:t>第五章　安全設計</w:t>
       </w:r>
-      <w:bookmarkEnd w:id="41"/>
+      <w:bookmarkEnd w:id="47"/>
     </w:p>
     <w:p>
       <w:pPr>
@@ -4714,7 +6110,6 @@
           </w:tcPr>
           <w:p>
             <w:pPr>
-              <w:keepNext/>
               <w:spacing w:before="0" w:after="0" w:line="312" w:lineRule="auto"/>
             </w:pPr>
             <w:r>
@@ -4736,7 +6131,6 @@
           </w:tcPr>
           <w:p>
             <w:pPr>
-              <w:keepNext/>
               <w:spacing w:before="0" w:after="0" w:line="312" w:lineRule="auto"/>
             </w:pPr>
             <w:r>
@@ -4752,6 +6146,9 @@
         </w:tc>
       </w:tr>
       <w:tr>
+        <w:trPr>
+          <w:cantSplit/>
+        </w:trPr>
         <w:tc>
           <w:tcPr>
             <w:tcW w:type="dxa" w:w="4649"/>
@@ -4759,7 +6156,6 @@
           </w:tcPr>
           <w:p>
             <w:pPr>
-              <w:keepNext/>
               <w:spacing w:before="0" w:after="0" w:line="312" w:lineRule="auto"/>
             </w:pPr>
             <w:r>
@@ -4780,7 +6176,6 @@
           </w:tcPr>
           <w:p>
             <w:pPr>
-              <w:keepNext/>
               <w:spacing w:before="0" w:after="0" w:line="312" w:lineRule="auto"/>
             </w:pPr>
             <w:r>
@@ -4790,12 +6185,15 @@
                 <w:color w:val="16202A"/>
                 <w:sz w:val="19"/>
               </w:rPr>
-              <w:t>主控台只提供 HTTPS。第一次啟動若沒有正式憑證，會自動產生暫用自簽憑證，不會退回只開 HTTP</w:t>
+              <w:t>只提供 HTTPS（TLS 1.2／1.3）；沒有正式憑證時自動產生暫用自簽，不退回 HTTP；http 打到同埠會被轉走</w:t>
             </w:r>
           </w:p>
         </w:tc>
       </w:tr>
       <w:tr>
+        <w:trPr>
+          <w:cantSplit/>
+        </w:trPr>
         <w:tc>
           <w:tcPr>
             <w:tcW w:type="dxa" w:w="4649"/>
@@ -4803,7 +6201,6 @@
           </w:tcPr>
           <w:p>
             <w:pPr>
-              <w:keepNext/>
               <w:spacing w:before="0" w:after="0" w:line="312" w:lineRule="auto"/>
             </w:pPr>
             <w:r>
@@ -4824,7 +6221,6 @@
           </w:tcPr>
           <w:p>
             <w:pPr>
-              <w:keepNext/>
               <w:spacing w:before="0" w:after="0" w:line="312" w:lineRule="auto"/>
             </w:pPr>
             <w:r>
@@ -4834,12 +6230,15 @@
                 <w:color w:val="16202A"/>
                 <w:sz w:val="19"/>
               </w:rPr>
-              <w:t>密碼以 PBKDF2-SHA256（200,000 輪）加鹽雜湊後存檔，不保存明文；密碼錯誤時固定延遲一秒，降低暴力猜測的效益</w:t>
+              <w:t>密碼以 PBKDF2-SHA256（200,000 輪）加鹽雜湊，不存明文；輸入錯誤時固定延遲一秒</w:t>
             </w:r>
           </w:p>
         </w:tc>
       </w:tr>
       <w:tr>
+        <w:trPr>
+          <w:cantSplit/>
+        </w:trPr>
         <w:tc>
           <w:tcPr>
             <w:tcW w:type="dxa" w:w="4649"/>
@@ -4847,7 +6246,96 @@
           </w:tcPr>
           <w:p>
             <w:pPr>
-              <w:keepNext/>
+              <w:spacing w:before="0" w:after="0" w:line="312" w:lineRule="auto"/>
+            </w:pPr>
+            <w:r>
+              <w:rPr>
+                <w:rFonts w:ascii="Microsoft JhengHei" w:hAnsi="Microsoft JhengHei" w:cs="Microsoft JhengHei" w:eastAsia="微軟正黑體"/>
+                <w:b w:val="0"/>
+                <w:color w:val="16202A"/>
+                <w:sz w:val="19"/>
+              </w:rPr>
+              <w:t>操作紀錄</w:t>
+            </w:r>
+          </w:p>
+        </w:tc>
+        <w:tc>
+          <w:tcPr>
+            <w:tcW w:type="dxa" w:w="4649"/>
+            <w:vAlign w:val="center"/>
+          </w:tcPr>
+          <w:p>
+            <w:pPr>
+              <w:spacing w:before="0" w:after="0" w:line="312" w:lineRule="auto"/>
+            </w:pPr>
+            <w:r>
+              <w:rPr>
+                <w:rFonts w:ascii="Microsoft JhengHei" w:hAnsi="Microsoft JhengHei" w:cs="Microsoft JhengHei" w:eastAsia="微軟正黑體"/>
+                <w:b w:val="0"/>
+                <w:color w:val="16202A"/>
+                <w:sz w:val="19"/>
+              </w:rPr>
+              <w:t>所有操作寫入稽核紀錄，寫入前經過同一支遮罩程式，密碼、私鑰、權杖不落地，憑證只記指紋</w:t>
+            </w:r>
+          </w:p>
+        </w:tc>
+      </w:tr>
+      <w:tr>
+        <w:trPr>
+          <w:cantSplit/>
+        </w:trPr>
+        <w:tc>
+          <w:tcPr>
+            <w:tcW w:type="dxa" w:w="4649"/>
+            <w:vAlign w:val="center"/>
+          </w:tcPr>
+          <w:p>
+            <w:pPr>
+              <w:spacing w:before="0" w:after="0" w:line="312" w:lineRule="auto"/>
+            </w:pPr>
+            <w:r>
+              <w:rPr>
+                <w:rFonts w:ascii="Microsoft JhengHei" w:hAnsi="Microsoft JhengHei" w:cs="Microsoft JhengHei" w:eastAsia="微軟正黑體"/>
+                <w:b w:val="0"/>
+                <w:color w:val="16202A"/>
+                <w:sz w:val="19"/>
+              </w:rPr>
+              <w:t>待配對憑證的私鑰</w:t>
+            </w:r>
+          </w:p>
+        </w:tc>
+        <w:tc>
+          <w:tcPr>
+            <w:tcW w:type="dxa" w:w="4649"/>
+            <w:vAlign w:val="center"/>
+          </w:tcPr>
+          <w:p>
+            <w:pPr>
+              <w:spacing w:before="0" w:after="0" w:line="312" w:lineRule="auto"/>
+            </w:pPr>
+            <w:r>
+              <w:rPr>
+                <w:rFonts w:ascii="Microsoft JhengHei" w:hAnsi="Microsoft JhengHei" w:cs="Microsoft JhengHei" w:eastAsia="微軟正黑體"/>
+                <w:b w:val="0"/>
+                <w:color w:val="16202A"/>
+                <w:sz w:val="19"/>
+              </w:rPr>
+              <w:t>以 AES-256-GCM 加密後存放，主金鑰檔權限 0600</w:t>
+            </w:r>
+          </w:p>
+        </w:tc>
+      </w:tr>
+      <w:tr>
+        <w:trPr>
+          <w:cantSplit/>
+        </w:trPr>
+        <w:tc>
+          <w:tcPr>
+            <w:tcW w:type="dxa" w:w="4649"/>
+            <w:vAlign w:val="center"/>
+          </w:tcPr>
+          <w:p>
+            <w:pPr>
               <w:spacing w:before="0" w:after="0" w:line="312" w:lineRule="auto"/>
             </w:pPr>
             <w:r>
@@ -4868,7 +6356,6 @@
           </w:tcPr>
           <w:p>
             <w:pPr>
-              <w:keepNext/>
               <w:spacing w:before="0" w:after="0" w:line="312" w:lineRule="auto"/>
             </w:pPr>
             <w:r>
@@ -4878,12 +6365,15 @@
                 <w:color w:val="16202A"/>
                 <w:sz w:val="19"/>
               </w:rPr>
-              <w:t>各機代理的權杖存放於該機的檔案中（權限 0600），只有主控台伺服器讀得到；瀏覽器只拿到簽章過的登入票證，看不到任何代理權杖</w:t>
+              <w:t>存在該機檔案（權限 0600），只走 Authorization 標頭、不進網址；瀏覽器看不到任何代理權杖</w:t>
             </w:r>
           </w:p>
         </w:tc>
       </w:tr>
       <w:tr>
+        <w:trPr>
+          <w:cantSplit/>
+        </w:trPr>
         <w:tc>
           <w:tcPr>
             <w:tcW w:type="dxa" w:w="4649"/>
@@ -4891,7 +6381,6 @@
           </w:tcPr>
           <w:p>
             <w:pPr>
-              <w:keepNext/>
               <w:spacing w:before="0" w:after="0" w:line="312" w:lineRule="auto"/>
             </w:pPr>
             <w:r>
@@ -4901,7 +6390,7 @@
                 <w:color w:val="16202A"/>
                 <w:sz w:val="19"/>
               </w:rPr>
-              <w:t>權杖傳遞</w:t>
+              <w:t>主控台與各機的連線</w:t>
             </w:r>
           </w:p>
         </w:tc>
@@ -4912,7 +6401,6 @@
           </w:tcPr>
           <w:p>
             <w:pPr>
-              <w:keepNext/>
               <w:spacing w:before="0" w:after="0" w:line="312" w:lineRule="auto"/>
             </w:pPr>
             <w:r>
@@ -4922,12 +6410,15 @@
                 <w:color w:val="16202A"/>
                 <w:sz w:val="19"/>
               </w:rPr>
-              <w:t>權杖只經由 Authorization 標頭傳遞，不放進網址，避免被存取記錄或瀏覽器歷史留下</w:t>
+              <w:t>同樣走 HTTPS，以部署時經 SSH 取回的各機憑證驗證對方，不符就拒絕連線</w:t>
             </w:r>
           </w:p>
         </w:tc>
       </w:tr>
       <w:tr>
+        <w:trPr>
+          <w:cantSplit/>
+        </w:trPr>
         <w:tc>
           <w:tcPr>
             <w:tcW w:type="dxa" w:w="4649"/>
@@ -4935,7 +6426,6 @@
           </w:tcPr>
           <w:p>
             <w:pPr>
-              <w:keepNext/>
               <w:spacing w:before="0" w:after="0" w:line="312" w:lineRule="auto"/>
             </w:pPr>
             <w:r>
@@ -4956,7 +6446,6 @@
           </w:tcPr>
           <w:p>
             <w:pPr>
-              <w:keepNext/>
               <w:spacing w:before="0" w:after="0" w:line="312" w:lineRule="auto"/>
             </w:pPr>
             <w:r>
@@ -4972,6 +6461,9 @@
         </w:tc>
       </w:tr>
       <w:tr>
+        <w:trPr>
+          <w:cantSplit/>
+        </w:trPr>
         <w:tc>
           <w:tcPr>
             <w:tcW w:type="dxa" w:w="4649"/>
@@ -4979,7 +6471,6 @@
           </w:tcPr>
           <w:p>
             <w:pPr>
-              <w:keepNext/>
               <w:spacing w:before="0" w:after="0" w:line="312" w:lineRule="auto"/>
             </w:pPr>
             <w:r>
@@ -5000,7 +6491,6 @@
           </w:tcPr>
           <w:p>
             <w:pPr>
-              <w:keepNext/>
               <w:spacing w:before="0" w:after="0" w:line="312" w:lineRule="auto"/>
             </w:pPr>
             <w:r>
@@ -5016,6 +6506,9 @@
         </w:tc>
       </w:tr>
       <w:tr>
+        <w:trPr>
+          <w:cantSplit/>
+        </w:trPr>
         <w:tc>
           <w:tcPr>
             <w:tcW w:type="dxa" w:w="4649"/>
@@ -5023,7 +6516,6 @@
           </w:tcPr>
           <w:p>
             <w:pPr>
-              <w:keepNext/>
               <w:spacing w:before="0" w:after="0" w:line="312" w:lineRule="auto"/>
             </w:pPr>
             <w:r>
@@ -5044,7 +6536,6 @@
           </w:tcPr>
           <w:p>
             <w:pPr>
-              <w:keepNext/>
               <w:spacing w:before="0" w:after="0" w:line="312" w:lineRule="auto"/>
             </w:pPr>
             <w:r>
@@ -5060,6 +6551,9 @@
         </w:tc>
       </w:tr>
       <w:tr>
+        <w:trPr>
+          <w:cantSplit/>
+        </w:trPr>
         <w:tc>
           <w:tcPr>
             <w:tcW w:type="dxa" w:w="4649"/>
@@ -5108,7 +6602,7 @@
       </w:pPr>
     </w:p>
     <w:p>
-      <w:bookmarkStart w:id="42" w:name="h_3e086b4fa3"/>
+      <w:bookmarkStart w:id="48" w:name="h_3e086b4fa3"/>
       <w:pPr>
         <w:keepNext/>
         <w:pageBreakBefore/>
@@ -5123,7 +6617,7 @@
         </w:rPr>
         <w:t>第六章　實測數據</w:t>
       </w:r>
-      <w:bookmarkEnd w:id="42"/>
+      <w:bookmarkEnd w:id="48"/>
     </w:p>
     <w:p>
       <w:pPr>
@@ -5142,7 +6636,7 @@
       </w:r>
     </w:p>
     <w:p>
-      <w:bookmarkStart w:id="43" w:name="h_8cb43f06c0"/>
+      <w:bookmarkStart w:id="49" w:name="h_8cb43f06c0"/>
       <w:pPr>
         <w:keepNext/>
         <w:spacing w:before="280" w:after="120" w:line="300" w:lineRule="auto"/>
@@ -5156,7 +6650,7 @@
         </w:rPr>
         <w:t>6.1　兩顆模型的對照</w:t>
       </w:r>
-      <w:bookmarkEnd w:id="43"/>
+      <w:bookmarkEnd w:id="49"/>
     </w:p>
     <w:p>
       <w:pPr>
@@ -5288,6 +6782,9 @@
         </w:tc>
       </w:tr>
       <w:tr>
+        <w:trPr>
+          <w:cantSplit/>
+        </w:trPr>
         <w:tc>
           <w:tcPr>
             <w:tcW w:type="dxa" w:w="3099"/>
@@ -5353,6 +6850,9 @@
         </w:tc>
       </w:tr>
       <w:tr>
+        <w:trPr>
+          <w:cantSplit/>
+        </w:trPr>
         <w:tc>
           <w:tcPr>
             <w:tcW w:type="dxa" w:w="3099"/>
@@ -5418,6 +6918,9 @@
         </w:tc>
       </w:tr>
       <w:tr>
+        <w:trPr>
+          <w:cantSplit/>
+        </w:trPr>
         <w:tc>
           <w:tcPr>
             <w:tcW w:type="dxa" w:w="3099"/>
@@ -5483,6 +6986,9 @@
         </w:tc>
       </w:tr>
       <w:tr>
+        <w:trPr>
+          <w:cantSplit/>
+        </w:trPr>
         <w:tc>
           <w:tcPr>
             <w:tcW w:type="dxa" w:w="3099"/>
@@ -5548,6 +7054,9 @@
         </w:tc>
       </w:tr>
       <w:tr>
+        <w:trPr>
+          <w:cantSplit/>
+        </w:trPr>
         <w:tc>
           <w:tcPr>
             <w:tcW w:type="dxa" w:w="3099"/>
@@ -5613,6 +7122,9 @@
         </w:tc>
       </w:tr>
       <w:tr>
+        <w:trPr>
+          <w:cantSplit/>
+        </w:trPr>
         <w:tc>
           <w:tcPr>
             <w:tcW w:type="dxa" w:w="3099"/>
@@ -5697,7 +7209,7 @@
       </w:r>
     </w:p>
     <w:p>
-      <w:bookmarkStart w:id="44" w:name="h_c706c848fd"/>
+      <w:bookmarkStart w:id="50" w:name="h_c706c848fd"/>
       <w:pPr>
         <w:keepNext/>
         <w:spacing w:before="280" w:after="120" w:line="300" w:lineRule="auto"/>
@@ -5711,7 +7223,7 @@
         </w:rPr>
         <w:t>6.2　兩項與直覺相反的發現</w:t>
       </w:r>
-      <w:bookmarkEnd w:id="44"/>
+      <w:bookmarkEnd w:id="50"/>
     </w:p>
     <w:p>
       <w:pPr>
@@ -5746,7 +7258,7 @@
       </w:r>
     </w:p>
     <w:p>
-      <w:bookmarkStart w:id="45" w:name="h_436d46e92f"/>
+      <w:bookmarkStart w:id="51" w:name="h_436d46e92f"/>
       <w:pPr>
         <w:keepNext/>
         <w:spacing w:before="280" w:after="120" w:line="300" w:lineRule="auto"/>
@@ -5760,7 +7272,7 @@
         </w:rPr>
         <w:t>6.3　上下文長度與顯存</w:t>
       </w:r>
-      <w:bookmarkEnd w:id="45"/>
+      <w:bookmarkEnd w:id="51"/>
     </w:p>
     <w:p>
       <w:pPr>
@@ -5779,7 +7291,7 @@
       </w:r>
     </w:p>
     <w:p>
-      <w:bookmarkStart w:id="46" w:name="h_23c867ba9e"/>
+      <w:bookmarkStart w:id="52" w:name="h_23c867ba9e"/>
       <w:pPr>
         <w:keepNext/>
         <w:spacing w:before="280" w:after="120" w:line="300" w:lineRule="auto"/>
@@ -5793,7 +7305,7 @@
         </w:rPr>
         <w:t>6.4　畫面長度</w:t>
       </w:r>
-      <w:bookmarkEnd w:id="46"/>
+      <w:bookmarkEnd w:id="52"/>
     </w:p>
     <w:p>
       <w:pPr>
@@ -5925,6 +7437,9 @@
         </w:tc>
       </w:tr>
       <w:tr>
+        <w:trPr>
+          <w:cantSplit/>
+        </w:trPr>
         <w:tc>
           <w:tcPr>
             <w:tcW w:type="dxa" w:w="3099"/>
@@ -5990,6 +7505,9 @@
         </w:tc>
       </w:tr>
       <w:tr>
+        <w:trPr>
+          <w:cantSplit/>
+        </w:trPr>
         <w:tc>
           <w:tcPr>
             <w:tcW w:type="dxa" w:w="3099"/>
@@ -6055,6 +7573,9 @@
         </w:tc>
       </w:tr>
       <w:tr>
+        <w:trPr>
+          <w:cantSplit/>
+        </w:trPr>
         <w:tc>
           <w:tcPr>
             <w:tcW w:type="dxa" w:w="3099"/>
@@ -6123,7 +7644,7 @@
       </w:pPr>
     </w:p>
     <w:p>
-      <w:bookmarkStart w:id="47" w:name="h_1ffa9ad93a"/>
+      <w:bookmarkStart w:id="53" w:name="h_1ffa9ad93a"/>
       <w:pPr>
         <w:keepNext/>
         <w:pageBreakBefore/>
@@ -6138,7 +7659,7 @@
         </w:rPr>
         <w:t>附錄一　操作入口</w:t>
       </w:r>
-      <w:bookmarkEnd w:id="47"/>
+      <w:bookmarkEnd w:id="53"/>
     </w:p>
     <w:p>
       <w:pPr>
@@ -6231,6 +7752,9 @@
         </w:tc>
       </w:tr>
       <w:tr>
+        <w:trPr>
+          <w:cantSplit/>
+        </w:trPr>
         <w:tc>
           <w:tcPr>
             <w:tcW w:type="dxa" w:w="4649"/>
@@ -6275,6 +7799,9 @@
         </w:tc>
       </w:tr>
       <w:tr>
+        <w:trPr>
+          <w:cantSplit/>
+        </w:trPr>
         <w:tc>
           <w:tcPr>
             <w:tcW w:type="dxa" w:w="4649"/>
@@ -6319,6 +7846,9 @@
         </w:tc>
       </w:tr>
       <w:tr>
+        <w:trPr>
+          <w:cantSplit/>
+        </w:trPr>
         <w:tc>
           <w:tcPr>
             <w:tcW w:type="dxa" w:w="4649"/>
@@ -6363,6 +7893,9 @@
         </w:tc>
       </w:tr>
       <w:tr>
+        <w:trPr>
+          <w:cantSplit/>
+        </w:trPr>
         <w:tc>
           <w:tcPr>
             <w:tcW w:type="dxa" w:w="4649"/>
@@ -6380,7 +7913,7 @@
                 <w:color w:val="16202A"/>
                 <w:sz w:val="19"/>
               </w:rPr>
-              <w:t>初始密碼</w:t>
+              <w:t>帳號</w:t>
             </w:r>
           </w:p>
         </w:tc>
@@ -6401,12 +7934,15 @@
                 <w:color w:val="16202A"/>
                 <w:sz w:val="19"/>
               </w:rPr>
-              <w:t>交接時另行提供，請於首次登入後變更</w:t>
+              <w:t>admin；密碼交接時另行提供，可於「設定 → 帳號與安全」自行變更</w:t>
             </w:r>
           </w:p>
         </w:tc>
       </w:tr>
       <w:tr>
+        <w:trPr>
+          <w:cantSplit/>
+        </w:trPr>
         <w:tc>
           <w:tcPr>
             <w:tcW w:type="dxa" w:w="4649"/>
@@ -6561,6 +8097,9 @@
         </w:tc>
       </w:tr>
       <w:tr>
+        <w:trPr>
+          <w:cantSplit/>
+        </w:trPr>
         <w:tc>
           <w:tcPr>
             <w:tcW w:type="dxa" w:w="4649"/>
@@ -6578,7 +8117,7 @@
                 <w:color w:val="16202A"/>
                 <w:sz w:val="19"/>
               </w:rPr>
-              <w:t>變更登入密碼</w:t>
+              <w:t>忘記密碼時重設</w:t>
             </w:r>
           </w:p>
         </w:tc>
@@ -6608,12 +8147,71 @@
                 <w:color w:val="3D4B56"/>
                 <w:sz w:val="18"/>
               </w:rPr>
-              <w:t>cd ~/xconsole &amp;&amp; python3 xconsole_server.py --set-password</w:t>
+              <w:t>cd ~/xconsole &amp;&amp; python3 xconsole_server.py --set-credentials</w:t>
+            </w:r>
+            <w:r>
+              <w:rPr>
+                <w:rFonts w:ascii="Microsoft JhengHei" w:hAnsi="Microsoft JhengHei" w:cs="Microsoft JhengHei" w:eastAsia="微軟正黑體"/>
+                <w:b w:val="0"/>
+                <w:color w:val="16202A"/>
+                <w:sz w:val="19"/>
+              </w:rPr>
+              <w:t>（會互動詢問帳號與密碼）</w:t>
             </w:r>
           </w:p>
         </w:tc>
       </w:tr>
       <w:tr>
+        <w:trPr>
+          <w:cantSplit/>
+        </w:trPr>
+        <w:tc>
+          <w:tcPr>
+            <w:tcW w:type="dxa" w:w="4649"/>
+            <w:vAlign w:val="center"/>
+          </w:tcPr>
+          <w:p>
+            <w:pPr>
+              <w:keepNext/>
+              <w:spacing w:before="0" w:after="0" w:line="312" w:lineRule="auto"/>
+            </w:pPr>
+            <w:r>
+              <w:rPr>
+                <w:rFonts w:ascii="Microsoft JhengHei" w:hAnsi="Microsoft JhengHei" w:cs="Microsoft JhengHei" w:eastAsia="微軟正黑體"/>
+                <w:b w:val="0"/>
+                <w:color w:val="16202A"/>
+                <w:sz w:val="19"/>
+              </w:rPr>
+              <w:t>產出服務使用報告</w:t>
+            </w:r>
+          </w:p>
+        </w:tc>
+        <w:tc>
+          <w:tcPr>
+            <w:tcW w:type="dxa" w:w="4649"/>
+            <w:vAlign w:val="center"/>
+          </w:tcPr>
+          <w:p>
+            <w:pPr>
+              <w:keepNext/>
+              <w:spacing w:before="0" w:after="0" w:line="312" w:lineRule="auto"/>
+            </w:pPr>
+            <w:r>
+              <w:rPr>
+                <w:rFonts w:ascii="Consolas" w:hAnsi="Consolas" w:cs="Consolas" w:eastAsia="微軟正黑體"/>
+                <w:b w:val="0"/>
+                <w:color w:val="3D4B56"/>
+                <w:sz w:val="18"/>
+              </w:rPr>
+              <w:t>/usr/bin/python3 scripts/report/build_usage_report.py --days 30 --password-file ~/.xconsole/report.pw</w:t>
+            </w:r>
+          </w:p>
+        </w:tc>
+      </w:tr>
+      <w:tr>
+        <w:trPr>
+          <w:cantSplit/>
+        </w:trPr>
         <w:tc>
           <w:tcPr>
             <w:tcW w:type="dxa" w:w="4649"/>
@@ -6658,6 +8256,9 @@
         </w:tc>
       </w:tr>
       <w:tr>
+        <w:trPr>
+          <w:cantSplit/>
+        </w:trPr>
         <w:tc>
           <w:tcPr>
             <w:tcW w:type="dxa" w:w="4649"/>
@@ -6720,6 +8321,9 @@
         </w:tc>
       </w:tr>
       <w:tr>
+        <w:trPr>
+          <w:cantSplit/>
+        </w:trPr>
         <w:tc>
           <w:tcPr>
             <w:tcW w:type="dxa" w:w="4649"/>
@@ -6736,7 +8340,7 @@
                 <w:color w:val="16202A"/>
                 <w:sz w:val="19"/>
               </w:rPr>
-              <w:t>准入公式自我檢查</w:t>
+              <w:t>自我檢查</w:t>
             </w:r>
           </w:p>
         </w:tc>
@@ -6756,7 +8360,7 @@
                 <w:color w:val="3D4B56"/>
                 <w:sz w:val="18"/>
               </w:rPr>
-              <w:t>python3 agent/test_admit.py</w:t>
+              <w:t>agent/test_admit.py</w:t>
             </w:r>
             <w:r>
               <w:rPr>
@@ -6765,7 +8369,79 @@
                 <w:color w:val="16202A"/>
                 <w:sz w:val="19"/>
               </w:rPr>
-              <w:t>（共 13 項）</w:t>
+              <w:t>（13 項）、</w:t>
+            </w:r>
+            <w:r>
+              <w:rPr>
+                <w:rFonts w:ascii="Consolas" w:hAnsi="Consolas" w:cs="Consolas" w:eastAsia="微軟正黑體"/>
+                <w:b w:val="0"/>
+                <w:color w:val="3D4B56"/>
+                <w:sz w:val="18"/>
+              </w:rPr>
+              <w:t>console/test_tls.py</w:t>
+            </w:r>
+            <w:r>
+              <w:rPr>
+                <w:rFonts w:ascii="Microsoft JhengHei" w:hAnsi="Microsoft JhengHei" w:cs="Microsoft JhengHei" w:eastAsia="微軟正黑體"/>
+                <w:b w:val="0"/>
+                <w:color w:val="16202A"/>
+                <w:sz w:val="19"/>
+              </w:rPr>
+              <w:t>（36 項）、</w:t>
+            </w:r>
+            <w:r>
+              <w:rPr>
+                <w:rFonts w:ascii="Consolas" w:hAnsi="Consolas" w:cs="Consolas" w:eastAsia="微軟正黑體"/>
+                <w:b w:val="0"/>
+                <w:color w:val="3D4B56"/>
+                <w:sz w:val="18"/>
+              </w:rPr>
+              <w:t>console/test_usage_report.py</w:t>
+            </w:r>
+            <w:r>
+              <w:rPr>
+                <w:rFonts w:ascii="Microsoft JhengHei" w:hAnsi="Microsoft JhengHei" w:cs="Microsoft JhengHei" w:eastAsia="微軟正黑體"/>
+                <w:b w:val="0"/>
+                <w:color w:val="16202A"/>
+                <w:sz w:val="19"/>
+              </w:rPr>
+              <w:t>（26 項）、</w:t>
+            </w:r>
+            <w:r>
+              <w:rPr>
+                <w:rFonts w:ascii="Consolas" w:hAnsi="Consolas" w:cs="Consolas" w:eastAsia="微軟正黑體"/>
+                <w:b w:val="0"/>
+                <w:color w:val="3D4B56"/>
+                <w:sz w:val="18"/>
+              </w:rPr>
+              <w:t>console/test_e2e_tls.py</w:t>
+            </w:r>
+            <w:r>
+              <w:rPr>
+                <w:rFonts w:ascii="Microsoft JhengHei" w:hAnsi="Microsoft JhengHei" w:cs="Microsoft JhengHei" w:eastAsia="微軟正黑體"/>
+                <w:b w:val="0"/>
+                <w:color w:val="16202A"/>
+                <w:sz w:val="19"/>
+              </w:rPr>
+              <w:t>（21 項）、</w:t>
+            </w:r>
+            <w:r>
+              <w:rPr>
+                <w:rFonts w:ascii="Consolas" w:hAnsi="Consolas" w:cs="Consolas" w:eastAsia="微軟正黑體"/>
+                <w:b w:val="0"/>
+                <w:color w:val="3D4B56"/>
+                <w:sz w:val="18"/>
+              </w:rPr>
+              <w:t>console/test_ui_guard.py</w:t>
+            </w:r>
+            <w:r>
+              <w:rPr>
+                <w:rFonts w:ascii="Microsoft JhengHei" w:hAnsi="Microsoft JhengHei" w:cs="Microsoft JhengHei" w:eastAsia="微軟正黑體"/>
+                <w:b w:val="0"/>
+                <w:color w:val="16202A"/>
+                <w:sz w:val="19"/>
+              </w:rPr>
+              <w:t>（5 項）</w:t>
             </w:r>
           </w:p>
         </w:tc>
@@ -6777,7 +8453,7 @@
       </w:pPr>
     </w:p>
     <w:p>
-      <w:bookmarkStart w:id="48" w:name="h_8e24fc1da4"/>
+      <w:bookmarkStart w:id="54" w:name="h_8e24fc1da4"/>
       <w:pPr>
         <w:keepNext/>
         <w:pageBreakBefore/>
@@ -6792,7 +8468,7 @@
         </w:rPr>
         <w:t>附錄二　已知限制</w:t>
       </w:r>
-      <w:bookmarkEnd w:id="48"/>
+      <w:bookmarkEnd w:id="54"/>
     </w:p>
     <w:p>
       <w:pPr>
@@ -6924,6 +8600,9 @@
         </w:tc>
       </w:tr>
       <w:tr>
+        <w:trPr>
+          <w:cantSplit/>
+        </w:trPr>
         <w:tc>
           <w:tcPr>
             <w:tcW w:type="dxa" w:w="3099"/>
@@ -6941,7 +8620,7 @@
                 <w:color w:val="16202A"/>
                 <w:sz w:val="19"/>
               </w:rPr>
-              <w:t>正式憑證匯入</w:t>
+              <w:t>資安合規證據包</w:t>
             </w:r>
           </w:p>
         </w:tc>
@@ -6962,7 +8641,7 @@
                 <w:color w:val="16202A"/>
                 <w:sz w:val="19"/>
               </w:rPr>
-              <w:t>尚無網頁上傳介面，需將憑證檔放入主控台機器指定目錄後重啟</w:t>
+              <w:t>尚未建立安全計畫、威脅模型、CI 弱點掃描、軟體物料清單與交付證據包</w:t>
             </w:r>
           </w:p>
         </w:tc>
@@ -6983,77 +8662,15 @@
                 <w:color w:val="16202A"/>
                 <w:sz w:val="19"/>
               </w:rPr>
-              <w:t>換憑證需要具備主機操作權限的人員處理</w:t>
+              <w:t>交付政府、教育、醫療單位前必須補齊</w:t>
             </w:r>
           </w:p>
         </w:tc>
       </w:tr>
       <w:tr>
-        <w:tc>
-          <w:tcPr>
-            <w:tcW w:type="dxa" w:w="3099"/>
-            <w:vAlign w:val="center"/>
-          </w:tcPr>
-          <w:p>
-            <w:pPr>
-              <w:keepNext/>
-              <w:spacing w:before="0" w:after="0" w:line="312" w:lineRule="auto"/>
-            </w:pPr>
-            <w:r>
-              <w:rPr>
-                <w:rFonts w:ascii="Microsoft JhengHei" w:hAnsi="Microsoft JhengHei" w:cs="Microsoft JhengHei" w:eastAsia="微軟正黑體"/>
-                <w:b w:val="0"/>
-                <w:color w:val="16202A"/>
-                <w:sz w:val="19"/>
-              </w:rPr>
-              <w:t>服務使用報告</w:t>
-            </w:r>
-          </w:p>
-        </w:tc>
-        <w:tc>
-          <w:tcPr>
-            <w:tcW w:type="dxa" w:w="3099"/>
-            <w:vAlign w:val="center"/>
-          </w:tcPr>
-          <w:p>
-            <w:pPr>
-              <w:keepNext/>
-              <w:spacing w:before="0" w:after="0" w:line="312" w:lineRule="auto"/>
-            </w:pPr>
-            <w:r>
-              <w:rPr>
-                <w:rFonts w:ascii="Microsoft JhengHei" w:hAnsi="Microsoft JhengHei" w:cs="Microsoft JhengHei" w:eastAsia="微軟正黑體"/>
-                <w:b w:val="0"/>
-                <w:color w:val="16202A"/>
-                <w:sz w:val="19"/>
-              </w:rPr>
-              <w:t>尚未實作月報產出功能</w:t>
-            </w:r>
-          </w:p>
-        </w:tc>
-        <w:tc>
-          <w:tcPr>
-            <w:tcW w:type="dxa" w:w="3099"/>
-            <w:vAlign w:val="center"/>
-          </w:tcPr>
-          <w:p>
-            <w:pPr>
-              <w:keepNext/>
-              <w:spacing w:before="0" w:after="0" w:line="312" w:lineRule="auto"/>
-            </w:pPr>
-            <w:r>
-              <w:rPr>
-                <w:rFonts w:ascii="Microsoft JhengHei" w:hAnsi="Microsoft JhengHei" w:cs="Microsoft JhengHei" w:eastAsia="微軟正黑體"/>
-                <w:b w:val="0"/>
-                <w:color w:val="16202A"/>
-                <w:sz w:val="19"/>
-              </w:rPr>
-              <w:t>無法一鍵產出給主管檢視的使用報告</w:t>
-            </w:r>
-          </w:p>
-        </w:tc>
-      </w:tr>
-      <w:tr>
+        <w:trPr>
+          <w:cantSplit/>
+        </w:trPr>
         <w:tc>
           <w:tcPr>
             <w:tcW w:type="dxa" w:w="3099"/>
@@ -7119,6 +8736,9 @@
         </w:tc>
       </w:tr>
       <w:tr>
+        <w:trPr>
+          <w:cantSplit/>
+        </w:trPr>
         <w:tc>
           <w:tcPr>
             <w:tcW w:type="dxa" w:w="3099"/>
@@ -7184,6 +8804,9 @@
         </w:tc>
       </w:tr>
       <w:tr>
+        <w:trPr>
+          <w:cantSplit/>
+        </w:trPr>
         <w:tc>
           <w:tcPr>
             <w:tcW w:type="dxa" w:w="3099"/>
@@ -7249,6 +8872,9 @@
         </w:tc>
       </w:tr>
       <w:tr>
+        <w:trPr>
+          <w:cantSplit/>
+        </w:trPr>
         <w:tc>
           <w:tcPr>
             <w:tcW w:type="dxa" w:w="3099"/>

--- a/手冊/操作手冊/xConsole主要功能說明.docx
+++ b/手冊/操作手冊/xConsole主要功能說明.docx
@@ -136,7 +136,7 @@
                 <w:color w:val="16202A"/>
                 <w:sz w:val="20"/>
               </w:rPr>
-              <w:t>1.1</w:t>
+              <w:t>1.2</w:t>
             </w:r>
           </w:p>
         </w:tc>
@@ -768,59 +768,14 @@
               <w:spacing w:before="0" w:after="0" w:line="276" w:lineRule="auto"/>
               <w:ind w:left="454"/>
             </w:pPr>
-            <w:hyperlink w:anchor="h_5728cb4c78" w:history="1">
+            <w:hyperlink w:anchor="h_f3e88f9586" w:history="1">
               <w:r>
                 <w:rPr>
                   <w:rFonts w:ascii="Microsoft JhengHei" w:hAnsi="Microsoft JhengHei" w:cs="Microsoft JhengHei" w:eastAsia="微軟正黑體"/>
                   <w:color w:val="3D4B56"/>
                   <w:sz w:val="20"/>
                 </w:rPr>
-                <w:t xml:space="preserve">2.5　即時監控</w:t>
-              </w:r>
-            </w:hyperlink>
-          </w:p>
-        </w:tc>
-        <w:tc>
-          <w:tcPr>
-            <w:tcW w:type="dxa" w:w="1247"/>
-            <w:vAlign w:val="center"/>
-          </w:tcPr>
-          <w:p>
-            <w:pPr>
-              <w:spacing w:before="0" w:after="0" w:line="276" w:lineRule="auto"/>
-              <w:jc w:val="right"/>
-            </w:pPr>
-            <w:r>
-              <w:rPr>
-                <w:rFonts w:ascii="Microsoft JhengHei" w:hAnsi="Microsoft JhengHei" w:cs="Microsoft JhengHei" w:eastAsia="微軟正黑體"/>
-                <w:b w:val="0"/>
-                <w:color w:val="3D4B56"/>
-                <w:sz w:val="20"/>
-              </w:rPr>
-              <w:t>8</w:t>
-            </w:r>
-          </w:p>
-        </w:tc>
-      </w:tr>
-      <w:tr>
-        <w:tc>
-          <w:tcPr>
-            <w:tcW w:type="dxa" w:w="8050"/>
-            <w:vAlign w:val="center"/>
-          </w:tcPr>
-          <w:p>
-            <w:pPr>
-              <w:spacing w:before="0" w:after="0" w:line="276" w:lineRule="auto"/>
-              <w:ind w:left="454"/>
-            </w:pPr>
-            <w:hyperlink w:anchor="h_1a1048017f" w:history="1">
-              <w:r>
-                <w:rPr>
-                  <w:rFonts w:ascii="Microsoft JhengHei" w:hAnsi="Microsoft JhengHei" w:cs="Microsoft JhengHei" w:eastAsia="微軟正黑體"/>
-                  <w:color w:val="3D4B56"/>
-                  <w:sz w:val="20"/>
-                </w:rPr>
-                <w:t xml:space="preserve">2.6　記錄檢視</w:t>
+                <w:t xml:space="preserve">2.5　模型庫</w:t>
               </w:r>
             </w:hyperlink>
           </w:p>
@@ -858,14 +813,14 @@
               <w:spacing w:before="0" w:after="0" w:line="276" w:lineRule="auto"/>
               <w:ind w:left="454"/>
             </w:pPr>
-            <w:hyperlink w:anchor="h_2445c61d21" w:history="1">
+            <w:hyperlink w:anchor="h_4e39917a9b" w:history="1">
               <w:r>
                 <w:rPr>
                   <w:rFonts w:ascii="Microsoft JhengHei" w:hAnsi="Microsoft JhengHei" w:cs="Microsoft JhengHei" w:eastAsia="微軟正黑體"/>
                   <w:color w:val="3D4B56"/>
                   <w:sz w:val="20"/>
                 </w:rPr>
-                <w:t xml:space="preserve">2.7　HTTPS 與憑證管理</w:t>
+                <w:t xml:space="preserve">2.6　API 串接</w:t>
               </w:r>
             </w:hyperlink>
           </w:p>
@@ -887,7 +842,7 @@
                 <w:color w:val="3D4B56"/>
                 <w:sz w:val="20"/>
               </w:rPr>
-              <w:t>9</w:t>
+              <w:t>10</w:t>
             </w:r>
           </w:p>
         </w:tc>
@@ -903,14 +858,14 @@
               <w:spacing w:before="0" w:after="0" w:line="276" w:lineRule="auto"/>
               <w:ind w:left="454"/>
             </w:pPr>
-            <w:hyperlink w:anchor="h_97ee9be5f6" w:history="1">
+            <w:hyperlink w:anchor="h_8381cd8c7e" w:history="1">
               <w:r>
                 <w:rPr>
                   <w:rFonts w:ascii="Microsoft JhengHei" w:hAnsi="Microsoft JhengHei" w:cs="Microsoft JhengHei" w:eastAsia="微軟正黑體"/>
                   <w:color w:val="3D4B56"/>
                   <w:sz w:val="20"/>
                 </w:rPr>
-                <w:t xml:space="preserve">2.8　服務使用報告</w:t>
+                <w:t xml:space="preserve">2.7　即時監控</w:t>
               </w:r>
             </w:hyperlink>
           </w:p>
@@ -948,14 +903,14 @@
               <w:spacing w:before="0" w:after="0" w:line="276" w:lineRule="auto"/>
               <w:ind w:left="454"/>
             </w:pPr>
-            <w:hyperlink w:anchor="h_c69ffed0e7" w:history="1">
+            <w:hyperlink w:anchor="h_9a79dff323" w:history="1">
               <w:r>
                 <w:rPr>
                   <w:rFonts w:ascii="Microsoft JhengHei" w:hAnsi="Microsoft JhengHei" w:cs="Microsoft JhengHei" w:eastAsia="微軟正黑體"/>
                   <w:color w:val="3D4B56"/>
                   <w:sz w:val="20"/>
                 </w:rPr>
-                <w:t xml:space="preserve">2.9　帳號與操作紀錄</w:t>
+                <w:t xml:space="preserve">2.8　記錄檢視</w:t>
               </w:r>
             </w:hyperlink>
           </w:p>
@@ -977,7 +932,142 @@
                 <w:color w:val="3D4B56"/>
                 <w:sz w:val="20"/>
               </w:rPr>
-              <w:t>12</w:t>
+              <w:t>11</w:t>
+            </w:r>
+          </w:p>
+        </w:tc>
+      </w:tr>
+      <w:tr>
+        <w:tc>
+          <w:tcPr>
+            <w:tcW w:type="dxa" w:w="8050"/>
+            <w:vAlign w:val="center"/>
+          </w:tcPr>
+          <w:p>
+            <w:pPr>
+              <w:spacing w:before="0" w:after="0" w:line="276" w:lineRule="auto"/>
+              <w:ind w:left="454"/>
+            </w:pPr>
+            <w:hyperlink w:anchor="h_38ccacfb0e" w:history="1">
+              <w:r>
+                <w:rPr>
+                  <w:rFonts w:ascii="Microsoft JhengHei" w:hAnsi="Microsoft JhengHei" w:cs="Microsoft JhengHei" w:eastAsia="微軟正黑體"/>
+                  <w:color w:val="3D4B56"/>
+                  <w:sz w:val="20"/>
+                </w:rPr>
+                <w:t xml:space="preserve">2.9　HTTPS 與憑證管理</w:t>
+              </w:r>
+            </w:hyperlink>
+          </w:p>
+        </w:tc>
+        <w:tc>
+          <w:tcPr>
+            <w:tcW w:type="dxa" w:w="1247"/>
+            <w:vAlign w:val="center"/>
+          </w:tcPr>
+          <w:p>
+            <w:pPr>
+              <w:spacing w:before="0" w:after="0" w:line="276" w:lineRule="auto"/>
+              <w:jc w:val="right"/>
+            </w:pPr>
+            <w:r>
+              <w:rPr>
+                <w:rFonts w:ascii="Microsoft JhengHei" w:hAnsi="Microsoft JhengHei" w:cs="Microsoft JhengHei" w:eastAsia="微軟正黑體"/>
+                <w:b w:val="0"/>
+                <w:color w:val="3D4B56"/>
+                <w:sz w:val="20"/>
+              </w:rPr>
+              <w:t>11</w:t>
+            </w:r>
+          </w:p>
+        </w:tc>
+      </w:tr>
+      <w:tr>
+        <w:tc>
+          <w:tcPr>
+            <w:tcW w:type="dxa" w:w="8050"/>
+            <w:vAlign w:val="center"/>
+          </w:tcPr>
+          <w:p>
+            <w:pPr>
+              <w:spacing w:before="0" w:after="0" w:line="276" w:lineRule="auto"/>
+              <w:ind w:left="454"/>
+            </w:pPr>
+            <w:hyperlink w:anchor="h_3086986381" w:history="1">
+              <w:r>
+                <w:rPr>
+                  <w:rFonts w:ascii="Microsoft JhengHei" w:hAnsi="Microsoft JhengHei" w:cs="Microsoft JhengHei" w:eastAsia="微軟正黑體"/>
+                  <w:color w:val="3D4B56"/>
+                  <w:sz w:val="20"/>
+                </w:rPr>
+                <w:t xml:space="preserve">2.10　服務使用報告</w:t>
+              </w:r>
+            </w:hyperlink>
+          </w:p>
+        </w:tc>
+        <w:tc>
+          <w:tcPr>
+            <w:tcW w:type="dxa" w:w="1247"/>
+            <w:vAlign w:val="center"/>
+          </w:tcPr>
+          <w:p>
+            <w:pPr>
+              <w:spacing w:before="0" w:after="0" w:line="276" w:lineRule="auto"/>
+              <w:jc w:val="right"/>
+            </w:pPr>
+            <w:r>
+              <w:rPr>
+                <w:rFonts w:ascii="Microsoft JhengHei" w:hAnsi="Microsoft JhengHei" w:cs="Microsoft JhengHei" w:eastAsia="微軟正黑體"/>
+                <w:b w:val="0"/>
+                <w:color w:val="3D4B56"/>
+                <w:sz w:val="20"/>
+              </w:rPr>
+              <w:t>13</w:t>
+            </w:r>
+          </w:p>
+        </w:tc>
+      </w:tr>
+      <w:tr>
+        <w:tc>
+          <w:tcPr>
+            <w:tcW w:type="dxa" w:w="8050"/>
+            <w:vAlign w:val="center"/>
+          </w:tcPr>
+          <w:p>
+            <w:pPr>
+              <w:spacing w:before="0" w:after="0" w:line="276" w:lineRule="auto"/>
+              <w:ind w:left="454"/>
+            </w:pPr>
+            <w:hyperlink w:anchor="h_127c37b54c" w:history="1">
+              <w:r>
+                <w:rPr>
+                  <w:rFonts w:ascii="Microsoft JhengHei" w:hAnsi="Microsoft JhengHei" w:cs="Microsoft JhengHei" w:eastAsia="微軟正黑體"/>
+                  <w:color w:val="3D4B56"/>
+                  <w:sz w:val="20"/>
+                </w:rPr>
+                <w:t xml:space="preserve">2.11　帳號與操作紀錄</w:t>
+              </w:r>
+            </w:hyperlink>
+          </w:p>
+        </w:tc>
+        <w:tc>
+          <w:tcPr>
+            <w:tcW w:type="dxa" w:w="1247"/>
+            <w:vAlign w:val="center"/>
+          </w:tcPr>
+          <w:p>
+            <w:pPr>
+              <w:spacing w:before="0" w:after="0" w:line="276" w:lineRule="auto"/>
+              <w:jc w:val="right"/>
+            </w:pPr>
+            <w:r>
+              <w:rPr>
+                <w:rFonts w:ascii="Microsoft JhengHei" w:hAnsi="Microsoft JhengHei" w:cs="Microsoft JhengHei" w:eastAsia="微軟正黑體"/>
+                <w:b w:val="0"/>
+                <w:color w:val="3D4B56"/>
+                <w:sz w:val="20"/>
+              </w:rPr>
+              <w:t>14</w:t>
             </w:r>
           </w:p>
         </w:tc>
@@ -1022,7 +1112,7 @@
                 <w:color w:val="3D4B56"/>
                 <w:sz w:val="20"/>
               </w:rPr>
-              <w:t>13</w:t>
+              <w:t>15</w:t>
             </w:r>
           </w:p>
         </w:tc>
@@ -1067,7 +1157,7 @@
                 <w:color w:val="3D4B56"/>
                 <w:sz w:val="20"/>
               </w:rPr>
-              <w:t>14</w:t>
+              <w:t>16</w:t>
             </w:r>
           </w:p>
         </w:tc>
@@ -1112,7 +1202,7 @@
                 <w:color w:val="3D4B56"/>
                 <w:sz w:val="20"/>
               </w:rPr>
-              <w:t>14</w:t>
+              <w:t>16</w:t>
             </w:r>
           </w:p>
         </w:tc>
@@ -1157,7 +1247,7 @@
                 <w:color w:val="3D4B56"/>
                 <w:sz w:val="20"/>
               </w:rPr>
-              <w:t>14</w:t>
+              <w:t>16</w:t>
             </w:r>
           </w:p>
         </w:tc>
@@ -1202,7 +1292,7 @@
                 <w:color w:val="3D4B56"/>
                 <w:sz w:val="20"/>
               </w:rPr>
-              <w:t>14</w:t>
+              <w:t>16</w:t>
             </w:r>
           </w:p>
         </w:tc>
@@ -1247,7 +1337,7 @@
                 <w:color w:val="3D4B56"/>
                 <w:sz w:val="20"/>
               </w:rPr>
-              <w:t>15</w:t>
+              <w:t>17</w:t>
             </w:r>
           </w:p>
         </w:tc>
@@ -1292,7 +1382,7 @@
                 <w:color w:val="3D4B56"/>
                 <w:sz w:val="20"/>
               </w:rPr>
-              <w:t>16</w:t>
+              <w:t>19</w:t>
             </w:r>
           </w:p>
         </w:tc>
@@ -1337,7 +1427,7 @@
                 <w:color w:val="3D4B56"/>
                 <w:sz w:val="20"/>
               </w:rPr>
-              <w:t>16</w:t>
+              <w:t>19</w:t>
             </w:r>
           </w:p>
         </w:tc>
@@ -1382,7 +1472,7 @@
                 <w:color w:val="3D4B56"/>
                 <w:sz w:val="20"/>
               </w:rPr>
-              <w:t>16</w:t>
+              <w:t>19</w:t>
             </w:r>
           </w:p>
         </w:tc>
@@ -1427,7 +1517,7 @@
                 <w:color w:val="3D4B56"/>
                 <w:sz w:val="20"/>
               </w:rPr>
-              <w:t>17</w:t>
+              <w:t>20</w:t>
             </w:r>
           </w:p>
         </w:tc>
@@ -1472,7 +1562,7 @@
                 <w:color w:val="3D4B56"/>
                 <w:sz w:val="20"/>
               </w:rPr>
-              <w:t>17</w:t>
+              <w:t>20</w:t>
             </w:r>
           </w:p>
         </w:tc>
@@ -1517,7 +1607,7 @@
                 <w:color w:val="3D4B56"/>
                 <w:sz w:val="20"/>
               </w:rPr>
-              <w:t>18</w:t>
+              <w:t>21</w:t>
             </w:r>
           </w:p>
         </w:tc>
@@ -1562,14 +1652,14 @@
                 <w:color w:val="3D4B56"/>
                 <w:sz w:val="20"/>
               </w:rPr>
-              <w:t>20</w:t>
+              <w:t>23</w:t>
             </w:r>
           </w:p>
         </w:tc>
       </w:tr>
     </w:tbl>
     <w:p>
-      <w:bookmarkStart w:id="28" w:name="h_0602e8880c"/>
+      <w:bookmarkStart w:id="30" w:name="h_0602e8880c"/>
       <w:pPr>
         <w:keepNext/>
         <w:pageBreakBefore/>
@@ -1584,10 +1674,10 @@
         </w:rPr>
         <w:t>第一章　系統定位</w:t>
       </w:r>
-      <w:bookmarkEnd w:id="28"/>
+      <w:bookmarkEnd w:id="30"/>
     </w:p>
     <w:p>
-      <w:bookmarkStart w:id="29" w:name="h_43c0bec49a"/>
+      <w:bookmarkStart w:id="31" w:name="h_43c0bec49a"/>
       <w:pPr>
         <w:keepNext/>
         <w:spacing w:before="280" w:after="120" w:line="300" w:lineRule="auto"/>
@@ -1601,7 +1691,7 @@
         </w:rPr>
         <w:t>1.1　這套系統解決的問題</w:t>
       </w:r>
-      <w:bookmarkEnd w:id="29"/>
+      <w:bookmarkEnd w:id="31"/>
     </w:p>
     <w:p>
       <w:pPr>
@@ -1670,7 +1760,7 @@
       </w:r>
     </w:p>
     <w:p>
-      <w:bookmarkStart w:id="30" w:name="h_d7fc3fe788"/>
+      <w:bookmarkStart w:id="32" w:name="h_d7fc3fe788"/>
       <w:pPr>
         <w:keepNext/>
         <w:spacing w:before="280" w:after="120" w:line="300" w:lineRule="auto"/>
@@ -1684,7 +1774,7 @@
         </w:rPr>
         <w:t>1.2　適用機型</w:t>
       </w:r>
-      <w:bookmarkEnd w:id="30"/>
+      <w:bookmarkEnd w:id="32"/>
     </w:p>
     <w:p>
       <w:pPr>
@@ -2140,7 +2230,7 @@
       </w:r>
     </w:p>
     <w:p>
-      <w:bookmarkStart w:id="31" w:name="h_b8dad782fc"/>
+      <w:bookmarkStart w:id="33" w:name="h_b8dad782fc"/>
       <w:pPr>
         <w:keepNext/>
         <w:spacing w:before="280" w:after="120" w:line="300" w:lineRule="auto"/>
@@ -2154,7 +2244,7 @@
         </w:rPr>
         <w:t>1.3　與既有監控工具的分工</w:t>
       </w:r>
-      <w:bookmarkEnd w:id="31"/>
+      <w:bookmarkEnd w:id="33"/>
     </w:p>
     <w:p>
       <w:pPr>
@@ -2578,6 +2668,142 @@
                 <w:color w:val="16202A"/>
                 <w:sz w:val="19"/>
               </w:rPr>
+              <w:t>網頁下載模型、管理存放區</w:t>
+            </w:r>
+          </w:p>
+        </w:tc>
+        <w:tc>
+          <w:tcPr>
+            <w:tcW w:type="dxa" w:w="3099"/>
+            <w:vAlign w:val="center"/>
+          </w:tcPr>
+          <w:p>
+            <w:pPr>
+              <w:keepNext/>
+              <w:spacing w:before="0" w:after="0" w:line="312" w:lineRule="auto"/>
+            </w:pPr>
+            <w:r>
+              <w:rPr>
+                <w:rFonts w:ascii="Microsoft JhengHei" w:hAnsi="Microsoft JhengHei" w:cs="Microsoft JhengHei" w:eastAsia="微軟正黑體"/>
+                <w:b w:val="0"/>
+                <w:color w:val="16202A"/>
+                <w:sz w:val="19"/>
+              </w:rPr>
+              <w:t>無</w:t>
+            </w:r>
+          </w:p>
+        </w:tc>
+        <w:tc>
+          <w:tcPr>
+            <w:tcW w:type="dxa" w:w="3099"/>
+            <w:vAlign w:val="center"/>
+          </w:tcPr>
+          <w:p>
+            <w:pPr>
+              <w:keepNext/>
+              <w:spacing w:before="0" w:after="0" w:line="312" w:lineRule="auto"/>
+            </w:pPr>
+            <w:r>
+              <w:rPr>
+                <w:rFonts w:ascii="Microsoft JhengHei" w:hAnsi="Microsoft JhengHei" w:cs="Microsoft JhengHei" w:eastAsia="微軟正黑體"/>
+                <w:b w:val="0"/>
+                <w:color w:val="16202A"/>
+                <w:sz w:val="19"/>
+              </w:rPr>
+              <w:t>有</w:t>
+            </w:r>
+          </w:p>
+        </w:tc>
+      </w:tr>
+      <w:tr>
+        <w:trPr>
+          <w:cantSplit/>
+        </w:trPr>
+        <w:tc>
+          <w:tcPr>
+            <w:tcW w:type="dxa" w:w="3099"/>
+            <w:vAlign w:val="center"/>
+          </w:tcPr>
+          <w:p>
+            <w:pPr>
+              <w:keepNext/>
+              <w:spacing w:before="0" w:after="0" w:line="312" w:lineRule="auto"/>
+            </w:pPr>
+            <w:r>
+              <w:rPr>
+                <w:rFonts w:ascii="Microsoft JhengHei" w:hAnsi="Microsoft JhengHei" w:cs="Microsoft JhengHei" w:eastAsia="微軟正黑體"/>
+                <w:b w:val="0"/>
+                <w:color w:val="16202A"/>
+                <w:sz w:val="19"/>
+              </w:rPr>
+              <w:t>IDE 與其他服務的 API 串接設定與實測</w:t>
+            </w:r>
+          </w:p>
+        </w:tc>
+        <w:tc>
+          <w:tcPr>
+            <w:tcW w:type="dxa" w:w="3099"/>
+            <w:vAlign w:val="center"/>
+          </w:tcPr>
+          <w:p>
+            <w:pPr>
+              <w:keepNext/>
+              <w:spacing w:before="0" w:after="0" w:line="312" w:lineRule="auto"/>
+            </w:pPr>
+            <w:r>
+              <w:rPr>
+                <w:rFonts w:ascii="Microsoft JhengHei" w:hAnsi="Microsoft JhengHei" w:cs="Microsoft JhengHei" w:eastAsia="微軟正黑體"/>
+                <w:b w:val="0"/>
+                <w:color w:val="16202A"/>
+                <w:sz w:val="19"/>
+              </w:rPr>
+              <w:t>無</w:t>
+            </w:r>
+          </w:p>
+        </w:tc>
+        <w:tc>
+          <w:tcPr>
+            <w:tcW w:type="dxa" w:w="3099"/>
+            <w:vAlign w:val="center"/>
+          </w:tcPr>
+          <w:p>
+            <w:pPr>
+              <w:keepNext/>
+              <w:spacing w:before="0" w:after="0" w:line="312" w:lineRule="auto"/>
+            </w:pPr>
+            <w:r>
+              <w:rPr>
+                <w:rFonts w:ascii="Microsoft JhengHei" w:hAnsi="Microsoft JhengHei" w:cs="Microsoft JhengHei" w:eastAsia="微軟正黑體"/>
+                <w:b w:val="0"/>
+                <w:color w:val="16202A"/>
+                <w:sz w:val="19"/>
+              </w:rPr>
+              <w:t>有</w:t>
+            </w:r>
+          </w:p>
+        </w:tc>
+      </w:tr>
+      <w:tr>
+        <w:trPr>
+          <w:cantSplit/>
+        </w:trPr>
+        <w:tc>
+          <w:tcPr>
+            <w:tcW w:type="dxa" w:w="3099"/>
+            <w:vAlign w:val="center"/>
+          </w:tcPr>
+          <w:p>
+            <w:pPr>
+              <w:keepNext/>
+              <w:spacing w:before="0" w:after="0" w:line="312" w:lineRule="auto"/>
+            </w:pPr>
+            <w:r>
+              <w:rPr>
+                <w:rFonts w:ascii="Microsoft JhengHei" w:hAnsi="Microsoft JhengHei" w:cs="Microsoft JhengHei" w:eastAsia="微軟正黑體"/>
+                <w:b w:val="0"/>
+                <w:color w:val="16202A"/>
+                <w:sz w:val="19"/>
+              </w:rPr>
               <w:t>一鍵切換整組參數（情境）</w:t>
             </w:r>
           </w:p>
@@ -2697,7 +2923,7 @@
       </w:pPr>
     </w:p>
     <w:p>
-      <w:bookmarkStart w:id="32" w:name="h_79b39d41ef"/>
+      <w:bookmarkStart w:id="34" w:name="h_79b39d41ef"/>
       <w:pPr>
         <w:keepNext/>
         <w:pageBreakBefore/>
@@ -2712,10 +2938,10 @@
         </w:rPr>
         <w:t>第二章　主要功能</w:t>
       </w:r>
-      <w:bookmarkEnd w:id="32"/>
+      <w:bookmarkEnd w:id="34"/>
     </w:p>
     <w:p>
-      <w:bookmarkStart w:id="33" w:name="h_6dc2604a8b"/>
+      <w:bookmarkStart w:id="35" w:name="h_6dc2604a8b"/>
       <w:pPr>
         <w:keepNext/>
         <w:spacing w:before="280" w:after="120" w:line="300" w:lineRule="auto"/>
@@ -2729,7 +2955,7 @@
         </w:rPr>
         <w:t>2.1　記憶體准入控制</w:t>
       </w:r>
-      <w:bookmarkEnd w:id="33"/>
+      <w:bookmarkEnd w:id="35"/>
     </w:p>
     <w:p>
       <w:pPr>
@@ -3080,7 +3306,7 @@
       </w:r>
     </w:p>
     <w:p>
-      <w:bookmarkStart w:id="34" w:name="h_85eaf20999"/>
+      <w:bookmarkStart w:id="36" w:name="h_85eaf20999"/>
       <w:pPr>
         <w:keepNext/>
         <w:spacing w:before="280" w:after="120" w:line="300" w:lineRule="auto"/>
@@ -3094,7 +3320,7 @@
         </w:rPr>
         <w:t>2.2　角色欄位</w:t>
       </w:r>
-      <w:bookmarkEnd w:id="34"/>
+      <w:bookmarkEnd w:id="36"/>
     </w:p>
     <w:p>
       <w:pPr>
@@ -3157,11 +3383,11 @@
           <w:color w:val="16202A"/>
           <w:sz w:val="21"/>
         </w:rPr>
-        <w:t>標記為「關鍵服務」的欄位，在停止或重啟時會多一道確認，並顯示這個服務停掉之後誰會受影響。例如 .26 的主腦欄位就註明了「同事 Samuel 的 Copilot 後端，停掉他就不能寫程式」。</w:t>
+        <w:t>標記為「關鍵服務」的欄位，在停止或重啟時會多一道確認，並顯示這個服務停掉之後誰會受影響。例如 .26 的主腦欄位就註明了「同事的 Copilot 後端，停掉就不能寫程式」。</w:t>
       </w:r>
     </w:p>
     <w:p>
-      <w:bookmarkStart w:id="35" w:name="h_e97a0da773"/>
+      <w:bookmarkStart w:id="37" w:name="h_e97a0da773"/>
       <w:pPr>
         <w:keepNext/>
         <w:spacing w:before="280" w:after="120" w:line="300" w:lineRule="auto"/>
@@ -3175,7 +3401,7 @@
         </w:rPr>
         <w:t>2.3　情境切換</w:t>
       </w:r>
-      <w:bookmarkEnd w:id="35"/>
+      <w:bookmarkEnd w:id="37"/>
     </w:p>
     <w:p>
       <w:pPr>
@@ -3526,7 +3752,7 @@
       </w:r>
     </w:p>
     <w:p>
-      <w:bookmarkStart w:id="36" w:name="h_38975aaeb4"/>
+      <w:bookmarkStart w:id="38" w:name="h_38975aaeb4"/>
       <w:pPr>
         <w:keepNext/>
         <w:spacing w:before="280" w:after="120" w:line="300" w:lineRule="auto"/>
@@ -3540,7 +3766,7 @@
         </w:rPr>
         <w:t>2.4　網頁換模型</w:t>
       </w:r>
-      <w:bookmarkEnd w:id="36"/>
+      <w:bookmarkEnd w:id="38"/>
     </w:p>
     <w:p>
       <w:pPr>
@@ -3555,7 +3781,7 @@
           <w:color w:val="16202A"/>
           <w:sz w:val="21"/>
         </w:rPr>
-        <w:t>使用者可以直接在欄位卡片上按「換模型」，從這台機器已安裝的模型中挑選，不必 SSH 進機器、也不必知道設定檔放在哪裡。這個功能讓非管理者也能自行更換，例如寫程式的同仁可以在通用模型與程式專用模型之間自己切換。</w:t>
+        <w:t>使用者可以直接在欄位卡片上按「換模型」，從這台機器已安裝的模型中挑選，不必 SSH 進機器、也不必知道設定檔放在哪裡；空著的欄位則按「放入」，直接放一顆模型進來。這個功能讓非管理者也能自行更換，例如寫程式的同仁可以在通用模型與程式專用模型之間自己切換。</w:t>
       </w:r>
     </w:p>
     <w:p>
@@ -3571,7 +3797,339 @@
           <w:color w:val="16202A"/>
           <w:sz w:val="21"/>
         </w:rPr>
-        <w:t>換模型換的是一整份設定，而不只是兩個檔案路徑。每顆模型搭配的專家剖析檔、分片設定、快取策略都不一樣；若只替換權重路徑，引擎會因為參數對不上而在數秒內崩潰。因此系統只列出具備完整專屬設定檔的模型，套用時以該模型的設定為基礎，只保留與機器本身相關的項目（引擎執行檔、函式庫路徑、服務埠號、並行數）。</w:t>
+        <w:t>xConsole 管兩種推論引擎。Strata 只跑 Qwen3.8-Flash-Next 這一個家族，長上下文最省記憶體；其他模型，包括 Gemma、gpt-oss、Llama，一律由 llama.cpp 執行。兩種引擎在畫面上是同一個換模型視窗，使用者不需要知道背後的差別。不論換成哪一顆，都照同一套四個步驟。</w:t>
+      </w:r>
+    </w:p>
+    <w:p>
+      <w:pPr>
+        <w:keepNext/>
+        <w:spacing w:before="160" w:after="80" w:line="288" w:lineRule="auto"/>
+        <w:jc w:val="center"/>
+      </w:pPr>
+      <w:r>
+        <w:rPr>
+          <w:rFonts w:ascii="Microsoft JhengHei" w:hAnsi="Microsoft JhengHei" w:cs="Microsoft JhengHei" w:eastAsia="微軟正黑體"/>
+          <w:b/>
+          <w:color w:val="3D4B56"/>
+          <w:sz w:val="19"/>
+        </w:rPr>
+        <w:t>表 2-3　換模型的四個步驟</w:t>
+      </w:r>
+    </w:p>
+    <w:tbl>
+      <w:tblPr>
+        <w:tblW w:type="auto" w:w="0"/>
+        <w:jc w:val="center"/>
+        <w:tblLook w:firstColumn="1" w:firstRow="1" w:lastColumn="0" w:lastRow="0" w:noHBand="0" w:noVBand="1" w:val="04A0"/>
+        <w:tblBorders>
+          <w:top w:val="nil"/>
+          <w:left w:val="nil"/>
+          <w:bottom w:val="single" w:sz="4" w:color="DDE3E8"/>
+          <w:right w:val="nil"/>
+          <w:insideH w:val="single" w:sz="4" w:color="DDE3E8"/>
+          <w:insideV w:val="nil"/>
+        </w:tblBorders>
+        <w:tblCellMar>
+          <w:top w:w="70" w:type="dxa"/>
+          <w:bottom w:w="70" w:type="dxa"/>
+          <w:left w:w="110" w:type="dxa"/>
+          <w:right w:w="110" w:type="dxa"/>
+        </w:tblCellMar>
+      </w:tblPr>
+      <w:tblGrid>
+        <w:gridCol w:w="4649"/>
+        <w:gridCol w:w="4649"/>
+      </w:tblGrid>
+      <w:tr>
+        <w:trPr>
+          <w:tblHeader w:val="true"/>
+          <w:cantSplit/>
+        </w:trPr>
+        <w:tc>
+          <w:tcPr>
+            <w:tcW w:type="dxa" w:w="4649"/>
+            <w:vAlign w:val="center"/>
+            <w:shd w:val="clear" w:color="auto" w:fill="BF181F"/>
+          </w:tcPr>
+          <w:p>
+            <w:pPr>
+              <w:keepNext/>
+              <w:spacing w:before="0" w:after="0" w:line="312" w:lineRule="auto"/>
+            </w:pPr>
+            <w:r>
+              <w:rPr>
+                <w:rFonts w:ascii="Microsoft JhengHei" w:hAnsi="Microsoft JhengHei" w:cs="Microsoft JhengHei" w:eastAsia="微軟正黑體"/>
+                <w:b/>
+                <w:color w:val="FFFFFF"/>
+                <w:sz w:val="19"/>
+              </w:rPr>
+              <w:t>步驟</w:t>
+            </w:r>
+          </w:p>
+        </w:tc>
+        <w:tc>
+          <w:tcPr>
+            <w:tcW w:type="dxa" w:w="4649"/>
+            <w:vAlign w:val="center"/>
+            <w:shd w:val="clear" w:color="auto" w:fill="BF181F"/>
+          </w:tcPr>
+          <w:p>
+            <w:pPr>
+              <w:keepNext/>
+              <w:spacing w:before="0" w:after="0" w:line="312" w:lineRule="auto"/>
+            </w:pPr>
+            <w:r>
+              <w:rPr>
+                <w:rFonts w:ascii="Microsoft JhengHei" w:hAnsi="Microsoft JhengHei" w:cs="Microsoft JhengHei" w:eastAsia="微軟正黑體"/>
+                <w:b/>
+                <w:color w:val="FFFFFF"/>
+                <w:sz w:val="19"/>
+              </w:rPr>
+              <w:t>做法</w:t>
+            </w:r>
+          </w:p>
+        </w:tc>
+      </w:tr>
+      <w:tr>
+        <w:trPr>
+          <w:cantSplit/>
+        </w:trPr>
+        <w:tc>
+          <w:tcPr>
+            <w:tcW w:type="dxa" w:w="4649"/>
+            <w:vAlign w:val="center"/>
+          </w:tcPr>
+          <w:p>
+            <w:pPr>
+              <w:keepNext/>
+              <w:spacing w:before="0" w:after="0" w:line="312" w:lineRule="auto"/>
+            </w:pPr>
+            <w:r>
+              <w:rPr>
+                <w:rFonts w:ascii="Microsoft JhengHei" w:hAnsi="Microsoft JhengHei" w:cs="Microsoft JhengHei" w:eastAsia="微軟正黑體"/>
+                <w:b w:val="0"/>
+                <w:color w:val="16202A"/>
+                <w:sz w:val="19"/>
+              </w:rPr>
+              <w:t>1. 放哪裡</w:t>
+            </w:r>
+          </w:p>
+        </w:tc>
+        <w:tc>
+          <w:tcPr>
+            <w:tcW w:type="dxa" w:w="4649"/>
+            <w:vAlign w:val="center"/>
+          </w:tcPr>
+          <w:p>
+            <w:pPr>
+              <w:keepNext/>
+              <w:spacing w:before="0" w:after="0" w:line="312" w:lineRule="auto"/>
+            </w:pPr>
+            <w:r>
+              <w:rPr>
+                <w:rFonts w:ascii="Microsoft JhengHei" w:hAnsi="Microsoft JhengHei" w:cs="Microsoft JhengHei" w:eastAsia="微軟正黑體"/>
+                <w:b w:val="0"/>
+                <w:color w:val="16202A"/>
+                <w:sz w:val="19"/>
+              </w:rPr>
+              <w:t xml:space="preserve">每台機器一個固定的存放區（預設 </w:t>
+            </w:r>
+            <w:r>
+              <w:rPr>
+                <w:rFonts w:ascii="Consolas" w:hAnsi="Consolas" w:cs="Consolas" w:eastAsia="微軟正黑體"/>
+                <w:b w:val="0"/>
+                <w:color w:val="3D4B56"/>
+                <w:sz w:val="18"/>
+              </w:rPr>
+              <w:t>~/models/gguf</w:t>
+            </w:r>
+            <w:r>
+              <w:rPr>
+                <w:rFonts w:ascii="Microsoft JhengHei" w:hAnsi="Microsoft JhengHei" w:cs="Microsoft JhengHei" w:eastAsia="微軟正黑體"/>
+                <w:b w:val="0"/>
+                <w:color w:val="16202A"/>
+                <w:sz w:val="19"/>
+              </w:rPr>
+              <w:t>，可改到別顆碟），一顆模型一個資料夾；分片與看圖用的 mmproj 檔放同一個資料夾</w:t>
+            </w:r>
+          </w:p>
+        </w:tc>
+      </w:tr>
+      <w:tr>
+        <w:trPr>
+          <w:cantSplit/>
+        </w:trPr>
+        <w:tc>
+          <w:tcPr>
+            <w:tcW w:type="dxa" w:w="4649"/>
+            <w:vAlign w:val="center"/>
+          </w:tcPr>
+          <w:p>
+            <w:pPr>
+              <w:keepNext/>
+              <w:spacing w:before="0" w:after="0" w:line="312" w:lineRule="auto"/>
+            </w:pPr>
+            <w:r>
+              <w:rPr>
+                <w:rFonts w:ascii="Microsoft JhengHei" w:hAnsi="Microsoft JhengHei" w:cs="Microsoft JhengHei" w:eastAsia="微軟正黑體"/>
+                <w:b w:val="0"/>
+                <w:color w:val="16202A"/>
+                <w:sz w:val="19"/>
+              </w:rPr>
+              <w:t>2. 怎麼放進來</w:t>
+            </w:r>
+          </w:p>
+        </w:tc>
+        <w:tc>
+          <w:tcPr>
+            <w:tcW w:type="dxa" w:w="4649"/>
+            <w:vAlign w:val="center"/>
+          </w:tcPr>
+          <w:p>
+            <w:pPr>
+              <w:keepNext/>
+              <w:spacing w:before="0" w:after="0" w:line="312" w:lineRule="auto"/>
+            </w:pPr>
+            <w:r>
+              <w:rPr>
+                <w:rFonts w:ascii="Microsoft JhengHei" w:hAnsi="Microsoft JhengHei" w:cs="Microsoft JhengHei" w:eastAsia="微軟正黑體"/>
+                <w:b w:val="0"/>
+                <w:color w:val="16202A"/>
+                <w:sz w:val="19"/>
+              </w:rPr>
+              <w:t>在模型庫貼 Hugging Face 名稱下載，或自己把檔案複製進存放區</w:t>
+            </w:r>
+          </w:p>
+        </w:tc>
+      </w:tr>
+      <w:tr>
+        <w:trPr>
+          <w:cantSplit/>
+        </w:trPr>
+        <w:tc>
+          <w:tcPr>
+            <w:tcW w:type="dxa" w:w="4649"/>
+            <w:vAlign w:val="center"/>
+          </w:tcPr>
+          <w:p>
+            <w:pPr>
+              <w:keepNext/>
+              <w:spacing w:before="0" w:after="0" w:line="312" w:lineRule="auto"/>
+            </w:pPr>
+            <w:r>
+              <w:rPr>
+                <w:rFonts w:ascii="Microsoft JhengHei" w:hAnsi="Microsoft JhengHei" w:cs="Microsoft JhengHei" w:eastAsia="微軟正黑體"/>
+                <w:b w:val="0"/>
+                <w:color w:val="16202A"/>
+                <w:sz w:val="19"/>
+              </w:rPr>
+              <w:t>3. 怎麼選</w:t>
+            </w:r>
+          </w:p>
+        </w:tc>
+        <w:tc>
+          <w:tcPr>
+            <w:tcW w:type="dxa" w:w="4649"/>
+            <w:vAlign w:val="center"/>
+          </w:tcPr>
+          <w:p>
+            <w:pPr>
+              <w:keepNext/>
+              <w:spacing w:before="0" w:after="0" w:line="312" w:lineRule="auto"/>
+            </w:pPr>
+            <w:r>
+              <w:rPr>
+                <w:rFonts w:ascii="Microsoft JhengHei" w:hAnsi="Microsoft JhengHei" w:cs="Microsoft JhengHei" w:eastAsia="微軟正黑體"/>
+                <w:b w:val="0"/>
+                <w:color w:val="16202A"/>
+                <w:sz w:val="19"/>
+              </w:rPr>
+              <w:t>換模型視窗同時列出兩種引擎的模型，標出大小、架構、最長上下文、預估記憶體與是否為中國來源</w:t>
+            </w:r>
+          </w:p>
+        </w:tc>
+      </w:tr>
+      <w:tr>
+        <w:trPr>
+          <w:cantSplit/>
+        </w:trPr>
+        <w:tc>
+          <w:tcPr>
+            <w:tcW w:type="dxa" w:w="4649"/>
+            <w:vAlign w:val="center"/>
+          </w:tcPr>
+          <w:p>
+            <w:pPr>
+              <w:spacing w:before="0" w:after="0" w:line="312" w:lineRule="auto"/>
+            </w:pPr>
+            <w:r>
+              <w:rPr>
+                <w:rFonts w:ascii="Microsoft JhengHei" w:hAnsi="Microsoft JhengHei" w:cs="Microsoft JhengHei" w:eastAsia="微軟正黑體"/>
+                <w:b w:val="0"/>
+                <w:color w:val="16202A"/>
+                <w:sz w:val="19"/>
+              </w:rPr>
+              <w:t>4. 怎麼切</w:t>
+            </w:r>
+          </w:p>
+        </w:tc>
+        <w:tc>
+          <w:tcPr>
+            <w:tcW w:type="dxa" w:w="4649"/>
+            <w:vAlign w:val="center"/>
+          </w:tcPr>
+          <w:p>
+            <w:pPr>
+              <w:spacing w:before="0" w:after="0" w:line="312" w:lineRule="auto"/>
+            </w:pPr>
+            <w:r>
+              <w:rPr>
+                <w:rFonts w:ascii="Microsoft JhengHei" w:hAnsi="Microsoft JhengHei" w:cs="Microsoft JhengHei" w:eastAsia="微軟正黑體"/>
+                <w:b w:val="0"/>
+                <w:color w:val="16202A"/>
+                <w:sz w:val="19"/>
+              </w:rPr>
+              <w:t>同一個欄位、同一個埠；跨引擎時舊引擎停用、新引擎接手，IDE 的網址不必改；打不通就整組換回</w:t>
+            </w:r>
+          </w:p>
+        </w:tc>
+      </w:tr>
+    </w:tbl>
+    <w:p>
+      <w:pPr>
+        <w:spacing w:before="0" w:after="120" w:line="240" w:lineRule="auto"/>
+      </w:pPr>
+    </w:p>
+    <w:p>
+      <w:pPr>
+        <w:spacing w:before="0" w:after="160" w:line="384" w:lineRule="auto"/>
+        <w:ind w:firstLine="420"/>
+        <w:jc w:val="both"/>
+      </w:pPr>
+      <w:r>
+        <w:rPr>
+          <w:rFonts w:ascii="Microsoft JhengHei" w:hAnsi="Microsoft JhengHei" w:cs="Microsoft JhengHei" w:eastAsia="微軟正黑體"/>
+          <w:b w:val="0"/>
+          <w:color w:val="16202A"/>
+          <w:sz w:val="21"/>
+        </w:rPr>
+        <w:t>記憶體需求在選的當下就算給使用者看。系統直接讀模型檔的檔頭，取出層數、每層的 KV 頭數與頭維度，算出每個 token 要多少上下文快取，再乘上使用者設定的上下文長度；滑動視窗的層只計入視窗內的 token。以一顆 30 層、每層 3 個 KV 頭、頭維度 64 的小模型為例，每個 token 需要 23,040 位元組，與手算結果一致。這個數字加上權重大小，就是套用前准入試算所用的需求。</w:t>
+      </w:r>
+    </w:p>
+    <w:p>
+      <w:pPr>
+        <w:spacing w:before="0" w:after="160" w:line="384" w:lineRule="auto"/>
+        <w:ind w:firstLine="420"/>
+        <w:jc w:val="both"/>
+      </w:pPr>
+      <w:r>
+        <w:rPr>
+          <w:rFonts w:ascii="Microsoft JhengHei" w:hAnsi="Microsoft JhengHei" w:cs="Microsoft JhengHei" w:eastAsia="微軟正黑體"/>
+          <w:b w:val="0"/>
+          <w:color w:val="16202A"/>
+          <w:sz w:val="21"/>
+        </w:rPr>
+        <w:t>換 Strata 家族的模型時，換的是一整份設定，而不只是兩個檔案路徑。每顆模型搭配的專家剖析檔、分片設定、快取策略都不一樣；若只替換權重路徑，引擎會因為參數對不上而在數秒內崩潰。因此系統只列出具備完整專屬設定檔的模型，套用時以該模型的設定為基礎，只保留與機器本身相關的項目。llama.cpp 的模型則由系統替欄位產生自己的設定檔與服務，固定關閉記憶體映射，避免統一記憶體機器的系統記憶體多吃一份頁快取。</w:t>
       </w:r>
     </w:p>
     <w:p>
@@ -3605,7 +4163,7 @@
           <w:color w:val="16202A"/>
           <w:sz w:val="21"/>
         </w:rPr>
-        <w:t xml:space="preserve"> 這是實測得來的教訓：啟動指令只要被系統接受就會回報成功，模型載入失敗卻是幾秒之後才發生，若只看指令結果，系統會誤以為切換成功而不去還原。</w:t>
+        <w:t xml:space="preserve"> 這是實測得來的教訓：啟動指令只要被系統接受就會回報成功，模型載入失敗卻是幾秒之後才發生，若只看指令結果，系統會誤以為切換成功而不去還原。跨引擎切換時，舊引擎的開機自動啟動會一併取消，避免重新開機後兩個引擎搶同一個埠。</w:t>
       </w:r>
     </w:p>
     <w:p>
@@ -3621,7 +4179,23 @@
           <w:color w:val="16202A"/>
           <w:sz w:val="21"/>
         </w:rPr>
-        <w:t xml:space="preserve">為了避免有人藉這個功能指向任意檔案，系統只接受掃描清單內的模型組合。2026/10/20 的實測中，送出指向 </w:t>
+        <w:t>欄位上設定過的 API 金鑰、單次輸出上限與自訂的模型名稱都跟著欄位走，換模型或換引擎都不會改變；IDE 那邊因此不必跟著改設定。換完之後畫面會自動帶到該欄位的 API 串接頁。</w:t>
+      </w:r>
+    </w:p>
+    <w:p>
+      <w:pPr>
+        <w:spacing w:before="0" w:after="160" w:line="384" w:lineRule="auto"/>
+        <w:ind w:firstLine="420"/>
+        <w:jc w:val="both"/>
+      </w:pPr>
+      <w:r>
+        <w:rPr>
+          <w:rFonts w:ascii="Microsoft JhengHei" w:hAnsi="Microsoft JhengHei" w:cs="Microsoft JhengHei" w:eastAsia="微軟正黑體"/>
+          <w:b w:val="0"/>
+          <w:color w:val="16202A"/>
+          <w:sz w:val="21"/>
+        </w:rPr>
+        <w:t xml:space="preserve">為了避免有人藉這個功能指向任意檔案，系統只接受掃描清單內的模型。2026/10/20 的實測中，送出指向 </w:t>
       </w:r>
       <w:r>
         <w:rPr>
@@ -3643,7 +4217,7 @@
       </w:r>
     </w:p>
     <w:p>
-      <w:bookmarkStart w:id="37" w:name="h_5728cb4c78"/>
+      <w:bookmarkStart w:id="39" w:name="h_f3e88f9586"/>
       <w:pPr>
         <w:keepNext/>
         <w:spacing w:before="280" w:after="120" w:line="300" w:lineRule="auto"/>
@@ -3655,9 +4229,468 @@
           <w:color w:val="BF181F"/>
           <w:sz w:val="26"/>
         </w:rPr>
-        <w:t>2.5　即時監控</w:t>
+        <w:t>2.5　模型庫</w:t>
       </w:r>
-      <w:bookmarkEnd w:id="37"/>
+      <w:bookmarkEnd w:id="39"/>
+    </w:p>
+    <w:p>
+      <w:pPr>
+        <w:spacing w:before="0" w:after="160" w:line="384" w:lineRule="auto"/>
+        <w:ind w:firstLine="420"/>
+        <w:jc w:val="both"/>
+      </w:pPr>
+      <w:r>
+        <w:rPr>
+          <w:rFonts w:ascii="Microsoft JhengHei" w:hAnsi="Microsoft JhengHei" w:cs="Microsoft JhengHei" w:eastAsia="微軟正黑體"/>
+          <w:b w:val="0"/>
+          <w:color w:val="16202A"/>
+          <w:sz w:val="21"/>
+        </w:rPr>
+        <w:t>模型庫是每台機器管理模型檔案的地方，從機器頁第二列進入。頁面上方同樣有一條順序軸：確認存放區、下載或放入模型、到欄位換模型、到 API 串接實測，每一步的狀態都由實際資料算出。</w:t>
+      </w:r>
+    </w:p>
+    <w:p>
+      <w:pPr>
+        <w:spacing w:before="0" w:after="160" w:line="384" w:lineRule="auto"/>
+        <w:ind w:firstLine="420"/>
+        <w:jc w:val="both"/>
+      </w:pPr>
+      <w:r>
+        <w:rPr>
+          <w:rFonts w:ascii="Microsoft JhengHei" w:hAnsi="Microsoft JhengHei" w:cs="Microsoft JhengHei" w:eastAsia="微軟正黑體"/>
+          <w:b w:val="0"/>
+          <w:color w:val="16202A"/>
+          <w:sz w:val="21"/>
+        </w:rPr>
+        <w:t>下載時只要貼上 Hugging Face 的模型名稱，系統會列出這個模型所有可下載的量化版本與大小，並在下載前檢查磁碟空間是否足夠。推測解碼用的輔助檔會被標示出來並排在最後，不會被誤當成最小的量化。下載由各機的代理在背景進行，一次只下載一個，可以取消；連線中斷之後再按一次會從中斷處接續。需要授權的模型可以填入 Hugging Face 權杖，權杖只在下載期間放在記憶體中，不寫入任何設定檔或紀錄。</w:t>
+      </w:r>
+    </w:p>
+    <w:p>
+      <w:pPr>
+        <w:spacing w:before="0" w:after="160" w:line="384" w:lineRule="auto"/>
+        <w:ind w:firstLine="420"/>
+        <w:jc w:val="both"/>
+      </w:pPr>
+      <w:r>
+        <w:rPr>
+          <w:rFonts w:ascii="Microsoft JhengHei" w:hAnsi="Microsoft JhengHei" w:cs="Microsoft JhengHei" w:eastAsia="微軟正黑體"/>
+          <w:b w:val="0"/>
+          <w:color w:val="16202A"/>
+          <w:sz w:val="21"/>
+        </w:rPr>
+        <w:t>已安裝的模型以表格列出引擎、大小、架構與最長上下文、來源，以及目前由哪個欄位使用。依公司規定，政府案不得使用中國來源的模型，模型庫會把 Qwen、DeepSeek、GLM、Kimi 等來源的模型標示出來；內部測試可以照常使用，交付政府案的機器不能安裝。沒有在用的模型可以從這裡刪除，正在被欄位使用的模型不能刪。</w:t>
+      </w:r>
+    </w:p>
+    <w:p>
+      <w:bookmarkStart w:id="40" w:name="h_4e39917a9b"/>
+      <w:pPr>
+        <w:keepNext/>
+        <w:spacing w:before="280" w:after="120" w:line="300" w:lineRule="auto"/>
+      </w:pPr>
+      <w:r>
+        <w:rPr>
+          <w:rFonts w:ascii="Microsoft JhengHei" w:hAnsi="Microsoft JhengHei" w:cs="Microsoft JhengHei" w:eastAsia="微軟正黑體"/>
+          <w:b/>
+          <w:color w:val="BF181F"/>
+          <w:sz w:val="26"/>
+        </w:rPr>
+        <w:t>2.6　API 串接</w:t>
+      </w:r>
+      <w:bookmarkEnd w:id="40"/>
+    </w:p>
+    <w:p>
+      <w:pPr>
+        <w:spacing w:before="0" w:after="160" w:line="384" w:lineRule="auto"/>
+        <w:ind w:firstLine="420"/>
+        <w:jc w:val="both"/>
+      </w:pPr>
+      <w:r>
+        <w:rPr>
+          <w:rFonts w:ascii="Microsoft JhengHei" w:hAnsi="Microsoft JhengHei" w:cs="Microsoft JhengHei" w:eastAsia="微軟正黑體"/>
+          <w:b w:val="0"/>
+          <w:color w:val="16202A"/>
+          <w:sz w:val="21"/>
+        </w:rPr>
+        <w:t>換完模型之後，IDE（GitHub Copilot、OpenCode、Continue、Cline）與公司其他服務要知道四件事：打哪個網址、模型名稱叫什麼、上下文多長、要不要金鑰。API 串接頁把這四件事集中在一頁，而且都能在網頁上修改。</w:t>
+      </w:r>
+    </w:p>
+    <w:p>
+      <w:pPr>
+        <w:keepNext/>
+        <w:spacing w:before="160" w:after="80" w:line="288" w:lineRule="auto"/>
+        <w:jc w:val="center"/>
+      </w:pPr>
+      <w:r>
+        <w:rPr>
+          <w:rFonts w:ascii="Microsoft JhengHei" w:hAnsi="Microsoft JhengHei" w:cs="Microsoft JhengHei" w:eastAsia="微軟正黑體"/>
+          <w:b/>
+          <w:color w:val="3D4B56"/>
+          <w:sz w:val="19"/>
+        </w:rPr>
+        <w:t>表 2-4　API 串接的設定項目</w:t>
+      </w:r>
+    </w:p>
+    <w:tbl>
+      <w:tblPr>
+        <w:tblW w:type="auto" w:w="0"/>
+        <w:jc w:val="center"/>
+        <w:tblLook w:firstColumn="1" w:firstRow="1" w:lastColumn="0" w:lastRow="0" w:noHBand="0" w:noVBand="1" w:val="04A0"/>
+        <w:tblBorders>
+          <w:top w:val="nil"/>
+          <w:left w:val="nil"/>
+          <w:bottom w:val="single" w:sz="4" w:color="DDE3E8"/>
+          <w:right w:val="nil"/>
+          <w:insideH w:val="single" w:sz="4" w:color="DDE3E8"/>
+          <w:insideV w:val="nil"/>
+        </w:tblBorders>
+        <w:tblCellMar>
+          <w:top w:w="70" w:type="dxa"/>
+          <w:bottom w:w="70" w:type="dxa"/>
+          <w:left w:w="110" w:type="dxa"/>
+          <w:right w:w="110" w:type="dxa"/>
+        </w:tblCellMar>
+      </w:tblPr>
+      <w:tblGrid>
+        <w:gridCol w:w="4649"/>
+        <w:gridCol w:w="4649"/>
+      </w:tblGrid>
+      <w:tr>
+        <w:trPr>
+          <w:tblHeader w:val="true"/>
+          <w:cantSplit/>
+        </w:trPr>
+        <w:tc>
+          <w:tcPr>
+            <w:tcW w:type="dxa" w:w="4649"/>
+            <w:vAlign w:val="center"/>
+            <w:shd w:val="clear" w:color="auto" w:fill="BF181F"/>
+          </w:tcPr>
+          <w:p>
+            <w:pPr>
+              <w:keepNext/>
+              <w:spacing w:before="0" w:after="0" w:line="312" w:lineRule="auto"/>
+            </w:pPr>
+            <w:r>
+              <w:rPr>
+                <w:rFonts w:ascii="Microsoft JhengHei" w:hAnsi="Microsoft JhengHei" w:cs="Microsoft JhengHei" w:eastAsia="微軟正黑體"/>
+                <w:b/>
+                <w:color w:val="FFFFFF"/>
+                <w:sz w:val="19"/>
+              </w:rPr>
+              <w:t>設定項目</w:t>
+            </w:r>
+          </w:p>
+        </w:tc>
+        <w:tc>
+          <w:tcPr>
+            <w:tcW w:type="dxa" w:w="4649"/>
+            <w:vAlign w:val="center"/>
+            <w:shd w:val="clear" w:color="auto" w:fill="BF181F"/>
+          </w:tcPr>
+          <w:p>
+            <w:pPr>
+              <w:keepNext/>
+              <w:spacing w:before="0" w:after="0" w:line="312" w:lineRule="auto"/>
+            </w:pPr>
+            <w:r>
+              <w:rPr>
+                <w:rFonts w:ascii="Microsoft JhengHei" w:hAnsi="Microsoft JhengHei" w:cs="Microsoft JhengHei" w:eastAsia="微軟正黑體"/>
+                <w:b/>
+                <w:color w:val="FFFFFF"/>
+                <w:sz w:val="19"/>
+              </w:rPr>
+              <w:t>說明</w:t>
+            </w:r>
+          </w:p>
+        </w:tc>
+      </w:tr>
+      <w:tr>
+        <w:trPr>
+          <w:cantSplit/>
+        </w:trPr>
+        <w:tc>
+          <w:tcPr>
+            <w:tcW w:type="dxa" w:w="4649"/>
+            <w:vAlign w:val="center"/>
+          </w:tcPr>
+          <w:p>
+            <w:pPr>
+              <w:keepNext/>
+              <w:spacing w:before="0" w:after="0" w:line="312" w:lineRule="auto"/>
+            </w:pPr>
+            <w:r>
+              <w:rPr>
+                <w:rFonts w:ascii="Microsoft JhengHei" w:hAnsi="Microsoft JhengHei" w:cs="Microsoft JhengHei" w:eastAsia="微軟正黑體"/>
+                <w:b w:val="0"/>
+                <w:color w:val="16202A"/>
+                <w:sz w:val="19"/>
+              </w:rPr>
+              <w:t>對外網址</w:t>
+            </w:r>
+          </w:p>
+        </w:tc>
+        <w:tc>
+          <w:tcPr>
+            <w:tcW w:type="dxa" w:w="4649"/>
+            <w:vAlign w:val="center"/>
+          </w:tcPr>
+          <w:p>
+            <w:pPr>
+              <w:keepNext/>
+              <w:spacing w:before="0" w:after="0" w:line="312" w:lineRule="auto"/>
+            </w:pPr>
+            <w:r>
+              <w:rPr>
+                <w:rFonts w:ascii="Microsoft JhengHei" w:hAnsi="Microsoft JhengHei" w:cs="Microsoft JhengHei" w:eastAsia="微軟正黑體"/>
+                <w:b w:val="0"/>
+                <w:color w:val="16202A"/>
+                <w:sz w:val="19"/>
+              </w:rPr>
+              <w:t>預設是這台機器的 IP 與埠；前面有反向代理或內部網域時改成那個</w:t>
+            </w:r>
+          </w:p>
+        </w:tc>
+      </w:tr>
+      <w:tr>
+        <w:trPr>
+          <w:cantSplit/>
+        </w:trPr>
+        <w:tc>
+          <w:tcPr>
+            <w:tcW w:type="dxa" w:w="4649"/>
+            <w:vAlign w:val="center"/>
+          </w:tcPr>
+          <w:p>
+            <w:pPr>
+              <w:keepNext/>
+              <w:spacing w:before="0" w:after="0" w:line="312" w:lineRule="auto"/>
+            </w:pPr>
+            <w:r>
+              <w:rPr>
+                <w:rFonts w:ascii="Microsoft JhengHei" w:hAnsi="Microsoft JhengHei" w:cs="Microsoft JhengHei" w:eastAsia="微軟正黑體"/>
+                <w:b w:val="0"/>
+                <w:color w:val="16202A"/>
+                <w:sz w:val="19"/>
+              </w:rPr>
+              <w:t>模型名稱</w:t>
+            </w:r>
+          </w:p>
+        </w:tc>
+        <w:tc>
+          <w:tcPr>
+            <w:tcW w:type="dxa" w:w="4649"/>
+            <w:vAlign w:val="center"/>
+          </w:tcPr>
+          <w:p>
+            <w:pPr>
+              <w:keepNext/>
+              <w:spacing w:before="0" w:after="0" w:line="312" w:lineRule="auto"/>
+            </w:pPr>
+            <w:r>
+              <w:rPr>
+                <w:rFonts w:ascii="Microsoft JhengHei" w:hAnsi="Microsoft JhengHei" w:cs="Microsoft JhengHei" w:eastAsia="微軟正黑體"/>
+                <w:b w:val="0"/>
+                <w:color w:val="16202A"/>
+                <w:sz w:val="19"/>
+              </w:rPr>
+              <w:t>IDE 裡要填的名稱；自己取過的名稱在換模型時會沿用</w:t>
+            </w:r>
+          </w:p>
+        </w:tc>
+      </w:tr>
+      <w:tr>
+        <w:trPr>
+          <w:cantSplit/>
+        </w:trPr>
+        <w:tc>
+          <w:tcPr>
+            <w:tcW w:type="dxa" w:w="4649"/>
+            <w:vAlign w:val="center"/>
+          </w:tcPr>
+          <w:p>
+            <w:pPr>
+              <w:keepNext/>
+              <w:spacing w:before="0" w:after="0" w:line="312" w:lineRule="auto"/>
+            </w:pPr>
+            <w:r>
+              <w:rPr>
+                <w:rFonts w:ascii="Microsoft JhengHei" w:hAnsi="Microsoft JhengHei" w:cs="Microsoft JhengHei" w:eastAsia="微軟正黑體"/>
+                <w:b w:val="0"/>
+                <w:color w:val="16202A"/>
+                <w:sz w:val="19"/>
+              </w:rPr>
+              <w:t>上下文長度</w:t>
+            </w:r>
+          </w:p>
+        </w:tc>
+        <w:tc>
+          <w:tcPr>
+            <w:tcW w:type="dxa" w:w="4649"/>
+            <w:vAlign w:val="center"/>
+          </w:tcPr>
+          <w:p>
+            <w:pPr>
+              <w:keepNext/>
+              <w:spacing w:before="0" w:after="0" w:line="312" w:lineRule="auto"/>
+            </w:pPr>
+            <w:r>
+              <w:rPr>
+                <w:rFonts w:ascii="Microsoft JhengHei" w:hAnsi="Microsoft JhengHei" w:cs="Microsoft JhengHei" w:eastAsia="微軟正黑體"/>
+                <w:b w:val="0"/>
+                <w:color w:val="16202A"/>
+                <w:sz w:val="19"/>
+              </w:rPr>
+              <w:t>調大之前先做記憶體試算，不夠會擋下</w:t>
+            </w:r>
+          </w:p>
+        </w:tc>
+      </w:tr>
+      <w:tr>
+        <w:trPr>
+          <w:cantSplit/>
+        </w:trPr>
+        <w:tc>
+          <w:tcPr>
+            <w:tcW w:type="dxa" w:w="4649"/>
+            <w:vAlign w:val="center"/>
+          </w:tcPr>
+          <w:p>
+            <w:pPr>
+              <w:keepNext/>
+              <w:spacing w:before="0" w:after="0" w:line="312" w:lineRule="auto"/>
+            </w:pPr>
+            <w:r>
+              <w:rPr>
+                <w:rFonts w:ascii="Microsoft JhengHei" w:hAnsi="Microsoft JhengHei" w:cs="Microsoft JhengHei" w:eastAsia="微軟正黑體"/>
+                <w:b w:val="0"/>
+                <w:color w:val="16202A"/>
+                <w:sz w:val="19"/>
+              </w:rPr>
+              <w:t>單次輸出上限</w:t>
+            </w:r>
+          </w:p>
+        </w:tc>
+        <w:tc>
+          <w:tcPr>
+            <w:tcW w:type="dxa" w:w="4649"/>
+            <w:vAlign w:val="center"/>
+          </w:tcPr>
+          <w:p>
+            <w:pPr>
+              <w:keepNext/>
+              <w:spacing w:before="0" w:after="0" w:line="312" w:lineRule="auto"/>
+            </w:pPr>
+            <w:r>
+              <w:rPr>
+                <w:rFonts w:ascii="Microsoft JhengHei" w:hAnsi="Microsoft JhengHei" w:cs="Microsoft JhengHei" w:eastAsia="微軟正黑體"/>
+                <w:b w:val="0"/>
+                <w:color w:val="16202A"/>
+                <w:sz w:val="19"/>
+              </w:rPr>
+              <w:t>要小於上下文長度；留空時由引擎決定</w:t>
+            </w:r>
+          </w:p>
+        </w:tc>
+      </w:tr>
+      <w:tr>
+        <w:trPr>
+          <w:cantSplit/>
+        </w:trPr>
+        <w:tc>
+          <w:tcPr>
+            <w:tcW w:type="dxa" w:w="4649"/>
+            <w:vAlign w:val="center"/>
+          </w:tcPr>
+          <w:p>
+            <w:pPr>
+              <w:spacing w:before="0" w:after="0" w:line="312" w:lineRule="auto"/>
+            </w:pPr>
+            <w:r>
+              <w:rPr>
+                <w:rFonts w:ascii="Microsoft JhengHei" w:hAnsi="Microsoft JhengHei" w:cs="Microsoft JhengHei" w:eastAsia="微軟正黑體"/>
+                <w:b w:val="0"/>
+                <w:color w:val="16202A"/>
+                <w:sz w:val="19"/>
+              </w:rPr>
+              <w:t>API 金鑰</w:t>
+            </w:r>
+          </w:p>
+        </w:tc>
+        <w:tc>
+          <w:tcPr>
+            <w:tcW w:type="dxa" w:w="4649"/>
+            <w:vAlign w:val="center"/>
+          </w:tcPr>
+          <w:p>
+            <w:pPr>
+              <w:spacing w:before="0" w:after="0" w:line="312" w:lineRule="auto"/>
+            </w:pPr>
+            <w:r>
+              <w:rPr>
+                <w:rFonts w:ascii="Microsoft JhengHei" w:hAnsi="Microsoft JhengHei" w:cs="Microsoft JhengHei" w:eastAsia="微軟正黑體"/>
+                <w:b w:val="0"/>
+                <w:color w:val="16202A"/>
+                <w:sz w:val="19"/>
+              </w:rPr>
+              <w:t>可產生或關閉；金鑰只在產生的當下顯示一次，之後忘了就重新產生</w:t>
+            </w:r>
+          </w:p>
+        </w:tc>
+      </w:tr>
+    </w:tbl>
+    <w:p>
+      <w:pPr>
+        <w:spacing w:before="0" w:after="120" w:line="240" w:lineRule="auto"/>
+      </w:pPr>
+    </w:p>
+    <w:p>
+      <w:pPr>
+        <w:spacing w:before="0" w:after="160" w:line="384" w:lineRule="auto"/>
+        <w:ind w:firstLine="420"/>
+        <w:jc w:val="both"/>
+      </w:pPr>
+      <w:r>
+        <w:rPr>
+          <w:rFonts w:ascii="Microsoft JhengHei" w:hAnsi="Microsoft JhengHei" w:cs="Microsoft JhengHei" w:eastAsia="微軟正黑體"/>
+          <w:b w:val="0"/>
+          <w:color w:val="16202A"/>
+          <w:sz w:val="21"/>
+        </w:rPr>
+        <w:t>改動模型名稱、上下文、輸出上限或金鑰需要重啟該模型。系統會先備份設定，重啟後用新設定實際打一次，確認新名稱出現在模型清單、開了金鑰之後沒帶金鑰會被擋下，才算套用成功；任何一項不通過就換回原本的設定。</w:t>
+      </w:r>
+    </w:p>
+    <w:p>
+      <w:pPr>
+        <w:spacing w:before="0" w:after="160" w:line="384" w:lineRule="auto"/>
+        <w:ind w:firstLine="420"/>
+        <w:jc w:val="both"/>
+      </w:pPr>
+      <w:r>
+        <w:rPr>
+          <w:rFonts w:ascii="Microsoft JhengHei" w:hAnsi="Microsoft JhengHei" w:cs="Microsoft JhengHei" w:eastAsia="微軟正黑體"/>
+          <w:b w:val="0"/>
+          <w:color w:val="16202A"/>
+          <w:sz w:val="21"/>
+        </w:rPr>
+        <w:t>頁面下方依目前設定即時產生各工具的設定範例，包括 VS Code 的 GitHub Copilot、其他 IDE 的通用欄位、OpenCode、Continue、Cline／Roo Code、Claude Code、curl 與 Python，可以直接複製。「實測一次」會在機器本機依序打模型清單、一般對話與工具呼叫，再從主控台經網路打對外網址，證明別台電腦也連得到。實測不會跟隨轉址，避免金鑰被帶到別的位址。2026/10/22 在 .27 上實測，一般對話約 1.5 秒、工具呼叫約 2.3 秒完成。</w:t>
+      </w:r>
+    </w:p>
+    <w:p>
+      <w:bookmarkStart w:id="41" w:name="h_8381cd8c7e"/>
+      <w:pPr>
+        <w:keepNext/>
+        <w:spacing w:before="280" w:after="120" w:line="300" w:lineRule="auto"/>
+      </w:pPr>
+      <w:r>
+        <w:rPr>
+          <w:rFonts w:ascii="Microsoft JhengHei" w:hAnsi="Microsoft JhengHei" w:cs="Microsoft JhengHei" w:eastAsia="微軟正黑體"/>
+          <w:b/>
+          <w:color w:val="BF181F"/>
+          <w:sz w:val="26"/>
+        </w:rPr>
+        <w:t>2.7　即時監控</w:t>
+      </w:r>
+      <w:bookmarkEnd w:id="41"/>
     </w:p>
     <w:p>
       <w:pPr>
@@ -3708,7 +4741,7 @@
       </w:r>
     </w:p>
     <w:p>
-      <w:bookmarkStart w:id="38" w:name="h_1a1048017f"/>
+      <w:bookmarkStart w:id="42" w:name="h_9a79dff323"/>
       <w:pPr>
         <w:keepNext/>
         <w:spacing w:before="280" w:after="120" w:line="300" w:lineRule="auto"/>
@@ -3720,9 +4753,9 @@
           <w:color w:val="BF181F"/>
           <w:sz w:val="26"/>
         </w:rPr>
-        <w:t>2.6　記錄檢視</w:t>
+        <w:t>2.8　記錄檢視</w:t>
       </w:r>
-      <w:bookmarkEnd w:id="38"/>
+      <w:bookmarkEnd w:id="42"/>
     </w:p>
     <w:p>
       <w:pPr>
@@ -3741,7 +4774,7 @@
       </w:r>
     </w:p>
     <w:p>
-      <w:bookmarkStart w:id="39" w:name="h_2445c61d21"/>
+      <w:bookmarkStart w:id="43" w:name="h_38ccacfb0e"/>
       <w:pPr>
         <w:keepNext/>
         <w:spacing w:before="280" w:after="120" w:line="300" w:lineRule="auto"/>
@@ -3753,9 +4786,9 @@
           <w:color w:val="BF181F"/>
           <w:sz w:val="26"/>
         </w:rPr>
-        <w:t>2.7　HTTPS 與憑證管理</w:t>
+        <w:t>2.9　HTTPS 與憑證管理</w:t>
       </w:r>
-      <w:bookmarkEnd w:id="39"/>
+      <w:bookmarkEnd w:id="43"/>
     </w:p>
     <w:p>
       <w:pPr>
@@ -3818,7 +4851,7 @@
           <w:color w:val="3D4B56"/>
           <w:sz w:val="19"/>
         </w:rPr>
-        <w:t>表 2-3　匯入前的檢查項目</w:t>
+        <w:t>表 2-5　匯入前的檢查項目</w:t>
       </w:r>
     </w:p>
     <w:tbl>
@@ -4291,7 +5324,7 @@
       </w:r>
     </w:p>
     <w:p>
-      <w:bookmarkStart w:id="40" w:name="h_97ee9be5f6"/>
+      <w:bookmarkStart w:id="44" w:name="h_3086986381"/>
       <w:pPr>
         <w:keepNext/>
         <w:spacing w:before="280" w:after="120" w:line="300" w:lineRule="auto"/>
@@ -4303,9 +5336,9 @@
           <w:color w:val="BF181F"/>
           <w:sz w:val="26"/>
         </w:rPr>
-        <w:t>2.8　服務使用報告</w:t>
+        <w:t>2.10　服務使用報告</w:t>
       </w:r>
-      <w:bookmarkEnd w:id="40"/>
+      <w:bookmarkEnd w:id="44"/>
     </w:p>
     <w:p>
       <w:pPr>
@@ -4336,7 +5369,7 @@
           <w:color w:val="3D4B56"/>
           <w:sz w:val="19"/>
         </w:rPr>
-        <w:t>表 2-4　服務使用報告的六個區塊</w:t>
+        <w:t>表 2-6　服務使用報告的六個區塊</w:t>
       </w:r>
     </w:p>
     <w:tbl>
@@ -4896,7 +5929,7 @@
       </w:r>
     </w:p>
     <w:p>
-      <w:bookmarkStart w:id="41" w:name="h_c69ffed0e7"/>
+      <w:bookmarkStart w:id="45" w:name="h_127c37b54c"/>
       <w:pPr>
         <w:keepNext/>
         <w:spacing w:before="280" w:after="120" w:line="300" w:lineRule="auto"/>
@@ -4908,9 +5941,9 @@
           <w:color w:val="BF181F"/>
           <w:sz w:val="26"/>
         </w:rPr>
-        <w:t>2.9　帳號與操作紀錄</w:t>
+        <w:t>2.11　帳號與操作紀錄</w:t>
       </w:r>
-      <w:bookmarkEnd w:id="41"/>
+      <w:bookmarkEnd w:id="45"/>
     </w:p>
     <w:p>
       <w:pPr>
@@ -4925,7 +5958,7 @@
           <w:color w:val="16202A"/>
           <w:sz w:val="21"/>
         </w:rPr>
-        <w:t>登入採帳號加密碼，密碼以 PBKDF2-SHA256（200,000 輪）加鹽雜湊後存檔。管理者可以在網頁上自行變更密碼，變更後所有已登入的裝置都會被登出。</w:t>
+        <w:t>登入採帳號加密碼，密碼以 PBKDF2-SHA256（200,000 輪）加鹽雜湊後存檔。登入票證記在伺服器端，登出就立即作廢；管理者可以在網頁上自行變更密碼，變更後所有已登入的裝置都會被登出。同一台電腦 15 分鐘內輸入錯誤 5 次會被暫時擋下，期間連正確的密碼也不放行，讓暴力猜測無從判斷是否猜中。</w:t>
       </w:r>
     </w:p>
     <w:p>
@@ -4941,11 +5974,11 @@
           <w:color w:val="16202A"/>
           <w:sz w:val="21"/>
         </w:rPr>
-        <w:t>所有啟動、停止、更換模型、切換情境、更換憑證的操作，都會記下是誰、何時、從哪台電腦、做了什麼、結果如何。寫入紀錄之前一律經過同一支遮罩程式，密碼、私鑰、權杖與 PFX 內容都不會進入紀錄，憑證只記錄指紋。</w:t>
+        <w:t>所有啟動、停止、更換模型、下載與刪除模型、修改 API 設定、切換情境、更換憑證的操作，都會記下是誰、何時、從哪台電腦、做了什麼、結果如何。寫入紀錄之前一律經過同一支遮罩程式，密碼、私鑰、權杖與 PFX 內容都不會進入紀錄，憑證只記錄指紋。</w:t>
       </w:r>
     </w:p>
     <w:p>
-      <w:bookmarkStart w:id="42" w:name="h_33dc9bc1ba"/>
+      <w:bookmarkStart w:id="46" w:name="h_33dc9bc1ba"/>
       <w:pPr>
         <w:keepNext/>
         <w:pageBreakBefore/>
@@ -4960,7 +5993,7 @@
         </w:rPr>
         <w:t>第三章　三種記憶體架構</w:t>
       </w:r>
-      <w:bookmarkEnd w:id="42"/>
+      <w:bookmarkEnd w:id="46"/>
     </w:p>
     <w:p>
       <w:pPr>
@@ -5484,7 +6517,7 @@
       </w:r>
     </w:p>
     <w:p>
-      <w:bookmarkStart w:id="43" w:name="h_9e5b0fee4d"/>
+      <w:bookmarkStart w:id="47" w:name="h_9e5b0fee4d"/>
       <w:pPr>
         <w:keepNext/>
         <w:pageBreakBefore/>
@@ -5499,10 +6532,10 @@
         </w:rPr>
         <w:t>第四章　部署模式</w:t>
       </w:r>
-      <w:bookmarkEnd w:id="43"/>
+      <w:bookmarkEnd w:id="47"/>
     </w:p>
     <w:p>
-      <w:bookmarkStart w:id="44" w:name="h_817810ea2e"/>
+      <w:bookmarkStart w:id="48" w:name="h_817810ea2e"/>
       <w:pPr>
         <w:keepNext/>
         <w:spacing w:before="280" w:after="120" w:line="300" w:lineRule="auto"/>
@@ -5516,7 +6549,7 @@
         </w:rPr>
         <w:t>4.1　單機模式</w:t>
       </w:r>
-      <w:bookmarkEnd w:id="44"/>
+      <w:bookmarkEnd w:id="48"/>
     </w:p>
     <w:p>
       <w:pPr>
@@ -5535,7 +6568,7 @@
       </w:r>
     </w:p>
     <w:p>
-      <w:bookmarkStart w:id="45" w:name="h_77155e4bfd"/>
+      <w:bookmarkStart w:id="49" w:name="h_77155e4bfd"/>
       <w:pPr>
         <w:keepNext/>
         <w:spacing w:before="280" w:after="120" w:line="300" w:lineRule="auto"/>
@@ -5549,7 +6582,7 @@
         </w:rPr>
         <w:t>4.2　多機模式</w:t>
       </w:r>
-      <w:bookmarkEnd w:id="45"/>
+      <w:bookmarkEnd w:id="49"/>
     </w:p>
     <w:p>
       <w:pPr>
@@ -5568,7 +6601,7 @@
       </w:r>
     </w:p>
     <w:p>
-      <w:bookmarkStart w:id="46" w:name="h_028cb18487"/>
+      <w:bookmarkStart w:id="50" w:name="h_028cb18487"/>
       <w:pPr>
         <w:keepNext/>
         <w:spacing w:before="280" w:after="120" w:line="300" w:lineRule="auto"/>
@@ -5582,7 +6615,7 @@
         </w:rPr>
         <w:t>4.3　目前的部署狀態</w:t>
       </w:r>
-      <w:bookmarkEnd w:id="46"/>
+      <w:bookmarkEnd w:id="50"/>
     </w:p>
     <w:p>
       <w:pPr>
@@ -6024,7 +7057,7 @@
       </w:r>
     </w:p>
     <w:p>
-      <w:bookmarkStart w:id="47" w:name="h_dff7f3f917"/>
+      <w:bookmarkStart w:id="51" w:name="h_dff7f3f917"/>
       <w:pPr>
         <w:keepNext/>
         <w:pageBreakBefore/>
@@ -6039,7 +7072,7 @@
         </w:rPr>
         <w:t>第五章　安全設計</w:t>
       </w:r>
-      <w:bookmarkEnd w:id="47"/>
+      <w:bookmarkEnd w:id="51"/>
     </w:p>
     <w:p>
       <w:pPr>
@@ -6230,7 +7263,52 @@
                 <w:color w:val="16202A"/>
                 <w:sz w:val="19"/>
               </w:rPr>
-              <w:t>密碼以 PBKDF2-SHA256（200,000 輪）加鹽雜湊，不存明文；輸入錯誤時固定延遲一秒</w:t>
+              <w:t>密碼以 PBKDF2-SHA256（200,000 輪）加鹽雜湊，不存明文；同一來源 15 分鐘錯 5 次即擋</w:t>
+            </w:r>
+          </w:p>
+        </w:tc>
+      </w:tr>
+      <w:tr>
+        <w:trPr>
+          <w:cantSplit/>
+        </w:trPr>
+        <w:tc>
+          <w:tcPr>
+            <w:tcW w:type="dxa" w:w="4649"/>
+            <w:vAlign w:val="center"/>
+          </w:tcPr>
+          <w:p>
+            <w:pPr>
+              <w:spacing w:before="0" w:after="0" w:line="312" w:lineRule="auto"/>
+            </w:pPr>
+            <w:r>
+              <w:rPr>
+                <w:rFonts w:ascii="Microsoft JhengHei" w:hAnsi="Microsoft JhengHei" w:cs="Microsoft JhengHei" w:eastAsia="微軟正黑體"/>
+                <w:b w:val="0"/>
+                <w:color w:val="16202A"/>
+                <w:sz w:val="19"/>
+              </w:rPr>
+              <w:t>登入票證</w:t>
+            </w:r>
+          </w:p>
+        </w:tc>
+        <w:tc>
+          <w:tcPr>
+            <w:tcW w:type="dxa" w:w="4649"/>
+            <w:vAlign w:val="center"/>
+          </w:tcPr>
+          <w:p>
+            <w:pPr>
+              <w:spacing w:before="0" w:after="0" w:line="312" w:lineRule="auto"/>
+            </w:pPr>
+            <w:r>
+              <w:rPr>
+                <w:rFonts w:ascii="Microsoft JhengHei" w:hAnsi="Microsoft JhengHei" w:cs="Microsoft JhengHei" w:eastAsia="微軟正黑體"/>
+                <w:b w:val="0"/>
+                <w:color w:val="16202A"/>
+                <w:sz w:val="19"/>
+              </w:rPr>
+              <w:t>記在伺服器端、資料庫只存雜湊；登出、換密碼即作廢；只接受 JSON 格式的請求，跨站表單送不進來</w:t>
             </w:r>
           </w:p>
         </w:tc>
@@ -6365,7 +7443,52 @@
                 <w:color w:val="16202A"/>
                 <w:sz w:val="19"/>
               </w:rPr>
-              <w:t>存在該機檔案（權限 0600），只走 Authorization 標頭、不進網址；瀏覽器看不到任何代理權杖</w:t>
+              <w:t>主控台端以 AES-256-GCM 加密存放；只走 Authorization 標頭、不進網址；瀏覽器看不到任何代理權杖</w:t>
+            </w:r>
+          </w:p>
+        </w:tc>
+      </w:tr>
+      <w:tr>
+        <w:trPr>
+          <w:cantSplit/>
+        </w:trPr>
+        <w:tc>
+          <w:tcPr>
+            <w:tcW w:type="dxa" w:w="4649"/>
+            <w:vAlign w:val="center"/>
+          </w:tcPr>
+          <w:p>
+            <w:pPr>
+              <w:spacing w:before="0" w:after="0" w:line="312" w:lineRule="auto"/>
+            </w:pPr>
+            <w:r>
+              <w:rPr>
+                <w:rFonts w:ascii="Microsoft JhengHei" w:hAnsi="Microsoft JhengHei" w:cs="Microsoft JhengHei" w:eastAsia="微軟正黑體"/>
+                <w:b w:val="0"/>
+                <w:color w:val="16202A"/>
+                <w:sz w:val="19"/>
+              </w:rPr>
+              <w:t>模型的 API 金鑰</w:t>
+            </w:r>
+          </w:p>
+        </w:tc>
+        <w:tc>
+          <w:tcPr>
+            <w:tcW w:type="dxa" w:w="4649"/>
+            <w:vAlign w:val="center"/>
+          </w:tcPr>
+          <w:p>
+            <w:pPr>
+              <w:spacing w:before="0" w:after="0" w:line="312" w:lineRule="auto"/>
+            </w:pPr>
+            <w:r>
+              <w:rPr>
+                <w:rFonts w:ascii="Microsoft JhengHei" w:hAnsi="Microsoft JhengHei" w:cs="Microsoft JhengHei" w:eastAsia="微軟正黑體"/>
+                <w:b w:val="0"/>
+                <w:color w:val="16202A"/>
+                <w:sz w:val="19"/>
+              </w:rPr>
+              <w:t>只在產生時顯示一次，不寫入紀錄；交給引擎時用檔案，不放在程序的指令列上</w:t>
             </w:r>
           </w:p>
         </w:tc>
@@ -6455,7 +7578,7 @@
                 <w:color w:val="16202A"/>
                 <w:sz w:val="19"/>
               </w:rPr>
-              <w:t>回應帶有內容安全政策、禁止被嵌入框架、禁止 MIME 類型猜測等標頭</w:t>
+              <w:t>內容安全政策不允許任何行內腳本與樣式，並禁止被嵌入框架、禁止 MIME 類型猜測</w:t>
             </w:r>
           </w:p>
         </w:tc>
@@ -6480,7 +7603,7 @@
                 <w:color w:val="16202A"/>
                 <w:sz w:val="19"/>
               </w:rPr>
-              <w:t>換模型的路徑限制</w:t>
+              <w:t>換模型與下載的路徑限制</w:t>
             </w:r>
           </w:p>
         </w:tc>
@@ -6500,7 +7623,7 @@
                 <w:color w:val="16202A"/>
                 <w:sz w:val="19"/>
               </w:rPr>
-              <w:t>只接受本機掃描清單內的模型組合，拒絕指向任意路徑的請求</w:t>
+              <w:t>換模型與刪除只接受掃描清單內的模型，下載只接受 Hugging Face 檔案清單內的檔名</w:t>
             </w:r>
           </w:p>
         </w:tc>
@@ -6590,7 +7713,61 @@
                 <w:color w:val="16202A"/>
                 <w:sz w:val="19"/>
               </w:rPr>
-              <w:t>停止關鍵服務、強制略過准入試算、停止全部服務，皆需在畫面上二次確認</w:t>
+              <w:t>停止關鍵服務、強制略過准入試算、停止全部服務、刪除模型，皆需在畫面上二次確認</w:t>
+            </w:r>
+          </w:p>
+        </w:tc>
+      </w:tr>
+      <w:tr>
+        <w:trPr>
+          <w:cantSplit/>
+        </w:trPr>
+        <w:tc>
+          <w:tcPr>
+            <w:tcW w:type="dxa" w:w="4649"/>
+            <w:vAlign w:val="center"/>
+          </w:tcPr>
+          <w:p>
+            <w:pPr>
+              <w:spacing w:before="0" w:after="0" w:line="312" w:lineRule="auto"/>
+            </w:pPr>
+            <w:r>
+              <w:rPr>
+                <w:rFonts w:ascii="Microsoft JhengHei" w:hAnsi="Microsoft JhengHei" w:cs="Microsoft JhengHei" w:eastAsia="微軟正黑體"/>
+                <w:b w:val="0"/>
+                <w:color w:val="16202A"/>
+                <w:sz w:val="19"/>
+              </w:rPr>
+              <w:t>安全開發流程</w:t>
+            </w:r>
+          </w:p>
+        </w:tc>
+        <w:tc>
+          <w:tcPr>
+            <w:tcW w:type="dxa" w:w="4649"/>
+            <w:vAlign w:val="center"/>
+          </w:tcPr>
+          <w:p>
+            <w:pPr>
+              <w:spacing w:before="0" w:after="0" w:line="312" w:lineRule="auto"/>
+            </w:pPr>
+            <w:r>
+              <w:rPr>
+                <w:rFonts w:ascii="Microsoft JhengHei" w:hAnsi="Microsoft JhengHei" w:cs="Microsoft JhengHei" w:eastAsia="微軟正黑體"/>
+                <w:b w:val="0"/>
+                <w:color w:val="16202A"/>
+                <w:sz w:val="19"/>
+              </w:rPr>
+              <w:t xml:space="preserve">每次修改都經 GitHub Actions 執行測試與六道安全掃描，全綠才能合併；安全計畫、威脅模型與交付證據包見 </w:t>
+            </w:r>
+            <w:r>
+              <w:rPr>
+                <w:rFonts w:ascii="Consolas" w:hAnsi="Consolas" w:cs="Consolas" w:eastAsia="微軟正黑體"/>
+                <w:b w:val="0"/>
+                <w:color w:val="3D4B56"/>
+                <w:sz w:val="18"/>
+              </w:rPr>
+              <w:t>手冊/資安證據/</w:t>
             </w:r>
           </w:p>
         </w:tc>
@@ -6602,7 +7779,7 @@
       </w:pPr>
     </w:p>
     <w:p>
-      <w:bookmarkStart w:id="48" w:name="h_3e086b4fa3"/>
+      <w:bookmarkStart w:id="52" w:name="h_3e086b4fa3"/>
       <w:pPr>
         <w:keepNext/>
         <w:pageBreakBefore/>
@@ -6617,7 +7794,7 @@
         </w:rPr>
         <w:t>第六章　實測數據</w:t>
       </w:r>
-      <w:bookmarkEnd w:id="48"/>
+      <w:bookmarkEnd w:id="52"/>
     </w:p>
     <w:p>
       <w:pPr>
@@ -6636,7 +7813,7 @@
       </w:r>
     </w:p>
     <w:p>
-      <w:bookmarkStart w:id="49" w:name="h_8cb43f06c0"/>
+      <w:bookmarkStart w:id="53" w:name="h_8cb43f06c0"/>
       <w:pPr>
         <w:keepNext/>
         <w:spacing w:before="280" w:after="120" w:line="300" w:lineRule="auto"/>
@@ -6650,7 +7827,7 @@
         </w:rPr>
         <w:t>6.1　兩顆模型的對照</w:t>
       </w:r>
-      <w:bookmarkEnd w:id="49"/>
+      <w:bookmarkEnd w:id="53"/>
     </w:p>
     <w:p>
       <w:pPr>
@@ -7209,7 +8386,7 @@
       </w:r>
     </w:p>
     <w:p>
-      <w:bookmarkStart w:id="50" w:name="h_c706c848fd"/>
+      <w:bookmarkStart w:id="54" w:name="h_c706c848fd"/>
       <w:pPr>
         <w:keepNext/>
         <w:spacing w:before="280" w:after="120" w:line="300" w:lineRule="auto"/>
@@ -7223,7 +8400,7 @@
         </w:rPr>
         <w:t>6.2　兩項與直覺相反的發現</w:t>
       </w:r>
-      <w:bookmarkEnd w:id="50"/>
+      <w:bookmarkEnd w:id="54"/>
     </w:p>
     <w:p>
       <w:pPr>
@@ -7258,7 +8435,7 @@
       </w:r>
     </w:p>
     <w:p>
-      <w:bookmarkStart w:id="51" w:name="h_436d46e92f"/>
+      <w:bookmarkStart w:id="55" w:name="h_436d46e92f"/>
       <w:pPr>
         <w:keepNext/>
         <w:spacing w:before="280" w:after="120" w:line="300" w:lineRule="auto"/>
@@ -7272,7 +8449,7 @@
         </w:rPr>
         <w:t>6.3　上下文長度與顯存</w:t>
       </w:r>
-      <w:bookmarkEnd w:id="51"/>
+      <w:bookmarkEnd w:id="55"/>
     </w:p>
     <w:p>
       <w:pPr>
@@ -7291,7 +8468,7 @@
       </w:r>
     </w:p>
     <w:p>
-      <w:bookmarkStart w:id="52" w:name="h_23c867ba9e"/>
+      <w:bookmarkStart w:id="56" w:name="h_23c867ba9e"/>
       <w:pPr>
         <w:keepNext/>
         <w:spacing w:before="280" w:after="120" w:line="300" w:lineRule="auto"/>
@@ -7305,7 +8482,7 @@
         </w:rPr>
         <w:t>6.4　畫面長度</w:t>
       </w:r>
-      <w:bookmarkEnd w:id="52"/>
+      <w:bookmarkEnd w:id="56"/>
     </w:p>
     <w:p>
       <w:pPr>
@@ -7644,7 +8821,7 @@
       </w:pPr>
     </w:p>
     <w:p>
-      <w:bookmarkStart w:id="53" w:name="h_1ffa9ad93a"/>
+      <w:bookmarkStart w:id="57" w:name="h_1ffa9ad93a"/>
       <w:pPr>
         <w:keepNext/>
         <w:pageBreakBefore/>
@@ -7659,7 +8836,7 @@
         </w:rPr>
         <w:t>附錄一　操作入口</w:t>
       </w:r>
-      <w:bookmarkEnd w:id="53"/>
+      <w:bookmarkEnd w:id="57"/>
     </w:p>
     <w:p>
       <w:pPr>
@@ -8331,6 +9508,7 @@
           </w:tcPr>
           <w:p>
             <w:pPr>
+              <w:keepNext/>
               <w:spacing w:before="0" w:after="0" w:line="312" w:lineRule="auto"/>
             </w:pPr>
             <w:r>
@@ -8351,8 +9529,63 @@
           </w:tcPr>
           <w:p>
             <w:pPr>
+              <w:keepNext/>
               <w:spacing w:before="0" w:after="0" w:line="312" w:lineRule="auto"/>
             </w:pPr>
+            <w:r>
+              <w:rPr>
+                <w:rFonts w:ascii="Microsoft JhengHei" w:hAnsi="Microsoft JhengHei" w:cs="Microsoft JhengHei" w:eastAsia="微軟正黑體"/>
+                <w:b w:val="0"/>
+                <w:color w:val="16202A"/>
+                <w:sz w:val="19"/>
+              </w:rPr>
+              <w:t>八支測試與一支真機冒煙測試，清單與跑法見原始碼 README「六、自我檢查」；每次修改都在 GitHub Actions 自動重跑</w:t>
+            </w:r>
+          </w:p>
+        </w:tc>
+      </w:tr>
+      <w:tr>
+        <w:trPr>
+          <w:cantSplit/>
+        </w:trPr>
+        <w:tc>
+          <w:tcPr>
+            <w:tcW w:type="dxa" w:w="4649"/>
+            <w:vAlign w:val="center"/>
+          </w:tcPr>
+          <w:p>
+            <w:pPr>
+              <w:spacing w:before="0" w:after="0" w:line="312" w:lineRule="auto"/>
+            </w:pPr>
+            <w:r>
+              <w:rPr>
+                <w:rFonts w:ascii="Microsoft JhengHei" w:hAnsi="Microsoft JhengHei" w:cs="Microsoft JhengHei" w:eastAsia="微軟正黑體"/>
+                <w:b w:val="0"/>
+                <w:color w:val="16202A"/>
+                <w:sz w:val="19"/>
+              </w:rPr>
+              <w:t>指定模型存放區</w:t>
+            </w:r>
+          </w:p>
+        </w:tc>
+        <w:tc>
+          <w:tcPr>
+            <w:tcW w:type="dxa" w:w="4649"/>
+            <w:vAlign w:val="center"/>
+          </w:tcPr>
+          <w:p>
+            <w:pPr>
+              <w:spacing w:before="0" w:after="0" w:line="312" w:lineRule="auto"/>
+            </w:pPr>
+            <w:r>
+              <w:rPr>
+                <w:rFonts w:ascii="Microsoft JhengHei" w:hAnsi="Microsoft JhengHei" w:cs="Microsoft JhengHei" w:eastAsia="微軟正黑體"/>
+                <w:b w:val="0"/>
+                <w:color w:val="16202A"/>
+                <w:sz w:val="19"/>
+              </w:rPr>
+              <w:t xml:space="preserve">在該機 </w:t>
+            </w:r>
             <w:r>
               <w:rPr>
                 <w:rFonts w:ascii="Consolas" w:hAnsi="Consolas" w:cs="Consolas" w:eastAsia="微軟正黑體"/>
@@ -8360,7 +9593,7 @@
                 <w:color w:val="3D4B56"/>
                 <w:sz w:val="18"/>
               </w:rPr>
-              <w:t>agent/test_admit.py</w:t>
+              <w:t>~/.xconsole/registry.json</w:t>
             </w:r>
             <w:r>
               <w:rPr>
@@ -8369,7 +9602,7 @@
                 <w:color w:val="16202A"/>
                 <w:sz w:val="19"/>
               </w:rPr>
-              <w:t>（13 項）、</w:t>
+              <w:t xml:space="preserve"> 的 </w:t>
             </w:r>
             <w:r>
               <w:rPr>
@@ -8378,7 +9611,7 @@
                 <w:color w:val="3D4B56"/>
                 <w:sz w:val="18"/>
               </w:rPr>
-              <w:t>console/test_tls.py</w:t>
+              <w:t>machine</w:t>
             </w:r>
             <w:r>
               <w:rPr>
@@ -8387,7 +9620,7 @@
                 <w:color w:val="16202A"/>
                 <w:sz w:val="19"/>
               </w:rPr>
-              <w:t>（36 項）、</w:t>
+              <w:t xml:space="preserve"> 加 </w:t>
             </w:r>
             <w:r>
               <w:rPr>
@@ -8396,52 +9629,7 @@
                 <w:color w:val="3D4B56"/>
                 <w:sz w:val="18"/>
               </w:rPr>
-              <w:t>console/test_usage_report.py</w:t>
-            </w:r>
-            <w:r>
-              <w:rPr>
-                <w:rFonts w:ascii="Microsoft JhengHei" w:hAnsi="Microsoft JhengHei" w:cs="Microsoft JhengHei" w:eastAsia="微軟正黑體"/>
-                <w:b w:val="0"/>
-                <w:color w:val="16202A"/>
-                <w:sz w:val="19"/>
-              </w:rPr>
-              <w:t>（26 項）、</w:t>
-            </w:r>
-            <w:r>
-              <w:rPr>
-                <w:rFonts w:ascii="Consolas" w:hAnsi="Consolas" w:cs="Consolas" w:eastAsia="微軟正黑體"/>
-                <w:b w:val="0"/>
-                <w:color w:val="3D4B56"/>
-                <w:sz w:val="18"/>
-              </w:rPr>
-              <w:t>console/test_e2e_tls.py</w:t>
-            </w:r>
-            <w:r>
-              <w:rPr>
-                <w:rFonts w:ascii="Microsoft JhengHei" w:hAnsi="Microsoft JhengHei" w:cs="Microsoft JhengHei" w:eastAsia="微軟正黑體"/>
-                <w:b w:val="0"/>
-                <w:color w:val="16202A"/>
-                <w:sz w:val="19"/>
-              </w:rPr>
-              <w:t>（21 項）、</w:t>
-            </w:r>
-            <w:r>
-              <w:rPr>
-                <w:rFonts w:ascii="Consolas" w:hAnsi="Consolas" w:cs="Consolas" w:eastAsia="微軟正黑體"/>
-                <w:b w:val="0"/>
-                <w:color w:val="3D4B56"/>
-                <w:sz w:val="18"/>
-              </w:rPr>
-              <w:t>console/test_ui_guard.py</w:t>
-            </w:r>
-            <w:r>
-              <w:rPr>
-                <w:rFonts w:ascii="Microsoft JhengHei" w:hAnsi="Microsoft JhengHei" w:cs="Microsoft JhengHei" w:eastAsia="微軟正黑體"/>
-                <w:b w:val="0"/>
-                <w:color w:val="16202A"/>
-                <w:sz w:val="19"/>
-              </w:rPr>
-              <w:t>（5 項）</w:t>
+              <w:t>"gguf_root": "&lt;路徑&gt;"</w:t>
             </w:r>
           </w:p>
         </w:tc>
@@ -8453,7 +9641,7 @@
       </w:pPr>
     </w:p>
     <w:p>
-      <w:bookmarkStart w:id="54" w:name="h_8e24fc1da4"/>
+      <w:bookmarkStart w:id="58" w:name="h_8e24fc1da4"/>
       <w:pPr>
         <w:keepNext/>
         <w:pageBreakBefore/>
@@ -8468,7 +9656,7 @@
         </w:rPr>
         <w:t>附錄二　已知限制</w:t>
       </w:r>
-      <w:bookmarkEnd w:id="54"/>
+      <w:bookmarkEnd w:id="58"/>
     </w:p>
     <w:p>
       <w:pPr>
@@ -8620,7 +9808,7 @@
                 <w:color w:val="16202A"/>
                 <w:sz w:val="19"/>
               </w:rPr>
-              <w:t>資安合規證據包</w:t>
+              <w:t>模型的 API 走 http</w:t>
             </w:r>
           </w:p>
         </w:tc>
@@ -8641,7 +9829,7 @@
                 <w:color w:val="16202A"/>
                 <w:sz w:val="19"/>
               </w:rPr>
-              <w:t>尚未建立安全計畫、威脅模型、CI 弱點掃描、軟體物料清單與交付證據包</w:t>
+              <w:t>推論引擎本身不提供 HTTPS，金鑰與提示內容在內網以明文傳輸</w:t>
             </w:r>
           </w:p>
         </w:tc>
@@ -8662,7 +9850,211 @@
                 <w:color w:val="16202A"/>
                 <w:sz w:val="19"/>
               </w:rPr>
-              <w:t>交付政府、教育、醫療單位前必須補齊</w:t>
+              <w:t>預計 2026/12/31 前由節點代理加一層 HTTPS</w:t>
+            </w:r>
+          </w:p>
+        </w:tc>
+      </w:tr>
+      <w:tr>
+        <w:trPr>
+          <w:cantSplit/>
+        </w:trPr>
+        <w:tc>
+          <w:tcPr>
+            <w:tcW w:type="dxa" w:w="3099"/>
+            <w:vAlign w:val="center"/>
+          </w:tcPr>
+          <w:p>
+            <w:pPr>
+              <w:keepNext/>
+              <w:spacing w:before="0" w:after="0" w:line="312" w:lineRule="auto"/>
+            </w:pPr>
+            <w:r>
+              <w:rPr>
+                <w:rFonts w:ascii="Microsoft JhengHei" w:hAnsi="Microsoft JhengHei" w:cs="Microsoft JhengHei" w:eastAsia="微軟正黑體"/>
+                <w:b w:val="0"/>
+                <w:color w:val="16202A"/>
+                <w:sz w:val="19"/>
+              </w:rPr>
+              <w:t>管理者登入沒有兩步驟驗證</w:t>
+            </w:r>
+          </w:p>
+        </w:tc>
+        <w:tc>
+          <w:tcPr>
+            <w:tcW w:type="dxa" w:w="3099"/>
+            <w:vAlign w:val="center"/>
+          </w:tcPr>
+          <w:p>
+            <w:pPr>
+              <w:keepNext/>
+              <w:spacing w:before="0" w:after="0" w:line="312" w:lineRule="auto"/>
+            </w:pPr>
+            <w:r>
+              <w:rPr>
+                <w:rFonts w:ascii="Microsoft JhengHei" w:hAnsi="Microsoft JhengHei" w:cs="Microsoft JhengHei" w:eastAsia="微軟正黑體"/>
+                <w:b w:val="0"/>
+                <w:color w:val="16202A"/>
+                <w:sz w:val="19"/>
+              </w:rPr>
+              <w:t>以登入節流、內網限定與換密碼作廢補強</w:t>
+            </w:r>
+          </w:p>
+        </w:tc>
+        <w:tc>
+          <w:tcPr>
+            <w:tcW w:type="dxa" w:w="3099"/>
+            <w:vAlign w:val="center"/>
+          </w:tcPr>
+          <w:p>
+            <w:pPr>
+              <w:keepNext/>
+              <w:spacing w:before="0" w:after="0" w:line="312" w:lineRule="auto"/>
+            </w:pPr>
+            <w:r>
+              <w:rPr>
+                <w:rFonts w:ascii="Microsoft JhengHei" w:hAnsi="Microsoft JhengHei" w:cs="Microsoft JhengHei" w:eastAsia="微軟正黑體"/>
+                <w:b w:val="0"/>
+                <w:color w:val="16202A"/>
+                <w:sz w:val="19"/>
+              </w:rPr>
+              <w:t>交付政府案前依客戶要求補上</w:t>
+            </w:r>
+          </w:p>
+        </w:tc>
+      </w:tr>
+      <w:tr>
+        <w:trPr>
+          <w:cantSplit/>
+        </w:trPr>
+        <w:tc>
+          <w:tcPr>
+            <w:tcW w:type="dxa" w:w="3099"/>
+            <w:vAlign w:val="center"/>
+          </w:tcPr>
+          <w:p>
+            <w:pPr>
+              <w:keepNext/>
+              <w:spacing w:before="0" w:after="0" w:line="312" w:lineRule="auto"/>
+            </w:pPr>
+            <w:r>
+              <w:rPr>
+                <w:rFonts w:ascii="Microsoft JhengHei" w:hAnsi="Microsoft JhengHei" w:cs="Microsoft JhengHei" w:eastAsia="微軟正黑體"/>
+                <w:b w:val="0"/>
+                <w:color w:val="16202A"/>
+                <w:sz w:val="19"/>
+              </w:rPr>
+              <w:t>工具呼叫看模型</w:t>
+            </w:r>
+          </w:p>
+        </w:tc>
+        <w:tc>
+          <w:tcPr>
+            <w:tcW w:type="dxa" w:w="3099"/>
+            <w:vAlign w:val="center"/>
+          </w:tcPr>
+          <w:p>
+            <w:pPr>
+              <w:keepNext/>
+              <w:spacing w:before="0" w:after="0" w:line="312" w:lineRule="auto"/>
+            </w:pPr>
+            <w:r>
+              <w:rPr>
+                <w:rFonts w:ascii="Microsoft JhengHei" w:hAnsi="Microsoft JhengHei" w:cs="Microsoft JhengHei" w:eastAsia="微軟正黑體"/>
+                <w:b w:val="0"/>
+                <w:color w:val="16202A"/>
+                <w:sz w:val="19"/>
+              </w:rPr>
+              <w:t>llama.cpp 能不能呼叫工具取決於模型自己的對話範本，小模型常常不會</w:t>
+            </w:r>
+          </w:p>
+        </w:tc>
+        <w:tc>
+          <w:tcPr>
+            <w:tcW w:type="dxa" w:w="3099"/>
+            <w:vAlign w:val="center"/>
+          </w:tcPr>
+          <w:p>
+            <w:pPr>
+              <w:keepNext/>
+              <w:spacing w:before="0" w:after="0" w:line="312" w:lineRule="auto"/>
+            </w:pPr>
+            <w:r>
+              <w:rPr>
+                <w:rFonts w:ascii="Microsoft JhengHei" w:hAnsi="Microsoft JhengHei" w:cs="Microsoft JhengHei" w:eastAsia="微軟正黑體"/>
+                <w:b w:val="0"/>
+                <w:color w:val="16202A"/>
+                <w:sz w:val="19"/>
+              </w:rPr>
+              <w:t>IDE 的代理模式要先用「實測一次」確認</w:t>
+            </w:r>
+          </w:p>
+        </w:tc>
+      </w:tr>
+      <w:tr>
+        <w:trPr>
+          <w:cantSplit/>
+        </w:trPr>
+        <w:tc>
+          <w:tcPr>
+            <w:tcW w:type="dxa" w:w="3099"/>
+            <w:vAlign w:val="center"/>
+          </w:tcPr>
+          <w:p>
+            <w:pPr>
+              <w:keepNext/>
+              <w:spacing w:before="0" w:after="0" w:line="312" w:lineRule="auto"/>
+            </w:pPr>
+            <w:r>
+              <w:rPr>
+                <w:rFonts w:ascii="Microsoft JhengHei" w:hAnsi="Microsoft JhengHei" w:cs="Microsoft JhengHei" w:eastAsia="微軟正黑體"/>
+                <w:b w:val="0"/>
+                <w:color w:val="16202A"/>
+                <w:sz w:val="19"/>
+              </w:rPr>
+              <w:t>模型下載來源</w:t>
+            </w:r>
+          </w:p>
+        </w:tc>
+        <w:tc>
+          <w:tcPr>
+            <w:tcW w:type="dxa" w:w="3099"/>
+            <w:vAlign w:val="center"/>
+          </w:tcPr>
+          <w:p>
+            <w:pPr>
+              <w:keepNext/>
+              <w:spacing w:before="0" w:after="0" w:line="312" w:lineRule="auto"/>
+            </w:pPr>
+            <w:r>
+              <w:rPr>
+                <w:rFonts w:ascii="Microsoft JhengHei" w:hAnsi="Microsoft JhengHei" w:cs="Microsoft JhengHei" w:eastAsia="微軟正黑體"/>
+                <w:b w:val="0"/>
+                <w:color w:val="16202A"/>
+                <w:sz w:val="19"/>
+              </w:rPr>
+              <w:t>網頁下載只支援 Hugging Face；Strata 家族仍由 Strata 的安裝程式安裝</w:t>
+            </w:r>
+          </w:p>
+        </w:tc>
+        <w:tc>
+          <w:tcPr>
+            <w:tcW w:type="dxa" w:w="3099"/>
+            <w:vAlign w:val="center"/>
+          </w:tcPr>
+          <w:p>
+            <w:pPr>
+              <w:keepNext/>
+              <w:spacing w:before="0" w:after="0" w:line="312" w:lineRule="auto"/>
+            </w:pPr>
+            <w:r>
+              <w:rPr>
+                <w:rFonts w:ascii="Microsoft JhengHei" w:hAnsi="Microsoft JhengHei" w:cs="Microsoft JhengHei" w:eastAsia="微軟正黑體"/>
+                <w:b w:val="0"/>
+                <w:color w:val="16202A"/>
+                <w:sz w:val="19"/>
+              </w:rPr>
+              <w:t>其他來源請自行複製進存放區</w:t>
             </w:r>
           </w:p>
         </w:tc>
@@ -8891,7 +10283,7 @@
                 <w:color w:val="16202A"/>
                 <w:sz w:val="19"/>
               </w:rPr>
-              <w:t>未做過的檢測</w:t>
+              <w:t>第三方滲透測試</w:t>
             </w:r>
           </w:p>
         </w:tc>
@@ -8911,7 +10303,7 @@
                 <w:color w:val="16202A"/>
                 <w:sz w:val="19"/>
               </w:rPr>
-              <w:t>尚未進行滲透測試與弱點掃描</w:t>
+              <w:t>已做開發團隊自測與自動化弱點掃描（見證據包），尚未做第三方測試</w:t>
             </w:r>
           </w:p>
         </w:tc>
@@ -8931,7 +10323,7 @@
                 <w:color w:val="16202A"/>
                 <w:sz w:val="19"/>
               </w:rPr>
-              <w:t>對外開放前應先完成</w:t>
+              <w:t>交付中級以上政府案前依合約安排</w:t>
             </w:r>
           </w:p>
         </w:tc>

--- a/手冊/操作手冊/xConsole主要功能說明.docx
+++ b/手冊/操作手冊/xConsole主要功能說明.docx
@@ -6795,7 +6795,7 @@
                 <w:color w:val="16202A"/>
                 <w:sz w:val="19"/>
               </w:rPr>
-              <w:t>AMD Strix Halo</w:t>
+              <w:t>AMD AI 395 Strix Halo</w:t>
             </w:r>
           </w:p>
         </w:tc>
@@ -6884,7 +6884,7 @@
                 <w:color w:val="16202A"/>
                 <w:sz w:val="19"/>
               </w:rPr>
-              <w:t>AMD Strix Halo</w:t>
+              <w:t>AMD AI 395 Strix Halo</w:t>
             </w:r>
           </w:p>
         </w:tc>

--- a/手冊/操作手冊/xConsole主要功能說明.docx
+++ b/手冊/操作手冊/xConsole主要功能說明.docx
@@ -1081,6 +1081,51 @@
           <w:p>
             <w:pPr>
               <w:spacing w:before="0" w:after="0" w:line="276" w:lineRule="auto"/>
+              <w:ind w:left="454"/>
+            </w:pPr>
+            <w:hyperlink w:anchor="h_9f8d5b7412" w:history="1">
+              <w:r>
+                <w:rPr>
+                  <w:rFonts w:ascii="Microsoft JhengHei" w:hAnsi="Microsoft JhengHei" w:cs="Microsoft JhengHei" w:eastAsia="微軟正黑體"/>
+                  <w:color w:val="3D4B56"/>
+                  <w:sz w:val="20"/>
+                </w:rPr>
+                <w:t xml:space="preserve">2.12　客戶品牌與頁尾</w:t>
+              </w:r>
+            </w:hyperlink>
+          </w:p>
+        </w:tc>
+        <w:tc>
+          <w:tcPr>
+            <w:tcW w:type="dxa" w:w="1247"/>
+            <w:vAlign w:val="center"/>
+          </w:tcPr>
+          <w:p>
+            <w:pPr>
+              <w:spacing w:before="0" w:after="0" w:line="276" w:lineRule="auto"/>
+              <w:jc w:val="right"/>
+            </w:pPr>
+            <w:r>
+              <w:rPr>
+                <w:rFonts w:ascii="Microsoft JhengHei" w:hAnsi="Microsoft JhengHei" w:cs="Microsoft JhengHei" w:eastAsia="微軟正黑體"/>
+                <w:b w:val="0"/>
+                <w:color w:val="3D4B56"/>
+                <w:sz w:val="20"/>
+              </w:rPr>
+              <w:t>14</w:t>
+            </w:r>
+          </w:p>
+        </w:tc>
+      </w:tr>
+      <w:tr>
+        <w:tc>
+          <w:tcPr>
+            <w:tcW w:type="dxa" w:w="8050"/>
+            <w:vAlign w:val="center"/>
+          </w:tcPr>
+          <w:p>
+            <w:pPr>
+              <w:spacing w:before="0" w:after="0" w:line="276" w:lineRule="auto"/>
             </w:pPr>
             <w:hyperlink w:anchor="h_33dc9bc1ba" w:history="1">
               <w:r>
@@ -1112,7 +1157,7 @@
                 <w:color w:val="3D4B56"/>
                 <w:sz w:val="20"/>
               </w:rPr>
-              <w:t>15</w:t>
+              <w:t>16</w:t>
             </w:r>
           </w:p>
         </w:tc>
@@ -1157,7 +1202,7 @@
                 <w:color w:val="3D4B56"/>
                 <w:sz w:val="20"/>
               </w:rPr>
-              <w:t>16</w:t>
+              <w:t>17</w:t>
             </w:r>
           </w:p>
         </w:tc>
@@ -1202,7 +1247,7 @@
                 <w:color w:val="3D4B56"/>
                 <w:sz w:val="20"/>
               </w:rPr>
-              <w:t>16</w:t>
+              <w:t>17</w:t>
             </w:r>
           </w:p>
         </w:tc>
@@ -1247,7 +1292,7 @@
                 <w:color w:val="3D4B56"/>
                 <w:sz w:val="20"/>
               </w:rPr>
-              <w:t>16</w:t>
+              <w:t>17</w:t>
             </w:r>
           </w:p>
         </w:tc>
@@ -1292,7 +1337,7 @@
                 <w:color w:val="3D4B56"/>
                 <w:sz w:val="20"/>
               </w:rPr>
-              <w:t>16</w:t>
+              <w:t>17</w:t>
             </w:r>
           </w:p>
         </w:tc>
@@ -1337,7 +1382,7 @@
                 <w:color w:val="3D4B56"/>
                 <w:sz w:val="20"/>
               </w:rPr>
-              <w:t>17</w:t>
+              <w:t>18</w:t>
             </w:r>
           </w:p>
         </w:tc>
@@ -1382,7 +1427,7 @@
                 <w:color w:val="3D4B56"/>
                 <w:sz w:val="20"/>
               </w:rPr>
-              <w:t>19</w:t>
+              <w:t>20</w:t>
             </w:r>
           </w:p>
         </w:tc>
@@ -1427,7 +1472,7 @@
                 <w:color w:val="3D4B56"/>
                 <w:sz w:val="20"/>
               </w:rPr>
-              <w:t>19</w:t>
+              <w:t>20</w:t>
             </w:r>
           </w:p>
         </w:tc>
@@ -1472,7 +1517,7 @@
                 <w:color w:val="3D4B56"/>
                 <w:sz w:val="20"/>
               </w:rPr>
-              <w:t>19</w:t>
+              <w:t>20</w:t>
             </w:r>
           </w:p>
         </w:tc>
@@ -1517,7 +1562,7 @@
                 <w:color w:val="3D4B56"/>
                 <w:sz w:val="20"/>
               </w:rPr>
-              <w:t>20</w:t>
+              <w:t>21</w:t>
             </w:r>
           </w:p>
         </w:tc>
@@ -1562,7 +1607,7 @@
                 <w:color w:val="3D4B56"/>
                 <w:sz w:val="20"/>
               </w:rPr>
-              <w:t>20</w:t>
+              <w:t>21</w:t>
             </w:r>
           </w:p>
         </w:tc>
@@ -1607,7 +1652,7 @@
                 <w:color w:val="3D4B56"/>
                 <w:sz w:val="20"/>
               </w:rPr>
-              <w:t>21</w:t>
+              <w:t>22</w:t>
             </w:r>
           </w:p>
         </w:tc>
@@ -1652,14 +1697,14 @@
                 <w:color w:val="3D4B56"/>
                 <w:sz w:val="20"/>
               </w:rPr>
-              <w:t>23</w:t>
+              <w:t>24</w:t>
             </w:r>
           </w:p>
         </w:tc>
       </w:tr>
     </w:tbl>
     <w:p>
-      <w:bookmarkStart w:id="30" w:name="h_0602e8880c"/>
+      <w:bookmarkStart w:id="31" w:name="h_0602e8880c"/>
       <w:pPr>
         <w:keepNext/>
         <w:pageBreakBefore/>
@@ -1674,10 +1719,10 @@
         </w:rPr>
         <w:t>第一章　系統定位</w:t>
       </w:r>
-      <w:bookmarkEnd w:id="30"/>
+      <w:bookmarkEnd w:id="31"/>
     </w:p>
     <w:p>
-      <w:bookmarkStart w:id="31" w:name="h_43c0bec49a"/>
+      <w:bookmarkStart w:id="32" w:name="h_43c0bec49a"/>
       <w:pPr>
         <w:keepNext/>
         <w:spacing w:before="280" w:after="120" w:line="300" w:lineRule="auto"/>
@@ -1691,7 +1736,7 @@
         </w:rPr>
         <w:t>1.1　這套系統解決的問題</w:t>
       </w:r>
-      <w:bookmarkEnd w:id="31"/>
+      <w:bookmarkEnd w:id="32"/>
     </w:p>
     <w:p>
       <w:pPr>
@@ -1760,7 +1805,7 @@
       </w:r>
     </w:p>
     <w:p>
-      <w:bookmarkStart w:id="32" w:name="h_d7fc3fe788"/>
+      <w:bookmarkStart w:id="33" w:name="h_d7fc3fe788"/>
       <w:pPr>
         <w:keepNext/>
         <w:spacing w:before="280" w:after="120" w:line="300" w:lineRule="auto"/>
@@ -1774,7 +1819,7 @@
         </w:rPr>
         <w:t>1.2　適用機型</w:t>
       </w:r>
-      <w:bookmarkEnd w:id="32"/>
+      <w:bookmarkEnd w:id="33"/>
     </w:p>
     <w:p>
       <w:pPr>
@@ -2230,7 +2275,7 @@
       </w:r>
     </w:p>
     <w:p>
-      <w:bookmarkStart w:id="33" w:name="h_b8dad782fc"/>
+      <w:bookmarkStart w:id="34" w:name="h_b8dad782fc"/>
       <w:pPr>
         <w:keepNext/>
         <w:spacing w:before="280" w:after="120" w:line="300" w:lineRule="auto"/>
@@ -2244,7 +2289,7 @@
         </w:rPr>
         <w:t>1.3　與既有監控工具的分工</w:t>
       </w:r>
-      <w:bookmarkEnd w:id="33"/>
+      <w:bookmarkEnd w:id="34"/>
     </w:p>
     <w:p>
       <w:pPr>
@@ -2923,7 +2968,7 @@
       </w:pPr>
     </w:p>
     <w:p>
-      <w:bookmarkStart w:id="34" w:name="h_79b39d41ef"/>
+      <w:bookmarkStart w:id="35" w:name="h_79b39d41ef"/>
       <w:pPr>
         <w:keepNext/>
         <w:pageBreakBefore/>
@@ -2938,10 +2983,10 @@
         </w:rPr>
         <w:t>第二章　主要功能</w:t>
       </w:r>
-      <w:bookmarkEnd w:id="34"/>
+      <w:bookmarkEnd w:id="35"/>
     </w:p>
     <w:p>
-      <w:bookmarkStart w:id="35" w:name="h_6dc2604a8b"/>
+      <w:bookmarkStart w:id="36" w:name="h_6dc2604a8b"/>
       <w:pPr>
         <w:keepNext/>
         <w:spacing w:before="280" w:after="120" w:line="300" w:lineRule="auto"/>
@@ -2955,7 +3000,7 @@
         </w:rPr>
         <w:t>2.1　記憶體准入控制</w:t>
       </w:r>
-      <w:bookmarkEnd w:id="35"/>
+      <w:bookmarkEnd w:id="36"/>
     </w:p>
     <w:p>
       <w:pPr>
@@ -3306,7 +3351,7 @@
       </w:r>
     </w:p>
     <w:p>
-      <w:bookmarkStart w:id="36" w:name="h_85eaf20999"/>
+      <w:bookmarkStart w:id="37" w:name="h_85eaf20999"/>
       <w:pPr>
         <w:keepNext/>
         <w:spacing w:before="280" w:after="120" w:line="300" w:lineRule="auto"/>
@@ -3320,7 +3365,7 @@
         </w:rPr>
         <w:t>2.2　角色欄位</w:t>
       </w:r>
-      <w:bookmarkEnd w:id="36"/>
+      <w:bookmarkEnd w:id="37"/>
     </w:p>
     <w:p>
       <w:pPr>
@@ -3387,7 +3432,7 @@
       </w:r>
     </w:p>
     <w:p>
-      <w:bookmarkStart w:id="37" w:name="h_e97a0da773"/>
+      <w:bookmarkStart w:id="38" w:name="h_e97a0da773"/>
       <w:pPr>
         <w:keepNext/>
         <w:spacing w:before="280" w:after="120" w:line="300" w:lineRule="auto"/>
@@ -3401,7 +3446,7 @@
         </w:rPr>
         <w:t>2.3　情境切換</w:t>
       </w:r>
-      <w:bookmarkEnd w:id="37"/>
+      <w:bookmarkEnd w:id="38"/>
     </w:p>
     <w:p>
       <w:pPr>
@@ -3752,7 +3797,7 @@
       </w:r>
     </w:p>
     <w:p>
-      <w:bookmarkStart w:id="38" w:name="h_38975aaeb4"/>
+      <w:bookmarkStart w:id="39" w:name="h_38975aaeb4"/>
       <w:pPr>
         <w:keepNext/>
         <w:spacing w:before="280" w:after="120" w:line="300" w:lineRule="auto"/>
@@ -3766,7 +3811,7 @@
         </w:rPr>
         <w:t>2.4　網頁換模型</w:t>
       </w:r>
-      <w:bookmarkEnd w:id="38"/>
+      <w:bookmarkEnd w:id="39"/>
     </w:p>
     <w:p>
       <w:pPr>
@@ -4217,7 +4262,7 @@
       </w:r>
     </w:p>
     <w:p>
-      <w:bookmarkStart w:id="39" w:name="h_f3e88f9586"/>
+      <w:bookmarkStart w:id="40" w:name="h_f3e88f9586"/>
       <w:pPr>
         <w:keepNext/>
         <w:spacing w:before="280" w:after="120" w:line="300" w:lineRule="auto"/>
@@ -4231,7 +4276,7 @@
         </w:rPr>
         <w:t>2.5　模型庫</w:t>
       </w:r>
-      <w:bookmarkEnd w:id="39"/>
+      <w:bookmarkEnd w:id="40"/>
     </w:p>
     <w:p>
       <w:pPr>
@@ -4282,7 +4327,7 @@
       </w:r>
     </w:p>
     <w:p>
-      <w:bookmarkStart w:id="40" w:name="h_4e39917a9b"/>
+      <w:bookmarkStart w:id="41" w:name="h_4e39917a9b"/>
       <w:pPr>
         <w:keepNext/>
         <w:spacing w:before="280" w:after="120" w:line="300" w:lineRule="auto"/>
@@ -4296,7 +4341,7 @@
         </w:rPr>
         <w:t>2.6　API 串接</w:t>
       </w:r>
-      <w:bookmarkEnd w:id="40"/>
+      <w:bookmarkEnd w:id="41"/>
     </w:p>
     <w:p>
       <w:pPr>
@@ -4676,7 +4721,7 @@
       </w:r>
     </w:p>
     <w:p>
-      <w:bookmarkStart w:id="41" w:name="h_8381cd8c7e"/>
+      <w:bookmarkStart w:id="42" w:name="h_8381cd8c7e"/>
       <w:pPr>
         <w:keepNext/>
         <w:spacing w:before="280" w:after="120" w:line="300" w:lineRule="auto"/>
@@ -4690,7 +4735,7 @@
         </w:rPr>
         <w:t>2.7　即時監控</w:t>
       </w:r>
-      <w:bookmarkEnd w:id="41"/>
+      <w:bookmarkEnd w:id="42"/>
     </w:p>
     <w:p>
       <w:pPr>
@@ -4741,7 +4786,7 @@
       </w:r>
     </w:p>
     <w:p>
-      <w:bookmarkStart w:id="42" w:name="h_9a79dff323"/>
+      <w:bookmarkStart w:id="43" w:name="h_9a79dff323"/>
       <w:pPr>
         <w:keepNext/>
         <w:spacing w:before="280" w:after="120" w:line="300" w:lineRule="auto"/>
@@ -4755,7 +4800,7 @@
         </w:rPr>
         <w:t>2.8　記錄檢視</w:t>
       </w:r>
-      <w:bookmarkEnd w:id="42"/>
+      <w:bookmarkEnd w:id="43"/>
     </w:p>
     <w:p>
       <w:pPr>
@@ -4774,7 +4819,7 @@
       </w:r>
     </w:p>
     <w:p>
-      <w:bookmarkStart w:id="43" w:name="h_38ccacfb0e"/>
+      <w:bookmarkStart w:id="44" w:name="h_38ccacfb0e"/>
       <w:pPr>
         <w:keepNext/>
         <w:spacing w:before="280" w:after="120" w:line="300" w:lineRule="auto"/>
@@ -4788,7 +4833,7 @@
         </w:rPr>
         <w:t>2.9　HTTPS 與憑證管理</w:t>
       </w:r>
-      <w:bookmarkEnd w:id="43"/>
+      <w:bookmarkEnd w:id="44"/>
     </w:p>
     <w:p>
       <w:pPr>
@@ -5324,7 +5369,7 @@
       </w:r>
     </w:p>
     <w:p>
-      <w:bookmarkStart w:id="44" w:name="h_3086986381"/>
+      <w:bookmarkStart w:id="45" w:name="h_3086986381"/>
       <w:pPr>
         <w:keepNext/>
         <w:spacing w:before="280" w:after="120" w:line="300" w:lineRule="auto"/>
@@ -5338,7 +5383,7 @@
         </w:rPr>
         <w:t>2.10　服務使用報告</w:t>
       </w:r>
-      <w:bookmarkEnd w:id="44"/>
+      <w:bookmarkEnd w:id="45"/>
     </w:p>
     <w:p>
       <w:pPr>
@@ -5929,7 +5974,7 @@
       </w:r>
     </w:p>
     <w:p>
-      <w:bookmarkStart w:id="45" w:name="h_127c37b54c"/>
+      <w:bookmarkStart w:id="46" w:name="h_127c37b54c"/>
       <w:pPr>
         <w:keepNext/>
         <w:spacing w:before="280" w:after="120" w:line="300" w:lineRule="auto"/>
@@ -5943,7 +5988,7 @@
         </w:rPr>
         <w:t>2.11　帳號與操作紀錄</w:t>
       </w:r>
-      <w:bookmarkEnd w:id="45"/>
+      <w:bookmarkEnd w:id="46"/>
     </w:p>
     <w:p>
       <w:pPr>
@@ -5978,7 +6023,72 @@
       </w:r>
     </w:p>
     <w:p>
-      <w:bookmarkStart w:id="46" w:name="h_33dc9bc1ba"/>
+      <w:bookmarkStart w:id="47" w:name="h_9f8d5b7412"/>
+      <w:pPr>
+        <w:keepNext/>
+        <w:spacing w:before="280" w:after="120" w:line="300" w:lineRule="auto"/>
+      </w:pPr>
+      <w:r>
+        <w:rPr>
+          <w:rFonts w:ascii="Microsoft JhengHei" w:hAnsi="Microsoft JhengHei" w:cs="Microsoft JhengHei" w:eastAsia="微軟正黑體"/>
+          <w:b/>
+          <w:color w:val="BF181F"/>
+          <w:sz w:val="26"/>
+        </w:rPr>
+        <w:t>2.12　客戶品牌與頁尾</w:t>
+      </w:r>
+      <w:bookmarkEnd w:id="47"/>
+    </w:p>
+    <w:p>
+      <w:pPr>
+        <w:spacing w:before="0" w:after="160" w:line="384" w:lineRule="auto"/>
+        <w:ind w:firstLine="420"/>
+        <w:jc w:val="both"/>
+      </w:pPr>
+      <w:r>
+        <w:rPr>
+          <w:rFonts w:ascii="Microsoft JhengHei" w:hAnsi="Microsoft JhengHei" w:cs="Microsoft JhengHei" w:eastAsia="微軟正黑體"/>
+          <w:b w:val="0"/>
+          <w:color w:val="16202A"/>
+          <w:sz w:val="21"/>
+        </w:rPr>
+        <w:t>主控台交付給客戶時，管理者可以在「設定 → 品牌與外觀」把單位名稱、系統名稱換成客戶的，並上傳客戶的 Logo。套用後頁首、登入頁、瀏覽器分頁的標題與小圖示一起更換，不需要重開服務；以中原大學為例，頁首顯示中原大學的校徽與「AI 模型主控台」。</w:t>
+      </w:r>
+    </w:p>
+    <w:p>
+      <w:pPr>
+        <w:spacing w:before="0" w:after="160" w:line="384" w:lineRule="auto"/>
+        <w:ind w:firstLine="420"/>
+        <w:jc w:val="both"/>
+      </w:pPr>
+      <w:r>
+        <w:rPr>
+          <w:rFonts w:ascii="Microsoft JhengHei" w:hAnsi="Microsoft JhengHei" w:cs="Microsoft JhengHei" w:eastAsia="微軟正黑體"/>
+          <w:b w:val="0"/>
+          <w:color w:val="16202A"/>
+          <w:sz w:val="21"/>
+        </w:rPr>
+        <w:t>Logo 接受 PNG、JPEG、WebP 三種格式，大小 1 MB 以內，系統依檔案內容判斷格式而不是看副檔名；SVG 可以夾帶程式碼，一律不收。客戶的校徽多半是深色字、透明背景，因此 Logo 一律放在白底上顯示，切到深色模式也看得清楚。每次更換名稱或 Logo 都會寫進操作紀錄。</w:t>
+      </w:r>
+    </w:p>
+    <w:p>
+      <w:pPr>
+        <w:spacing w:before="0" w:after="160" w:line="384" w:lineRule="auto"/>
+        <w:ind w:firstLine="420"/>
+        <w:jc w:val="both"/>
+      </w:pPr>
+      <w:r>
+        <w:rPr>
+          <w:rFonts w:ascii="Microsoft JhengHei" w:hAnsi="Microsoft JhengHei" w:cs="Microsoft JhengHei" w:eastAsia="微軟正黑體"/>
+          <w:b w:val="0"/>
+          <w:color w:val="16202A"/>
+          <w:sz w:val="21"/>
+        </w:rPr>
+        <w:t>每一頁最下方固定顯示「Powered by xCloudinfo 云碩科技」，這行字寫在頁面本身，不提供關閉的設定。</w:t>
+      </w:r>
+    </w:p>
+    <w:p>
+      <w:bookmarkStart w:id="48" w:name="h_33dc9bc1ba"/>
       <w:pPr>
         <w:keepNext/>
         <w:pageBreakBefore/>
@@ -5993,7 +6103,7 @@
         </w:rPr>
         <w:t>第三章　三種記憶體架構</w:t>
       </w:r>
-      <w:bookmarkEnd w:id="46"/>
+      <w:bookmarkEnd w:id="48"/>
     </w:p>
     <w:p>
       <w:pPr>
@@ -6517,7 +6627,7 @@
       </w:r>
     </w:p>
     <w:p>
-      <w:bookmarkStart w:id="47" w:name="h_9e5b0fee4d"/>
+      <w:bookmarkStart w:id="49" w:name="h_9e5b0fee4d"/>
       <w:pPr>
         <w:keepNext/>
         <w:pageBreakBefore/>
@@ -6532,10 +6642,10 @@
         </w:rPr>
         <w:t>第四章　部署模式</w:t>
       </w:r>
-      <w:bookmarkEnd w:id="47"/>
+      <w:bookmarkEnd w:id="49"/>
     </w:p>
     <w:p>
-      <w:bookmarkStart w:id="48" w:name="h_817810ea2e"/>
+      <w:bookmarkStart w:id="50" w:name="h_817810ea2e"/>
       <w:pPr>
         <w:keepNext/>
         <w:spacing w:before="280" w:after="120" w:line="300" w:lineRule="auto"/>
@@ -6549,7 +6659,7 @@
         </w:rPr>
         <w:t>4.1　單機模式</w:t>
       </w:r>
-      <w:bookmarkEnd w:id="48"/>
+      <w:bookmarkEnd w:id="50"/>
     </w:p>
     <w:p>
       <w:pPr>
@@ -6568,7 +6678,7 @@
       </w:r>
     </w:p>
     <w:p>
-      <w:bookmarkStart w:id="49" w:name="h_77155e4bfd"/>
+      <w:bookmarkStart w:id="51" w:name="h_77155e4bfd"/>
       <w:pPr>
         <w:keepNext/>
         <w:spacing w:before="280" w:after="120" w:line="300" w:lineRule="auto"/>
@@ -6582,7 +6692,7 @@
         </w:rPr>
         <w:t>4.2　多機模式</w:t>
       </w:r>
-      <w:bookmarkEnd w:id="49"/>
+      <w:bookmarkEnd w:id="51"/>
     </w:p>
     <w:p>
       <w:pPr>
@@ -6601,7 +6711,7 @@
       </w:r>
     </w:p>
     <w:p>
-      <w:bookmarkStart w:id="50" w:name="h_028cb18487"/>
+      <w:bookmarkStart w:id="52" w:name="h_028cb18487"/>
       <w:pPr>
         <w:keepNext/>
         <w:spacing w:before="280" w:after="120" w:line="300" w:lineRule="auto"/>
@@ -6615,7 +6725,7 @@
         </w:rPr>
         <w:t>4.3　目前的部署狀態</w:t>
       </w:r>
-      <w:bookmarkEnd w:id="50"/>
+      <w:bookmarkEnd w:id="52"/>
     </w:p>
     <w:p>
       <w:pPr>
@@ -7057,7 +7167,7 @@
       </w:r>
     </w:p>
     <w:p>
-      <w:bookmarkStart w:id="51" w:name="h_dff7f3f917"/>
+      <w:bookmarkStart w:id="53" w:name="h_dff7f3f917"/>
       <w:pPr>
         <w:keepNext/>
         <w:pageBreakBefore/>
@@ -7072,7 +7182,7 @@
         </w:rPr>
         <w:t>第五章　安全設計</w:t>
       </w:r>
-      <w:bookmarkEnd w:id="51"/>
+      <w:bookmarkEnd w:id="53"/>
     </w:p>
     <w:p>
       <w:pPr>
@@ -7779,7 +7889,7 @@
       </w:pPr>
     </w:p>
     <w:p>
-      <w:bookmarkStart w:id="52" w:name="h_3e086b4fa3"/>
+      <w:bookmarkStart w:id="54" w:name="h_3e086b4fa3"/>
       <w:pPr>
         <w:keepNext/>
         <w:pageBreakBefore/>
@@ -7794,7 +7904,7 @@
         </w:rPr>
         <w:t>第六章　實測數據</w:t>
       </w:r>
-      <w:bookmarkEnd w:id="52"/>
+      <w:bookmarkEnd w:id="54"/>
     </w:p>
     <w:p>
       <w:pPr>
@@ -7813,7 +7923,7 @@
       </w:r>
     </w:p>
     <w:p>
-      <w:bookmarkStart w:id="53" w:name="h_8cb43f06c0"/>
+      <w:bookmarkStart w:id="55" w:name="h_8cb43f06c0"/>
       <w:pPr>
         <w:keepNext/>
         <w:spacing w:before="280" w:after="120" w:line="300" w:lineRule="auto"/>
@@ -7827,7 +7937,7 @@
         </w:rPr>
         <w:t>6.1　兩顆模型的對照</w:t>
       </w:r>
-      <w:bookmarkEnd w:id="53"/>
+      <w:bookmarkEnd w:id="55"/>
     </w:p>
     <w:p>
       <w:pPr>
@@ -8386,7 +8496,7 @@
       </w:r>
     </w:p>
     <w:p>
-      <w:bookmarkStart w:id="54" w:name="h_c706c848fd"/>
+      <w:bookmarkStart w:id="56" w:name="h_c706c848fd"/>
       <w:pPr>
         <w:keepNext/>
         <w:spacing w:before="280" w:after="120" w:line="300" w:lineRule="auto"/>
@@ -8400,7 +8510,7 @@
         </w:rPr>
         <w:t>6.2　兩項與直覺相反的發現</w:t>
       </w:r>
-      <w:bookmarkEnd w:id="54"/>
+      <w:bookmarkEnd w:id="56"/>
     </w:p>
     <w:p>
       <w:pPr>
@@ -8435,7 +8545,7 @@
       </w:r>
     </w:p>
     <w:p>
-      <w:bookmarkStart w:id="55" w:name="h_436d46e92f"/>
+      <w:bookmarkStart w:id="57" w:name="h_436d46e92f"/>
       <w:pPr>
         <w:keepNext/>
         <w:spacing w:before="280" w:after="120" w:line="300" w:lineRule="auto"/>
@@ -8449,7 +8559,7 @@
         </w:rPr>
         <w:t>6.3　上下文長度與顯存</w:t>
       </w:r>
-      <w:bookmarkEnd w:id="55"/>
+      <w:bookmarkEnd w:id="57"/>
     </w:p>
     <w:p>
       <w:pPr>
@@ -8468,7 +8578,7 @@
       </w:r>
     </w:p>
     <w:p>
-      <w:bookmarkStart w:id="56" w:name="h_23c867ba9e"/>
+      <w:bookmarkStart w:id="58" w:name="h_23c867ba9e"/>
       <w:pPr>
         <w:keepNext/>
         <w:spacing w:before="280" w:after="120" w:line="300" w:lineRule="auto"/>
@@ -8482,7 +8592,7 @@
         </w:rPr>
         <w:t>6.4　畫面長度</w:t>
       </w:r>
-      <w:bookmarkEnd w:id="56"/>
+      <w:bookmarkEnd w:id="58"/>
     </w:p>
     <w:p>
       <w:pPr>
@@ -8821,7 +8931,7 @@
       </w:pPr>
     </w:p>
     <w:p>
-      <w:bookmarkStart w:id="57" w:name="h_1ffa9ad93a"/>
+      <w:bookmarkStart w:id="59" w:name="h_1ffa9ad93a"/>
       <w:pPr>
         <w:keepNext/>
         <w:pageBreakBefore/>
@@ -8836,7 +8946,7 @@
         </w:rPr>
         <w:t>附錄一　操作入口</w:t>
       </w:r>
-      <w:bookmarkEnd w:id="57"/>
+      <w:bookmarkEnd w:id="59"/>
     </w:p>
     <w:p>
       <w:pPr>
@@ -9539,7 +9649,7 @@
                 <w:color w:val="16202A"/>
                 <w:sz w:val="19"/>
               </w:rPr>
-              <w:t>八支測試與一支真機冒煙測試，清單與跑法見原始碼 README「六、自我檢查」；每次修改都在 GitHub Actions 自動重跑</w:t>
+              <w:t>九支測試與一支真機冒煙測試，清單與跑法見原始碼 README「六、自我檢查」；每次修改都在 GitHub Actions 自動重跑</w:t>
             </w:r>
           </w:p>
         </w:tc>
@@ -9641,7 +9751,7 @@
       </w:pPr>
     </w:p>
     <w:p>
-      <w:bookmarkStart w:id="58" w:name="h_8e24fc1da4"/>
+      <w:bookmarkStart w:id="60" w:name="h_8e24fc1da4"/>
       <w:pPr>
         <w:keepNext/>
         <w:pageBreakBefore/>
@@ -9656,7 +9766,7 @@
         </w:rPr>
         <w:t>附錄二　已知限制</w:t>
       </w:r>
-      <w:bookmarkEnd w:id="58"/>
+      <w:bookmarkEnd w:id="60"/>
     </w:p>
     <w:p>
       <w:pPr>

--- a/手冊/操作手冊/xConsole主要功能說明.docx
+++ b/手冊/操作手冊/xConsole主要功能說明.docx
@@ -932,7 +932,7 @@
                 <w:color w:val="3D4B56"/>
                 <w:sz w:val="20"/>
               </w:rPr>
-              <w:t>11</w:t>
+              <w:t>12</w:t>
             </w:r>
           </w:p>
         </w:tc>
@@ -977,7 +977,7 @@
                 <w:color w:val="3D4B56"/>
                 <w:sz w:val="20"/>
               </w:rPr>
-              <w:t>11</w:t>
+              <w:t>12</w:t>
             </w:r>
           </w:p>
         </w:tc>
@@ -1022,7 +1022,7 @@
                 <w:color w:val="3D4B56"/>
                 <w:sz w:val="20"/>
               </w:rPr>
-              <w:t>13</w:t>
+              <w:t>14</w:t>
             </w:r>
           </w:p>
         </w:tc>
@@ -1067,7 +1067,7 @@
                 <w:color w:val="3D4B56"/>
                 <w:sz w:val="20"/>
               </w:rPr>
-              <w:t>14</w:t>
+              <w:t>15</w:t>
             </w:r>
           </w:p>
         </w:tc>
@@ -1112,7 +1112,7 @@
                 <w:color w:val="3D4B56"/>
                 <w:sz w:val="20"/>
               </w:rPr>
-              <w:t>15</w:t>
+              <w:t>16</w:t>
             </w:r>
           </w:p>
         </w:tc>
@@ -1157,7 +1157,7 @@
                 <w:color w:val="3D4B56"/>
                 <w:sz w:val="20"/>
               </w:rPr>
-              <w:t>16</w:t>
+              <w:t>17</w:t>
             </w:r>
           </w:p>
         </w:tc>
@@ -1202,7 +1202,7 @@
                 <w:color w:val="3D4B56"/>
                 <w:sz w:val="20"/>
               </w:rPr>
-              <w:t>16</w:t>
+              <w:t>17</w:t>
             </w:r>
           </w:p>
         </w:tc>
@@ -1247,7 +1247,7 @@
                 <w:color w:val="3D4B56"/>
                 <w:sz w:val="20"/>
               </w:rPr>
-              <w:t>16</w:t>
+              <w:t>17</w:t>
             </w:r>
           </w:p>
         </w:tc>
@@ -1292,7 +1292,7 @@
                 <w:color w:val="3D4B56"/>
                 <w:sz w:val="20"/>
               </w:rPr>
-              <w:t>16</w:t>
+              <w:t>17</w:t>
             </w:r>
           </w:p>
         </w:tc>
@@ -1337,7 +1337,7 @@
                 <w:color w:val="3D4B56"/>
                 <w:sz w:val="20"/>
               </w:rPr>
-              <w:t>17</w:t>
+              <w:t>18</w:t>
             </w:r>
           </w:p>
         </w:tc>
@@ -1382,7 +1382,7 @@
                 <w:color w:val="3D4B56"/>
                 <w:sz w:val="20"/>
               </w:rPr>
-              <w:t>19</w:t>
+              <w:t>20</w:t>
             </w:r>
           </w:p>
         </w:tc>
@@ -1427,7 +1427,7 @@
                 <w:color w:val="3D4B56"/>
                 <w:sz w:val="20"/>
               </w:rPr>
-              <w:t>19</w:t>
+              <w:t>20</w:t>
             </w:r>
           </w:p>
         </w:tc>
@@ -1472,7 +1472,7 @@
                 <w:color w:val="3D4B56"/>
                 <w:sz w:val="20"/>
               </w:rPr>
-              <w:t>19</w:t>
+              <w:t>20</w:t>
             </w:r>
           </w:p>
         </w:tc>
@@ -1517,7 +1517,7 @@
                 <w:color w:val="3D4B56"/>
                 <w:sz w:val="20"/>
               </w:rPr>
-              <w:t>20</w:t>
+              <w:t>21</w:t>
             </w:r>
           </w:p>
         </w:tc>
@@ -1562,7 +1562,7 @@
                 <w:color w:val="3D4B56"/>
                 <w:sz w:val="20"/>
               </w:rPr>
-              <w:t>20</w:t>
+              <w:t>21</w:t>
             </w:r>
           </w:p>
         </w:tc>
@@ -1607,7 +1607,7 @@
                 <w:color w:val="3D4B56"/>
                 <w:sz w:val="20"/>
               </w:rPr>
-              <w:t>21</w:t>
+              <w:t>22</w:t>
             </w:r>
           </w:p>
         </w:tc>
@@ -1652,7 +1652,7 @@
                 <w:color w:val="3D4B56"/>
                 <w:sz w:val="20"/>
               </w:rPr>
-              <w:t>23</w:t>
+              <w:t>24</w:t>
             </w:r>
           </w:p>
         </w:tc>
@@ -4246,7 +4246,7 @@
           <w:color w:val="16202A"/>
           <w:sz w:val="21"/>
         </w:rPr>
-        <w:t>模型庫是每台機器管理模型檔案的地方，從機器頁第二列進入。頁面上方同樣有一條順序軸：確認存放區、下載或放入模型、到欄位換模型、到 API 串接實測，每一步的狀態都由實際資料算出。</w:t>
+        <w:t>模型庫在頂部導覽的第三格，排在「機器」之後、「API 串接」之前，順序就是管理者實際的動線：先把模型放進來，換上欄位，再交給 IDE。第二列先是「全部機器」，一張表看完每台裝了哪些模型、哪些正在用；再來是各台機器，只看那一台。機器頁右上角也有「這台的模型庫」可以直接跳過來。頁面上方同樣有一條順序軸：確認存放區、下載或放入模型、換上欄位、到 API 串接實測，每一步的狀態都由實際資料算出，還沒完成的步驟有按鈕直接跳到負責那一步的區塊。</w:t>
       </w:r>
     </w:p>
     <w:p>
@@ -4262,7 +4262,43 @@
           <w:color w:val="16202A"/>
           <w:sz w:val="21"/>
         </w:rPr>
-        <w:t>下載時只要貼上 Hugging Face 的模型名稱，系統會列出這個模型所有可下載的量化版本與大小，並在下載前檢查磁碟空間是否足夠。推測解碼用的輔助檔會被標示出來並排在最後，不會被誤當成最小的量化。下載由各機的代理在背景進行，一次只下載一個，可以取消；連線中斷之後再按一次會從中斷處接續。需要授權的模型可以填入 Hugging Face 權杖，權杖只在下載期間放在記憶體中，不寫入任何設定檔或紀錄。</w:t>
+        <w:t xml:space="preserve">每台機器一個存放區，預設是 </w:t>
+      </w:r>
+      <w:r>
+        <w:rPr>
+          <w:rFonts w:ascii="Consolas" w:hAnsi="Consolas" w:cs="Consolas" w:eastAsia="微軟正黑體"/>
+          <w:b w:val="0"/>
+          <w:color w:val="3D4B56"/>
+          <w:sz w:val="20"/>
+        </w:rPr>
+        <w:t>~/models/gguf</w:t>
+      </w:r>
+      <w:r>
+        <w:rPr>
+          <w:rFonts w:ascii="Microsoft JhengHei" w:hAnsi="Microsoft JhengHei" w:cs="Microsoft JhengHei" w:eastAsia="微軟正黑體"/>
+          <w:b w:val="0"/>
+          <w:color w:val="16202A"/>
+          <w:sz w:val="21"/>
+        </w:rPr>
+        <w:t xml:space="preserve">，第一次打開模型庫時代理會自動建好。模型進來的方式有兩種：在這裡貼 Hugging Face 名稱下載，或照「手動放入」的目錄結構自己把檔案複製進去。存放區底下一顆模型一個資料夾，同一個資料夾可以放同一顆模型的多種量化，分片要放在同一個資料夾而且要齊；看圖模型把 </w:t>
+      </w:r>
+      <w:r>
+        <w:rPr>
+          <w:rFonts w:ascii="Consolas" w:hAnsi="Consolas" w:cs="Consolas" w:eastAsia="微軟正黑體"/>
+          <w:b w:val="0"/>
+          <w:color w:val="3D4B56"/>
+          <w:sz w:val="20"/>
+        </w:rPr>
+        <w:t>mmproj</w:t>
+      </w:r>
+      <w:r>
+        <w:rPr>
+          <w:rFonts w:ascii="Microsoft JhengHei" w:hAnsi="Microsoft JhengHei" w:cs="Microsoft JhengHei" w:eastAsia="微軟正黑體"/>
+          <w:b w:val="0"/>
+          <w:color w:val="16202A"/>
+          <w:sz w:val="21"/>
+        </w:rPr>
+        <w:t xml:space="preserve"> 開頭的視覺檔放在同一個資料夾。直接放在存放區根目錄的檔案不會被認到。不能連外的環境（例如醫院）就是走手動放入：模型在別台機器上時，從那台直接用 rsync 傳到這台，頁面上有可以複製的指令。</w:t>
       </w:r>
     </w:p>
     <w:p>
@@ -4278,7 +4314,23 @@
           <w:color w:val="16202A"/>
           <w:sz w:val="21"/>
         </w:rPr>
-        <w:t>已安裝的模型以表格列出引擎、大小、架構與最長上下文、來源，以及目前由哪個欄位使用。依公司規定，政府案不得使用中國來源的模型，模型庫會把 Qwen、DeepSeek、GLM、Kimi 等來源的模型標示出來；內部測試可以照常使用，交付政府案的機器不能安裝。沒有在用的模型可以從這裡刪除，正在被欄位使用的模型不能刪。</w:t>
+        <w:t>下載時先選「下載到哪台」，再貼上 Hugging Face 的模型名稱，系統會列出這個模型所有可下載的量化版本與大小，並在下載前檢查磁碟空間是否足夠。推測解碼用的輔助檔會被標示出來並排在最後，不會被誤當成最小的量化。下載由各機的代理在背景進行，一次只下載一個，可以取消；連線中斷之後再按一次會從中斷處接續。需要授權的模型可以填入 Hugging Face 權杖，權杖只在下載期間放在記憶體中，不寫入任何設定檔或紀錄。</w:t>
+      </w:r>
+    </w:p>
+    <w:p>
+      <w:pPr>
+        <w:spacing w:before="0" w:after="160" w:line="384" w:lineRule="auto"/>
+        <w:ind w:firstLine="420"/>
+        <w:jc w:val="both"/>
+      </w:pPr>
+      <w:r>
+        <w:rPr>
+          <w:rFonts w:ascii="Microsoft JhengHei" w:hAnsi="Microsoft JhengHei" w:cs="Microsoft JhengHei" w:eastAsia="微軟正黑體"/>
+          <w:b w:val="0"/>
+          <w:color w:val="16202A"/>
+          <w:sz w:val="21"/>
+        </w:rPr>
+        <w:t>已安裝的模型以表格列出引擎、大小、架構與最長上下文、來源，以及目前由哪個欄位使用。依公司規定，政府案不得使用中國來源的模型，模型庫會把 Qwen、DeepSeek、GLM、Kimi 等來源的模型標示出來；內部測試可以照常使用，交付政府案的機器不能安裝。沒有在用的模型旁邊有「換上」：那台只有一個可以換模型的欄位時，直接打開換模型視窗並選好這顆；有多個欄位時先問要放進哪一格。沒有在用的模型也可以從這裡刪除，正在被欄位使用的模型不能刪。</w:t>
       </w:r>
     </w:p>
     <w:p>

--- a/手冊/操作手冊/xConsole主要功能說明.docx
+++ b/手冊/操作手冊/xConsole主要功能說明.docx
@@ -1157,7 +1157,7 @@
                 <w:color w:val="3D4B56"/>
                 <w:sz w:val="20"/>
               </w:rPr>
-              <w:t>17</w:t>
+              <w:t>18</w:t>
             </w:r>
           </w:p>
         </w:tc>
@@ -1202,7 +1202,7 @@
                 <w:color w:val="3D4B56"/>
                 <w:sz w:val="20"/>
               </w:rPr>
-              <w:t>17</w:t>
+              <w:t>18</w:t>
             </w:r>
           </w:p>
         </w:tc>
@@ -1247,7 +1247,7 @@
                 <w:color w:val="3D4B56"/>
                 <w:sz w:val="20"/>
               </w:rPr>
-              <w:t>17</w:t>
+              <w:t>18</w:t>
             </w:r>
           </w:p>
         </w:tc>
@@ -1292,7 +1292,7 @@
                 <w:color w:val="3D4B56"/>
                 <w:sz w:val="20"/>
               </w:rPr>
-              <w:t>17</w:t>
+              <w:t>18</w:t>
             </w:r>
           </w:p>
         </w:tc>
@@ -1337,7 +1337,7 @@
                 <w:color w:val="3D4B56"/>
                 <w:sz w:val="20"/>
               </w:rPr>
-              <w:t>18</w:t>
+              <w:t>19</w:t>
             </w:r>
           </w:p>
         </w:tc>
@@ -1382,7 +1382,7 @@
                 <w:color w:val="3D4B56"/>
                 <w:sz w:val="20"/>
               </w:rPr>
-              <w:t>20</w:t>
+              <w:t>21</w:t>
             </w:r>
           </w:p>
         </w:tc>
@@ -1427,7 +1427,7 @@
                 <w:color w:val="3D4B56"/>
                 <w:sz w:val="20"/>
               </w:rPr>
-              <w:t>20</w:t>
+              <w:t>21</w:t>
             </w:r>
           </w:p>
         </w:tc>
@@ -1472,7 +1472,7 @@
                 <w:color w:val="3D4B56"/>
                 <w:sz w:val="20"/>
               </w:rPr>
-              <w:t>20</w:t>
+              <w:t>21</w:t>
             </w:r>
           </w:p>
         </w:tc>
@@ -1517,7 +1517,7 @@
                 <w:color w:val="3D4B56"/>
                 <w:sz w:val="20"/>
               </w:rPr>
-              <w:t>21</w:t>
+              <w:t>22</w:t>
             </w:r>
           </w:p>
         </w:tc>
@@ -1562,7 +1562,7 @@
                 <w:color w:val="3D4B56"/>
                 <w:sz w:val="20"/>
               </w:rPr>
-              <w:t>21</w:t>
+              <w:t>22</w:t>
             </w:r>
           </w:p>
         </w:tc>
@@ -1607,7 +1607,7 @@
                 <w:color w:val="3D4B56"/>
                 <w:sz w:val="20"/>
               </w:rPr>
-              <w:t>22</w:t>
+              <w:t>23</w:t>
             </w:r>
           </w:p>
         </w:tc>
@@ -1652,7 +1652,7 @@
                 <w:color w:val="3D4B56"/>
                 <w:sz w:val="20"/>
               </w:rPr>
-              <w:t>24</w:t>
+              <w:t>25</w:t>
             </w:r>
           </w:p>
         </w:tc>
@@ -6550,6 +6550,72 @@
           <w:sz w:val="21"/>
         </w:rPr>
         <w:t>各機的底線可以在該機的欄位登錄檔中個別調整，以配合不同機型的實際狀況。</w:t>
+      </w:r>
+    </w:p>
+    <w:p>
+      <w:pPr>
+        <w:spacing w:before="0" w:after="160" w:line="384" w:lineRule="auto"/>
+        <w:ind w:firstLine="420"/>
+        <w:jc w:val="both"/>
+      </w:pPr>
+      <w:r>
+        <w:rPr>
+          <w:rFonts w:ascii="Microsoft JhengHei" w:hAnsi="Microsoft JhengHei" w:cs="Microsoft JhengHei" w:eastAsia="微軟正黑體"/>
+          <w:b w:val="0"/>
+          <w:color w:val="16202A"/>
+          <w:sz w:val="21"/>
+        </w:rPr>
+        <w:t xml:space="preserve">多張獨立顯示卡的伺服器（例如兩張 RTX PRO 5000 48 GB）還要多管一件事：總量夠不代表每張都夠。卡數不需要設定，代理每次量測時直接向驅動詢問，NVIDIA 由 </w:t>
+      </w:r>
+      <w:r>
+        <w:rPr>
+          <w:rFonts w:ascii="Consolas" w:hAnsi="Consolas" w:cs="Consolas" w:eastAsia="微軟正黑體"/>
+          <w:b w:val="0"/>
+          <w:color w:val="3D4B56"/>
+          <w:sz w:val="20"/>
+        </w:rPr>
+        <w:t>nvidia-smi</w:t>
+      </w:r>
+      <w:r>
+        <w:rPr>
+          <w:rFonts w:ascii="Microsoft JhengHei" w:hAnsi="Microsoft JhengHei" w:cs="Microsoft JhengHei" w:eastAsia="微軟正黑體"/>
+          <w:b w:val="0"/>
+          <w:color w:val="16202A"/>
+          <w:sz w:val="21"/>
+        </w:rPr>
+        <w:t xml:space="preserve"> 每張卡回報一列，AMD 由作業系統的顯示卡目錄列出；客戶的機器只有一張卡時，下面這些選項都不會出現，畫面與以前相同。</w:t>
+      </w:r>
+    </w:p>
+    <w:p>
+      <w:pPr>
+        <w:spacing w:before="0" w:after="160" w:line="384" w:lineRule="auto"/>
+        <w:ind w:firstLine="420"/>
+        <w:jc w:val="both"/>
+      </w:pPr>
+      <w:r>
+        <w:rPr>
+          <w:rFonts w:ascii="Microsoft JhengHei" w:hAnsi="Microsoft JhengHei" w:cs="Microsoft JhengHei" w:eastAsia="微軟正黑體"/>
+          <w:b w:val="0"/>
+          <w:color w:val="16202A"/>
+          <w:sz w:val="21"/>
+        </w:rPr>
+        <w:t>機器頁的顯存先畫所有卡的合計，再每張卡各畫一條，並標出綁在那張卡上的欄位。換模型時多一組「用哪幾張卡」，系統會先依模型的權重與上下文算出需要多少顯存，預設帶入建議：一張卡放得下就只用剩餘最多的那一張，少了跨卡傳輸，其餘的卡還能再跑第二顆模型；一張放不下才用最少的張數一起承擔。管理者可以改勾，不勾任何一張代表全部卡都用。</w:t>
+      </w:r>
+    </w:p>
+    <w:p>
+      <w:pPr>
+        <w:spacing w:before="0" w:after="160" w:line="384" w:lineRule="auto"/>
+        <w:ind w:firstLine="420"/>
+        <w:jc w:val="both"/>
+      </w:pPr>
+      <w:r>
+        <w:rPr>
+          <w:rFonts w:ascii="Microsoft JhengHei" w:hAnsi="Microsoft JhengHei" w:cs="Microsoft JhengHei" w:eastAsia="微軟正黑體"/>
+          <w:b w:val="0"/>
+          <w:color w:val="16202A"/>
+          <w:sz w:val="21"/>
+        </w:rPr>
+        <w:t>准入試算也改成逐張計算。模型依卡的容量比例分攤到它使用的每一張卡，任何一張載入後會低於底線就擋下，理由會點名是哪一張卡。改綁到別的卡時，舊模型釋放的顯存只會還給它原本使用的卡，不會誤算到新的卡上。啟動時以環境變數限定引擎只看得到指定的卡；NVIDIA 的卡號與驅動的編號順序一致，AMD 則經作業系統的拓撲資訊換算，換算不出來就拒絕啟動，不會冒險綁到別張卡。</w:t>
       </w:r>
     </w:p>
     <w:p>

--- a/手冊/操作手冊/xConsole主要功能說明.docx
+++ b/手冊/操作手冊/xConsole主要功能說明.docx
@@ -797,7 +797,7 @@
                 <w:color w:val="3D4B56"/>
                 <w:sz w:val="20"/>
               </w:rPr>
-              <w:t>9</w:t>
+              <w:t>10</w:t>
             </w:r>
           </w:p>
         </w:tc>
@@ -842,7 +842,7 @@
                 <w:color w:val="3D4B56"/>
                 <w:sz w:val="20"/>
               </w:rPr>
-              <w:t>10</w:t>
+              <w:t>11</w:t>
             </w:r>
           </w:p>
         </w:tc>
@@ -887,7 +887,7 @@
                 <w:color w:val="3D4B56"/>
                 <w:sz w:val="20"/>
               </w:rPr>
-              <w:t>11</w:t>
+              <w:t>12</w:t>
             </w:r>
           </w:p>
         </w:tc>
@@ -1081,6 +1081,51 @@
           <w:p>
             <w:pPr>
               <w:spacing w:before="0" w:after="0" w:line="276" w:lineRule="auto"/>
+              <w:ind w:left="454"/>
+            </w:pPr>
+            <w:hyperlink w:anchor="h_6e076aac93" w:history="1">
+              <w:r>
+                <w:rPr>
+                  <w:rFonts w:ascii="Microsoft JhengHei" w:hAnsi="Microsoft JhengHei" w:cs="Microsoft JhengHei" w:eastAsia="微軟正黑體"/>
+                  <w:color w:val="3D4B56"/>
+                  <w:sz w:val="20"/>
+                </w:rPr>
+                <w:t xml:space="preserve">2.12　加一台機器與機器設定</w:t>
+              </w:r>
+            </w:hyperlink>
+          </w:p>
+        </w:tc>
+        <w:tc>
+          <w:tcPr>
+            <w:tcW w:type="dxa" w:w="1247"/>
+            <w:vAlign w:val="center"/>
+          </w:tcPr>
+          <w:p>
+            <w:pPr>
+              <w:spacing w:before="0" w:after="0" w:line="276" w:lineRule="auto"/>
+              <w:jc w:val="right"/>
+            </w:pPr>
+            <w:r>
+              <w:rPr>
+                <w:rFonts w:ascii="Microsoft JhengHei" w:hAnsi="Microsoft JhengHei" w:cs="Microsoft JhengHei" w:eastAsia="微軟正黑體"/>
+                <w:b w:val="0"/>
+                <w:color w:val="3D4B56"/>
+                <w:sz w:val="20"/>
+              </w:rPr>
+              <w:t>15</w:t>
+            </w:r>
+          </w:p>
+        </w:tc>
+      </w:tr>
+      <w:tr>
+        <w:tc>
+          <w:tcPr>
+            <w:tcW w:type="dxa" w:w="8050"/>
+            <w:vAlign w:val="center"/>
+          </w:tcPr>
+          <w:p>
+            <w:pPr>
+              <w:spacing w:before="0" w:after="0" w:line="276" w:lineRule="auto"/>
             </w:pPr>
             <w:hyperlink w:anchor="h_33dc9bc1ba" w:history="1">
               <w:r>
@@ -1112,7 +1157,7 @@
                 <w:color w:val="3D4B56"/>
                 <w:sz w:val="20"/>
               </w:rPr>
-              <w:t>16</w:t>
+              <w:t>17</w:t>
             </w:r>
           </w:p>
         </w:tc>
@@ -1157,7 +1202,7 @@
                 <w:color w:val="3D4B56"/>
                 <w:sz w:val="20"/>
               </w:rPr>
-              <w:t>18</w:t>
+              <w:t>19</w:t>
             </w:r>
           </w:p>
         </w:tc>
@@ -1202,7 +1247,7 @@
                 <w:color w:val="3D4B56"/>
                 <w:sz w:val="20"/>
               </w:rPr>
-              <w:t>18</w:t>
+              <w:t>19</w:t>
             </w:r>
           </w:p>
         </w:tc>
@@ -1247,7 +1292,7 @@
                 <w:color w:val="3D4B56"/>
                 <w:sz w:val="20"/>
               </w:rPr>
-              <w:t>18</w:t>
+              <w:t>19</w:t>
             </w:r>
           </w:p>
         </w:tc>
@@ -1292,7 +1337,7 @@
                 <w:color w:val="3D4B56"/>
                 <w:sz w:val="20"/>
               </w:rPr>
-              <w:t>18</w:t>
+              <w:t>19</w:t>
             </w:r>
           </w:p>
         </w:tc>
@@ -1337,7 +1382,7 @@
                 <w:color w:val="3D4B56"/>
                 <w:sz w:val="20"/>
               </w:rPr>
-              <w:t>19</w:t>
+              <w:t>20</w:t>
             </w:r>
           </w:p>
         </w:tc>
@@ -1382,7 +1427,7 @@
                 <w:color w:val="3D4B56"/>
                 <w:sz w:val="20"/>
               </w:rPr>
-              <w:t>21</w:t>
+              <w:t>22</w:t>
             </w:r>
           </w:p>
         </w:tc>
@@ -1427,7 +1472,7 @@
                 <w:color w:val="3D4B56"/>
                 <w:sz w:val="20"/>
               </w:rPr>
-              <w:t>21</w:t>
+              <w:t>22</w:t>
             </w:r>
           </w:p>
         </w:tc>
@@ -1472,7 +1517,7 @@
                 <w:color w:val="3D4B56"/>
                 <w:sz w:val="20"/>
               </w:rPr>
-              <w:t>21</w:t>
+              <w:t>22</w:t>
             </w:r>
           </w:p>
         </w:tc>
@@ -1517,7 +1562,7 @@
                 <w:color w:val="3D4B56"/>
                 <w:sz w:val="20"/>
               </w:rPr>
-              <w:t>22</w:t>
+              <w:t>23</w:t>
             </w:r>
           </w:p>
         </w:tc>
@@ -1562,7 +1607,7 @@
                 <w:color w:val="3D4B56"/>
                 <w:sz w:val="20"/>
               </w:rPr>
-              <w:t>22</w:t>
+              <w:t>23</w:t>
             </w:r>
           </w:p>
         </w:tc>
@@ -1607,7 +1652,7 @@
                 <w:color w:val="3D4B56"/>
                 <w:sz w:val="20"/>
               </w:rPr>
-              <w:t>23</w:t>
+              <w:t>24</w:t>
             </w:r>
           </w:p>
         </w:tc>
@@ -1659,7 +1704,7 @@
       </w:tr>
     </w:tbl>
     <w:p>
-      <w:bookmarkStart w:id="30" w:name="h_0602e8880c"/>
+      <w:bookmarkStart w:id="31" w:name="h_0602e8880c"/>
       <w:pPr>
         <w:keepNext/>
         <w:pageBreakBefore/>
@@ -1674,10 +1719,10 @@
         </w:rPr>
         <w:t>第一章　系統定位</w:t>
       </w:r>
-      <w:bookmarkEnd w:id="30"/>
+      <w:bookmarkEnd w:id="31"/>
     </w:p>
     <w:p>
-      <w:bookmarkStart w:id="31" w:name="h_43c0bec49a"/>
+      <w:bookmarkStart w:id="32" w:name="h_43c0bec49a"/>
       <w:pPr>
         <w:keepNext/>
         <w:spacing w:before="280" w:after="120" w:line="300" w:lineRule="auto"/>
@@ -1691,7 +1736,7 @@
         </w:rPr>
         <w:t>1.1　這套系統解決的問題</w:t>
       </w:r>
-      <w:bookmarkEnd w:id="31"/>
+      <w:bookmarkEnd w:id="32"/>
     </w:p>
     <w:p>
       <w:pPr>
@@ -1760,7 +1805,7 @@
       </w:r>
     </w:p>
     <w:p>
-      <w:bookmarkStart w:id="32" w:name="h_d7fc3fe788"/>
+      <w:bookmarkStart w:id="33" w:name="h_d7fc3fe788"/>
       <w:pPr>
         <w:keepNext/>
         <w:spacing w:before="280" w:after="120" w:line="300" w:lineRule="auto"/>
@@ -1774,7 +1819,7 @@
         </w:rPr>
         <w:t>1.2　適用機型</w:t>
       </w:r>
-      <w:bookmarkEnd w:id="32"/>
+      <w:bookmarkEnd w:id="33"/>
     </w:p>
     <w:p>
       <w:pPr>
@@ -2230,7 +2275,7 @@
       </w:r>
     </w:p>
     <w:p>
-      <w:bookmarkStart w:id="33" w:name="h_b8dad782fc"/>
+      <w:bookmarkStart w:id="34" w:name="h_b8dad782fc"/>
       <w:pPr>
         <w:keepNext/>
         <w:spacing w:before="280" w:after="120" w:line="300" w:lineRule="auto"/>
@@ -2244,7 +2289,7 @@
         </w:rPr>
         <w:t>1.3　與既有監控工具的分工</w:t>
       </w:r>
-      <w:bookmarkEnd w:id="33"/>
+      <w:bookmarkEnd w:id="34"/>
     </w:p>
     <w:p>
       <w:pPr>
@@ -2923,7 +2968,7 @@
       </w:pPr>
     </w:p>
     <w:p>
-      <w:bookmarkStart w:id="34" w:name="h_79b39d41ef"/>
+      <w:bookmarkStart w:id="35" w:name="h_79b39d41ef"/>
       <w:pPr>
         <w:keepNext/>
         <w:pageBreakBefore/>
@@ -2938,10 +2983,10 @@
         </w:rPr>
         <w:t>第二章　主要功能</w:t>
       </w:r>
-      <w:bookmarkEnd w:id="34"/>
+      <w:bookmarkEnd w:id="35"/>
     </w:p>
     <w:p>
-      <w:bookmarkStart w:id="35" w:name="h_6dc2604a8b"/>
+      <w:bookmarkStart w:id="36" w:name="h_6dc2604a8b"/>
       <w:pPr>
         <w:keepNext/>
         <w:spacing w:before="280" w:after="120" w:line="300" w:lineRule="auto"/>
@@ -2955,7 +3000,7 @@
         </w:rPr>
         <w:t>2.1　記憶體准入控制</w:t>
       </w:r>
-      <w:bookmarkEnd w:id="35"/>
+      <w:bookmarkEnd w:id="36"/>
     </w:p>
     <w:p>
       <w:pPr>
@@ -3306,7 +3351,7 @@
       </w:r>
     </w:p>
     <w:p>
-      <w:bookmarkStart w:id="36" w:name="h_85eaf20999"/>
+      <w:bookmarkStart w:id="37" w:name="h_85eaf20999"/>
       <w:pPr>
         <w:keepNext/>
         <w:spacing w:before="280" w:after="120" w:line="300" w:lineRule="auto"/>
@@ -3320,7 +3365,7 @@
         </w:rPr>
         <w:t>2.2　角色欄位</w:t>
       </w:r>
-      <w:bookmarkEnd w:id="36"/>
+      <w:bookmarkEnd w:id="37"/>
     </w:p>
     <w:p>
       <w:pPr>
@@ -3387,7 +3432,23 @@
       </w:r>
     </w:p>
     <w:p>
-      <w:bookmarkStart w:id="37" w:name="h_e97a0da773"/>
+      <w:pPr>
+        <w:spacing w:before="0" w:after="160" w:line="384" w:lineRule="auto"/>
+        <w:ind w:firstLine="420"/>
+        <w:jc w:val="both"/>
+      </w:pPr>
+      <w:r>
+        <w:rPr>
+          <w:rFonts w:ascii="Microsoft JhengHei" w:hAnsi="Microsoft JhengHei" w:cs="Microsoft JhengHei" w:eastAsia="微軟正黑體"/>
+          <w:b w:val="0"/>
+          <w:color w:val="16202A"/>
+          <w:sz w:val="21"/>
+        </w:rPr>
+        <w:t>欄位也在網頁上管理。機器頁「角色欄位」右上的「新增欄位」可以建一格空欄位，之後從模型庫挑一顆 GGUF 放進來，系統會替它建服務、配埠、算記憶體；也可以把這台已經在跑的服務（例如瀏覽器、語音、代理程式）登記成欄位，登記後就能在這裡啟停、看記錄，並算進記憶體試算。每一格的「設定」可以改角色名稱、等級、能力標籤、預估記憶體、是否為關鍵服務與備註，也可以移除這一格；服務還在跑時不能移除。為了安全，欄位的記錄檔與設定檔路徑不能從網頁修改，否則拿到操作權限的人可以藉「記錄」讀取機器上的任意檔案。</w:t>
+      </w:r>
+    </w:p>
+    <w:p>
+      <w:bookmarkStart w:id="38" w:name="h_e97a0da773"/>
       <w:pPr>
         <w:keepNext/>
         <w:spacing w:before="280" w:after="120" w:line="300" w:lineRule="auto"/>
@@ -3401,7 +3462,7 @@
         </w:rPr>
         <w:t>2.3　情境切換</w:t>
       </w:r>
-      <w:bookmarkEnd w:id="37"/>
+      <w:bookmarkEnd w:id="38"/>
     </w:p>
     <w:p>
       <w:pPr>
@@ -3752,7 +3813,7 @@
       </w:r>
     </w:p>
     <w:p>
-      <w:bookmarkStart w:id="38" w:name="h_38975aaeb4"/>
+      <w:bookmarkStart w:id="39" w:name="h_38975aaeb4"/>
       <w:pPr>
         <w:keepNext/>
         <w:spacing w:before="280" w:after="120" w:line="300" w:lineRule="auto"/>
@@ -3766,7 +3827,7 @@
         </w:rPr>
         <w:t>2.4　網頁換模型</w:t>
       </w:r>
-      <w:bookmarkEnd w:id="38"/>
+      <w:bookmarkEnd w:id="39"/>
     </w:p>
     <w:p>
       <w:pPr>
@@ -4217,7 +4278,7 @@
       </w:r>
     </w:p>
     <w:p>
-      <w:bookmarkStart w:id="39" w:name="h_f3e88f9586"/>
+      <w:bookmarkStart w:id="40" w:name="h_f3e88f9586"/>
       <w:pPr>
         <w:keepNext/>
         <w:spacing w:before="280" w:after="120" w:line="300" w:lineRule="auto"/>
@@ -4231,7 +4292,7 @@
         </w:rPr>
         <w:t>2.5　模型庫</w:t>
       </w:r>
-      <w:bookmarkEnd w:id="39"/>
+      <w:bookmarkEnd w:id="40"/>
     </w:p>
     <w:p>
       <w:pPr>
@@ -4334,7 +4395,7 @@
       </w:r>
     </w:p>
     <w:p>
-      <w:bookmarkStart w:id="40" w:name="h_4e39917a9b"/>
+      <w:bookmarkStart w:id="41" w:name="h_4e39917a9b"/>
       <w:pPr>
         <w:keepNext/>
         <w:spacing w:before="280" w:after="120" w:line="300" w:lineRule="auto"/>
@@ -4348,7 +4409,7 @@
         </w:rPr>
         <w:t>2.6　API 串接</w:t>
       </w:r>
-      <w:bookmarkEnd w:id="40"/>
+      <w:bookmarkEnd w:id="41"/>
     </w:p>
     <w:p>
       <w:pPr>
@@ -4728,7 +4789,7 @@
       </w:r>
     </w:p>
     <w:p>
-      <w:bookmarkStart w:id="41" w:name="h_8381cd8c7e"/>
+      <w:bookmarkStart w:id="42" w:name="h_8381cd8c7e"/>
       <w:pPr>
         <w:keepNext/>
         <w:spacing w:before="280" w:after="120" w:line="300" w:lineRule="auto"/>
@@ -4742,7 +4803,7 @@
         </w:rPr>
         <w:t>2.7　即時監控</w:t>
       </w:r>
-      <w:bookmarkEnd w:id="41"/>
+      <w:bookmarkEnd w:id="42"/>
     </w:p>
     <w:p>
       <w:pPr>
@@ -4793,7 +4854,7 @@
       </w:r>
     </w:p>
     <w:p>
-      <w:bookmarkStart w:id="42" w:name="h_9a79dff323"/>
+      <w:bookmarkStart w:id="43" w:name="h_9a79dff323"/>
       <w:pPr>
         <w:keepNext/>
         <w:spacing w:before="280" w:after="120" w:line="300" w:lineRule="auto"/>
@@ -4807,7 +4868,7 @@
         </w:rPr>
         <w:t>2.8　記錄檢視</w:t>
       </w:r>
-      <w:bookmarkEnd w:id="42"/>
+      <w:bookmarkEnd w:id="43"/>
     </w:p>
     <w:p>
       <w:pPr>
@@ -4826,7 +4887,7 @@
       </w:r>
     </w:p>
     <w:p>
-      <w:bookmarkStart w:id="43" w:name="h_38ccacfb0e"/>
+      <w:bookmarkStart w:id="44" w:name="h_38ccacfb0e"/>
       <w:pPr>
         <w:keepNext/>
         <w:spacing w:before="280" w:after="120" w:line="300" w:lineRule="auto"/>
@@ -4840,7 +4901,7 @@
         </w:rPr>
         <w:t>2.9　HTTPS 與憑證管理</w:t>
       </w:r>
-      <w:bookmarkEnd w:id="43"/>
+      <w:bookmarkEnd w:id="44"/>
     </w:p>
     <w:p>
       <w:pPr>
@@ -5376,7 +5437,7 @@
       </w:r>
     </w:p>
     <w:p>
-      <w:bookmarkStart w:id="44" w:name="h_3086986381"/>
+      <w:bookmarkStart w:id="45" w:name="h_3086986381"/>
       <w:pPr>
         <w:keepNext/>
         <w:spacing w:before="280" w:after="120" w:line="300" w:lineRule="auto"/>
@@ -5390,7 +5451,7 @@
         </w:rPr>
         <w:t>2.10　服務使用報告</w:t>
       </w:r>
-      <w:bookmarkEnd w:id="44"/>
+      <w:bookmarkEnd w:id="45"/>
     </w:p>
     <w:p>
       <w:pPr>
@@ -5981,7 +6042,7 @@
       </w:r>
     </w:p>
     <w:p>
-      <w:bookmarkStart w:id="45" w:name="h_127c37b54c"/>
+      <w:bookmarkStart w:id="46" w:name="h_127c37b54c"/>
       <w:pPr>
         <w:keepNext/>
         <w:spacing w:before="280" w:after="120" w:line="300" w:lineRule="auto"/>
@@ -5995,7 +6056,7 @@
         </w:rPr>
         <w:t>2.11　帳號與操作紀錄</w:t>
       </w:r>
-      <w:bookmarkEnd w:id="45"/>
+      <w:bookmarkEnd w:id="46"/>
     </w:p>
     <w:p>
       <w:pPr>
@@ -6030,7 +6091,88 @@
       </w:r>
     </w:p>
     <w:p>
-      <w:bookmarkStart w:id="46" w:name="h_33dc9bc1ba"/>
+      <w:bookmarkStart w:id="47" w:name="h_6e076aac93"/>
+      <w:pPr>
+        <w:keepNext/>
+        <w:spacing w:before="280" w:after="120" w:line="300" w:lineRule="auto"/>
+      </w:pPr>
+      <w:r>
+        <w:rPr>
+          <w:rFonts w:ascii="Microsoft JhengHei" w:hAnsi="Microsoft JhengHei" w:cs="Microsoft JhengHei" w:eastAsia="微軟正黑體"/>
+          <w:b/>
+          <w:color w:val="BF181F"/>
+          <w:sz w:val="26"/>
+        </w:rPr>
+        <w:t>2.12　加一台機器與機器設定</w:t>
+      </w:r>
+      <w:bookmarkEnd w:id="47"/>
+    </w:p>
+    <w:p>
+      <w:pPr>
+        <w:spacing w:before="0" w:after="160" w:line="384" w:lineRule="auto"/>
+        <w:ind w:firstLine="420"/>
+        <w:jc w:val="both"/>
+      </w:pPr>
+      <w:r>
+        <w:rPr>
+          <w:rFonts w:ascii="Microsoft JhengHei" w:hAnsi="Microsoft JhengHei" w:cs="Microsoft JhengHei" w:eastAsia="微軟正黑體"/>
+          <w:b w:val="0"/>
+          <w:color w:val="16202A"/>
+          <w:sz w:val="21"/>
+        </w:rPr>
+        <w:t>管理者看到「納管的機器」時，第一個問題是這些機器從哪裡來。答案是全部在網頁上加入：在「設定 → 機器」按「加一台機器」，填好名稱與群組，系統會產生一行安裝指令。到要加入的那台機器上，用一般帳號貼上執行，它會下載節點代理、建立開機自動啟動的服務，再把代理的憑證與權杖送回主控台。主控台用那張憑證與權杖實際連線一次，成功才把這台列進清單，網頁上的視窗會自己變成「已加入」。</w:t>
+      </w:r>
+    </w:p>
+    <w:p>
+      <w:pPr>
+        <w:spacing w:before="0" w:after="160" w:line="384" w:lineRule="auto"/>
+        <w:ind w:firstLine="420"/>
+        <w:jc w:val="both"/>
+      </w:pPr>
+      <w:r>
+        <w:rPr>
+          <w:rFonts w:ascii="Microsoft JhengHei" w:hAnsi="Microsoft JhengHei" w:cs="Microsoft JhengHei" w:eastAsia="微軟正黑體"/>
+          <w:b w:val="0"/>
+          <w:color w:val="16202A"/>
+          <w:sz w:val="21"/>
+        </w:rPr>
+        <w:t>這行指令有兩道保護：加入碼 30 分鐘內有效、只能使用一次；下載時釘住主控台憑證的公鑰，即使主控台還在用暫用自簽憑證，也不需要關閉驗證。主控台連不到那台時，例如防火牆沒有開放 9401 埠，原因會直接顯示在同一個視窗裡，不必到機器上查記錄。</w:t>
+      </w:r>
+    </w:p>
+    <w:p>
+      <w:pPr>
+        <w:spacing w:before="0" w:after="160" w:line="384" w:lineRule="auto"/>
+        <w:ind w:firstLine="420"/>
+        <w:jc w:val="both"/>
+      </w:pPr>
+      <w:r>
+        <w:rPr>
+          <w:rFonts w:ascii="Microsoft JhengHei" w:hAnsi="Microsoft JhengHei" w:cs="Microsoft JhengHei" w:eastAsia="微軟正黑體"/>
+          <w:b w:val="0"/>
+          <w:color w:val="16202A"/>
+          <w:sz w:val="21"/>
+        </w:rPr>
+        <w:t>加入之後，機器頁右上的「這台的設定」可以調整名稱、群組、位址、記憶體架構、系統記憶體與顯存的底線、模型存放區、llama-server 位置與備註。系統會依硬體提出記憶體架構的建議：Jetson 與 DGX Spark 為單一池、AMD Ryzen AI 395 為切兩塊、一般顯示卡伺服器為獨立顯存。存放區會列出機器上的每一顆磁碟並標出機械硬碟，大模型放在機械硬碟上載入要好幾分鐘。新機器的頁面上方有一條順序軸：確認記憶體架構、新增欄位、確認模型存放與 llama.cpp、放入模型、到 API 串接實測，全部完成後就會收起來。</w:t>
+      </w:r>
+    </w:p>
+    <w:p>
+      <w:pPr>
+        <w:spacing w:before="0" w:after="160" w:line="384" w:lineRule="auto"/>
+        <w:ind w:firstLine="420"/>
+        <w:jc w:val="both"/>
+      </w:pPr>
+      <w:r>
+        <w:rPr>
+          <w:rFonts w:ascii="Microsoft JhengHei" w:hAnsi="Microsoft JhengHei" w:cs="Microsoft JhengHei" w:eastAsia="微軟正黑體"/>
+          <w:b w:val="0"/>
+          <w:color w:val="16202A"/>
+          <w:sz w:val="21"/>
+        </w:rPr>
+        <w:t>移除機器只是讓主控台不再納管，那台機器上的代理、欄位與模型都不會被動，之後要再加回來重跑一次安裝指令即可。</w:t>
+      </w:r>
+    </w:p>
+    <w:p>
+      <w:bookmarkStart w:id="48" w:name="h_33dc9bc1ba"/>
       <w:pPr>
         <w:keepNext/>
         <w:pageBreakBefore/>
@@ -6045,7 +6187,7 @@
         </w:rPr>
         <w:t>第三章　三種記憶體架構</w:t>
       </w:r>
-      <w:bookmarkEnd w:id="46"/>
+      <w:bookmarkEnd w:id="48"/>
     </w:p>
     <w:p>
       <w:pPr>
@@ -6635,7 +6777,7 @@
       </w:r>
     </w:p>
     <w:p>
-      <w:bookmarkStart w:id="47" w:name="h_9e5b0fee4d"/>
+      <w:bookmarkStart w:id="49" w:name="h_9e5b0fee4d"/>
       <w:pPr>
         <w:keepNext/>
         <w:pageBreakBefore/>
@@ -6650,10 +6792,10 @@
         </w:rPr>
         <w:t>第四章　部署模式</w:t>
       </w:r>
-      <w:bookmarkEnd w:id="47"/>
+      <w:bookmarkEnd w:id="49"/>
     </w:p>
     <w:p>
-      <w:bookmarkStart w:id="48" w:name="h_817810ea2e"/>
+      <w:bookmarkStart w:id="50" w:name="h_817810ea2e"/>
       <w:pPr>
         <w:keepNext/>
         <w:spacing w:before="280" w:after="120" w:line="300" w:lineRule="auto"/>
@@ -6667,7 +6809,7 @@
         </w:rPr>
         <w:t>4.1　單機模式</w:t>
       </w:r>
-      <w:bookmarkEnd w:id="48"/>
+      <w:bookmarkEnd w:id="50"/>
     </w:p>
     <w:p>
       <w:pPr>
@@ -6686,7 +6828,7 @@
       </w:r>
     </w:p>
     <w:p>
-      <w:bookmarkStart w:id="49" w:name="h_77155e4bfd"/>
+      <w:bookmarkStart w:id="51" w:name="h_77155e4bfd"/>
       <w:pPr>
         <w:keepNext/>
         <w:spacing w:before="280" w:after="120" w:line="300" w:lineRule="auto"/>
@@ -6700,7 +6842,7 @@
         </w:rPr>
         <w:t>4.2　多機模式</w:t>
       </w:r>
-      <w:bookmarkEnd w:id="49"/>
+      <w:bookmarkEnd w:id="51"/>
     </w:p>
     <w:p>
       <w:pPr>
@@ -6715,11 +6857,11 @@
           <w:color w:val="16202A"/>
           <w:sz w:val="21"/>
         </w:rPr>
-        <w:t>多機模式由一台機器擔任主控台，其餘機器各自執行節點代理。主控台彙整各機狀態，以群組方式呈現在同一個畫面上。由單機模式擴充為多機模式時，各機上的代理與欄位登錄完全不必重做，只需把新機器加入主控台的納管清單。</w:t>
+        <w:t>多機模式由一台機器擔任主控台，其餘機器各自執行節點代理。主控台彙整各機狀態，以群組方式呈現在同一個畫面上。由單機模式擴充為多機模式時，各機上的代理與欄位登錄完全不必重做，只需在網頁上「加一台機器」（見 2.12 節）。</w:t>
       </w:r>
     </w:p>
     <w:p>
-      <w:bookmarkStart w:id="50" w:name="h_028cb18487"/>
+      <w:bookmarkStart w:id="52" w:name="h_028cb18487"/>
       <w:pPr>
         <w:keepNext/>
         <w:spacing w:before="280" w:after="120" w:line="300" w:lineRule="auto"/>
@@ -6733,7 +6875,7 @@
         </w:rPr>
         <w:t>4.3　目前的部署狀態</w:t>
       </w:r>
-      <w:bookmarkEnd w:id="50"/>
+      <w:bookmarkEnd w:id="52"/>
     </w:p>
     <w:p>
       <w:pPr>
@@ -7175,7 +7317,7 @@
       </w:r>
     </w:p>
     <w:p>
-      <w:bookmarkStart w:id="51" w:name="h_dff7f3f917"/>
+      <w:bookmarkStart w:id="53" w:name="h_dff7f3f917"/>
       <w:pPr>
         <w:keepNext/>
         <w:pageBreakBefore/>
@@ -7190,7 +7332,7 @@
         </w:rPr>
         <w:t>第五章　安全設計</w:t>
       </w:r>
-      <w:bookmarkEnd w:id="51"/>
+      <w:bookmarkEnd w:id="53"/>
     </w:p>
     <w:p>
       <w:pPr>
@@ -7897,7 +8039,7 @@
       </w:pPr>
     </w:p>
     <w:p>
-      <w:bookmarkStart w:id="52" w:name="h_3e086b4fa3"/>
+      <w:bookmarkStart w:id="54" w:name="h_3e086b4fa3"/>
       <w:pPr>
         <w:keepNext/>
         <w:pageBreakBefore/>
@@ -7912,7 +8054,7 @@
         </w:rPr>
         <w:t>第六章　實測數據</w:t>
       </w:r>
-      <w:bookmarkEnd w:id="52"/>
+      <w:bookmarkEnd w:id="54"/>
     </w:p>
     <w:p>
       <w:pPr>
@@ -7931,7 +8073,7 @@
       </w:r>
     </w:p>
     <w:p>
-      <w:bookmarkStart w:id="53" w:name="h_8cb43f06c0"/>
+      <w:bookmarkStart w:id="55" w:name="h_8cb43f06c0"/>
       <w:pPr>
         <w:keepNext/>
         <w:spacing w:before="280" w:after="120" w:line="300" w:lineRule="auto"/>
@@ -7945,7 +8087,7 @@
         </w:rPr>
         <w:t>6.1　兩顆模型的對照</w:t>
       </w:r>
-      <w:bookmarkEnd w:id="53"/>
+      <w:bookmarkEnd w:id="55"/>
     </w:p>
     <w:p>
       <w:pPr>
@@ -8504,7 +8646,7 @@
       </w:r>
     </w:p>
     <w:p>
-      <w:bookmarkStart w:id="54" w:name="h_c706c848fd"/>
+      <w:bookmarkStart w:id="56" w:name="h_c706c848fd"/>
       <w:pPr>
         <w:keepNext/>
         <w:spacing w:before="280" w:after="120" w:line="300" w:lineRule="auto"/>
@@ -8518,7 +8660,7 @@
         </w:rPr>
         <w:t>6.2　兩項與直覺相反的發現</w:t>
       </w:r>
-      <w:bookmarkEnd w:id="54"/>
+      <w:bookmarkEnd w:id="56"/>
     </w:p>
     <w:p>
       <w:pPr>
@@ -8553,7 +8695,7 @@
       </w:r>
     </w:p>
     <w:p>
-      <w:bookmarkStart w:id="55" w:name="h_436d46e92f"/>
+      <w:bookmarkStart w:id="57" w:name="h_436d46e92f"/>
       <w:pPr>
         <w:keepNext/>
         <w:spacing w:before="280" w:after="120" w:line="300" w:lineRule="auto"/>
@@ -8567,7 +8709,7 @@
         </w:rPr>
         <w:t>6.3　上下文長度與顯存</w:t>
       </w:r>
-      <w:bookmarkEnd w:id="55"/>
+      <w:bookmarkEnd w:id="57"/>
     </w:p>
     <w:p>
       <w:pPr>
@@ -8586,7 +8728,7 @@
       </w:r>
     </w:p>
     <w:p>
-      <w:bookmarkStart w:id="56" w:name="h_23c867ba9e"/>
+      <w:bookmarkStart w:id="58" w:name="h_23c867ba9e"/>
       <w:pPr>
         <w:keepNext/>
         <w:spacing w:before="280" w:after="120" w:line="300" w:lineRule="auto"/>
@@ -8600,7 +8742,7 @@
         </w:rPr>
         <w:t>6.4　畫面長度</w:t>
       </w:r>
-      <w:bookmarkEnd w:id="56"/>
+      <w:bookmarkEnd w:id="58"/>
     </w:p>
     <w:p>
       <w:pPr>
@@ -8939,7 +9081,7 @@
       </w:pPr>
     </w:p>
     <w:p>
-      <w:bookmarkStart w:id="57" w:name="h_1ffa9ad93a"/>
+      <w:bookmarkStart w:id="59" w:name="h_1ffa9ad93a"/>
       <w:pPr>
         <w:keepNext/>
         <w:pageBreakBefore/>
@@ -8954,7 +9096,7 @@
         </w:rPr>
         <w:t>附錄一　操作入口</w:t>
       </w:r>
-      <w:bookmarkEnd w:id="57"/>
+      <w:bookmarkEnd w:id="59"/>
     </w:p>
     <w:p>
       <w:pPr>
@@ -9561,72 +9703,6 @@
           </w:tcPr>
           <w:p>
             <w:pPr>
-              <w:keepNext/>
-              <w:spacing w:before="0" w:after="0" w:line="312" w:lineRule="auto"/>
-            </w:pPr>
-            <w:r>
-              <w:rPr>
-                <w:rFonts w:ascii="Microsoft JhengHei" w:hAnsi="Microsoft JhengHei" w:cs="Microsoft JhengHei" w:eastAsia="微軟正黑體"/>
-                <w:b w:val="0"/>
-                <w:color w:val="16202A"/>
-                <w:sz w:val="19"/>
-              </w:rPr>
-              <w:t>加入一台機器</w:t>
-            </w:r>
-          </w:p>
-        </w:tc>
-        <w:tc>
-          <w:tcPr>
-            <w:tcW w:type="dxa" w:w="4649"/>
-            <w:vAlign w:val="center"/>
-          </w:tcPr>
-          <w:p>
-            <w:pPr>
-              <w:keepNext/>
-              <w:spacing w:before="0" w:after="0" w:line="312" w:lineRule="auto"/>
-            </w:pPr>
-            <w:r>
-              <w:rPr>
-                <w:rFonts w:ascii="Consolas" w:hAnsi="Consolas" w:cs="Consolas" w:eastAsia="微軟正黑體"/>
-                <w:b w:val="0"/>
-                <w:color w:val="3D4B56"/>
-                <w:sz w:val="18"/>
-              </w:rPr>
-              <w:t>bash deploy_agent.sh &lt;機器別名&gt; --seed</w:t>
-            </w:r>
-            <w:r>
-              <w:rPr>
-                <w:rFonts w:ascii="Microsoft JhengHei" w:hAnsi="Microsoft JhengHei" w:cs="Microsoft JhengHei" w:eastAsia="微軟正黑體"/>
-                <w:b w:val="0"/>
-                <w:color w:val="16202A"/>
-                <w:sz w:val="19"/>
-              </w:rPr>
-              <w:t xml:space="preserve">，再執行 </w:t>
-            </w:r>
-            <w:r>
-              <w:rPr>
-                <w:rFonts w:ascii="Consolas" w:hAnsi="Consolas" w:cs="Consolas" w:eastAsia="微軟正黑體"/>
-                <w:b w:val="0"/>
-                <w:color w:val="3D4B56"/>
-                <w:sz w:val="18"/>
-              </w:rPr>
-              <w:t>bash deploy_console.sh 27 &lt;機器別名清單&gt;</w:t>
-            </w:r>
-          </w:p>
-        </w:tc>
-      </w:tr>
-      <w:tr>
-        <w:trPr>
-          <w:cantSplit/>
-        </w:trPr>
-        <w:tc>
-          <w:tcPr>
-            <w:tcW w:type="dxa" w:w="4649"/>
-            <w:vAlign w:val="center"/>
-          </w:tcPr>
-          <w:p>
-            <w:pPr>
-              <w:keepNext/>
               <w:spacing w:before="0" w:after="0" w:line="312" w:lineRule="auto"/>
             </w:pPr>
             <w:r>
@@ -9647,7 +9723,6 @@
           </w:tcPr>
           <w:p>
             <w:pPr>
-              <w:keepNext/>
               <w:spacing w:before="0" w:after="0" w:line="312" w:lineRule="auto"/>
             </w:pPr>
             <w:r>
@@ -9657,97 +9732,7 @@
                 <w:color w:val="16202A"/>
                 <w:sz w:val="19"/>
               </w:rPr>
-              <w:t>八支測試與一支真機冒煙測試，清單與跑法見原始碼 README「六、自我檢查」；每次修改都在 GitHub Actions 自動重跑</w:t>
-            </w:r>
-          </w:p>
-        </w:tc>
-      </w:tr>
-      <w:tr>
-        <w:trPr>
-          <w:cantSplit/>
-        </w:trPr>
-        <w:tc>
-          <w:tcPr>
-            <w:tcW w:type="dxa" w:w="4649"/>
-            <w:vAlign w:val="center"/>
-          </w:tcPr>
-          <w:p>
-            <w:pPr>
-              <w:spacing w:before="0" w:after="0" w:line="312" w:lineRule="auto"/>
-            </w:pPr>
-            <w:r>
-              <w:rPr>
-                <w:rFonts w:ascii="Microsoft JhengHei" w:hAnsi="Microsoft JhengHei" w:cs="Microsoft JhengHei" w:eastAsia="微軟正黑體"/>
-                <w:b w:val="0"/>
-                <w:color w:val="16202A"/>
-                <w:sz w:val="19"/>
-              </w:rPr>
-              <w:t>指定模型存放區</w:t>
-            </w:r>
-          </w:p>
-        </w:tc>
-        <w:tc>
-          <w:tcPr>
-            <w:tcW w:type="dxa" w:w="4649"/>
-            <w:vAlign w:val="center"/>
-          </w:tcPr>
-          <w:p>
-            <w:pPr>
-              <w:spacing w:before="0" w:after="0" w:line="312" w:lineRule="auto"/>
-            </w:pPr>
-            <w:r>
-              <w:rPr>
-                <w:rFonts w:ascii="Microsoft JhengHei" w:hAnsi="Microsoft JhengHei" w:cs="Microsoft JhengHei" w:eastAsia="微軟正黑體"/>
-                <w:b w:val="0"/>
-                <w:color w:val="16202A"/>
-                <w:sz w:val="19"/>
-              </w:rPr>
-              <w:t xml:space="preserve">在該機 </w:t>
-            </w:r>
-            <w:r>
-              <w:rPr>
-                <w:rFonts w:ascii="Consolas" w:hAnsi="Consolas" w:cs="Consolas" w:eastAsia="微軟正黑體"/>
-                <w:b w:val="0"/>
-                <w:color w:val="3D4B56"/>
-                <w:sz w:val="18"/>
-              </w:rPr>
-              <w:t>~/.xconsole/registry.json</w:t>
-            </w:r>
-            <w:r>
-              <w:rPr>
-                <w:rFonts w:ascii="Microsoft JhengHei" w:hAnsi="Microsoft JhengHei" w:cs="Microsoft JhengHei" w:eastAsia="微軟正黑體"/>
-                <w:b w:val="0"/>
-                <w:color w:val="16202A"/>
-                <w:sz w:val="19"/>
-              </w:rPr>
-              <w:t xml:space="preserve"> 的 </w:t>
-            </w:r>
-            <w:r>
-              <w:rPr>
-                <w:rFonts w:ascii="Consolas" w:hAnsi="Consolas" w:cs="Consolas" w:eastAsia="微軟正黑體"/>
-                <w:b w:val="0"/>
-                <w:color w:val="3D4B56"/>
-                <w:sz w:val="18"/>
-              </w:rPr>
-              <w:t>machine</w:t>
-            </w:r>
-            <w:r>
-              <w:rPr>
-                <w:rFonts w:ascii="Microsoft JhengHei" w:hAnsi="Microsoft JhengHei" w:cs="Microsoft JhengHei" w:eastAsia="微軟正黑體"/>
-                <w:b w:val="0"/>
-                <w:color w:val="16202A"/>
-                <w:sz w:val="19"/>
-              </w:rPr>
-              <w:t xml:space="preserve"> 加 </w:t>
-            </w:r>
-            <w:r>
-              <w:rPr>
-                <w:rFonts w:ascii="Consolas" w:hAnsi="Consolas" w:cs="Consolas" w:eastAsia="微軟正黑體"/>
-                <w:b w:val="0"/>
-                <w:color w:val="3D4B56"/>
-                <w:sz w:val="18"/>
-              </w:rPr>
-              <w:t>"gguf_root": "&lt;路徑&gt;"</w:t>
+              <w:t>九支測試與一支真機冒煙測試，清單與跑法見原始碼 README「六、自我檢查」；每次修改都在 GitHub Actions 自動重跑</w:t>
             </w:r>
           </w:p>
         </w:tc>
@@ -9759,7 +9744,7 @@
       </w:pPr>
     </w:p>
     <w:p>
-      <w:bookmarkStart w:id="58" w:name="h_8e24fc1da4"/>
+      <w:bookmarkStart w:id="60" w:name="h_8e24fc1da4"/>
       <w:pPr>
         <w:keepNext/>
         <w:pageBreakBefore/>
@@ -9774,7 +9759,7 @@
         </w:rPr>
         <w:t>附錄二　已知限制</w:t>
       </w:r>
-      <w:bookmarkEnd w:id="58"/>
+      <w:bookmarkEnd w:id="60"/>
     </w:p>
     <w:p>
       <w:pPr>

--- a/手冊/操作手冊/xConsole主要功能說明.docx
+++ b/手冊/操作手冊/xConsole主要功能說明.docx
@@ -3813,6 +3813,22 @@
       </w:r>
     </w:p>
     <w:p>
+      <w:pPr>
+        <w:spacing w:before="0" w:after="160" w:line="384" w:lineRule="auto"/>
+        <w:ind w:firstLine="420"/>
+        <w:jc w:val="both"/>
+      </w:pPr>
+      <w:r>
+        <w:rPr>
+          <w:rFonts w:ascii="Microsoft JhengHei" w:hAnsi="Microsoft JhengHei" w:cs="Microsoft JhengHei" w:eastAsia="微軟正黑體"/>
+          <w:b w:val="0"/>
+          <w:color w:val="16202A"/>
+          <w:sz w:val="21"/>
+        </w:rPr>
+        <w:t>情境也在網頁上管理：機器頁上方的「管理情境」可以新增、修改、刪除。每個情境只能調三項：上下文長度、並行數，以及提示太長時是否自動縮短輸出上限。引擎的其他參數可能帶有檔案路徑，從網頁開放等於能讓人寫入任意檔案，所以一律不開放；情境裡原本就有的其他設定會原樣保留。刪掉正在使用的情境時，服務的設定不會改變，只是不再標示目前是哪個情境。情境只作用在 Strata 引擎的欄位，沒有 Strata 欄位的機器不會出現這個按鈕。</w:t>
+      </w:r>
+    </w:p>
+    <w:p>
       <w:bookmarkStart w:id="39" w:name="h_38975aaeb4"/>
       <w:pPr>
         <w:keepNext/>
@@ -6168,7 +6184,23 @@
           <w:color w:val="16202A"/>
           <w:sz w:val="21"/>
         </w:rPr>
-        <w:t>移除機器只是讓主控台不再納管，那台機器上的代理、欄位與模型都不會被動，之後要再加回來重跑一次安裝指令即可。</w:t>
+        <w:t>移除機器只是讓主控台不再納管，那台機器上的代理、欄位與模型都不會被動，之後要再加回來重跑一次安裝指令即可。代理重裝或那台換了 IP 時，在「加一台機器」選「這是哪一台重新安裝」，加入後會更新原本那一筆，名稱與群組不變；沒有選的話一律當成新的一台，不會自動覆寫既有的機器，避免有人拿加入指令冒充、搶走已納管的機器。</w:t>
+      </w:r>
+    </w:p>
+    <w:p>
+      <w:pPr>
+        <w:spacing w:before="0" w:after="160" w:line="384" w:lineRule="auto"/>
+        <w:ind w:firstLine="420"/>
+        <w:jc w:val="both"/>
+      </w:pPr>
+      <w:r>
+        <w:rPr>
+          <w:rFonts w:ascii="Microsoft JhengHei" w:hAnsi="Microsoft JhengHei" w:cs="Microsoft JhengHei" w:eastAsia="微軟正黑體"/>
+          <w:b w:val="0"/>
+          <w:color w:val="16202A"/>
+          <w:sz w:val="21"/>
+        </w:rPr>
+        <w:t>GGUF 模型要靠 llama.cpp 執行。機器上還沒有編好的 llama.cpp 時，「這台的設定」與順序軸都有「在這台編譯 llama.cpp」：系統會先檢查 git、cmake、編譯器是否齊全，缺的會列出要請資訊人員用 sudo 安裝的指令，網頁不代為安裝系統套件。接著依硬體決定加速方式（NVIDIA 用 CUDA、AMD 用 ROCm、都沒有就只用 CPU），下載 llama.cpp 最新的正式版、在背景編譯，畫面上看得到進度、可以取消。CUDA 編譯器太舊、不認得新卡時（例如 CUDA 12.4 碰上 RTX PRO 5000 的 sm_120），會改編它支援的最高架構，執行時由驅動即時轉換。編譯很吃記憶體，系統會依目前可用的系統記憶體扣掉底線決定同時編譯幾個檔案，不夠就不開始，避免把正在跑模型的機器拖垮。在 .103（4 張 Tesla P100）實測，官方 b11870 的 CUDA 版編譯約 6 分鐘。</w:t>
       </w:r>
     </w:p>
     <w:p>

--- a/手冊/操作手冊/xConsole主要功能說明.docx
+++ b/手冊/操作手冊/xConsole主要功能說明.docx
@@ -392,7 +392,7 @@
                 <w:color w:val="3D4B56"/>
                 <w:sz w:val="20"/>
               </w:rPr>
-              <w:t>3</w:t>
+              <w:t>4</w:t>
             </w:r>
           </w:p>
         </w:tc>
@@ -437,7 +437,7 @@
                 <w:color w:val="3D4B56"/>
                 <w:sz w:val="20"/>
               </w:rPr>
-              <w:t>3</w:t>
+              <w:t>4</w:t>
             </w:r>
           </w:p>
         </w:tc>
@@ -482,7 +482,7 @@
                 <w:color w:val="3D4B56"/>
                 <w:sz w:val="20"/>
               </w:rPr>
-              <w:t>3</w:t>
+              <w:t>4</w:t>
             </w:r>
           </w:p>
         </w:tc>
@@ -527,7 +527,7 @@
                 <w:color w:val="3D4B56"/>
                 <w:sz w:val="20"/>
               </w:rPr>
-              <w:t>4</w:t>
+              <w:t>5</w:t>
             </w:r>
           </w:p>
         </w:tc>
@@ -572,7 +572,7 @@
                 <w:color w:val="3D4B56"/>
                 <w:sz w:val="20"/>
               </w:rPr>
-              <w:t>6</w:t>
+              <w:t>7</w:t>
             </w:r>
           </w:p>
         </w:tc>
@@ -617,7 +617,7 @@
                 <w:color w:val="3D4B56"/>
                 <w:sz w:val="20"/>
               </w:rPr>
-              <w:t>6</w:t>
+              <w:t>7</w:t>
             </w:r>
           </w:p>
         </w:tc>
@@ -662,7 +662,7 @@
                 <w:color w:val="3D4B56"/>
                 <w:sz w:val="20"/>
               </w:rPr>
-              <w:t>7</w:t>
+              <w:t>8</w:t>
             </w:r>
           </w:p>
         </w:tc>
@@ -707,7 +707,7 @@
                 <w:color w:val="3D4B56"/>
                 <w:sz w:val="20"/>
               </w:rPr>
-              <w:t>7</w:t>
+              <w:t>8</w:t>
             </w:r>
           </w:p>
         </w:tc>
@@ -752,7 +752,7 @@
                 <w:color w:val="3D4B56"/>
                 <w:sz w:val="20"/>
               </w:rPr>
-              <w:t>8</w:t>
+              <w:t>9</w:t>
             </w:r>
           </w:p>
         </w:tc>
@@ -797,7 +797,7 @@
                 <w:color w:val="3D4B56"/>
                 <w:sz w:val="20"/>
               </w:rPr>
-              <w:t>10</w:t>
+              <w:t>11</w:t>
             </w:r>
           </w:p>
         </w:tc>
@@ -842,7 +842,7 @@
                 <w:color w:val="3D4B56"/>
                 <w:sz w:val="20"/>
               </w:rPr>
-              <w:t>11</w:t>
+              <w:t>12</w:t>
             </w:r>
           </w:p>
         </w:tc>
@@ -887,7 +887,7 @@
                 <w:color w:val="3D4B56"/>
                 <w:sz w:val="20"/>
               </w:rPr>
-              <w:t>12</w:t>
+              <w:t>13</w:t>
             </w:r>
           </w:p>
         </w:tc>
@@ -932,7 +932,7 @@
                 <w:color w:val="3D4B56"/>
                 <w:sz w:val="20"/>
               </w:rPr>
-              <w:t>12</w:t>
+              <w:t>13</w:t>
             </w:r>
           </w:p>
         </w:tc>
@@ -977,7 +977,7 @@
                 <w:color w:val="3D4B56"/>
                 <w:sz w:val="20"/>
               </w:rPr>
-              <w:t>12</w:t>
+              <w:t>13</w:t>
             </w:r>
           </w:p>
         </w:tc>
@@ -1022,7 +1022,7 @@
                 <w:color w:val="3D4B56"/>
                 <w:sz w:val="20"/>
               </w:rPr>
-              <w:t>14</w:t>
+              <w:t>15</w:t>
             </w:r>
           </w:p>
         </w:tc>
@@ -1067,7 +1067,7 @@
                 <w:color w:val="3D4B56"/>
                 <w:sz w:val="20"/>
               </w:rPr>
-              <w:t>15</w:t>
+              <w:t>16</w:t>
             </w:r>
           </w:p>
         </w:tc>
@@ -1112,7 +1112,52 @@
                 <w:color w:val="3D4B56"/>
                 <w:sz w:val="20"/>
               </w:rPr>
-              <w:t>15</w:t>
+              <w:t>16</w:t>
+            </w:r>
+          </w:p>
+        </w:tc>
+      </w:tr>
+      <w:tr>
+        <w:tc>
+          <w:tcPr>
+            <w:tcW w:type="dxa" w:w="8050"/>
+            <w:vAlign w:val="center"/>
+          </w:tcPr>
+          <w:p>
+            <w:pPr>
+              <w:spacing w:before="0" w:after="0" w:line="276" w:lineRule="auto"/>
+              <w:ind w:left="454"/>
+            </w:pPr>
+            <w:hyperlink w:anchor="h_d7db6ea47a" w:history="1">
+              <w:r>
+                <w:rPr>
+                  <w:rFonts w:ascii="Microsoft JhengHei" w:hAnsi="Microsoft JhengHei" w:cs="Microsoft JhengHei" w:eastAsia="微軟正黑體"/>
+                  <w:color w:val="3D4B56"/>
+                  <w:sz w:val="20"/>
+                </w:rPr>
+                <w:t xml:space="preserve">2.13　客戶品牌與頁尾</w:t>
+              </w:r>
+            </w:hyperlink>
+          </w:p>
+        </w:tc>
+        <w:tc>
+          <w:tcPr>
+            <w:tcW w:type="dxa" w:w="1247"/>
+            <w:vAlign w:val="center"/>
+          </w:tcPr>
+          <w:p>
+            <w:pPr>
+              <w:spacing w:before="0" w:after="0" w:line="276" w:lineRule="auto"/>
+              <w:jc w:val="right"/>
+            </w:pPr>
+            <w:r>
+              <w:rPr>
+                <w:rFonts w:ascii="Microsoft JhengHei" w:hAnsi="Microsoft JhengHei" w:cs="Microsoft JhengHei" w:eastAsia="微軟正黑體"/>
+                <w:b w:val="0"/>
+                <w:color w:val="3D4B56"/>
+                <w:sz w:val="20"/>
+              </w:rPr>
+              <w:t>18</w:t>
             </w:r>
           </w:p>
         </w:tc>
@@ -1157,7 +1202,7 @@
                 <w:color w:val="3D4B56"/>
                 <w:sz w:val="20"/>
               </w:rPr>
-              <w:t>17</w:t>
+              <w:t>19</w:t>
             </w:r>
           </w:p>
         </w:tc>
@@ -1202,7 +1247,7 @@
                 <w:color w:val="3D4B56"/>
                 <w:sz w:val="20"/>
               </w:rPr>
-              <w:t>19</w:t>
+              <w:t>21</w:t>
             </w:r>
           </w:p>
         </w:tc>
@@ -1247,7 +1292,7 @@
                 <w:color w:val="3D4B56"/>
                 <w:sz w:val="20"/>
               </w:rPr>
-              <w:t>19</w:t>
+              <w:t>21</w:t>
             </w:r>
           </w:p>
         </w:tc>
@@ -1292,7 +1337,7 @@
                 <w:color w:val="3D4B56"/>
                 <w:sz w:val="20"/>
               </w:rPr>
-              <w:t>19</w:t>
+              <w:t>21</w:t>
             </w:r>
           </w:p>
         </w:tc>
@@ -1337,7 +1382,7 @@
                 <w:color w:val="3D4B56"/>
                 <w:sz w:val="20"/>
               </w:rPr>
-              <w:t>19</w:t>
+              <w:t>21</w:t>
             </w:r>
           </w:p>
         </w:tc>
@@ -1382,7 +1427,7 @@
                 <w:color w:val="3D4B56"/>
                 <w:sz w:val="20"/>
               </w:rPr>
-              <w:t>20</w:t>
+              <w:t>22</w:t>
             </w:r>
           </w:p>
         </w:tc>
@@ -1427,7 +1472,7 @@
                 <w:color w:val="3D4B56"/>
                 <w:sz w:val="20"/>
               </w:rPr>
-              <w:t>22</w:t>
+              <w:t>24</w:t>
             </w:r>
           </w:p>
         </w:tc>
@@ -1472,7 +1517,7 @@
                 <w:color w:val="3D4B56"/>
                 <w:sz w:val="20"/>
               </w:rPr>
-              <w:t>22</w:t>
+              <w:t>24</w:t>
             </w:r>
           </w:p>
         </w:tc>
@@ -1517,7 +1562,7 @@
                 <w:color w:val="3D4B56"/>
                 <w:sz w:val="20"/>
               </w:rPr>
-              <w:t>22</w:t>
+              <w:t>24</w:t>
             </w:r>
           </w:p>
         </w:tc>
@@ -1562,7 +1607,7 @@
                 <w:color w:val="3D4B56"/>
                 <w:sz w:val="20"/>
               </w:rPr>
-              <w:t>23</w:t>
+              <w:t>25</w:t>
             </w:r>
           </w:p>
         </w:tc>
@@ -1607,7 +1652,7 @@
                 <w:color w:val="3D4B56"/>
                 <w:sz w:val="20"/>
               </w:rPr>
-              <w:t>23</w:t>
+              <w:t>25</w:t>
             </w:r>
           </w:p>
         </w:tc>
@@ -1652,7 +1697,7 @@
                 <w:color w:val="3D4B56"/>
                 <w:sz w:val="20"/>
               </w:rPr>
-              <w:t>24</w:t>
+              <w:t>26</w:t>
             </w:r>
           </w:p>
         </w:tc>
@@ -1697,14 +1742,14 @@
                 <w:color w:val="3D4B56"/>
                 <w:sz w:val="20"/>
               </w:rPr>
-              <w:t>25</w:t>
+              <w:t>27</w:t>
             </w:r>
           </w:p>
         </w:tc>
       </w:tr>
     </w:tbl>
     <w:p>
-      <w:bookmarkStart w:id="31" w:name="h_0602e8880c"/>
+      <w:bookmarkStart w:id="32" w:name="h_0602e8880c"/>
       <w:pPr>
         <w:keepNext/>
         <w:pageBreakBefore/>
@@ -1719,10 +1764,10 @@
         </w:rPr>
         <w:t>第一章　系統定位</w:t>
       </w:r>
-      <w:bookmarkEnd w:id="31"/>
+      <w:bookmarkEnd w:id="32"/>
     </w:p>
     <w:p>
-      <w:bookmarkStart w:id="32" w:name="h_43c0bec49a"/>
+      <w:bookmarkStart w:id="33" w:name="h_43c0bec49a"/>
       <w:pPr>
         <w:keepNext/>
         <w:spacing w:before="280" w:after="120" w:line="300" w:lineRule="auto"/>
@@ -1736,7 +1781,7 @@
         </w:rPr>
         <w:t>1.1　這套系統解決的問題</w:t>
       </w:r>
-      <w:bookmarkEnd w:id="32"/>
+      <w:bookmarkEnd w:id="33"/>
     </w:p>
     <w:p>
       <w:pPr>
@@ -1805,7 +1850,7 @@
       </w:r>
     </w:p>
     <w:p>
-      <w:bookmarkStart w:id="33" w:name="h_d7fc3fe788"/>
+      <w:bookmarkStart w:id="34" w:name="h_d7fc3fe788"/>
       <w:pPr>
         <w:keepNext/>
         <w:spacing w:before="280" w:after="120" w:line="300" w:lineRule="auto"/>
@@ -1819,7 +1864,7 @@
         </w:rPr>
         <w:t>1.2　適用機型</w:t>
       </w:r>
-      <w:bookmarkEnd w:id="33"/>
+      <w:bookmarkEnd w:id="34"/>
     </w:p>
     <w:p>
       <w:pPr>
@@ -2275,7 +2320,7 @@
       </w:r>
     </w:p>
     <w:p>
-      <w:bookmarkStart w:id="34" w:name="h_b8dad782fc"/>
+      <w:bookmarkStart w:id="35" w:name="h_b8dad782fc"/>
       <w:pPr>
         <w:keepNext/>
         <w:spacing w:before="280" w:after="120" w:line="300" w:lineRule="auto"/>
@@ -2289,7 +2334,7 @@
         </w:rPr>
         <w:t>1.3　與既有監控工具的分工</w:t>
       </w:r>
-      <w:bookmarkEnd w:id="34"/>
+      <w:bookmarkEnd w:id="35"/>
     </w:p>
     <w:p>
       <w:pPr>
@@ -2968,7 +3013,7 @@
       </w:pPr>
     </w:p>
     <w:p>
-      <w:bookmarkStart w:id="35" w:name="h_79b39d41ef"/>
+      <w:bookmarkStart w:id="36" w:name="h_79b39d41ef"/>
       <w:pPr>
         <w:keepNext/>
         <w:pageBreakBefore/>
@@ -2983,10 +3028,10 @@
         </w:rPr>
         <w:t>第二章　主要功能</w:t>
       </w:r>
-      <w:bookmarkEnd w:id="35"/>
+      <w:bookmarkEnd w:id="36"/>
     </w:p>
     <w:p>
-      <w:bookmarkStart w:id="36" w:name="h_6dc2604a8b"/>
+      <w:bookmarkStart w:id="37" w:name="h_6dc2604a8b"/>
       <w:pPr>
         <w:keepNext/>
         <w:spacing w:before="280" w:after="120" w:line="300" w:lineRule="auto"/>
@@ -3000,7 +3045,7 @@
         </w:rPr>
         <w:t>2.1　記憶體准入控制</w:t>
       </w:r>
-      <w:bookmarkEnd w:id="36"/>
+      <w:bookmarkEnd w:id="37"/>
     </w:p>
     <w:p>
       <w:pPr>
@@ -3351,7 +3396,7 @@
       </w:r>
     </w:p>
     <w:p>
-      <w:bookmarkStart w:id="37" w:name="h_85eaf20999"/>
+      <w:bookmarkStart w:id="38" w:name="h_85eaf20999"/>
       <w:pPr>
         <w:keepNext/>
         <w:spacing w:before="280" w:after="120" w:line="300" w:lineRule="auto"/>
@@ -3365,7 +3410,7 @@
         </w:rPr>
         <w:t>2.2　角色欄位</w:t>
       </w:r>
-      <w:bookmarkEnd w:id="37"/>
+      <w:bookmarkEnd w:id="38"/>
     </w:p>
     <w:p>
       <w:pPr>
@@ -3448,7 +3493,7 @@
       </w:r>
     </w:p>
     <w:p>
-      <w:bookmarkStart w:id="38" w:name="h_e97a0da773"/>
+      <w:bookmarkStart w:id="39" w:name="h_e97a0da773"/>
       <w:pPr>
         <w:keepNext/>
         <w:spacing w:before="280" w:after="120" w:line="300" w:lineRule="auto"/>
@@ -3462,7 +3507,7 @@
         </w:rPr>
         <w:t>2.3　情境切換</w:t>
       </w:r>
-      <w:bookmarkEnd w:id="38"/>
+      <w:bookmarkEnd w:id="39"/>
     </w:p>
     <w:p>
       <w:pPr>
@@ -3829,7 +3874,7 @@
       </w:r>
     </w:p>
     <w:p>
-      <w:bookmarkStart w:id="39" w:name="h_38975aaeb4"/>
+      <w:bookmarkStart w:id="40" w:name="h_38975aaeb4"/>
       <w:pPr>
         <w:keepNext/>
         <w:spacing w:before="280" w:after="120" w:line="300" w:lineRule="auto"/>
@@ -3843,7 +3888,7 @@
         </w:rPr>
         <w:t>2.4　網頁換模型</w:t>
       </w:r>
-      <w:bookmarkEnd w:id="39"/>
+      <w:bookmarkEnd w:id="40"/>
     </w:p>
     <w:p>
       <w:pPr>
@@ -4294,7 +4339,7 @@
       </w:r>
     </w:p>
     <w:p>
-      <w:bookmarkStart w:id="40" w:name="h_f3e88f9586"/>
+      <w:bookmarkStart w:id="41" w:name="h_f3e88f9586"/>
       <w:pPr>
         <w:keepNext/>
         <w:spacing w:before="280" w:after="120" w:line="300" w:lineRule="auto"/>
@@ -4308,7 +4353,7 @@
         </w:rPr>
         <w:t>2.5　模型庫</w:t>
       </w:r>
-      <w:bookmarkEnd w:id="40"/>
+      <w:bookmarkEnd w:id="41"/>
     </w:p>
     <w:p>
       <w:pPr>
@@ -4411,7 +4456,7 @@
       </w:r>
     </w:p>
     <w:p>
-      <w:bookmarkStart w:id="41" w:name="h_4e39917a9b"/>
+      <w:bookmarkStart w:id="42" w:name="h_4e39917a9b"/>
       <w:pPr>
         <w:keepNext/>
         <w:spacing w:before="280" w:after="120" w:line="300" w:lineRule="auto"/>
@@ -4425,7 +4470,7 @@
         </w:rPr>
         <w:t>2.6　API 串接</w:t>
       </w:r>
-      <w:bookmarkEnd w:id="41"/>
+      <w:bookmarkEnd w:id="42"/>
     </w:p>
     <w:p>
       <w:pPr>
@@ -4805,7 +4850,7 @@
       </w:r>
     </w:p>
     <w:p>
-      <w:bookmarkStart w:id="42" w:name="h_8381cd8c7e"/>
+      <w:bookmarkStart w:id="43" w:name="h_8381cd8c7e"/>
       <w:pPr>
         <w:keepNext/>
         <w:spacing w:before="280" w:after="120" w:line="300" w:lineRule="auto"/>
@@ -4819,7 +4864,7 @@
         </w:rPr>
         <w:t>2.7　即時監控</w:t>
       </w:r>
-      <w:bookmarkEnd w:id="42"/>
+      <w:bookmarkEnd w:id="43"/>
     </w:p>
     <w:p>
       <w:pPr>
@@ -4870,7 +4915,7 @@
       </w:r>
     </w:p>
     <w:p>
-      <w:bookmarkStart w:id="43" w:name="h_9a79dff323"/>
+      <w:bookmarkStart w:id="44" w:name="h_9a79dff323"/>
       <w:pPr>
         <w:keepNext/>
         <w:spacing w:before="280" w:after="120" w:line="300" w:lineRule="auto"/>
@@ -4884,7 +4929,7 @@
         </w:rPr>
         <w:t>2.8　記錄檢視</w:t>
       </w:r>
-      <w:bookmarkEnd w:id="43"/>
+      <w:bookmarkEnd w:id="44"/>
     </w:p>
     <w:p>
       <w:pPr>
@@ -4903,7 +4948,7 @@
       </w:r>
     </w:p>
     <w:p>
-      <w:bookmarkStart w:id="44" w:name="h_38ccacfb0e"/>
+      <w:bookmarkStart w:id="45" w:name="h_38ccacfb0e"/>
       <w:pPr>
         <w:keepNext/>
         <w:spacing w:before="280" w:after="120" w:line="300" w:lineRule="auto"/>
@@ -4917,7 +4962,7 @@
         </w:rPr>
         <w:t>2.9　HTTPS 與憑證管理</w:t>
       </w:r>
-      <w:bookmarkEnd w:id="44"/>
+      <w:bookmarkEnd w:id="45"/>
     </w:p>
     <w:p>
       <w:pPr>
@@ -5453,7 +5498,7 @@
       </w:r>
     </w:p>
     <w:p>
-      <w:bookmarkStart w:id="45" w:name="h_3086986381"/>
+      <w:bookmarkStart w:id="46" w:name="h_3086986381"/>
       <w:pPr>
         <w:keepNext/>
         <w:spacing w:before="280" w:after="120" w:line="300" w:lineRule="auto"/>
@@ -5467,7 +5512,7 @@
         </w:rPr>
         <w:t>2.10　服務使用報告</w:t>
       </w:r>
-      <w:bookmarkEnd w:id="45"/>
+      <w:bookmarkEnd w:id="46"/>
     </w:p>
     <w:p>
       <w:pPr>
@@ -6058,7 +6103,7 @@
       </w:r>
     </w:p>
     <w:p>
-      <w:bookmarkStart w:id="46" w:name="h_127c37b54c"/>
+      <w:bookmarkStart w:id="47" w:name="h_127c37b54c"/>
       <w:pPr>
         <w:keepNext/>
         <w:spacing w:before="280" w:after="120" w:line="300" w:lineRule="auto"/>
@@ -6072,7 +6117,7 @@
         </w:rPr>
         <w:t>2.11　帳號與操作紀錄</w:t>
       </w:r>
-      <w:bookmarkEnd w:id="46"/>
+      <w:bookmarkEnd w:id="47"/>
     </w:p>
     <w:p>
       <w:pPr>
@@ -6107,7 +6152,7 @@
       </w:r>
     </w:p>
     <w:p>
-      <w:bookmarkStart w:id="47" w:name="h_6e076aac93"/>
+      <w:bookmarkStart w:id="48" w:name="h_6e076aac93"/>
       <w:pPr>
         <w:keepNext/>
         <w:spacing w:before="280" w:after="120" w:line="300" w:lineRule="auto"/>
@@ -6121,7 +6166,7 @@
         </w:rPr>
         <w:t>2.12　加一台機器與機器設定</w:t>
       </w:r>
-      <w:bookmarkEnd w:id="47"/>
+      <w:bookmarkEnd w:id="48"/>
     </w:p>
     <w:p>
       <w:pPr>
@@ -6204,7 +6249,72 @@
       </w:r>
     </w:p>
     <w:p>
-      <w:bookmarkStart w:id="48" w:name="h_33dc9bc1ba"/>
+      <w:bookmarkStart w:id="49" w:name="h_d7db6ea47a"/>
+      <w:pPr>
+        <w:keepNext/>
+        <w:spacing w:before="280" w:after="120" w:line="300" w:lineRule="auto"/>
+      </w:pPr>
+      <w:r>
+        <w:rPr>
+          <w:rFonts w:ascii="Microsoft JhengHei" w:hAnsi="Microsoft JhengHei" w:cs="Microsoft JhengHei" w:eastAsia="微軟正黑體"/>
+          <w:b/>
+          <w:color w:val="BF181F"/>
+          <w:sz w:val="26"/>
+        </w:rPr>
+        <w:t>2.13　客戶品牌與頁尾</w:t>
+      </w:r>
+      <w:bookmarkEnd w:id="49"/>
+    </w:p>
+    <w:p>
+      <w:pPr>
+        <w:spacing w:before="0" w:after="160" w:line="384" w:lineRule="auto"/>
+        <w:ind w:firstLine="420"/>
+        <w:jc w:val="both"/>
+      </w:pPr>
+      <w:r>
+        <w:rPr>
+          <w:rFonts w:ascii="Microsoft JhengHei" w:hAnsi="Microsoft JhengHei" w:cs="Microsoft JhengHei" w:eastAsia="微軟正黑體"/>
+          <w:b w:val="0"/>
+          <w:color w:val="16202A"/>
+          <w:sz w:val="21"/>
+        </w:rPr>
+        <w:t>主控台交付給客戶時，管理者可以在「設定 → 品牌與外觀」把單位名稱、系統名稱換成客戶的，並上傳客戶的 Logo。套用後頁首、登入頁、瀏覽器分頁的標題與小圖示一起更換，不需要重開服務；以中原大學為例，頁首顯示中原大學的校徽與「AI 模型主控台」。</w:t>
+      </w:r>
+    </w:p>
+    <w:p>
+      <w:pPr>
+        <w:spacing w:before="0" w:after="160" w:line="384" w:lineRule="auto"/>
+        <w:ind w:firstLine="420"/>
+        <w:jc w:val="both"/>
+      </w:pPr>
+      <w:r>
+        <w:rPr>
+          <w:rFonts w:ascii="Microsoft JhengHei" w:hAnsi="Microsoft JhengHei" w:cs="Microsoft JhengHei" w:eastAsia="微軟正黑體"/>
+          <w:b w:val="0"/>
+          <w:color w:val="16202A"/>
+          <w:sz w:val="21"/>
+        </w:rPr>
+        <w:t>Logo 接受 PNG、JPEG、WebP 三種格式，大小 1 MB 以內，系統依檔案內容判斷格式而不是看副檔名；SVG 可以夾帶程式碼，一律不收。客戶的校徽多半是深色字、透明背景，因此 Logo 一律放在白底上顯示，切到深色模式也看得清楚。每次更換名稱或 Logo 都會寫進操作紀錄。</w:t>
+      </w:r>
+    </w:p>
+    <w:p>
+      <w:pPr>
+        <w:spacing w:before="0" w:after="160" w:line="384" w:lineRule="auto"/>
+        <w:ind w:firstLine="420"/>
+        <w:jc w:val="both"/>
+      </w:pPr>
+      <w:r>
+        <w:rPr>
+          <w:rFonts w:ascii="Microsoft JhengHei" w:hAnsi="Microsoft JhengHei" w:cs="Microsoft JhengHei" w:eastAsia="微軟正黑體"/>
+          <w:b w:val="0"/>
+          <w:color w:val="16202A"/>
+          <w:sz w:val="21"/>
+        </w:rPr>
+        <w:t>每一頁最下方固定顯示「Powered by xCloudinfo 云碩科技」，這行字寫在頁面本身，不提供關閉的設定。</w:t>
+      </w:r>
+    </w:p>
+    <w:p>
+      <w:bookmarkStart w:id="50" w:name="h_33dc9bc1ba"/>
       <w:pPr>
         <w:keepNext/>
         <w:pageBreakBefore/>
@@ -6219,7 +6329,7 @@
         </w:rPr>
         <w:t>第三章　三種記憶體架構</w:t>
       </w:r>
-      <w:bookmarkEnd w:id="48"/>
+      <w:bookmarkEnd w:id="50"/>
     </w:p>
     <w:p>
       <w:pPr>
@@ -6809,7 +6919,7 @@
       </w:r>
     </w:p>
     <w:p>
-      <w:bookmarkStart w:id="49" w:name="h_9e5b0fee4d"/>
+      <w:bookmarkStart w:id="51" w:name="h_9e5b0fee4d"/>
       <w:pPr>
         <w:keepNext/>
         <w:pageBreakBefore/>
@@ -6824,10 +6934,10 @@
         </w:rPr>
         <w:t>第四章　部署模式</w:t>
       </w:r>
-      <w:bookmarkEnd w:id="49"/>
+      <w:bookmarkEnd w:id="51"/>
     </w:p>
     <w:p>
-      <w:bookmarkStart w:id="50" w:name="h_817810ea2e"/>
+      <w:bookmarkStart w:id="52" w:name="h_817810ea2e"/>
       <w:pPr>
         <w:keepNext/>
         <w:spacing w:before="280" w:after="120" w:line="300" w:lineRule="auto"/>
@@ -6841,7 +6951,7 @@
         </w:rPr>
         <w:t>4.1　單機模式</w:t>
       </w:r>
-      <w:bookmarkEnd w:id="50"/>
+      <w:bookmarkEnd w:id="52"/>
     </w:p>
     <w:p>
       <w:pPr>
@@ -6860,7 +6970,7 @@
       </w:r>
     </w:p>
     <w:p>
-      <w:bookmarkStart w:id="51" w:name="h_77155e4bfd"/>
+      <w:bookmarkStart w:id="53" w:name="h_77155e4bfd"/>
       <w:pPr>
         <w:keepNext/>
         <w:spacing w:before="280" w:after="120" w:line="300" w:lineRule="auto"/>
@@ -6874,7 +6984,7 @@
         </w:rPr>
         <w:t>4.2　多機模式</w:t>
       </w:r>
-      <w:bookmarkEnd w:id="51"/>
+      <w:bookmarkEnd w:id="53"/>
     </w:p>
     <w:p>
       <w:pPr>
@@ -6893,7 +7003,7 @@
       </w:r>
     </w:p>
     <w:p>
-      <w:bookmarkStart w:id="52" w:name="h_028cb18487"/>
+      <w:bookmarkStart w:id="54" w:name="h_028cb18487"/>
       <w:pPr>
         <w:keepNext/>
         <w:spacing w:before="280" w:after="120" w:line="300" w:lineRule="auto"/>
@@ -6907,7 +7017,7 @@
         </w:rPr>
         <w:t>4.3　目前的部署狀態</w:t>
       </w:r>
-      <w:bookmarkEnd w:id="52"/>
+      <w:bookmarkEnd w:id="54"/>
     </w:p>
     <w:p>
       <w:pPr>
@@ -7349,7 +7459,7 @@
       </w:r>
     </w:p>
     <w:p>
-      <w:bookmarkStart w:id="53" w:name="h_dff7f3f917"/>
+      <w:bookmarkStart w:id="55" w:name="h_dff7f3f917"/>
       <w:pPr>
         <w:keepNext/>
         <w:pageBreakBefore/>
@@ -7364,7 +7474,7 @@
         </w:rPr>
         <w:t>第五章　安全設計</w:t>
       </w:r>
-      <w:bookmarkEnd w:id="53"/>
+      <w:bookmarkEnd w:id="55"/>
     </w:p>
     <w:p>
       <w:pPr>
@@ -8071,7 +8181,7 @@
       </w:pPr>
     </w:p>
     <w:p>
-      <w:bookmarkStart w:id="54" w:name="h_3e086b4fa3"/>
+      <w:bookmarkStart w:id="56" w:name="h_3e086b4fa3"/>
       <w:pPr>
         <w:keepNext/>
         <w:pageBreakBefore/>
@@ -8086,7 +8196,7 @@
         </w:rPr>
         <w:t>第六章　實測數據</w:t>
       </w:r>
-      <w:bookmarkEnd w:id="54"/>
+      <w:bookmarkEnd w:id="56"/>
     </w:p>
     <w:p>
       <w:pPr>
@@ -8105,7 +8215,7 @@
       </w:r>
     </w:p>
     <w:p>
-      <w:bookmarkStart w:id="55" w:name="h_8cb43f06c0"/>
+      <w:bookmarkStart w:id="57" w:name="h_8cb43f06c0"/>
       <w:pPr>
         <w:keepNext/>
         <w:spacing w:before="280" w:after="120" w:line="300" w:lineRule="auto"/>
@@ -8119,7 +8229,7 @@
         </w:rPr>
         <w:t>6.1　兩顆模型的對照</w:t>
       </w:r>
-      <w:bookmarkEnd w:id="55"/>
+      <w:bookmarkEnd w:id="57"/>
     </w:p>
     <w:p>
       <w:pPr>
@@ -8678,7 +8788,7 @@
       </w:r>
     </w:p>
     <w:p>
-      <w:bookmarkStart w:id="56" w:name="h_c706c848fd"/>
+      <w:bookmarkStart w:id="58" w:name="h_c706c848fd"/>
       <w:pPr>
         <w:keepNext/>
         <w:spacing w:before="280" w:after="120" w:line="300" w:lineRule="auto"/>
@@ -8692,7 +8802,7 @@
         </w:rPr>
         <w:t>6.2　兩項與直覺相反的發現</w:t>
       </w:r>
-      <w:bookmarkEnd w:id="56"/>
+      <w:bookmarkEnd w:id="58"/>
     </w:p>
     <w:p>
       <w:pPr>
@@ -8727,7 +8837,7 @@
       </w:r>
     </w:p>
     <w:p>
-      <w:bookmarkStart w:id="57" w:name="h_436d46e92f"/>
+      <w:bookmarkStart w:id="59" w:name="h_436d46e92f"/>
       <w:pPr>
         <w:keepNext/>
         <w:spacing w:before="280" w:after="120" w:line="300" w:lineRule="auto"/>
@@ -8741,7 +8851,7 @@
         </w:rPr>
         <w:t>6.3　上下文長度與顯存</w:t>
       </w:r>
-      <w:bookmarkEnd w:id="57"/>
+      <w:bookmarkEnd w:id="59"/>
     </w:p>
     <w:p>
       <w:pPr>
@@ -8760,7 +8870,7 @@
       </w:r>
     </w:p>
     <w:p>
-      <w:bookmarkStart w:id="58" w:name="h_23c867ba9e"/>
+      <w:bookmarkStart w:id="60" w:name="h_23c867ba9e"/>
       <w:pPr>
         <w:keepNext/>
         <w:spacing w:before="280" w:after="120" w:line="300" w:lineRule="auto"/>
@@ -8774,7 +8884,7 @@
         </w:rPr>
         <w:t>6.4　畫面長度</w:t>
       </w:r>
-      <w:bookmarkEnd w:id="58"/>
+      <w:bookmarkEnd w:id="60"/>
     </w:p>
     <w:p>
       <w:pPr>
@@ -9113,7 +9223,7 @@
       </w:pPr>
     </w:p>
     <w:p>
-      <w:bookmarkStart w:id="59" w:name="h_1ffa9ad93a"/>
+      <w:bookmarkStart w:id="61" w:name="h_1ffa9ad93a"/>
       <w:pPr>
         <w:keepNext/>
         <w:pageBreakBefore/>
@@ -9128,7 +9238,7 @@
         </w:rPr>
         <w:t>附錄一　操作入口</w:t>
       </w:r>
-      <w:bookmarkEnd w:id="59"/>
+      <w:bookmarkEnd w:id="61"/>
     </w:p>
     <w:p>
       <w:pPr>
@@ -9764,7 +9874,7 @@
                 <w:color w:val="16202A"/>
                 <w:sz w:val="19"/>
               </w:rPr>
-              <w:t>九支測試與一支真機冒煙測試，清單與跑法見原始碼 README「六、自我檢查」；每次修改都在 GitHub Actions 自動重跑</w:t>
+              <w:t>十支測試與一支真機冒煙測試，清單與跑法見原始碼 README「六、自我檢查」；每次修改都在 GitHub Actions 自動重跑</w:t>
             </w:r>
           </w:p>
         </w:tc>
@@ -9776,7 +9886,7 @@
       </w:pPr>
     </w:p>
     <w:p>
-      <w:bookmarkStart w:id="60" w:name="h_8e24fc1da4"/>
+      <w:bookmarkStart w:id="62" w:name="h_8e24fc1da4"/>
       <w:pPr>
         <w:keepNext/>
         <w:pageBreakBefore/>
@@ -9791,7 +9901,7 @@
         </w:rPr>
         <w:t>附錄二　已知限制</w:t>
       </w:r>
-      <w:bookmarkEnd w:id="60"/>
+      <w:bookmarkEnd w:id="62"/>
     </w:p>
     <w:p>
       <w:pPr>

--- a/手冊/操作手冊/xConsole主要功能說明.docx
+++ b/手冊/操作手冊/xConsole主要功能說明.docx
@@ -842,7 +842,7 @@
                 <w:color w:val="3D4B56"/>
                 <w:sz w:val="20"/>
               </w:rPr>
-              <w:t>11</w:t>
+              <w:t>12</w:t>
             </w:r>
           </w:p>
         </w:tc>
@@ -887,7 +887,7 @@
                 <w:color w:val="3D4B56"/>
                 <w:sz w:val="20"/>
               </w:rPr>
-              <w:t>12</w:t>
+              <w:t>13</w:t>
             </w:r>
           </w:p>
         </w:tc>
@@ -932,7 +932,7 @@
                 <w:color w:val="3D4B56"/>
                 <w:sz w:val="20"/>
               </w:rPr>
-              <w:t>12</w:t>
+              <w:t>13</w:t>
             </w:r>
           </w:p>
         </w:tc>
@@ -977,7 +977,7 @@
                 <w:color w:val="3D4B56"/>
                 <w:sz w:val="20"/>
               </w:rPr>
-              <w:t>12</w:t>
+              <w:t>13</w:t>
             </w:r>
           </w:p>
         </w:tc>
@@ -1022,7 +1022,7 @@
                 <w:color w:val="3D4B56"/>
                 <w:sz w:val="20"/>
               </w:rPr>
-              <w:t>14</w:t>
+              <w:t>15</w:t>
             </w:r>
           </w:p>
         </w:tc>
@@ -1067,7 +1067,7 @@
                 <w:color w:val="3D4B56"/>
                 <w:sz w:val="20"/>
               </w:rPr>
-              <w:t>15</w:t>
+              <w:t>16</w:t>
             </w:r>
           </w:p>
         </w:tc>
@@ -1112,7 +1112,7 @@
                 <w:color w:val="3D4B56"/>
                 <w:sz w:val="20"/>
               </w:rPr>
-              <w:t>15</w:t>
+              <w:t>16</w:t>
             </w:r>
           </w:p>
         </w:tc>
@@ -1157,7 +1157,7 @@
                 <w:color w:val="3D4B56"/>
                 <w:sz w:val="20"/>
               </w:rPr>
-              <w:t>17</w:t>
+              <w:t>18</w:t>
             </w:r>
           </w:p>
         </w:tc>
@@ -1202,7 +1202,7 @@
                 <w:color w:val="3D4B56"/>
                 <w:sz w:val="20"/>
               </w:rPr>
-              <w:t>19</w:t>
+              <w:t>20</w:t>
             </w:r>
           </w:p>
         </w:tc>
@@ -1247,7 +1247,7 @@
                 <w:color w:val="3D4B56"/>
                 <w:sz w:val="20"/>
               </w:rPr>
-              <w:t>19</w:t>
+              <w:t>20</w:t>
             </w:r>
           </w:p>
         </w:tc>
@@ -1292,7 +1292,7 @@
                 <w:color w:val="3D4B56"/>
                 <w:sz w:val="20"/>
               </w:rPr>
-              <w:t>19</w:t>
+              <w:t>20</w:t>
             </w:r>
           </w:p>
         </w:tc>
@@ -1337,7 +1337,7 @@
                 <w:color w:val="3D4B56"/>
                 <w:sz w:val="20"/>
               </w:rPr>
-              <w:t>19</w:t>
+              <w:t>20</w:t>
             </w:r>
           </w:p>
         </w:tc>
@@ -1382,7 +1382,7 @@
                 <w:color w:val="3D4B56"/>
                 <w:sz w:val="20"/>
               </w:rPr>
-              <w:t>20</w:t>
+              <w:t>21</w:t>
             </w:r>
           </w:p>
         </w:tc>
@@ -1427,7 +1427,7 @@
                 <w:color w:val="3D4B56"/>
                 <w:sz w:val="20"/>
               </w:rPr>
-              <w:t>22</w:t>
+              <w:t>23</w:t>
             </w:r>
           </w:p>
         </w:tc>
@@ -1472,7 +1472,7 @@
                 <w:color w:val="3D4B56"/>
                 <w:sz w:val="20"/>
               </w:rPr>
-              <w:t>22</w:t>
+              <w:t>23</w:t>
             </w:r>
           </w:p>
         </w:tc>
@@ -1517,7 +1517,7 @@
                 <w:color w:val="3D4B56"/>
                 <w:sz w:val="20"/>
               </w:rPr>
-              <w:t>22</w:t>
+              <w:t>23</w:t>
             </w:r>
           </w:p>
         </w:tc>
@@ -1562,7 +1562,7 @@
                 <w:color w:val="3D4B56"/>
                 <w:sz w:val="20"/>
               </w:rPr>
-              <w:t>23</w:t>
+              <w:t>24</w:t>
             </w:r>
           </w:p>
         </w:tc>
@@ -1607,7 +1607,7 @@
                 <w:color w:val="3D4B56"/>
                 <w:sz w:val="20"/>
               </w:rPr>
-              <w:t>23</w:t>
+              <w:t>24</w:t>
             </w:r>
           </w:p>
         </w:tc>
@@ -1652,7 +1652,7 @@
                 <w:color w:val="3D4B56"/>
                 <w:sz w:val="20"/>
               </w:rPr>
-              <w:t>24</w:t>
+              <w:t>25</w:t>
             </w:r>
           </w:p>
         </w:tc>
@@ -1697,7 +1697,7 @@
                 <w:color w:val="3D4B56"/>
                 <w:sz w:val="20"/>
               </w:rPr>
-              <w:t>25</w:t>
+              <w:t>26</w:t>
             </w:r>
           </w:p>
         </w:tc>
@@ -4408,6 +4408,70 @@
           <w:sz w:val="21"/>
         </w:rPr>
         <w:t>已安裝的模型以表格列出引擎、大小、架構與最長上下文、來源，以及目前由哪個欄位使用。依公司規定，政府案不得使用中國來源的模型，模型庫會把 Qwen、DeepSeek、GLM、Kimi 等來源的模型標示出來；內部測試可以照常使用，交付政府案的機器不能安裝。沒有在用的模型旁邊有「換上」：那台只有一個可以換模型的欄位時，直接打開換模型視窗並選好這顆；有多個欄位時先問要放進哪一格。沒有在用的模型也可以從這裡刪除，正在被欄位使用的模型不能刪。</w:t>
+      </w:r>
+    </w:p>
+    <w:p>
+      <w:pPr>
+        <w:spacing w:before="0" w:after="160" w:line="384" w:lineRule="auto"/>
+        <w:ind w:firstLine="420"/>
+        <w:jc w:val="both"/>
+      </w:pPr>
+      <w:r>
+        <w:rPr>
+          <w:rFonts w:ascii="Microsoft JhengHei" w:hAnsi="Microsoft JhengHei" w:cs="Microsoft JhengHei" w:eastAsia="微軟正黑體"/>
+          <w:b w:val="0"/>
+          <w:color w:val="16202A"/>
+          <w:sz w:val="21"/>
+        </w:rPr>
+        <w:t>模型庫分成四個分頁：推薦模型、已安裝、從 Hugging Face 下載、存放區，預設打開推薦模型。推薦模型先列出這台的硬體卡：左邊一句話寫出這台能流暢執行多大的模型，下面一條分層長條標出快速層（顯示卡或統一記憶體）與備援層，並把推薦的模型要占多少標在長條上；右邊列出晶片、處理器、系統記憶體、記憶體頻寬與存放區，頻寬與存放區旁邊可以直接到「這台的設定」修改。記憶體架構還沒確認、又跟偵測建議不同時，硬體卡會先要求確認，因為架構不對，推薦與載入前的試算都不準。</w:t>
+      </w:r>
+    </w:p>
+    <w:p>
+      <w:pPr>
+        <w:spacing w:before="0" w:after="160" w:line="384" w:lineRule="auto"/>
+        <w:ind w:firstLine="420"/>
+        <w:jc w:val="both"/>
+      </w:pPr>
+      <w:r>
+        <w:rPr>
+          <w:rFonts w:ascii="Microsoft JhengHei" w:hAnsi="Microsoft JhengHei" w:cs="Microsoft JhengHei" w:eastAsia="微軟正黑體"/>
+          <w:b w:val="0"/>
+          <w:color w:val="16202A"/>
+          <w:sz w:val="21"/>
+        </w:rPr>
+        <w:t>硬體卡下面是推薦清單，可以依用途（對話與知識、寫程式、看圖與 OCR）篩選，預設不顯示這台放不下的模型。每一列寫出模型名稱、來源與授權、發布月份，以及系統建議的量化、等級（流暢、能跑、放不下）、放在哪、預估速度；換一個量化，等級與速度跟著變。按「下載」會先確認大小，下載在背景進行；完成後同一列變成「換上」，按下去就是換模型的流程。預估速度是用記憶體頻寬推算的，畫面上寫明假設，實際速度以 API 串接的實測為準。推薦清單由管理者在「管理推薦清單」增改刪與排序；新增時只要填 Hugging Face 名稱與說明，量化大小、架構與上下文由機器從 Hugging Face 的檔頭讀出，不用手填。中國來源的模型不能加入推薦清單。</w:t>
+      </w:r>
+    </w:p>
+    <w:p>
+      <w:pPr>
+        <w:spacing w:before="0" w:after="160" w:line="384" w:lineRule="auto"/>
+        <w:ind w:firstLine="420"/>
+        <w:jc w:val="both"/>
+      </w:pPr>
+      <w:r>
+        <w:rPr>
+          <w:rFonts w:ascii="Microsoft JhengHei" w:hAnsi="Microsoft JhengHei" w:cs="Microsoft JhengHei" w:eastAsia="微軟正黑體"/>
+          <w:b w:val="0"/>
+          <w:color w:val="16202A"/>
+          <w:sz w:val="21"/>
+        </w:rPr>
+        <w:t>獨立顯示卡的伺服器上，MoE 模型放不下顯示卡時，換模型會自動把前幾層的專家放到系統記憶體繼續跑，換模型視窗會標出搬了幾層；統一記憶體的機器只有一個記憶體池，不做這件事。</w:t>
+      </w:r>
+    </w:p>
+    <w:p>
+      <w:pPr>
+        <w:spacing w:before="0" w:after="160" w:line="384" w:lineRule="auto"/>
+        <w:ind w:firstLine="420"/>
+        <w:jc w:val="both"/>
+      </w:pPr>
+      <w:r>
+        <w:rPr>
+          <w:rFonts w:ascii="Microsoft JhengHei" w:hAnsi="Microsoft JhengHei" w:cs="Microsoft JhengHei" w:eastAsia="微軟正黑體"/>
+          <w:b w:val="0"/>
+          <w:color w:val="16202A"/>
+          <w:sz w:val="21"/>
+        </w:rPr>
+        <w:t>總覽頁最上方有從零到跑起來的三步：檢測硬體、安裝推理引擎、下載一個模型。編譯 llama.cpp 時，進度直接顯示在第二步裡；三步都完成之後這一區會收起來。只納管一台機器時，總覽會直接顯示這台的硬體卡與前三名推薦。</w:t>
       </w:r>
     </w:p>
     <w:p>

--- a/手冊/操作手冊/xConsole主要功能說明.docx
+++ b/手冊/操作手冊/xConsole主要功能說明.docx
@@ -392,7 +392,7 @@
                 <w:color w:val="3D4B56"/>
                 <w:sz w:val="20"/>
               </w:rPr>
-              <w:t>3</w:t>
+              <w:t>4</w:t>
             </w:r>
           </w:p>
         </w:tc>
@@ -437,7 +437,7 @@
                 <w:color w:val="3D4B56"/>
                 <w:sz w:val="20"/>
               </w:rPr>
-              <w:t>3</w:t>
+              <w:t>4</w:t>
             </w:r>
           </w:p>
         </w:tc>
@@ -482,7 +482,7 @@
                 <w:color w:val="3D4B56"/>
                 <w:sz w:val="20"/>
               </w:rPr>
-              <w:t>3</w:t>
+              <w:t>4</w:t>
             </w:r>
           </w:p>
         </w:tc>
@@ -527,7 +527,7 @@
                 <w:color w:val="3D4B56"/>
                 <w:sz w:val="20"/>
               </w:rPr>
-              <w:t>4</w:t>
+              <w:t>5</w:t>
             </w:r>
           </w:p>
         </w:tc>
@@ -572,7 +572,7 @@
                 <w:color w:val="3D4B56"/>
                 <w:sz w:val="20"/>
               </w:rPr>
-              <w:t>6</w:t>
+              <w:t>7</w:t>
             </w:r>
           </w:p>
         </w:tc>
@@ -617,7 +617,7 @@
                 <w:color w:val="3D4B56"/>
                 <w:sz w:val="20"/>
               </w:rPr>
-              <w:t>6</w:t>
+              <w:t>7</w:t>
             </w:r>
           </w:p>
         </w:tc>
@@ -662,7 +662,7 @@
                 <w:color w:val="3D4B56"/>
                 <w:sz w:val="20"/>
               </w:rPr>
-              <w:t>7</w:t>
+              <w:t>8</w:t>
             </w:r>
           </w:p>
         </w:tc>
@@ -707,7 +707,7 @@
                 <w:color w:val="3D4B56"/>
                 <w:sz w:val="20"/>
               </w:rPr>
-              <w:t>7</w:t>
+              <w:t>8</w:t>
             </w:r>
           </w:p>
         </w:tc>
@@ -752,7 +752,7 @@
                 <w:color w:val="3D4B56"/>
                 <w:sz w:val="20"/>
               </w:rPr>
-              <w:t>8</w:t>
+              <w:t>9</w:t>
             </w:r>
           </w:p>
         </w:tc>
@@ -797,7 +797,7 @@
                 <w:color w:val="3D4B56"/>
                 <w:sz w:val="20"/>
               </w:rPr>
-              <w:t>10</w:t>
+              <w:t>11</w:t>
             </w:r>
           </w:p>
         </w:tc>
@@ -842,7 +842,7 @@
                 <w:color w:val="3D4B56"/>
                 <w:sz w:val="20"/>
               </w:rPr>
-              <w:t>12</w:t>
+              <w:t>13</w:t>
             </w:r>
           </w:p>
         </w:tc>
@@ -887,7 +887,7 @@
                 <w:color w:val="3D4B56"/>
                 <w:sz w:val="20"/>
               </w:rPr>
-              <w:t>13</w:t>
+              <w:t>14</w:t>
             </w:r>
           </w:p>
         </w:tc>
@@ -932,7 +932,7 @@
                 <w:color w:val="3D4B56"/>
                 <w:sz w:val="20"/>
               </w:rPr>
-              <w:t>13</w:t>
+              <w:t>14</w:t>
             </w:r>
           </w:p>
         </w:tc>
@@ -977,7 +977,7 @@
                 <w:color w:val="3D4B56"/>
                 <w:sz w:val="20"/>
               </w:rPr>
-              <w:t>13</w:t>
+              <w:t>14</w:t>
             </w:r>
           </w:p>
         </w:tc>
@@ -1022,7 +1022,7 @@
                 <w:color w:val="3D4B56"/>
                 <w:sz w:val="20"/>
               </w:rPr>
-              <w:t>15</w:t>
+              <w:t>16</w:t>
             </w:r>
           </w:p>
         </w:tc>
@@ -1067,7 +1067,7 @@
                 <w:color w:val="3D4B56"/>
                 <w:sz w:val="20"/>
               </w:rPr>
-              <w:t>16</w:t>
+              <w:t>17</w:t>
             </w:r>
           </w:p>
         </w:tc>
@@ -1112,7 +1112,7 @@
                 <w:color w:val="3D4B56"/>
                 <w:sz w:val="20"/>
               </w:rPr>
-              <w:t>16</w:t>
+              <w:t>17</w:t>
             </w:r>
           </w:p>
         </w:tc>
@@ -1157,7 +1157,7 @@
                 <w:color w:val="3D4B56"/>
                 <w:sz w:val="20"/>
               </w:rPr>
-              <w:t>18</w:t>
+              <w:t>19</w:t>
             </w:r>
           </w:p>
         </w:tc>
@@ -1202,7 +1202,7 @@
                 <w:color w:val="3D4B56"/>
                 <w:sz w:val="20"/>
               </w:rPr>
-              <w:t>20</w:t>
+              <w:t>21</w:t>
             </w:r>
           </w:p>
         </w:tc>
@@ -1247,7 +1247,7 @@
                 <w:color w:val="3D4B56"/>
                 <w:sz w:val="20"/>
               </w:rPr>
-              <w:t>20</w:t>
+              <w:t>21</w:t>
             </w:r>
           </w:p>
         </w:tc>
@@ -1263,14 +1263,14 @@
               <w:spacing w:before="0" w:after="0" w:line="276" w:lineRule="auto"/>
               <w:ind w:left="454"/>
             </w:pPr>
-            <w:hyperlink w:anchor="h_77155e4bfd" w:history="1">
+            <w:hyperlink w:anchor="h_e19d0fd198" w:history="1">
               <w:r>
                 <w:rPr>
                   <w:rFonts w:ascii="Microsoft JhengHei" w:hAnsi="Microsoft JhengHei" w:cs="Microsoft JhengHei" w:eastAsia="微軟正黑體"/>
                   <w:color w:val="3D4B56"/>
                   <w:sz w:val="20"/>
                 </w:rPr>
-                <w:t xml:space="preserve">4.2　多機模式</w:t>
+                <w:t xml:space="preserve">4.2　支援的作業系統</w:t>
               </w:r>
             </w:hyperlink>
           </w:p>
@@ -1292,7 +1292,7 @@
                 <w:color w:val="3D4B56"/>
                 <w:sz w:val="20"/>
               </w:rPr>
-              <w:t>20</w:t>
+              <w:t>21</w:t>
             </w:r>
           </w:p>
         </w:tc>
@@ -1308,14 +1308,14 @@
               <w:spacing w:before="0" w:after="0" w:line="276" w:lineRule="auto"/>
               <w:ind w:left="454"/>
             </w:pPr>
-            <w:hyperlink w:anchor="h_028cb18487" w:history="1">
+            <w:hyperlink w:anchor="h_7c667271c7" w:history="1">
               <w:r>
                 <w:rPr>
                   <w:rFonts w:ascii="Microsoft JhengHei" w:hAnsi="Microsoft JhengHei" w:cs="Microsoft JhengHei" w:eastAsia="微軟正黑體"/>
                   <w:color w:val="3D4B56"/>
                   <w:sz w:val="20"/>
                 </w:rPr>
-                <w:t xml:space="preserve">4.3　目前的部署狀態</w:t>
+                <w:t xml:space="preserve">4.3　多機模式</w:t>
               </w:r>
             </w:hyperlink>
           </w:p>
@@ -1337,7 +1337,52 @@
                 <w:color w:val="3D4B56"/>
                 <w:sz w:val="20"/>
               </w:rPr>
-              <w:t>20</w:t>
+              <w:t>22</w:t>
+            </w:r>
+          </w:p>
+        </w:tc>
+      </w:tr>
+      <w:tr>
+        <w:tc>
+          <w:tcPr>
+            <w:tcW w:type="dxa" w:w="8050"/>
+            <w:vAlign w:val="center"/>
+          </w:tcPr>
+          <w:p>
+            <w:pPr>
+              <w:spacing w:before="0" w:after="0" w:line="276" w:lineRule="auto"/>
+              <w:ind w:left="454"/>
+            </w:pPr>
+            <w:hyperlink w:anchor="h_56e651a252" w:history="1">
+              <w:r>
+                <w:rPr>
+                  <w:rFonts w:ascii="Microsoft JhengHei" w:hAnsi="Microsoft JhengHei" w:cs="Microsoft JhengHei" w:eastAsia="微軟正黑體"/>
+                  <w:color w:val="3D4B56"/>
+                  <w:sz w:val="20"/>
+                </w:rPr>
+                <w:t xml:space="preserve">4.4　目前的部署狀態</w:t>
+              </w:r>
+            </w:hyperlink>
+          </w:p>
+        </w:tc>
+        <w:tc>
+          <w:tcPr>
+            <w:tcW w:type="dxa" w:w="1247"/>
+            <w:vAlign w:val="center"/>
+          </w:tcPr>
+          <w:p>
+            <w:pPr>
+              <w:spacing w:before="0" w:after="0" w:line="276" w:lineRule="auto"/>
+              <w:jc w:val="right"/>
+            </w:pPr>
+            <w:r>
+              <w:rPr>
+                <w:rFonts w:ascii="Microsoft JhengHei" w:hAnsi="Microsoft JhengHei" w:cs="Microsoft JhengHei" w:eastAsia="微軟正黑體"/>
+                <w:b w:val="0"/>
+                <w:color w:val="3D4B56"/>
+                <w:sz w:val="20"/>
+              </w:rPr>
+              <w:t>22</w:t>
             </w:r>
           </w:p>
         </w:tc>
@@ -1382,7 +1427,7 @@
                 <w:color w:val="3D4B56"/>
                 <w:sz w:val="20"/>
               </w:rPr>
-              <w:t>21</w:t>
+              <w:t>23</w:t>
             </w:r>
           </w:p>
         </w:tc>
@@ -1427,7 +1472,7 @@
                 <w:color w:val="3D4B56"/>
                 <w:sz w:val="20"/>
               </w:rPr>
-              <w:t>23</w:t>
+              <w:t>25</w:t>
             </w:r>
           </w:p>
         </w:tc>
@@ -1472,7 +1517,7 @@
                 <w:color w:val="3D4B56"/>
                 <w:sz w:val="20"/>
               </w:rPr>
-              <w:t>23</w:t>
+              <w:t>25</w:t>
             </w:r>
           </w:p>
         </w:tc>
@@ -1517,7 +1562,7 @@
                 <w:color w:val="3D4B56"/>
                 <w:sz w:val="20"/>
               </w:rPr>
-              <w:t>23</w:t>
+              <w:t>25</w:t>
             </w:r>
           </w:p>
         </w:tc>
@@ -1562,7 +1607,7 @@
                 <w:color w:val="3D4B56"/>
                 <w:sz w:val="20"/>
               </w:rPr>
-              <w:t>24</w:t>
+              <w:t>26</w:t>
             </w:r>
           </w:p>
         </w:tc>
@@ -1607,7 +1652,7 @@
                 <w:color w:val="3D4B56"/>
                 <w:sz w:val="20"/>
               </w:rPr>
-              <w:t>24</w:t>
+              <w:t>26</w:t>
             </w:r>
           </w:p>
         </w:tc>
@@ -1652,7 +1697,7 @@
                 <w:color w:val="3D4B56"/>
                 <w:sz w:val="20"/>
               </w:rPr>
-              <w:t>25</w:t>
+              <w:t>27</w:t>
             </w:r>
           </w:p>
         </w:tc>
@@ -1697,14 +1742,14 @@
                 <w:color w:val="3D4B56"/>
                 <w:sz w:val="20"/>
               </w:rPr>
-              <w:t>26</w:t>
+              <w:t>28</w:t>
             </w:r>
           </w:p>
         </w:tc>
       </w:tr>
     </w:tbl>
     <w:p>
-      <w:bookmarkStart w:id="31" w:name="h_0602e8880c"/>
+      <w:bookmarkStart w:id="32" w:name="h_0602e8880c"/>
       <w:pPr>
         <w:keepNext/>
         <w:pageBreakBefore/>
@@ -1719,10 +1764,10 @@
         </w:rPr>
         <w:t>第一章　系統定位</w:t>
       </w:r>
-      <w:bookmarkEnd w:id="31"/>
+      <w:bookmarkEnd w:id="32"/>
     </w:p>
     <w:p>
-      <w:bookmarkStart w:id="32" w:name="h_43c0bec49a"/>
+      <w:bookmarkStart w:id="33" w:name="h_43c0bec49a"/>
       <w:pPr>
         <w:keepNext/>
         <w:spacing w:before="280" w:after="120" w:line="300" w:lineRule="auto"/>
@@ -1736,7 +1781,7 @@
         </w:rPr>
         <w:t>1.1　這套系統解決的問題</w:t>
       </w:r>
-      <w:bookmarkEnd w:id="32"/>
+      <w:bookmarkEnd w:id="33"/>
     </w:p>
     <w:p>
       <w:pPr>
@@ -1805,7 +1850,7 @@
       </w:r>
     </w:p>
     <w:p>
-      <w:bookmarkStart w:id="33" w:name="h_d7fc3fe788"/>
+      <w:bookmarkStart w:id="34" w:name="h_d7fc3fe788"/>
       <w:pPr>
         <w:keepNext/>
         <w:spacing w:before="280" w:after="120" w:line="300" w:lineRule="auto"/>
@@ -1819,7 +1864,7 @@
         </w:rPr>
         <w:t>1.2　適用機型</w:t>
       </w:r>
-      <w:bookmarkEnd w:id="33"/>
+      <w:bookmarkEnd w:id="34"/>
     </w:p>
     <w:p>
       <w:pPr>
@@ -2275,7 +2320,7 @@
       </w:r>
     </w:p>
     <w:p>
-      <w:bookmarkStart w:id="34" w:name="h_b8dad782fc"/>
+      <w:bookmarkStart w:id="35" w:name="h_b8dad782fc"/>
       <w:pPr>
         <w:keepNext/>
         <w:spacing w:before="280" w:after="120" w:line="300" w:lineRule="auto"/>
@@ -2289,7 +2334,7 @@
         </w:rPr>
         <w:t>1.3　與既有監控工具的分工</w:t>
       </w:r>
-      <w:bookmarkEnd w:id="34"/>
+      <w:bookmarkEnd w:id="35"/>
     </w:p>
     <w:p>
       <w:pPr>
@@ -2968,7 +3013,7 @@
       </w:pPr>
     </w:p>
     <w:p>
-      <w:bookmarkStart w:id="35" w:name="h_79b39d41ef"/>
+      <w:bookmarkStart w:id="36" w:name="h_79b39d41ef"/>
       <w:pPr>
         <w:keepNext/>
         <w:pageBreakBefore/>
@@ -2983,10 +3028,10 @@
         </w:rPr>
         <w:t>第二章　主要功能</w:t>
       </w:r>
-      <w:bookmarkEnd w:id="35"/>
+      <w:bookmarkEnd w:id="36"/>
     </w:p>
     <w:p>
-      <w:bookmarkStart w:id="36" w:name="h_6dc2604a8b"/>
+      <w:bookmarkStart w:id="37" w:name="h_6dc2604a8b"/>
       <w:pPr>
         <w:keepNext/>
         <w:spacing w:before="280" w:after="120" w:line="300" w:lineRule="auto"/>
@@ -3000,7 +3045,7 @@
         </w:rPr>
         <w:t>2.1　記憶體准入控制</w:t>
       </w:r>
-      <w:bookmarkEnd w:id="36"/>
+      <w:bookmarkEnd w:id="37"/>
     </w:p>
     <w:p>
       <w:pPr>
@@ -3351,7 +3396,7 @@
       </w:r>
     </w:p>
     <w:p>
-      <w:bookmarkStart w:id="37" w:name="h_85eaf20999"/>
+      <w:bookmarkStart w:id="38" w:name="h_85eaf20999"/>
       <w:pPr>
         <w:keepNext/>
         <w:spacing w:before="280" w:after="120" w:line="300" w:lineRule="auto"/>
@@ -3365,7 +3410,7 @@
         </w:rPr>
         <w:t>2.2　角色欄位</w:t>
       </w:r>
-      <w:bookmarkEnd w:id="37"/>
+      <w:bookmarkEnd w:id="38"/>
     </w:p>
     <w:p>
       <w:pPr>
@@ -3448,7 +3493,7 @@
       </w:r>
     </w:p>
     <w:p>
-      <w:bookmarkStart w:id="38" w:name="h_e97a0da773"/>
+      <w:bookmarkStart w:id="39" w:name="h_e97a0da773"/>
       <w:pPr>
         <w:keepNext/>
         <w:spacing w:before="280" w:after="120" w:line="300" w:lineRule="auto"/>
@@ -3462,7 +3507,7 @@
         </w:rPr>
         <w:t>2.3　情境切換</w:t>
       </w:r>
-      <w:bookmarkEnd w:id="38"/>
+      <w:bookmarkEnd w:id="39"/>
     </w:p>
     <w:p>
       <w:pPr>
@@ -3829,7 +3874,7 @@
       </w:r>
     </w:p>
     <w:p>
-      <w:bookmarkStart w:id="39" w:name="h_38975aaeb4"/>
+      <w:bookmarkStart w:id="40" w:name="h_38975aaeb4"/>
       <w:pPr>
         <w:keepNext/>
         <w:spacing w:before="280" w:after="120" w:line="300" w:lineRule="auto"/>
@@ -3843,7 +3888,7 @@
         </w:rPr>
         <w:t>2.4　網頁換模型</w:t>
       </w:r>
-      <w:bookmarkEnd w:id="39"/>
+      <w:bookmarkEnd w:id="40"/>
     </w:p>
     <w:p>
       <w:pPr>
@@ -4294,7 +4339,7 @@
       </w:r>
     </w:p>
     <w:p>
-      <w:bookmarkStart w:id="40" w:name="h_f3e88f9586"/>
+      <w:bookmarkStart w:id="41" w:name="h_f3e88f9586"/>
       <w:pPr>
         <w:keepNext/>
         <w:spacing w:before="280" w:after="120" w:line="300" w:lineRule="auto"/>
@@ -4308,7 +4353,7 @@
         </w:rPr>
         <w:t>2.5　模型庫</w:t>
       </w:r>
-      <w:bookmarkEnd w:id="40"/>
+      <w:bookmarkEnd w:id="41"/>
     </w:p>
     <w:p>
       <w:pPr>
@@ -4475,7 +4520,7 @@
       </w:r>
     </w:p>
     <w:p>
-      <w:bookmarkStart w:id="41" w:name="h_4e39917a9b"/>
+      <w:bookmarkStart w:id="42" w:name="h_4e39917a9b"/>
       <w:pPr>
         <w:keepNext/>
         <w:spacing w:before="280" w:after="120" w:line="300" w:lineRule="auto"/>
@@ -4489,7 +4534,7 @@
         </w:rPr>
         <w:t>2.6　API 串接</w:t>
       </w:r>
-      <w:bookmarkEnd w:id="41"/>
+      <w:bookmarkEnd w:id="42"/>
     </w:p>
     <w:p>
       <w:pPr>
@@ -4869,7 +4914,7 @@
       </w:r>
     </w:p>
     <w:p>
-      <w:bookmarkStart w:id="42" w:name="h_8381cd8c7e"/>
+      <w:bookmarkStart w:id="43" w:name="h_8381cd8c7e"/>
       <w:pPr>
         <w:keepNext/>
         <w:spacing w:before="280" w:after="120" w:line="300" w:lineRule="auto"/>
@@ -4883,7 +4928,7 @@
         </w:rPr>
         <w:t>2.7　即時監控</w:t>
       </w:r>
-      <w:bookmarkEnd w:id="42"/>
+      <w:bookmarkEnd w:id="43"/>
     </w:p>
     <w:p>
       <w:pPr>
@@ -4934,7 +4979,7 @@
       </w:r>
     </w:p>
     <w:p>
-      <w:bookmarkStart w:id="43" w:name="h_9a79dff323"/>
+      <w:bookmarkStart w:id="44" w:name="h_9a79dff323"/>
       <w:pPr>
         <w:keepNext/>
         <w:spacing w:before="280" w:after="120" w:line="300" w:lineRule="auto"/>
@@ -4948,7 +4993,7 @@
         </w:rPr>
         <w:t>2.8　記錄檢視</w:t>
       </w:r>
-      <w:bookmarkEnd w:id="43"/>
+      <w:bookmarkEnd w:id="44"/>
     </w:p>
     <w:p>
       <w:pPr>
@@ -4967,7 +5012,7 @@
       </w:r>
     </w:p>
     <w:p>
-      <w:bookmarkStart w:id="44" w:name="h_38ccacfb0e"/>
+      <w:bookmarkStart w:id="45" w:name="h_38ccacfb0e"/>
       <w:pPr>
         <w:keepNext/>
         <w:spacing w:before="280" w:after="120" w:line="300" w:lineRule="auto"/>
@@ -4981,7 +5026,7 @@
         </w:rPr>
         <w:t>2.9　HTTPS 與憑證管理</w:t>
       </w:r>
-      <w:bookmarkEnd w:id="44"/>
+      <w:bookmarkEnd w:id="45"/>
     </w:p>
     <w:p>
       <w:pPr>
@@ -5517,7 +5562,7 @@
       </w:r>
     </w:p>
     <w:p>
-      <w:bookmarkStart w:id="45" w:name="h_3086986381"/>
+      <w:bookmarkStart w:id="46" w:name="h_3086986381"/>
       <w:pPr>
         <w:keepNext/>
         <w:spacing w:before="280" w:after="120" w:line="300" w:lineRule="auto"/>
@@ -5531,7 +5576,7 @@
         </w:rPr>
         <w:t>2.10　服務使用報告</w:t>
       </w:r>
-      <w:bookmarkEnd w:id="45"/>
+      <w:bookmarkEnd w:id="46"/>
     </w:p>
     <w:p>
       <w:pPr>
@@ -6122,7 +6167,7 @@
       </w:r>
     </w:p>
     <w:p>
-      <w:bookmarkStart w:id="46" w:name="h_127c37b54c"/>
+      <w:bookmarkStart w:id="47" w:name="h_127c37b54c"/>
       <w:pPr>
         <w:keepNext/>
         <w:spacing w:before="280" w:after="120" w:line="300" w:lineRule="auto"/>
@@ -6136,7 +6181,7 @@
         </w:rPr>
         <w:t>2.11　帳號與操作紀錄</w:t>
       </w:r>
-      <w:bookmarkEnd w:id="46"/>
+      <w:bookmarkEnd w:id="47"/>
     </w:p>
     <w:p>
       <w:pPr>
@@ -6171,7 +6216,7 @@
       </w:r>
     </w:p>
     <w:p>
-      <w:bookmarkStart w:id="47" w:name="h_6e076aac93"/>
+      <w:bookmarkStart w:id="48" w:name="h_6e076aac93"/>
       <w:pPr>
         <w:keepNext/>
         <w:spacing w:before="280" w:after="120" w:line="300" w:lineRule="auto"/>
@@ -6185,7 +6230,7 @@
         </w:rPr>
         <w:t>2.12　加一台機器與機器設定</w:t>
       </w:r>
-      <w:bookmarkEnd w:id="47"/>
+      <w:bookmarkEnd w:id="48"/>
     </w:p>
     <w:p>
       <w:pPr>
@@ -6268,7 +6313,7 @@
       </w:r>
     </w:p>
     <w:p>
-      <w:bookmarkStart w:id="48" w:name="h_33dc9bc1ba"/>
+      <w:bookmarkStart w:id="49" w:name="h_33dc9bc1ba"/>
       <w:pPr>
         <w:keepNext/>
         <w:pageBreakBefore/>
@@ -6283,7 +6328,7 @@
         </w:rPr>
         <w:t>第三章　三種記憶體架構</w:t>
       </w:r>
-      <w:bookmarkEnd w:id="48"/>
+      <w:bookmarkEnd w:id="49"/>
     </w:p>
     <w:p>
       <w:pPr>
@@ -6873,7 +6918,7 @@
       </w:r>
     </w:p>
     <w:p>
-      <w:bookmarkStart w:id="49" w:name="h_9e5b0fee4d"/>
+      <w:bookmarkStart w:id="50" w:name="h_9e5b0fee4d"/>
       <w:pPr>
         <w:keepNext/>
         <w:pageBreakBefore/>
@@ -6888,10 +6933,10 @@
         </w:rPr>
         <w:t>第四章　部署模式</w:t>
       </w:r>
-      <w:bookmarkEnd w:id="49"/>
+      <w:bookmarkEnd w:id="50"/>
     </w:p>
     <w:p>
-      <w:bookmarkStart w:id="50" w:name="h_817810ea2e"/>
+      <w:bookmarkStart w:id="51" w:name="h_817810ea2e"/>
       <w:pPr>
         <w:keepNext/>
         <w:spacing w:before="280" w:after="120" w:line="300" w:lineRule="auto"/>
@@ -6905,7 +6950,7 @@
         </w:rPr>
         <w:t>4.1　單機模式</w:t>
       </w:r>
-      <w:bookmarkEnd w:id="50"/>
+      <w:bookmarkEnd w:id="51"/>
     </w:p>
     <w:p>
       <w:pPr>
@@ -6924,7 +6969,7 @@
       </w:r>
     </w:p>
     <w:p>
-      <w:bookmarkStart w:id="51" w:name="h_77155e4bfd"/>
+      <w:bookmarkStart w:id="52" w:name="h_e19d0fd198"/>
       <w:pPr>
         <w:keepNext/>
         <w:spacing w:before="280" w:after="120" w:line="300" w:lineRule="auto"/>
@@ -6936,9 +6981,128 @@
           <w:color w:val="BF181F"/>
           <w:sz w:val="26"/>
         </w:rPr>
-        <w:t>4.2　多機模式</w:t>
+        <w:t>4.2　支援的作業系統</w:t>
       </w:r>
-      <w:bookmarkEnd w:id="51"/>
+      <w:bookmarkEnd w:id="52"/>
+    </w:p>
+    <w:p>
+      <w:pPr>
+        <w:spacing w:before="0" w:after="160" w:line="384" w:lineRule="auto"/>
+        <w:ind w:firstLine="420"/>
+        <w:jc w:val="both"/>
+      </w:pPr>
+      <w:r>
+        <w:rPr>
+          <w:rFonts w:ascii="Microsoft JhengHei" w:hAnsi="Microsoft JhengHei" w:cs="Microsoft JhengHei" w:eastAsia="微軟正黑體"/>
+          <w:b w:val="0"/>
+          <w:color w:val="16202A"/>
+          <w:sz w:val="21"/>
+        </w:rPr>
+        <w:t xml:space="preserve">主控台與節點代理都可以裝在 Ubuntu、macOS（Apple Silicon）與 Windows 10／11／Server 上，安裝包內附三個系統的安裝程式，在那台機器上執行一行即可裝成開機自動啟動。Ubuntu 與 macOS 執行 </w:t>
+      </w:r>
+      <w:r>
+        <w:rPr>
+          <w:rFonts w:ascii="Consolas" w:hAnsi="Consolas" w:cs="Consolas" w:eastAsia="微軟正黑體"/>
+          <w:b w:val="0"/>
+          <w:color w:val="3D4B56"/>
+          <w:sz w:val="20"/>
+        </w:rPr>
+        <w:t>bash install/install.sh</w:t>
+      </w:r>
+      <w:r>
+        <w:rPr>
+          <w:rFonts w:ascii="Microsoft JhengHei" w:hAnsi="Microsoft JhengHei" w:cs="Microsoft JhengHei" w:eastAsia="微軟正黑體"/>
+          <w:b w:val="0"/>
+          <w:color w:val="16202A"/>
+          <w:sz w:val="21"/>
+        </w:rPr>
+        <w:t xml:space="preserve">；Windows 以系統管理員身分開啟 Windows PowerShell，執行 </w:t>
+      </w:r>
+      <w:r>
+        <w:rPr>
+          <w:rFonts w:ascii="Consolas" w:hAnsi="Consolas" w:cs="Consolas" w:eastAsia="微軟正黑體"/>
+          <w:b w:val="0"/>
+          <w:color w:val="3D4B56"/>
+          <w:sz w:val="20"/>
+        </w:rPr>
+        <w:t>install\install.ps1</w:t>
+      </w:r>
+      <w:r>
+        <w:rPr>
+          <w:rFonts w:ascii="Microsoft JhengHei" w:hAnsi="Microsoft JhengHei" w:cs="Microsoft JhengHei" w:eastAsia="微軟正黑體"/>
+          <w:b w:val="0"/>
+          <w:color w:val="16202A"/>
+          <w:sz w:val="21"/>
+        </w:rPr>
+        <w:t>。安裝過程會詢問管理者的帳號與密碼，裝好後畫面會顯示網址。之後要加入別台機器，在網頁「加一台機器」選擇那台的作業系統，複製指令到那台貼上即可。</w:t>
+      </w:r>
+    </w:p>
+    <w:p>
+      <w:pPr>
+        <w:spacing w:before="0" w:after="160" w:line="384" w:lineRule="auto"/>
+        <w:ind w:firstLine="420"/>
+        <w:jc w:val="both"/>
+      </w:pPr>
+      <w:r>
+        <w:rPr>
+          <w:rFonts w:ascii="Microsoft JhengHei" w:hAnsi="Microsoft JhengHei" w:cs="Microsoft JhengHei" w:eastAsia="微軟正黑體"/>
+          <w:b w:val="0"/>
+          <w:color w:val="16202A"/>
+          <w:sz w:val="21"/>
+        </w:rPr>
+        <w:t>三個系統的差別在於模型服務的看管方式與推理引擎的來源。Ubuntu 由系統的 systemd 看管模型服務，推理引擎在這台機器上編譯，以配合這台的 CUDA 或 ROCm 驅動。macOS 與 Windows 沒有 systemd，改由節點代理自己啟動與看管模型服務：異常結束 10 秒後自動重開，一分鐘內連續失敗五次就停下並標為失敗，節點代理本身重新啟動時會認回仍在執行的模型，不會重複啟動。推理引擎則直接下載 llama.cpp 官方預編譯版，macOS 使用 Metal 加速；Windows 依顯示卡自動選擇 NVIDIA CUDA、AMD 與 Intel 適用的 Vulkan，或只用 CPU，下載後核對官方公布的 sha256，不相符就不安裝。</w:t>
+      </w:r>
+    </w:p>
+    <w:p>
+      <w:pPr>
+        <w:spacing w:before="0" w:after="160" w:line="384" w:lineRule="auto"/>
+        <w:ind w:firstLine="420"/>
+        <w:jc w:val="both"/>
+      </w:pPr>
+      <w:r>
+        <w:rPr>
+          <w:rFonts w:ascii="Microsoft JhengHei" w:hAnsi="Microsoft JhengHei" w:cs="Microsoft JhengHei" w:eastAsia="微軟正黑體"/>
+          <w:b w:val="0"/>
+          <w:color w:val="16202A"/>
+          <w:sz w:val="21"/>
+        </w:rPr>
+        <w:t xml:space="preserve">Windows 以系統管理員身分安裝時，資料放在 </w:t>
+      </w:r>
+      <w:r>
+        <w:rPr>
+          <w:rFonts w:ascii="Consolas" w:hAnsi="Consolas" w:cs="Consolas" w:eastAsia="微軟正黑體"/>
+          <w:b w:val="0"/>
+          <w:color w:val="3D4B56"/>
+          <w:sz w:val="20"/>
+        </w:rPr>
+        <w:t>C:\ProgramData\xConsole</w:t>
+      </w:r>
+      <w:r>
+        <w:rPr>
+          <w:rFonts w:ascii="Microsoft JhengHei" w:hAnsi="Microsoft JhengHei" w:cs="Microsoft JhengHei" w:eastAsia="微軟正黑體"/>
+          <w:b w:val="0"/>
+          <w:color w:val="16202A"/>
+          <w:sz w:val="21"/>
+        </w:rPr>
+        <w:t>，權限只開放給系統帳號與系統管理員，並在防火牆開放網頁（9400）、節點代理（9401）與模型 API（8090～8189）的連線；以一般身分安裝則只在該帳號登入後執行，防火牆需另請管理者開放。macOS 第一次會詢問是否允許 python3 接受傳入連線，需要按「允許」，其他電腦才連得到。Apple Silicon 的 GPU 預設只能使用統一記憶體的三分之二到四分之三，載入前的試算與推薦都依這個上限計算。</w:t>
+      </w:r>
+    </w:p>
+    <w:p>
+      <w:bookmarkStart w:id="53" w:name="h_7c667271c7"/>
+      <w:pPr>
+        <w:keepNext/>
+        <w:spacing w:before="280" w:after="120" w:line="300" w:lineRule="auto"/>
+      </w:pPr>
+      <w:r>
+        <w:rPr>
+          <w:rFonts w:ascii="Microsoft JhengHei" w:hAnsi="Microsoft JhengHei" w:cs="Microsoft JhengHei" w:eastAsia="微軟正黑體"/>
+          <w:b/>
+          <w:color w:val="BF181F"/>
+          <w:sz w:val="26"/>
+        </w:rPr>
+        <w:t>4.3　多機模式</w:t>
+      </w:r>
+      <w:bookmarkEnd w:id="53"/>
     </w:p>
     <w:p>
       <w:pPr>
@@ -6957,7 +7121,7 @@
       </w:r>
     </w:p>
     <w:p>
-      <w:bookmarkStart w:id="52" w:name="h_028cb18487"/>
+      <w:bookmarkStart w:id="54" w:name="h_56e651a252"/>
       <w:pPr>
         <w:keepNext/>
         <w:spacing w:before="280" w:after="120" w:line="300" w:lineRule="auto"/>
@@ -6969,9 +7133,9 @@
           <w:color w:val="BF181F"/>
           <w:sz w:val="26"/>
         </w:rPr>
-        <w:t>4.3　目前的部署狀態</w:t>
+        <w:t>4.4　目前的部署狀態</w:t>
       </w:r>
-      <w:bookmarkEnd w:id="52"/>
+      <w:bookmarkEnd w:id="54"/>
     </w:p>
     <w:p>
       <w:pPr>
@@ -7413,7 +7577,7 @@
       </w:r>
     </w:p>
     <w:p>
-      <w:bookmarkStart w:id="53" w:name="h_dff7f3f917"/>
+      <w:bookmarkStart w:id="55" w:name="h_dff7f3f917"/>
       <w:pPr>
         <w:keepNext/>
         <w:pageBreakBefore/>
@@ -7428,7 +7592,7 @@
         </w:rPr>
         <w:t>第五章　安全設計</w:t>
       </w:r>
-      <w:bookmarkEnd w:id="53"/>
+      <w:bookmarkEnd w:id="55"/>
     </w:p>
     <w:p>
       <w:pPr>
@@ -8135,7 +8299,7 @@
       </w:pPr>
     </w:p>
     <w:p>
-      <w:bookmarkStart w:id="54" w:name="h_3e086b4fa3"/>
+      <w:bookmarkStart w:id="56" w:name="h_3e086b4fa3"/>
       <w:pPr>
         <w:keepNext/>
         <w:pageBreakBefore/>
@@ -8150,7 +8314,7 @@
         </w:rPr>
         <w:t>第六章　實測數據</w:t>
       </w:r>
-      <w:bookmarkEnd w:id="54"/>
+      <w:bookmarkEnd w:id="56"/>
     </w:p>
     <w:p>
       <w:pPr>
@@ -8169,7 +8333,7 @@
       </w:r>
     </w:p>
     <w:p>
-      <w:bookmarkStart w:id="55" w:name="h_8cb43f06c0"/>
+      <w:bookmarkStart w:id="57" w:name="h_8cb43f06c0"/>
       <w:pPr>
         <w:keepNext/>
         <w:spacing w:before="280" w:after="120" w:line="300" w:lineRule="auto"/>
@@ -8183,7 +8347,7 @@
         </w:rPr>
         <w:t>6.1　兩顆模型的對照</w:t>
       </w:r>
-      <w:bookmarkEnd w:id="55"/>
+      <w:bookmarkEnd w:id="57"/>
     </w:p>
     <w:p>
       <w:pPr>
@@ -8742,7 +8906,7 @@
       </w:r>
     </w:p>
     <w:p>
-      <w:bookmarkStart w:id="56" w:name="h_c706c848fd"/>
+      <w:bookmarkStart w:id="58" w:name="h_c706c848fd"/>
       <w:pPr>
         <w:keepNext/>
         <w:spacing w:before="280" w:after="120" w:line="300" w:lineRule="auto"/>
@@ -8756,7 +8920,7 @@
         </w:rPr>
         <w:t>6.2　兩項與直覺相反的發現</w:t>
       </w:r>
-      <w:bookmarkEnd w:id="56"/>
+      <w:bookmarkEnd w:id="58"/>
     </w:p>
     <w:p>
       <w:pPr>
@@ -8791,7 +8955,7 @@
       </w:r>
     </w:p>
     <w:p>
-      <w:bookmarkStart w:id="57" w:name="h_436d46e92f"/>
+      <w:bookmarkStart w:id="59" w:name="h_436d46e92f"/>
       <w:pPr>
         <w:keepNext/>
         <w:spacing w:before="280" w:after="120" w:line="300" w:lineRule="auto"/>
@@ -8805,7 +8969,7 @@
         </w:rPr>
         <w:t>6.3　上下文長度與顯存</w:t>
       </w:r>
-      <w:bookmarkEnd w:id="57"/>
+      <w:bookmarkEnd w:id="59"/>
     </w:p>
     <w:p>
       <w:pPr>
@@ -8824,7 +8988,7 @@
       </w:r>
     </w:p>
     <w:p>
-      <w:bookmarkStart w:id="58" w:name="h_23c867ba9e"/>
+      <w:bookmarkStart w:id="60" w:name="h_23c867ba9e"/>
       <w:pPr>
         <w:keepNext/>
         <w:spacing w:before="280" w:after="120" w:line="300" w:lineRule="auto"/>
@@ -8838,7 +9002,7 @@
         </w:rPr>
         <w:t>6.4　畫面長度</w:t>
       </w:r>
-      <w:bookmarkEnd w:id="58"/>
+      <w:bookmarkEnd w:id="60"/>
     </w:p>
     <w:p>
       <w:pPr>
@@ -9177,7 +9341,7 @@
       </w:pPr>
     </w:p>
     <w:p>
-      <w:bookmarkStart w:id="59" w:name="h_1ffa9ad93a"/>
+      <w:bookmarkStart w:id="61" w:name="h_1ffa9ad93a"/>
       <w:pPr>
         <w:keepNext/>
         <w:pageBreakBefore/>
@@ -9192,7 +9356,7 @@
         </w:rPr>
         <w:t>附錄一　操作入口</w:t>
       </w:r>
-      <w:bookmarkEnd w:id="59"/>
+      <w:bookmarkEnd w:id="61"/>
     </w:p>
     <w:p>
       <w:pPr>
@@ -9840,7 +10004,7 @@
       </w:pPr>
     </w:p>
     <w:p>
-      <w:bookmarkStart w:id="60" w:name="h_8e24fc1da4"/>
+      <w:bookmarkStart w:id="62" w:name="h_8e24fc1da4"/>
       <w:pPr>
         <w:keepNext/>
         <w:pageBreakBefore/>
@@ -9855,7 +10019,7 @@
         </w:rPr>
         <w:t>附錄二　已知限制</w:t>
       </w:r>
-      <w:bookmarkEnd w:id="60"/>
+      <w:bookmarkEnd w:id="62"/>
     </w:p>
     <w:p>
       <w:pPr>

--- a/手冊/操作手冊/xConsole主要功能說明.docx
+++ b/手冊/操作手冊/xConsole主要功能說明.docx
@@ -7194,7 +7194,7 @@
           <w:color w:val="16202A"/>
           <w:sz w:val="21"/>
         </w:rPr>
-        <w:t>，權限只開放給系統帳號與系統管理員，並在防火牆開放網頁（9400）、節點代理（9401）與模型 API（8090～8189）的連線；以一般身分安裝則只在該帳號登入後執行，防火牆需另請管理者開放。macOS 第一次會詢問是否允許 python3 接受傳入連線，需要按「允許」，其他電腦才連得到。Apple Silicon 的 GPU 預設只能使用統一記憶體的三分之二到四分之三，載入前的試算與推薦都依這個上限計算。</w:t>
+        <w:t>，權限只開放給系統帳號與系統管理員，並在防火牆開放網頁（9400）、節點代理（9401）與模型 API（8090～8289）的連線；以一般身分安裝則只在該帳號登入後執行，防火牆需另請管理者開放。macOS 第一次會詢問是否允許 python3 接受傳入連線，需要按「允許」，其他電腦才連得到。Apple Silicon 的 GPU 預設只能使用統一記憶體的三分之二到四分之三，載入前的試算與推薦都依這個上限計算。</w:t>
       </w:r>
     </w:p>
     <w:p>

--- a/手冊/操作手冊/xConsole主要功能說明.docx
+++ b/手冊/操作手冊/xConsole主要功能說明.docx
@@ -842,7 +842,7 @@
                 <w:color w:val="3D4B56"/>
                 <w:sz w:val="20"/>
               </w:rPr>
-              <w:t>13</w:t>
+              <w:t>14</w:t>
             </w:r>
           </w:p>
         </w:tc>
@@ -887,7 +887,7 @@
                 <w:color w:val="3D4B56"/>
                 <w:sz w:val="20"/>
               </w:rPr>
-              <w:t>14</w:t>
+              <w:t>15</w:t>
             </w:r>
           </w:p>
         </w:tc>
@@ -932,7 +932,7 @@
                 <w:color w:val="3D4B56"/>
                 <w:sz w:val="20"/>
               </w:rPr>
-              <w:t>14</w:t>
+              <w:t>15</w:t>
             </w:r>
           </w:p>
         </w:tc>
@@ -977,7 +977,7 @@
                 <w:color w:val="3D4B56"/>
                 <w:sz w:val="20"/>
               </w:rPr>
-              <w:t>14</w:t>
+              <w:t>15</w:t>
             </w:r>
           </w:p>
         </w:tc>
@@ -1022,7 +1022,7 @@
                 <w:color w:val="3D4B56"/>
                 <w:sz w:val="20"/>
               </w:rPr>
-              <w:t>16</w:t>
+              <w:t>17</w:t>
             </w:r>
           </w:p>
         </w:tc>
@@ -1067,7 +1067,7 @@
                 <w:color w:val="3D4B56"/>
                 <w:sz w:val="20"/>
               </w:rPr>
-              <w:t>17</w:t>
+              <w:t>18</w:t>
             </w:r>
           </w:p>
         </w:tc>
@@ -1112,7 +1112,7 @@
                 <w:color w:val="3D4B56"/>
                 <w:sz w:val="20"/>
               </w:rPr>
-              <w:t>17</w:t>
+              <w:t>18</w:t>
             </w:r>
           </w:p>
         </w:tc>
@@ -1157,7 +1157,7 @@
                 <w:color w:val="3D4B56"/>
                 <w:sz w:val="20"/>
               </w:rPr>
-              <w:t>18</w:t>
+              <w:t>19</w:t>
             </w:r>
           </w:p>
         </w:tc>
@@ -1202,7 +1202,7 @@
                 <w:color w:val="3D4B56"/>
                 <w:sz w:val="20"/>
               </w:rPr>
-              <w:t>20</w:t>
+              <w:t>21</w:t>
             </w:r>
           </w:p>
         </w:tc>
@@ -1247,7 +1247,7 @@
                 <w:color w:val="3D4B56"/>
                 <w:sz w:val="20"/>
               </w:rPr>
-              <w:t>22</w:t>
+              <w:t>23</w:t>
             </w:r>
           </w:p>
         </w:tc>
@@ -1292,7 +1292,7 @@
                 <w:color w:val="3D4B56"/>
                 <w:sz w:val="20"/>
               </w:rPr>
-              <w:t>22</w:t>
+              <w:t>23</w:t>
             </w:r>
           </w:p>
         </w:tc>
@@ -1337,7 +1337,7 @@
                 <w:color w:val="3D4B56"/>
                 <w:sz w:val="20"/>
               </w:rPr>
-              <w:t>22</w:t>
+              <w:t>23</w:t>
             </w:r>
           </w:p>
         </w:tc>
@@ -1382,7 +1382,7 @@
                 <w:color w:val="3D4B56"/>
                 <w:sz w:val="20"/>
               </w:rPr>
-              <w:t>23</w:t>
+              <w:t>24</w:t>
             </w:r>
           </w:p>
         </w:tc>
@@ -1427,7 +1427,7 @@
                 <w:color w:val="3D4B56"/>
                 <w:sz w:val="20"/>
               </w:rPr>
-              <w:t>23</w:t>
+              <w:t>24</w:t>
             </w:r>
           </w:p>
         </w:tc>
@@ -1472,7 +1472,7 @@
                 <w:color w:val="3D4B56"/>
                 <w:sz w:val="20"/>
               </w:rPr>
-              <w:t>24</w:t>
+              <w:t>25</w:t>
             </w:r>
           </w:p>
         </w:tc>
@@ -1517,7 +1517,7 @@
                 <w:color w:val="3D4B56"/>
                 <w:sz w:val="20"/>
               </w:rPr>
-              <w:t>26</w:t>
+              <w:t>27</w:t>
             </w:r>
           </w:p>
         </w:tc>
@@ -1562,7 +1562,7 @@
                 <w:color w:val="3D4B56"/>
                 <w:sz w:val="20"/>
               </w:rPr>
-              <w:t>26</w:t>
+              <w:t>27</w:t>
             </w:r>
           </w:p>
         </w:tc>
@@ -1607,7 +1607,7 @@
                 <w:color w:val="3D4B56"/>
                 <w:sz w:val="20"/>
               </w:rPr>
-              <w:t>26</w:t>
+              <w:t>27</w:t>
             </w:r>
           </w:p>
         </w:tc>
@@ -1652,7 +1652,7 @@
                 <w:color w:val="3D4B56"/>
                 <w:sz w:val="20"/>
               </w:rPr>
-              <w:t>27</w:t>
+              <w:t>28</w:t>
             </w:r>
           </w:p>
         </w:tc>
@@ -1697,7 +1697,52 @@
                 <w:color w:val="3D4B56"/>
                 <w:sz w:val="20"/>
               </w:rPr>
-              <w:t>27</w:t>
+              <w:t>28</w:t>
+            </w:r>
+          </w:p>
+        </w:tc>
+      </w:tr>
+      <w:tr>
+        <w:tc>
+          <w:tcPr>
+            <w:tcW w:type="dxa" w:w="8050"/>
+            <w:vAlign w:val="center"/>
+          </w:tcPr>
+          <w:p>
+            <w:pPr>
+              <w:spacing w:before="0" w:after="0" w:line="276" w:lineRule="auto"/>
+              <w:ind w:left="454"/>
+            </w:pPr>
+            <w:hyperlink w:anchor="h_17f939f09a" w:history="1">
+              <w:r>
+                <w:rPr>
+                  <w:rFonts w:ascii="Microsoft JhengHei" w:hAnsi="Microsoft JhengHei" w:cs="Microsoft JhengHei" w:eastAsia="微軟正黑體"/>
+                  <w:color w:val="3D4B56"/>
+                  <w:sz w:val="20"/>
+                </w:rPr>
+                <w:t xml:space="preserve">6.5　畫圖與影片</w:t>
+              </w:r>
+            </w:hyperlink>
+          </w:p>
+        </w:tc>
+        <w:tc>
+          <w:tcPr>
+            <w:tcW w:type="dxa" w:w="1247"/>
+            <w:vAlign w:val="center"/>
+          </w:tcPr>
+          <w:p>
+            <w:pPr>
+              <w:spacing w:before="0" w:after="0" w:line="276" w:lineRule="auto"/>
+              <w:jc w:val="right"/>
+            </w:pPr>
+            <w:r>
+              <w:rPr>
+                <w:rFonts w:ascii="Microsoft JhengHei" w:hAnsi="Microsoft JhengHei" w:cs="Microsoft JhengHei" w:eastAsia="微軟正黑體"/>
+                <w:b w:val="0"/>
+                <w:color w:val="3D4B56"/>
+                <w:sz w:val="20"/>
+              </w:rPr>
+              <w:t>28</w:t>
             </w:r>
           </w:p>
         </w:tc>
@@ -1742,7 +1787,7 @@
                 <w:color w:val="3D4B56"/>
                 <w:sz w:val="20"/>
               </w:rPr>
-              <w:t>28</w:t>
+              <w:t>29</w:t>
             </w:r>
           </w:p>
         </w:tc>
@@ -1787,14 +1832,14 @@
                 <w:color w:val="3D4B56"/>
                 <w:sz w:val="20"/>
               </w:rPr>
-              <w:t>29</w:t>
+              <w:t>30</w:t>
             </w:r>
           </w:p>
         </w:tc>
       </w:tr>
     </w:tbl>
     <w:p>
-      <w:bookmarkStart w:id="33" w:name="h_0602e8880c"/>
+      <w:bookmarkStart w:id="34" w:name="h_0602e8880c"/>
       <w:pPr>
         <w:keepNext/>
         <w:pageBreakBefore/>
@@ -1809,10 +1854,10 @@
         </w:rPr>
         <w:t>第一章　系統定位</w:t>
       </w:r>
-      <w:bookmarkEnd w:id="33"/>
+      <w:bookmarkEnd w:id="34"/>
     </w:p>
     <w:p>
-      <w:bookmarkStart w:id="34" w:name="h_43c0bec49a"/>
+      <w:bookmarkStart w:id="35" w:name="h_43c0bec49a"/>
       <w:pPr>
         <w:keepNext/>
         <w:spacing w:before="280" w:after="120" w:line="300" w:lineRule="auto"/>
@@ -1826,7 +1871,7 @@
         </w:rPr>
         <w:t>1.1　這套系統解決的問題</w:t>
       </w:r>
-      <w:bookmarkEnd w:id="34"/>
+      <w:bookmarkEnd w:id="35"/>
     </w:p>
     <w:p>
       <w:pPr>
@@ -1895,7 +1940,7 @@
       </w:r>
     </w:p>
     <w:p>
-      <w:bookmarkStart w:id="35" w:name="h_d7fc3fe788"/>
+      <w:bookmarkStart w:id="36" w:name="h_d7fc3fe788"/>
       <w:pPr>
         <w:keepNext/>
         <w:spacing w:before="280" w:after="120" w:line="300" w:lineRule="auto"/>
@@ -1909,7 +1954,7 @@
         </w:rPr>
         <w:t>1.2　適用機型</w:t>
       </w:r>
-      <w:bookmarkEnd w:id="35"/>
+      <w:bookmarkEnd w:id="36"/>
     </w:p>
     <w:p>
       <w:pPr>
@@ -2365,7 +2410,7 @@
       </w:r>
     </w:p>
     <w:p>
-      <w:bookmarkStart w:id="36" w:name="h_b8dad782fc"/>
+      <w:bookmarkStart w:id="37" w:name="h_b8dad782fc"/>
       <w:pPr>
         <w:keepNext/>
         <w:spacing w:before="280" w:after="120" w:line="300" w:lineRule="auto"/>
@@ -2379,7 +2424,7 @@
         </w:rPr>
         <w:t>1.3　與既有監控工具的分工</w:t>
       </w:r>
-      <w:bookmarkEnd w:id="36"/>
+      <w:bookmarkEnd w:id="37"/>
     </w:p>
     <w:p>
       <w:pPr>
@@ -3058,7 +3103,7 @@
       </w:pPr>
     </w:p>
     <w:p>
-      <w:bookmarkStart w:id="37" w:name="h_79b39d41ef"/>
+      <w:bookmarkStart w:id="38" w:name="h_79b39d41ef"/>
       <w:pPr>
         <w:keepNext/>
         <w:pageBreakBefore/>
@@ -3073,10 +3118,10 @@
         </w:rPr>
         <w:t>第二章　主要功能</w:t>
       </w:r>
-      <w:bookmarkEnd w:id="37"/>
+      <w:bookmarkEnd w:id="38"/>
     </w:p>
     <w:p>
-      <w:bookmarkStart w:id="38" w:name="h_6dc2604a8b"/>
+      <w:bookmarkStart w:id="39" w:name="h_6dc2604a8b"/>
       <w:pPr>
         <w:keepNext/>
         <w:spacing w:before="280" w:after="120" w:line="300" w:lineRule="auto"/>
@@ -3090,7 +3135,7 @@
         </w:rPr>
         <w:t>2.1　記憶體准入控制</w:t>
       </w:r>
-      <w:bookmarkEnd w:id="38"/>
+      <w:bookmarkEnd w:id="39"/>
     </w:p>
     <w:p>
       <w:pPr>
@@ -3441,7 +3486,7 @@
       </w:r>
     </w:p>
     <w:p>
-      <w:bookmarkStart w:id="39" w:name="h_85eaf20999"/>
+      <w:bookmarkStart w:id="40" w:name="h_85eaf20999"/>
       <w:pPr>
         <w:keepNext/>
         <w:spacing w:before="280" w:after="120" w:line="300" w:lineRule="auto"/>
@@ -3455,7 +3500,7 @@
         </w:rPr>
         <w:t>2.2　角色欄位</w:t>
       </w:r>
-      <w:bookmarkEnd w:id="39"/>
+      <w:bookmarkEnd w:id="40"/>
     </w:p>
     <w:p>
       <w:pPr>
@@ -3538,7 +3583,7 @@
       </w:r>
     </w:p>
     <w:p>
-      <w:bookmarkStart w:id="40" w:name="h_e97a0da773"/>
+      <w:bookmarkStart w:id="41" w:name="h_e97a0da773"/>
       <w:pPr>
         <w:keepNext/>
         <w:spacing w:before="280" w:after="120" w:line="300" w:lineRule="auto"/>
@@ -3552,7 +3597,7 @@
         </w:rPr>
         <w:t>2.3　情境切換</w:t>
       </w:r>
-      <w:bookmarkEnd w:id="40"/>
+      <w:bookmarkEnd w:id="41"/>
     </w:p>
     <w:p>
       <w:pPr>
@@ -3919,7 +3964,7 @@
       </w:r>
     </w:p>
     <w:p>
-      <w:bookmarkStart w:id="41" w:name="h_38975aaeb4"/>
+      <w:bookmarkStart w:id="42" w:name="h_38975aaeb4"/>
       <w:pPr>
         <w:keepNext/>
         <w:spacing w:before="280" w:after="120" w:line="300" w:lineRule="auto"/>
@@ -3933,7 +3978,7 @@
         </w:rPr>
         <w:t>2.4　網頁換模型</w:t>
       </w:r>
-      <w:bookmarkEnd w:id="41"/>
+      <w:bookmarkEnd w:id="42"/>
     </w:p>
     <w:p>
       <w:pPr>
@@ -4384,7 +4429,7 @@
       </w:r>
     </w:p>
     <w:p>
-      <w:bookmarkStart w:id="42" w:name="h_f3e88f9586"/>
+      <w:bookmarkStart w:id="43" w:name="h_f3e88f9586"/>
       <w:pPr>
         <w:keepNext/>
         <w:spacing w:before="280" w:after="120" w:line="300" w:lineRule="auto"/>
@@ -4398,7 +4443,7 @@
         </w:rPr>
         <w:t>2.5　模型庫</w:t>
       </w:r>
-      <w:bookmarkEnd w:id="42"/>
+      <w:bookmarkEnd w:id="43"/>
     </w:p>
     <w:p>
       <w:pPr>
@@ -4513,7 +4558,7 @@
           <w:color w:val="16202A"/>
           <w:sz w:val="21"/>
         </w:rPr>
-        <w:t>模型庫分成四個分頁：推薦模型、已安裝、從 Hugging Face 下載、存放區，預設打開推薦模型。推薦模型先列出這台的硬體卡：左邊一句話寫出這台能流暢執行多大的模型，下面一條分層長條標出快速層（顯示卡或統一記憶體）與備援層，並把推薦的模型要占多少標在長條上；右邊列出晶片、處理器、系統記憶體、記憶體頻寬與存放區，頻寬與存放區旁邊可以直接到「這台的設定」修改。記憶體架構還沒確認、又跟偵測建議不同時，硬體卡會先要求確認，因為架構不對，推薦與載入前的試算都不準。</w:t>
+        <w:t>模型庫分成五個分頁：推薦模型、已安裝、畫圖與影片、從 Hugging Face 下載、存放區，預設打開推薦模型。推薦模型先列出這台的硬體卡：左邊一句話寫出這台能流暢執行多大的模型，下面一條分層長條標出快速層（顯示卡或統一記憶體）與備援層，並把推薦的模型要占多少標在長條上；右邊列出晶片、處理器、系統記憶體、記憶體頻寬與存放區，頻寬與存放區旁邊可以直接到「這台的設定」修改。記憶體架構還沒確認、又跟偵測建議不同時，硬體卡會先要求確認，因為架構不對，推薦與載入前的試算都不準。</w:t>
       </w:r>
     </w:p>
     <w:p>
@@ -4565,7 +4610,87 @@
       </w:r>
     </w:p>
     <w:p>
-      <w:bookmarkStart w:id="43" w:name="h_4e39917a9b"/>
+      <w:pPr>
+        <w:spacing w:before="0" w:after="160" w:line="384" w:lineRule="auto"/>
+        <w:ind w:firstLine="420"/>
+        <w:jc w:val="both"/>
+      </w:pPr>
+      <w:r>
+        <w:rPr>
+          <w:rFonts w:ascii="Microsoft JhengHei" w:hAnsi="Microsoft JhengHei" w:cs="Microsoft JhengHei" w:eastAsia="微軟正黑體"/>
+          <w:b w:val="0"/>
+          <w:color w:val="16202A"/>
+          <w:sz w:val="21"/>
+        </w:rPr>
+        <w:t>模型庫的「畫圖與影片」分頁讓這台機器用文字產生圖片或短片，引擎是開源的 stable-diffusion.cpp。分頁上方有自己的三步：安裝畫圖引擎、下載一顆模型、產生第一張，每一步的狀態由這台的實際狀況算出。</w:t>
+      </w:r>
+    </w:p>
+    <w:p>
+      <w:pPr>
+        <w:spacing w:before="0" w:after="160" w:line="384" w:lineRule="auto"/>
+        <w:ind w:firstLine="420"/>
+        <w:jc w:val="both"/>
+      </w:pPr>
+      <w:r>
+        <w:rPr>
+          <w:rFonts w:ascii="Microsoft JhengHei" w:hAnsi="Microsoft JhengHei" w:cs="Microsoft JhengHei" w:eastAsia="微軟正黑體"/>
+          <w:b w:val="0"/>
+          <w:color w:val="16202A"/>
+          <w:sz w:val="21"/>
+        </w:rPr>
+        <w:t>第一步按「一鍵安裝」。Linux 機器依顯示卡選 CUDA 或 ROCm，下載 stable-diffusion.cpp 最新的正式版並在這台編譯；macOS（Apple Silicon）與 Windows 直接下載官方預編譯版，並核對官方公布的檢查碼，對不上就不裝。進度與記錄直接顯示在視窗裡，可以取消。編譯很吃記憶體，系統會照系統記憶體扣掉底線後的餘裕決定同時編幾個檔，連一個都放不下就不編；同一台同時只編一種引擎。</w:t>
+      </w:r>
+    </w:p>
+    <w:p>
+      <w:pPr>
+        <w:spacing w:before="0" w:after="160" w:line="384" w:lineRule="auto"/>
+        <w:ind w:firstLine="420"/>
+        <w:jc w:val="both"/>
+      </w:pPr>
+      <w:r>
+        <w:rPr>
+          <w:rFonts w:ascii="Microsoft JhengHei" w:hAnsi="Microsoft JhengHei" w:cs="Microsoft JhengHei" w:eastAsia="微軟正黑體"/>
+          <w:b w:val="0"/>
+          <w:color w:val="16202A"/>
+          <w:sz w:val="21"/>
+        </w:rPr>
+        <w:t>第二步在「推薦模型」挑一顆。一顆畫圖模型由好幾個檔組成：主體、文字編碼器、VAE，影片模型再加音訊 VAE 與嵌入連接器，常常來自不同的 Hugging Face repo。按「下載」會一次把整組下載齊，別顆已經有的共用檔不會重複下載。每一列寫出系統建議的量化、等級（流暢、能跑、放不下）、放在哪、產圖時大約要多少記憶體；換一個量化，數字跟著變。擴散模型吃的是運算能力而不是記憶體頻寬，速度沒辦法事先估準，所以畫面不寫估算，產過一次之後顯示這台實際花了幾秒、最多用了多少記憶體。</w:t>
+      </w:r>
+    </w:p>
+    <w:p>
+      <w:pPr>
+        <w:spacing w:before="0" w:after="160" w:line="384" w:lineRule="auto"/>
+        <w:ind w:firstLine="420"/>
+        <w:jc w:val="both"/>
+      </w:pPr>
+      <w:r>
+        <w:rPr>
+          <w:rFonts w:ascii="Microsoft JhengHei" w:hAnsi="Microsoft JhengHei" w:cs="Microsoft JhengHei" w:eastAsia="微軟正黑體"/>
+          <w:b w:val="0"/>
+          <w:color w:val="16202A"/>
+          <w:sz w:val="21"/>
+        </w:rPr>
+        <w:t>第三步在「產生圖片與影片」：左邊選模型、寫提示詞、選尺寸與步數，右邊看進度與結果，最近 30 件產出列在下面，可以下載、帶入同樣的設定再產一次，或刪除。每次產之前系統都照這台當下還剩多少記憶體試算一次，不夠就擋下並說明原因；產的時候每秒檢查一次系統記憶體，跌破底線就立刻中止。統一記憶體的機器把記憶體吃光會讓整台當機，這兩道是為了避免這件事。</w:t>
+      </w:r>
+    </w:p>
+    <w:p>
+      <w:pPr>
+        <w:spacing w:before="0" w:after="160" w:line="384" w:lineRule="auto"/>
+        <w:ind w:firstLine="420"/>
+        <w:jc w:val="both"/>
+      </w:pPr>
+      <w:r>
+        <w:rPr>
+          <w:rFonts w:ascii="Microsoft JhengHei" w:hAnsi="Microsoft JhengHei" w:cs="Microsoft JhengHei" w:eastAsia="微軟正黑體"/>
+          <w:b w:val="0"/>
+          <w:color w:val="16202A"/>
+          <w:sz w:val="21"/>
+        </w:rPr>
+        <w:t>推薦清單由管理者在「管理清單」增改刪與排序。每一顆寫明每個元件是哪個 repo 的哪個檔，或只寫檔名開頭，讓機器自己依記憶體挑量化；檔案大小由機器從 Hugging Face 讀出，不用手填。中國來源的模型不能列入，文字編碼器與 VAE 也算，例如 FLUX.2 klein 的文字編碼器是 Qwen3，就算主體不是中國來源也不能列。內部測試需要用 Qwen-Image、Wan 這類模型時，到「從 Hugging Face 下載」分頁按「手動組一顆畫圖／影片模型（內部測試）」，一定要勾選只做內部測試，這類模型在畫面上會一直標示，交付前要刪除。</w:t>
+      </w:r>
+    </w:p>
+    <w:p>
+      <w:bookmarkStart w:id="44" w:name="h_4e39917a9b"/>
       <w:pPr>
         <w:keepNext/>
         <w:spacing w:before="280" w:after="120" w:line="300" w:lineRule="auto"/>
@@ -4579,7 +4704,7 @@
         </w:rPr>
         <w:t>2.6　API 串接</w:t>
       </w:r>
-      <w:bookmarkEnd w:id="43"/>
+      <w:bookmarkEnd w:id="44"/>
     </w:p>
     <w:p>
       <w:pPr>
@@ -4959,7 +5084,7 @@
       </w:r>
     </w:p>
     <w:p>
-      <w:bookmarkStart w:id="44" w:name="h_8381cd8c7e"/>
+      <w:bookmarkStart w:id="45" w:name="h_8381cd8c7e"/>
       <w:pPr>
         <w:keepNext/>
         <w:spacing w:before="280" w:after="120" w:line="300" w:lineRule="auto"/>
@@ -4973,7 +5098,7 @@
         </w:rPr>
         <w:t>2.7　即時監控</w:t>
       </w:r>
-      <w:bookmarkEnd w:id="44"/>
+      <w:bookmarkEnd w:id="45"/>
     </w:p>
     <w:p>
       <w:pPr>
@@ -5024,7 +5149,7 @@
       </w:r>
     </w:p>
     <w:p>
-      <w:bookmarkStart w:id="45" w:name="h_9a79dff323"/>
+      <w:bookmarkStart w:id="46" w:name="h_9a79dff323"/>
       <w:pPr>
         <w:keepNext/>
         <w:spacing w:before="280" w:after="120" w:line="300" w:lineRule="auto"/>
@@ -5038,7 +5163,7 @@
         </w:rPr>
         <w:t>2.8　記錄檢視</w:t>
       </w:r>
-      <w:bookmarkEnd w:id="45"/>
+      <w:bookmarkEnd w:id="46"/>
     </w:p>
     <w:p>
       <w:pPr>
@@ -5057,7 +5182,7 @@
       </w:r>
     </w:p>
     <w:p>
-      <w:bookmarkStart w:id="46" w:name="h_38ccacfb0e"/>
+      <w:bookmarkStart w:id="47" w:name="h_38ccacfb0e"/>
       <w:pPr>
         <w:keepNext/>
         <w:spacing w:before="280" w:after="120" w:line="300" w:lineRule="auto"/>
@@ -5071,7 +5196,7 @@
         </w:rPr>
         <w:t>2.9　HTTPS 與憑證管理</w:t>
       </w:r>
-      <w:bookmarkEnd w:id="46"/>
+      <w:bookmarkEnd w:id="47"/>
     </w:p>
     <w:p>
       <w:pPr>
@@ -5607,7 +5732,7 @@
       </w:r>
     </w:p>
     <w:p>
-      <w:bookmarkStart w:id="47" w:name="h_3086986381"/>
+      <w:bookmarkStart w:id="48" w:name="h_3086986381"/>
       <w:pPr>
         <w:keepNext/>
         <w:spacing w:before="280" w:after="120" w:line="300" w:lineRule="auto"/>
@@ -5621,7 +5746,7 @@
         </w:rPr>
         <w:t>2.10　服務使用報告</w:t>
       </w:r>
-      <w:bookmarkEnd w:id="47"/>
+      <w:bookmarkEnd w:id="48"/>
     </w:p>
     <w:p>
       <w:pPr>
@@ -6212,7 +6337,7 @@
       </w:r>
     </w:p>
     <w:p>
-      <w:bookmarkStart w:id="48" w:name="h_127c37b54c"/>
+      <w:bookmarkStart w:id="49" w:name="h_127c37b54c"/>
       <w:pPr>
         <w:keepNext/>
         <w:spacing w:before="280" w:after="120" w:line="300" w:lineRule="auto"/>
@@ -6226,7 +6351,7 @@
         </w:rPr>
         <w:t>2.11　帳號與操作紀錄</w:t>
       </w:r>
-      <w:bookmarkEnd w:id="48"/>
+      <w:bookmarkEnd w:id="49"/>
     </w:p>
     <w:p>
       <w:pPr>
@@ -6261,7 +6386,7 @@
       </w:r>
     </w:p>
     <w:p>
-      <w:bookmarkStart w:id="49" w:name="h_6e076aac93"/>
+      <w:bookmarkStart w:id="50" w:name="h_6e076aac93"/>
       <w:pPr>
         <w:keepNext/>
         <w:spacing w:before="280" w:after="120" w:line="300" w:lineRule="auto"/>
@@ -6275,7 +6400,7 @@
         </w:rPr>
         <w:t>2.12　加一台機器與機器設定</w:t>
       </w:r>
-      <w:bookmarkEnd w:id="49"/>
+      <w:bookmarkEnd w:id="50"/>
     </w:p>
     <w:p>
       <w:pPr>
@@ -6358,7 +6483,7 @@
       </w:r>
     </w:p>
     <w:p>
-      <w:bookmarkStart w:id="50" w:name="h_d7db6ea47a"/>
+      <w:bookmarkStart w:id="51" w:name="h_d7db6ea47a"/>
       <w:pPr>
         <w:keepNext/>
         <w:spacing w:before="280" w:after="120" w:line="300" w:lineRule="auto"/>
@@ -6372,7 +6497,7 @@
         </w:rPr>
         <w:t>2.13　客戶品牌與頁尾</w:t>
       </w:r>
-      <w:bookmarkEnd w:id="50"/>
+      <w:bookmarkEnd w:id="51"/>
     </w:p>
     <w:p>
       <w:pPr>
@@ -6423,7 +6548,7 @@
       </w:r>
     </w:p>
     <w:p>
-      <w:bookmarkStart w:id="51" w:name="h_33dc9bc1ba"/>
+      <w:bookmarkStart w:id="52" w:name="h_33dc9bc1ba"/>
       <w:pPr>
         <w:keepNext/>
         <w:pageBreakBefore/>
@@ -6438,7 +6563,7 @@
         </w:rPr>
         <w:t>第三章　三種記憶體架構</w:t>
       </w:r>
-      <w:bookmarkEnd w:id="51"/>
+      <w:bookmarkEnd w:id="52"/>
     </w:p>
     <w:p>
       <w:pPr>
@@ -7028,7 +7153,7 @@
       </w:r>
     </w:p>
     <w:p>
-      <w:bookmarkStart w:id="52" w:name="h_9e5b0fee4d"/>
+      <w:bookmarkStart w:id="53" w:name="h_9e5b0fee4d"/>
       <w:pPr>
         <w:keepNext/>
         <w:pageBreakBefore/>
@@ -7043,10 +7168,10 @@
         </w:rPr>
         <w:t>第四章　部署模式</w:t>
       </w:r>
-      <w:bookmarkEnd w:id="52"/>
+      <w:bookmarkEnd w:id="53"/>
     </w:p>
     <w:p>
-      <w:bookmarkStart w:id="53" w:name="h_817810ea2e"/>
+      <w:bookmarkStart w:id="54" w:name="h_817810ea2e"/>
       <w:pPr>
         <w:keepNext/>
         <w:spacing w:before="280" w:after="120" w:line="300" w:lineRule="auto"/>
@@ -7060,7 +7185,7 @@
         </w:rPr>
         <w:t>4.1　單機模式</w:t>
       </w:r>
-      <w:bookmarkEnd w:id="53"/>
+      <w:bookmarkEnd w:id="54"/>
     </w:p>
     <w:p>
       <w:pPr>
@@ -7079,7 +7204,7 @@
       </w:r>
     </w:p>
     <w:p>
-      <w:bookmarkStart w:id="54" w:name="h_e19d0fd198"/>
+      <w:bookmarkStart w:id="55" w:name="h_e19d0fd198"/>
       <w:pPr>
         <w:keepNext/>
         <w:spacing w:before="280" w:after="120" w:line="300" w:lineRule="auto"/>
@@ -7093,7 +7218,7 @@
         </w:rPr>
         <w:t>4.2　支援的作業系統</w:t>
       </w:r>
-      <w:bookmarkEnd w:id="54"/>
+      <w:bookmarkEnd w:id="55"/>
     </w:p>
     <w:p>
       <w:pPr>
@@ -7198,7 +7323,7 @@
       </w:r>
     </w:p>
     <w:p>
-      <w:bookmarkStart w:id="55" w:name="h_7c667271c7"/>
+      <w:bookmarkStart w:id="56" w:name="h_7c667271c7"/>
       <w:pPr>
         <w:keepNext/>
         <w:spacing w:before="280" w:after="120" w:line="300" w:lineRule="auto"/>
@@ -7212,7 +7337,7 @@
         </w:rPr>
         <w:t>4.3　多機模式</w:t>
       </w:r>
-      <w:bookmarkEnd w:id="55"/>
+      <w:bookmarkEnd w:id="56"/>
     </w:p>
     <w:p>
       <w:pPr>
@@ -7231,7 +7356,7 @@
       </w:r>
     </w:p>
     <w:p>
-      <w:bookmarkStart w:id="56" w:name="h_56e651a252"/>
+      <w:bookmarkStart w:id="57" w:name="h_56e651a252"/>
       <w:pPr>
         <w:keepNext/>
         <w:spacing w:before="280" w:after="120" w:line="300" w:lineRule="auto"/>
@@ -7245,7 +7370,7 @@
         </w:rPr>
         <w:t>4.4　目前的部署狀態</w:t>
       </w:r>
-      <w:bookmarkEnd w:id="56"/>
+      <w:bookmarkEnd w:id="57"/>
     </w:p>
     <w:p>
       <w:pPr>
@@ -7687,7 +7812,7 @@
       </w:r>
     </w:p>
     <w:p>
-      <w:bookmarkStart w:id="57" w:name="h_dff7f3f917"/>
+      <w:bookmarkStart w:id="58" w:name="h_dff7f3f917"/>
       <w:pPr>
         <w:keepNext/>
         <w:pageBreakBefore/>
@@ -7702,7 +7827,7 @@
         </w:rPr>
         <w:t>第五章　安全設計</w:t>
       </w:r>
-      <w:bookmarkEnd w:id="57"/>
+      <w:bookmarkEnd w:id="58"/>
     </w:p>
     <w:p>
       <w:pPr>
@@ -8409,7 +8534,7 @@
       </w:pPr>
     </w:p>
     <w:p>
-      <w:bookmarkStart w:id="58" w:name="h_3e086b4fa3"/>
+      <w:bookmarkStart w:id="59" w:name="h_3e086b4fa3"/>
       <w:pPr>
         <w:keepNext/>
         <w:pageBreakBefore/>
@@ -8424,7 +8549,7 @@
         </w:rPr>
         <w:t>第六章　實測數據</w:t>
       </w:r>
-      <w:bookmarkEnd w:id="58"/>
+      <w:bookmarkEnd w:id="59"/>
     </w:p>
     <w:p>
       <w:pPr>
@@ -8443,7 +8568,7 @@
       </w:r>
     </w:p>
     <w:p>
-      <w:bookmarkStart w:id="59" w:name="h_8cb43f06c0"/>
+      <w:bookmarkStart w:id="60" w:name="h_8cb43f06c0"/>
       <w:pPr>
         <w:keepNext/>
         <w:spacing w:before="280" w:after="120" w:line="300" w:lineRule="auto"/>
@@ -8457,7 +8582,7 @@
         </w:rPr>
         <w:t>6.1　兩顆模型的對照</w:t>
       </w:r>
-      <w:bookmarkEnd w:id="59"/>
+      <w:bookmarkEnd w:id="60"/>
     </w:p>
     <w:p>
       <w:pPr>
@@ -9016,7 +9141,7 @@
       </w:r>
     </w:p>
     <w:p>
-      <w:bookmarkStart w:id="60" w:name="h_c706c848fd"/>
+      <w:bookmarkStart w:id="61" w:name="h_c706c848fd"/>
       <w:pPr>
         <w:keepNext/>
         <w:spacing w:before="280" w:after="120" w:line="300" w:lineRule="auto"/>
@@ -9030,7 +9155,7 @@
         </w:rPr>
         <w:t>6.2　兩項與直覺相反的發現</w:t>
       </w:r>
-      <w:bookmarkEnd w:id="60"/>
+      <w:bookmarkEnd w:id="61"/>
     </w:p>
     <w:p>
       <w:pPr>
@@ -9065,7 +9190,7 @@
       </w:r>
     </w:p>
     <w:p>
-      <w:bookmarkStart w:id="61" w:name="h_436d46e92f"/>
+      <w:bookmarkStart w:id="62" w:name="h_436d46e92f"/>
       <w:pPr>
         <w:keepNext/>
         <w:spacing w:before="280" w:after="120" w:line="300" w:lineRule="auto"/>
@@ -9079,7 +9204,7 @@
         </w:rPr>
         <w:t>6.3　上下文長度與顯存</w:t>
       </w:r>
-      <w:bookmarkEnd w:id="61"/>
+      <w:bookmarkEnd w:id="62"/>
     </w:p>
     <w:p>
       <w:pPr>
@@ -9098,7 +9223,7 @@
       </w:r>
     </w:p>
     <w:p>
-      <w:bookmarkStart w:id="62" w:name="h_23c867ba9e"/>
+      <w:bookmarkStart w:id="63" w:name="h_23c867ba9e"/>
       <w:pPr>
         <w:keepNext/>
         <w:spacing w:before="280" w:after="120" w:line="300" w:lineRule="auto"/>
@@ -9112,7 +9237,7 @@
         </w:rPr>
         <w:t>6.4　畫面長度</w:t>
       </w:r>
-      <w:bookmarkEnd w:id="62"/>
+      <w:bookmarkEnd w:id="63"/>
     </w:p>
     <w:p>
       <w:pPr>
@@ -9451,7 +9576,420 @@
       </w:pPr>
     </w:p>
     <w:p>
-      <w:bookmarkStart w:id="63" w:name="h_1ffa9ad93a"/>
+      <w:bookmarkStart w:id="64" w:name="h_17f939f09a"/>
+      <w:pPr>
+        <w:keepNext/>
+        <w:spacing w:before="280" w:after="120" w:line="300" w:lineRule="auto"/>
+      </w:pPr>
+      <w:r>
+        <w:rPr>
+          <w:rFonts w:ascii="Microsoft JhengHei" w:hAnsi="Microsoft JhengHei" w:cs="Microsoft JhengHei" w:eastAsia="微軟正黑體"/>
+          <w:b/>
+          <w:color w:val="BF181F"/>
+          <w:sz w:val="26"/>
+        </w:rPr>
+        <w:t>6.5　畫圖與影片</w:t>
+      </w:r>
+      <w:bookmarkEnd w:id="64"/>
+    </w:p>
+    <w:p>
+      <w:pPr>
+        <w:spacing w:before="0" w:after="160" w:line="384" w:lineRule="auto"/>
+        <w:ind w:firstLine="420"/>
+        <w:jc w:val="both"/>
+      </w:pPr>
+      <w:r>
+        <w:rPr>
+          <w:rFonts w:ascii="Microsoft JhengHei" w:hAnsi="Microsoft JhengHei" w:cs="Microsoft JhengHei" w:eastAsia="微軟正黑體"/>
+          <w:b w:val="0"/>
+          <w:color w:val="16202A"/>
+          <w:sz w:val="21"/>
+        </w:rPr>
+        <w:t>以下在 .27（AMD Ryzen AI 395，GPU 那一塊 96 GB）實測，引擎由網頁一鍵編譯（stable-diffusion.cpp master-1030，ROCm），模型由網頁一鍵下載。「試算」是產之前系統估的用量，「實測」是產的時候量到的最高用量，兩者差距在 1 GB 以內。</w:t>
+      </w:r>
+    </w:p>
+    <w:p>
+      <w:pPr>
+        <w:keepNext/>
+        <w:spacing w:before="160" w:after="80" w:line="288" w:lineRule="auto"/>
+        <w:jc w:val="center"/>
+      </w:pPr>
+      <w:r>
+        <w:rPr>
+          <w:rFonts w:ascii="Microsoft JhengHei" w:hAnsi="Microsoft JhengHei" w:cs="Microsoft JhengHei" w:eastAsia="微軟正黑體"/>
+          <w:b/>
+          <w:color w:val="3D4B56"/>
+          <w:sz w:val="19"/>
+        </w:rPr>
+        <w:t>表 6-3　畫圖與影片實測（2026/11/01）</w:t>
+      </w:r>
+    </w:p>
+    <w:tbl>
+      <w:tblPr>
+        <w:tblW w:type="auto" w:w="0"/>
+        <w:jc w:val="center"/>
+        <w:tblLook w:firstColumn="1" w:firstRow="1" w:lastColumn="0" w:lastRow="0" w:noHBand="0" w:noVBand="1" w:val="04A0"/>
+        <w:tblBorders>
+          <w:top w:val="nil"/>
+          <w:left w:val="nil"/>
+          <w:bottom w:val="single" w:sz="4" w:color="DDE3E8"/>
+          <w:right w:val="nil"/>
+          <w:insideH w:val="single" w:sz="4" w:color="DDE3E8"/>
+          <w:insideV w:val="nil"/>
+        </w:tblBorders>
+        <w:tblCellMar>
+          <w:top w:w="70" w:type="dxa"/>
+          <w:bottom w:w="70" w:type="dxa"/>
+          <w:left w:w="110" w:type="dxa"/>
+          <w:right w:w="110" w:type="dxa"/>
+        </w:tblCellMar>
+      </w:tblPr>
+      <w:tblGrid>
+        <w:gridCol w:w="1860"/>
+        <w:gridCol w:w="1860"/>
+        <w:gridCol w:w="1860"/>
+        <w:gridCol w:w="1860"/>
+        <w:gridCol w:w="1860"/>
+      </w:tblGrid>
+      <w:tr>
+        <w:trPr>
+          <w:tblHeader w:val="true"/>
+          <w:cantSplit/>
+        </w:trPr>
+        <w:tc>
+          <w:tcPr>
+            <w:tcW w:type="dxa" w:w="1860"/>
+            <w:vAlign w:val="center"/>
+            <w:shd w:val="clear" w:color="auto" w:fill="BF181F"/>
+          </w:tcPr>
+          <w:p>
+            <w:pPr>
+              <w:keepNext/>
+              <w:spacing w:before="0" w:after="0" w:line="312" w:lineRule="auto"/>
+            </w:pPr>
+            <w:r>
+              <w:rPr>
+                <w:rFonts w:ascii="Microsoft JhengHei" w:hAnsi="Microsoft JhengHei" w:cs="Microsoft JhengHei" w:eastAsia="微軟正黑體"/>
+                <w:b/>
+                <w:color w:val="FFFFFF"/>
+                <w:sz w:val="19"/>
+              </w:rPr>
+              <w:t>模型</w:t>
+            </w:r>
+          </w:p>
+        </w:tc>
+        <w:tc>
+          <w:tcPr>
+            <w:tcW w:type="dxa" w:w="1860"/>
+            <w:vAlign w:val="center"/>
+            <w:shd w:val="clear" w:color="auto" w:fill="BF181F"/>
+          </w:tcPr>
+          <w:p>
+            <w:pPr>
+              <w:keepNext/>
+              <w:spacing w:before="0" w:after="0" w:line="312" w:lineRule="auto"/>
+            </w:pPr>
+            <w:r>
+              <w:rPr>
+                <w:rFonts w:ascii="Microsoft JhengHei" w:hAnsi="Microsoft JhengHei" w:cs="Microsoft JhengHei" w:eastAsia="微軟正黑體"/>
+                <w:b/>
+                <w:color w:val="FFFFFF"/>
+                <w:sz w:val="19"/>
+              </w:rPr>
+              <w:t>內容</w:t>
+            </w:r>
+          </w:p>
+        </w:tc>
+        <w:tc>
+          <w:tcPr>
+            <w:tcW w:type="dxa" w:w="1860"/>
+            <w:vAlign w:val="center"/>
+            <w:shd w:val="clear" w:color="auto" w:fill="BF181F"/>
+          </w:tcPr>
+          <w:p>
+            <w:pPr>
+              <w:keepNext/>
+              <w:spacing w:before="0" w:after="0" w:line="312" w:lineRule="auto"/>
+            </w:pPr>
+            <w:r>
+              <w:rPr>
+                <w:rFonts w:ascii="Microsoft JhengHei" w:hAnsi="Microsoft JhengHei" w:cs="Microsoft JhengHei" w:eastAsia="微軟正黑體"/>
+                <w:b/>
+                <w:color w:val="FFFFFF"/>
+                <w:sz w:val="19"/>
+              </w:rPr>
+              <w:t>時間</w:t>
+            </w:r>
+          </w:p>
+        </w:tc>
+        <w:tc>
+          <w:tcPr>
+            <w:tcW w:type="dxa" w:w="1860"/>
+            <w:vAlign w:val="center"/>
+            <w:shd w:val="clear" w:color="auto" w:fill="BF181F"/>
+          </w:tcPr>
+          <w:p>
+            <w:pPr>
+              <w:keepNext/>
+              <w:spacing w:before="0" w:after="0" w:line="312" w:lineRule="auto"/>
+            </w:pPr>
+            <w:r>
+              <w:rPr>
+                <w:rFonts w:ascii="Microsoft JhengHei" w:hAnsi="Microsoft JhengHei" w:cs="Microsoft JhengHei" w:eastAsia="微軟正黑體"/>
+                <w:b/>
+                <w:color w:val="FFFFFF"/>
+                <w:sz w:val="19"/>
+              </w:rPr>
+              <w:t>試算</w:t>
+            </w:r>
+          </w:p>
+        </w:tc>
+        <w:tc>
+          <w:tcPr>
+            <w:tcW w:type="dxa" w:w="1860"/>
+            <w:vAlign w:val="center"/>
+            <w:shd w:val="clear" w:color="auto" w:fill="BF181F"/>
+          </w:tcPr>
+          <w:p>
+            <w:pPr>
+              <w:keepNext/>
+              <w:spacing w:before="0" w:after="0" w:line="312" w:lineRule="auto"/>
+            </w:pPr>
+            <w:r>
+              <w:rPr>
+                <w:rFonts w:ascii="Microsoft JhengHei" w:hAnsi="Microsoft JhengHei" w:cs="Microsoft JhengHei" w:eastAsia="微軟正黑體"/>
+                <w:b/>
+                <w:color w:val="FFFFFF"/>
+                <w:sz w:val="19"/>
+              </w:rPr>
+              <w:t>實測最高用量</w:t>
+            </w:r>
+          </w:p>
+        </w:tc>
+      </w:tr>
+      <w:tr>
+        <w:trPr>
+          <w:cantSplit/>
+        </w:trPr>
+        <w:tc>
+          <w:tcPr>
+            <w:tcW w:type="dxa" w:w="1860"/>
+            <w:vAlign w:val="center"/>
+          </w:tcPr>
+          <w:p>
+            <w:pPr>
+              <w:keepNext/>
+              <w:spacing w:before="0" w:after="0" w:line="312" w:lineRule="auto"/>
+            </w:pPr>
+            <w:r>
+              <w:rPr>
+                <w:rFonts w:ascii="Microsoft JhengHei" w:hAnsi="Microsoft JhengHei" w:cs="Microsoft JhengHei" w:eastAsia="微軟正黑體"/>
+                <w:b w:val="0"/>
+                <w:color w:val="16202A"/>
+                <w:sz w:val="19"/>
+              </w:rPr>
+              <w:t>FLUX.1 schnell Q8_0（17.0 GB）</w:t>
+            </w:r>
+          </w:p>
+        </w:tc>
+        <w:tc>
+          <w:tcPr>
+            <w:tcW w:type="dxa" w:w="1860"/>
+            <w:vAlign w:val="center"/>
+          </w:tcPr>
+          <w:p>
+            <w:pPr>
+              <w:keepNext/>
+              <w:spacing w:before="0" w:after="0" w:line="312" w:lineRule="auto"/>
+            </w:pPr>
+            <w:r>
+              <w:rPr>
+                <w:rFonts w:ascii="Microsoft JhengHei" w:hAnsi="Microsoft JhengHei" w:cs="Microsoft JhengHei" w:eastAsia="微軟正黑體"/>
+                <w:b w:val="0"/>
+                <w:color w:val="16202A"/>
+                <w:sz w:val="19"/>
+              </w:rPr>
+              <w:t>圖片 1024×1024，4 步</w:t>
+            </w:r>
+          </w:p>
+        </w:tc>
+        <w:tc>
+          <w:tcPr>
+            <w:tcW w:type="dxa" w:w="1860"/>
+            <w:vAlign w:val="center"/>
+          </w:tcPr>
+          <w:p>
+            <w:pPr>
+              <w:keepNext/>
+              <w:spacing w:before="0" w:after="0" w:line="312" w:lineRule="auto"/>
+            </w:pPr>
+            <w:r>
+              <w:rPr>
+                <w:rFonts w:ascii="Microsoft JhengHei" w:hAnsi="Microsoft JhengHei" w:cs="Microsoft JhengHei" w:eastAsia="微軟正黑體"/>
+                <w:b w:val="0"/>
+                <w:color w:val="16202A"/>
+                <w:sz w:val="19"/>
+              </w:rPr>
+              <w:t>53 秒</w:t>
+            </w:r>
+          </w:p>
+        </w:tc>
+        <w:tc>
+          <w:tcPr>
+            <w:tcW w:type="dxa" w:w="1860"/>
+            <w:vAlign w:val="center"/>
+          </w:tcPr>
+          <w:p>
+            <w:pPr>
+              <w:keepNext/>
+              <w:spacing w:before="0" w:after="0" w:line="312" w:lineRule="auto"/>
+            </w:pPr>
+            <w:r>
+              <w:rPr>
+                <w:rFonts w:ascii="Microsoft JhengHei" w:hAnsi="Microsoft JhengHei" w:cs="Microsoft JhengHei" w:eastAsia="微軟正黑體"/>
+                <w:b w:val="0"/>
+                <w:color w:val="16202A"/>
+                <w:sz w:val="19"/>
+              </w:rPr>
+              <w:t>20.1 GB</w:t>
+            </w:r>
+          </w:p>
+        </w:tc>
+        <w:tc>
+          <w:tcPr>
+            <w:tcW w:type="dxa" w:w="1860"/>
+            <w:vAlign w:val="center"/>
+          </w:tcPr>
+          <w:p>
+            <w:pPr>
+              <w:keepNext/>
+              <w:spacing w:before="0" w:after="0" w:line="312" w:lineRule="auto"/>
+            </w:pPr>
+            <w:r>
+              <w:rPr>
+                <w:rFonts w:ascii="Microsoft JhengHei" w:hAnsi="Microsoft JhengHei" w:cs="Microsoft JhengHei" w:eastAsia="微軟正黑體"/>
+                <w:b w:val="0"/>
+                <w:color w:val="16202A"/>
+                <w:sz w:val="19"/>
+              </w:rPr>
+              <w:t>20.9 GB</w:t>
+            </w:r>
+          </w:p>
+        </w:tc>
+      </w:tr>
+      <w:tr>
+        <w:trPr>
+          <w:cantSplit/>
+        </w:trPr>
+        <w:tc>
+          <w:tcPr>
+            <w:tcW w:type="dxa" w:w="1860"/>
+            <w:vAlign w:val="center"/>
+          </w:tcPr>
+          <w:p>
+            <w:pPr>
+              <w:spacing w:before="0" w:after="0" w:line="312" w:lineRule="auto"/>
+            </w:pPr>
+            <w:r>
+              <w:rPr>
+                <w:rFonts w:ascii="Microsoft JhengHei" w:hAnsi="Microsoft JhengHei" w:cs="Microsoft JhengHei" w:eastAsia="微軟正黑體"/>
+                <w:b w:val="0"/>
+                <w:color w:val="16202A"/>
+                <w:sz w:val="19"/>
+              </w:rPr>
+              <w:t>LTX-2.3 蒸餾版 Q2_K（18.0 GB）</w:t>
+            </w:r>
+          </w:p>
+        </w:tc>
+        <w:tc>
+          <w:tcPr>
+            <w:tcW w:type="dxa" w:w="1860"/>
+            <w:vAlign w:val="center"/>
+          </w:tcPr>
+          <w:p>
+            <w:pPr>
+              <w:spacing w:before="0" w:after="0" w:line="312" w:lineRule="auto"/>
+            </w:pPr>
+            <w:r>
+              <w:rPr>
+                <w:rFonts w:ascii="Microsoft JhengHei" w:hAnsi="Microsoft JhengHei" w:cs="Microsoft JhengHei" w:eastAsia="微軟正黑體"/>
+                <w:b w:val="0"/>
+                <w:color w:val="16202A"/>
+                <w:sz w:val="19"/>
+              </w:rPr>
+              <w:t>影片 512×320，17 格（約 0.7 秒，含聲音），8 步</w:t>
+            </w:r>
+          </w:p>
+        </w:tc>
+        <w:tc>
+          <w:tcPr>
+            <w:tcW w:type="dxa" w:w="1860"/>
+            <w:vAlign w:val="center"/>
+          </w:tcPr>
+          <w:p>
+            <w:pPr>
+              <w:spacing w:before="0" w:after="0" w:line="312" w:lineRule="auto"/>
+            </w:pPr>
+            <w:r>
+              <w:rPr>
+                <w:rFonts w:ascii="Microsoft JhengHei" w:hAnsi="Microsoft JhengHei" w:cs="Microsoft JhengHei" w:eastAsia="微軟正黑體"/>
+                <w:b w:val="0"/>
+                <w:color w:val="16202A"/>
+                <w:sz w:val="19"/>
+              </w:rPr>
+              <w:t>48 秒</w:t>
+            </w:r>
+          </w:p>
+        </w:tc>
+        <w:tc>
+          <w:tcPr>
+            <w:tcW w:type="dxa" w:w="1860"/>
+            <w:vAlign w:val="center"/>
+          </w:tcPr>
+          <w:p>
+            <w:pPr>
+              <w:spacing w:before="0" w:after="0" w:line="312" w:lineRule="auto"/>
+            </w:pPr>
+            <w:r>
+              <w:rPr>
+                <w:rFonts w:ascii="Microsoft JhengHei" w:hAnsi="Microsoft JhengHei" w:cs="Microsoft JhengHei" w:eastAsia="微軟正黑體"/>
+                <w:b w:val="0"/>
+                <w:color w:val="16202A"/>
+                <w:sz w:val="19"/>
+              </w:rPr>
+              <w:t>19.9 GB</w:t>
+            </w:r>
+          </w:p>
+        </w:tc>
+        <w:tc>
+          <w:tcPr>
+            <w:tcW w:type="dxa" w:w="1860"/>
+            <w:vAlign w:val="center"/>
+          </w:tcPr>
+          <w:p>
+            <w:pPr>
+              <w:spacing w:before="0" w:after="0" w:line="312" w:lineRule="auto"/>
+            </w:pPr>
+            <w:r>
+              <w:rPr>
+                <w:rFonts w:ascii="Microsoft JhengHei" w:hAnsi="Microsoft JhengHei" w:cs="Microsoft JhengHei" w:eastAsia="微軟正黑體"/>
+                <w:b w:val="0"/>
+                <w:color w:val="16202A"/>
+                <w:sz w:val="19"/>
+              </w:rPr>
+              <w:t>19.3 GB</w:t>
+            </w:r>
+          </w:p>
+        </w:tc>
+      </w:tr>
+    </w:tbl>
+    <w:p>
+      <w:pPr>
+        <w:spacing w:before="0" w:after="120" w:line="240" w:lineRule="auto"/>
+      </w:pPr>
+    </w:p>
+    <w:p>
+      <w:bookmarkStart w:id="65" w:name="h_1ffa9ad93a"/>
       <w:pPr>
         <w:keepNext/>
         <w:pageBreakBefore/>
@@ -9466,7 +10004,7 @@
         </w:rPr>
         <w:t>附錄一　操作入口</w:t>
       </w:r>
-      <w:bookmarkEnd w:id="63"/>
+      <w:bookmarkEnd w:id="65"/>
     </w:p>
     <w:p>
       <w:pPr>
@@ -10114,7 +10652,7 @@
       </w:pPr>
     </w:p>
     <w:p>
-      <w:bookmarkStart w:id="64" w:name="h_8e24fc1da4"/>
+      <w:bookmarkStart w:id="66" w:name="h_8e24fc1da4"/>
       <w:pPr>
         <w:keepNext/>
         <w:pageBreakBefore/>
@@ -10129,7 +10667,7 @@
         </w:rPr>
         <w:t>附錄二　已知限制</w:t>
       </w:r>
-      <w:bookmarkEnd w:id="64"/>
+      <w:bookmarkEnd w:id="66"/>
     </w:p>
     <w:p>
       <w:pPr>
@@ -10201,7 +10739,6 @@
           </w:tcPr>
           <w:p>
             <w:pPr>
-              <w:keepNext/>
               <w:spacing w:before="0" w:after="0" w:line="312" w:lineRule="auto"/>
             </w:pPr>
             <w:r>
@@ -10223,7 +10760,6 @@
           </w:tcPr>
           <w:p>
             <w:pPr>
-              <w:keepNext/>
               <w:spacing w:before="0" w:after="0" w:line="312" w:lineRule="auto"/>
             </w:pPr>
             <w:r>
@@ -10245,7 +10781,6 @@
           </w:tcPr>
           <w:p>
             <w:pPr>
-              <w:keepNext/>
               <w:spacing w:before="0" w:after="0" w:line="312" w:lineRule="auto"/>
             </w:pPr>
             <w:r>
@@ -10271,7 +10806,6 @@
           </w:tcPr>
           <w:p>
             <w:pPr>
-              <w:keepNext/>
               <w:spacing w:before="0" w:after="0" w:line="312" w:lineRule="auto"/>
             </w:pPr>
             <w:r>
@@ -10292,7 +10826,6 @@
           </w:tcPr>
           <w:p>
             <w:pPr>
-              <w:keepNext/>
               <w:spacing w:before="0" w:after="0" w:line="312" w:lineRule="auto"/>
             </w:pPr>
             <w:r>
@@ -10313,7 +10846,6 @@
           </w:tcPr>
           <w:p>
             <w:pPr>
-              <w:keepNext/>
               <w:spacing w:before="0" w:after="0" w:line="312" w:lineRule="auto"/>
             </w:pPr>
             <w:r>
@@ -10339,7 +10871,6 @@
           </w:tcPr>
           <w:p>
             <w:pPr>
-              <w:keepNext/>
               <w:spacing w:before="0" w:after="0" w:line="312" w:lineRule="auto"/>
             </w:pPr>
             <w:r>
@@ -10360,7 +10891,6 @@
           </w:tcPr>
           <w:p>
             <w:pPr>
-              <w:keepNext/>
               <w:spacing w:before="0" w:after="0" w:line="312" w:lineRule="auto"/>
             </w:pPr>
             <w:r>
@@ -10381,7 +10911,6 @@
           </w:tcPr>
           <w:p>
             <w:pPr>
-              <w:keepNext/>
               <w:spacing w:before="0" w:after="0" w:line="312" w:lineRule="auto"/>
             </w:pPr>
             <w:r>
@@ -10407,7 +10936,6 @@
           </w:tcPr>
           <w:p>
             <w:pPr>
-              <w:keepNext/>
               <w:spacing w:before="0" w:after="0" w:line="312" w:lineRule="auto"/>
             </w:pPr>
             <w:r>
@@ -10428,7 +10956,6 @@
           </w:tcPr>
           <w:p>
             <w:pPr>
-              <w:keepNext/>
               <w:spacing w:before="0" w:after="0" w:line="312" w:lineRule="auto"/>
             </w:pPr>
             <w:r>
@@ -10449,7 +10976,6 @@
           </w:tcPr>
           <w:p>
             <w:pPr>
-              <w:keepNext/>
               <w:spacing w:before="0" w:after="0" w:line="312" w:lineRule="auto"/>
             </w:pPr>
             <w:r>
@@ -10475,7 +11001,6 @@
           </w:tcPr>
           <w:p>
             <w:pPr>
-              <w:keepNext/>
               <w:spacing w:before="0" w:after="0" w:line="312" w:lineRule="auto"/>
             </w:pPr>
             <w:r>
@@ -10496,7 +11021,6 @@
           </w:tcPr>
           <w:p>
             <w:pPr>
-              <w:keepNext/>
               <w:spacing w:before="0" w:after="0" w:line="312" w:lineRule="auto"/>
             </w:pPr>
             <w:r>
@@ -10517,7 +11041,6 @@
           </w:tcPr>
           <w:p>
             <w:pPr>
-              <w:keepNext/>
               <w:spacing w:before="0" w:after="0" w:line="312" w:lineRule="auto"/>
             </w:pPr>
             <w:r>
@@ -10543,7 +11066,201 @@
           </w:tcPr>
           <w:p>
             <w:pPr>
-              <w:keepNext/>
+              <w:spacing w:before="0" w:after="0" w:line="312" w:lineRule="auto"/>
+            </w:pPr>
+            <w:r>
+              <w:rPr>
+                <w:rFonts w:ascii="Microsoft JhengHei" w:hAnsi="Microsoft JhengHei" w:cs="Microsoft JhengHei" w:eastAsia="微軟正黑體"/>
+                <w:b w:val="0"/>
+                <w:color w:val="16202A"/>
+                <w:sz w:val="19"/>
+              </w:rPr>
+              <w:t>畫圖與影片的速度</w:t>
+            </w:r>
+          </w:p>
+        </w:tc>
+        <w:tc>
+          <w:tcPr>
+            <w:tcW w:type="dxa" w:w="3099"/>
+            <w:vAlign w:val="center"/>
+          </w:tcPr>
+          <w:p>
+            <w:pPr>
+              <w:spacing w:before="0" w:after="0" w:line="312" w:lineRule="auto"/>
+            </w:pPr>
+            <w:r>
+              <w:rPr>
+                <w:rFonts w:ascii="Microsoft JhengHei" w:hAnsi="Microsoft JhengHei" w:cs="Microsoft JhengHei" w:eastAsia="微軟正黑體"/>
+                <w:b w:val="0"/>
+                <w:color w:val="16202A"/>
+                <w:sz w:val="19"/>
+              </w:rPr>
+              <w:t>擴散模型的速度不事先估算，產過一次後才顯示實測</w:t>
+            </w:r>
+          </w:p>
+        </w:tc>
+        <w:tc>
+          <w:tcPr>
+            <w:tcW w:type="dxa" w:w="3099"/>
+            <w:vAlign w:val="center"/>
+          </w:tcPr>
+          <w:p>
+            <w:pPr>
+              <w:spacing w:before="0" w:after="0" w:line="312" w:lineRule="auto"/>
+            </w:pPr>
+            <w:r>
+              <w:rPr>
+                <w:rFonts w:ascii="Microsoft JhengHei" w:hAnsi="Microsoft JhengHei" w:cs="Microsoft JhengHei" w:eastAsia="微軟正黑體"/>
+                <w:b w:val="0"/>
+                <w:color w:val="16202A"/>
+                <w:sz w:val="19"/>
+              </w:rPr>
+              <w:t>第一次產圖前只知道放不放得下，不知道要等多久</w:t>
+            </w:r>
+          </w:p>
+        </w:tc>
+      </w:tr>
+      <w:tr>
+        <w:trPr>
+          <w:cantSplit/>
+        </w:trPr>
+        <w:tc>
+          <w:tcPr>
+            <w:tcW w:type="dxa" w:w="3099"/>
+            <w:vAlign w:val="center"/>
+          </w:tcPr>
+          <w:p>
+            <w:pPr>
+              <w:spacing w:before="0" w:after="0" w:line="312" w:lineRule="auto"/>
+            </w:pPr>
+            <w:r>
+              <w:rPr>
+                <w:rFonts w:ascii="Microsoft JhengHei" w:hAnsi="Microsoft JhengHei" w:cs="Microsoft JhengHei" w:eastAsia="微軟正黑體"/>
+                <w:b w:val="0"/>
+                <w:color w:val="16202A"/>
+                <w:sz w:val="19"/>
+              </w:rPr>
+              <w:t>AMD 顯示卡產圖</w:t>
+            </w:r>
+          </w:p>
+        </w:tc>
+        <w:tc>
+          <w:tcPr>
+            <w:tcW w:type="dxa" w:w="3099"/>
+            <w:vAlign w:val="center"/>
+          </w:tcPr>
+          <w:p>
+            <w:pPr>
+              <w:spacing w:before="0" w:after="0" w:line="312" w:lineRule="auto"/>
+            </w:pPr>
+            <w:r>
+              <w:rPr>
+                <w:rFonts w:ascii="Microsoft JhengHei" w:hAnsi="Microsoft JhengHei" w:cs="Microsoft JhengHei" w:eastAsia="微軟正黑體"/>
+                <w:b w:val="0"/>
+                <w:color w:val="16202A"/>
+                <w:sz w:val="19"/>
+              </w:rPr>
+              <w:t>目前一律關閉 flash attention（ROCm 7.1.1 開啟時會崩潰），記憶體用量較高、速度較慢</w:t>
+            </w:r>
+          </w:p>
+        </w:tc>
+        <w:tc>
+          <w:tcPr>
+            <w:tcW w:type="dxa" w:w="3099"/>
+            <w:vAlign w:val="center"/>
+          </w:tcPr>
+          <w:p>
+            <w:pPr>
+              <w:spacing w:before="0" w:after="0" w:line="312" w:lineRule="auto"/>
+            </w:pPr>
+            <w:r>
+              <w:rPr>
+                <w:rFonts w:ascii="Microsoft JhengHei" w:hAnsi="Microsoft JhengHei" w:cs="Microsoft JhengHei" w:eastAsia="微軟正黑體"/>
+                <w:b w:val="0"/>
+                <w:color w:val="16202A"/>
+                <w:sz w:val="19"/>
+              </w:rPr>
+              <w:t>ROCm 或 stable-diffusion.cpp 修正後再開啟</w:t>
+            </w:r>
+          </w:p>
+        </w:tc>
+      </w:tr>
+      <w:tr>
+        <w:trPr>
+          <w:cantSplit/>
+        </w:trPr>
+        <w:tc>
+          <w:tcPr>
+            <w:tcW w:type="dxa" w:w="3099"/>
+            <w:vAlign w:val="center"/>
+          </w:tcPr>
+          <w:p>
+            <w:pPr>
+              <w:spacing w:before="0" w:after="0" w:line="312" w:lineRule="auto"/>
+            </w:pPr>
+            <w:r>
+              <w:rPr>
+                <w:rFonts w:ascii="Microsoft JhengHei" w:hAnsi="Microsoft JhengHei" w:cs="Microsoft JhengHei" w:eastAsia="微軟正黑體"/>
+                <w:b w:val="0"/>
+                <w:color w:val="16202A"/>
+                <w:sz w:val="19"/>
+              </w:rPr>
+              <w:t>影片模型</w:t>
+            </w:r>
+          </w:p>
+        </w:tc>
+        <w:tc>
+          <w:tcPr>
+            <w:tcW w:type="dxa" w:w="3099"/>
+            <w:vAlign w:val="center"/>
+          </w:tcPr>
+          <w:p>
+            <w:pPr>
+              <w:spacing w:before="0" w:after="0" w:line="312" w:lineRule="auto"/>
+            </w:pPr>
+            <w:r>
+              <w:rPr>
+                <w:rFonts w:ascii="Microsoft JhengHei" w:hAnsi="Microsoft JhengHei" w:cs="Microsoft JhengHei" w:eastAsia="微軟正黑體"/>
+                <w:b w:val="0"/>
+                <w:color w:val="16202A"/>
+                <w:sz w:val="19"/>
+              </w:rPr>
+              <w:t>推薦清單只有 LTX-2.3（非中國來源的影片模型目前只有這一系列），22B 主體加 12B 文字編碼器，至少要 32 GB 記憶體</w:t>
+            </w:r>
+          </w:p>
+        </w:tc>
+        <w:tc>
+          <w:tcPr>
+            <w:tcW w:type="dxa" w:w="3099"/>
+            <w:vAlign w:val="center"/>
+          </w:tcPr>
+          <w:p>
+            <w:pPr>
+              <w:spacing w:before="0" w:after="0" w:line="312" w:lineRule="auto"/>
+            </w:pPr>
+            <w:r>
+              <w:rPr>
+                <w:rFonts w:ascii="Microsoft JhengHei" w:hAnsi="Microsoft JhengHei" w:cs="Microsoft JhengHei" w:eastAsia="微軟正黑體"/>
+                <w:b w:val="0"/>
+                <w:color w:val="16202A"/>
+                <w:sz w:val="19"/>
+              </w:rPr>
+              <w:t>記憶體小的機器沒有可用的影片模型</w:t>
+            </w:r>
+          </w:p>
+        </w:tc>
+      </w:tr>
+      <w:tr>
+        <w:trPr>
+          <w:cantSplit/>
+        </w:trPr>
+        <w:tc>
+          <w:tcPr>
+            <w:tcW w:type="dxa" w:w="3099"/>
+            <w:vAlign w:val="center"/>
+          </w:tcPr>
+          <w:p>
+            <w:pPr>
               <w:spacing w:before="0" w:after="0" w:line="312" w:lineRule="auto"/>
             </w:pPr>
             <w:r>
@@ -10564,7 +11281,6 @@
           </w:tcPr>
           <w:p>
             <w:pPr>
-              <w:keepNext/>
               <w:spacing w:before="0" w:after="0" w:line="312" w:lineRule="auto"/>
             </w:pPr>
             <w:r>
@@ -10585,7 +11301,6 @@
           </w:tcPr>
           <w:p>
             <w:pPr>
-              <w:keepNext/>
               <w:spacing w:before="0" w:after="0" w:line="312" w:lineRule="auto"/>
             </w:pPr>
             <w:r>
@@ -10611,7 +11326,6 @@
           </w:tcPr>
           <w:p>
             <w:pPr>
-              <w:keepNext/>
               <w:spacing w:before="0" w:after="0" w:line="312" w:lineRule="auto"/>
             </w:pPr>
             <w:r>
@@ -10632,7 +11346,6 @@
           </w:tcPr>
           <w:p>
             <w:pPr>
-              <w:keepNext/>
               <w:spacing w:before="0" w:after="0" w:line="312" w:lineRule="auto"/>
             </w:pPr>
             <w:r>
@@ -10653,7 +11366,6 @@
           </w:tcPr>
           <w:p>
             <w:pPr>
-              <w:keepNext/>
               <w:spacing w:before="0" w:after="0" w:line="312" w:lineRule="auto"/>
             </w:pPr>
             <w:r>
@@ -10679,7 +11391,6 @@
           </w:tcPr>
           <w:p>
             <w:pPr>
-              <w:keepNext/>
               <w:spacing w:before="0" w:after="0" w:line="312" w:lineRule="auto"/>
             </w:pPr>
             <w:r>
@@ -10700,7 +11411,6 @@
           </w:tcPr>
           <w:p>
             <w:pPr>
-              <w:keepNext/>
               <w:spacing w:before="0" w:after="0" w:line="312" w:lineRule="auto"/>
             </w:pPr>
             <w:r>
@@ -10721,7 +11431,6 @@
           </w:tcPr>
           <w:p>
             <w:pPr>
-              <w:keepNext/>
               <w:spacing w:before="0" w:after="0" w:line="312" w:lineRule="auto"/>
             </w:pPr>
             <w:r>

--- a/手冊/操作手冊/xConsole主要功能說明.docx
+++ b/手冊/操作手冊/xConsole主要功能說明.docx
@@ -813,14 +813,14 @@
               <w:spacing w:before="0" w:after="0" w:line="276" w:lineRule="auto"/>
               <w:ind w:left="454"/>
             </w:pPr>
-            <w:hyperlink w:anchor="h_4e39917a9b" w:history="1">
+            <w:hyperlink w:anchor="h_3d4d9b8d91" w:history="1">
               <w:r>
                 <w:rPr>
                   <w:rFonts w:ascii="Microsoft JhengHei" w:hAnsi="Microsoft JhengHei" w:cs="Microsoft JhengHei" w:eastAsia="微軟正黑體"/>
                   <w:color w:val="3D4B56"/>
                   <w:sz w:val="20"/>
                 </w:rPr>
-                <w:t xml:space="preserve">2.6　API 串接</w:t>
+                <w:t xml:space="preserve">2.6　對話與助理</w:t>
               </w:r>
             </w:hyperlink>
           </w:p>
@@ -858,14 +858,59 @@
               <w:spacing w:before="0" w:after="0" w:line="276" w:lineRule="auto"/>
               <w:ind w:left="454"/>
             </w:pPr>
-            <w:hyperlink w:anchor="h_8381cd8c7e" w:history="1">
+            <w:hyperlink w:anchor="h_c7dc5d7b22" w:history="1">
               <w:r>
                 <w:rPr>
                   <w:rFonts w:ascii="Microsoft JhengHei" w:hAnsi="Microsoft JhengHei" w:cs="Microsoft JhengHei" w:eastAsia="微軟正黑體"/>
                   <w:color w:val="3D4B56"/>
                   <w:sz w:val="20"/>
                 </w:rPr>
-                <w:t xml:space="preserve">2.7　即時監控</w:t>
+                <w:t xml:space="preserve">2.7　API 串接</w:t>
+              </w:r>
+            </w:hyperlink>
+          </w:p>
+        </w:tc>
+        <w:tc>
+          <w:tcPr>
+            <w:tcW w:type="dxa" w:w="1247"/>
+            <w:vAlign w:val="center"/>
+          </w:tcPr>
+          <w:p>
+            <w:pPr>
+              <w:spacing w:before="0" w:after="0" w:line="276" w:lineRule="auto"/>
+              <w:jc w:val="right"/>
+            </w:pPr>
+            <w:r>
+              <w:rPr>
+                <w:rFonts w:ascii="Microsoft JhengHei" w:hAnsi="Microsoft JhengHei" w:cs="Microsoft JhengHei" w:eastAsia="微軟正黑體"/>
+                <w:b w:val="0"/>
+                <w:color w:val="3D4B56"/>
+                <w:sz w:val="20"/>
+              </w:rPr>
+              <w:t>14</w:t>
+            </w:r>
+          </w:p>
+        </w:tc>
+      </w:tr>
+      <w:tr>
+        <w:tc>
+          <w:tcPr>
+            <w:tcW w:type="dxa" w:w="8050"/>
+            <w:vAlign w:val="center"/>
+          </w:tcPr>
+          <w:p>
+            <w:pPr>
+              <w:spacing w:before="0" w:after="0" w:line="276" w:lineRule="auto"/>
+              <w:ind w:left="454"/>
+            </w:pPr>
+            <w:hyperlink w:anchor="h_acd5644fe5" w:history="1">
+              <w:r>
+                <w:rPr>
+                  <w:rFonts w:ascii="Microsoft JhengHei" w:hAnsi="Microsoft JhengHei" w:cs="Microsoft JhengHei" w:eastAsia="微軟正黑體"/>
+                  <w:color w:val="3D4B56"/>
+                  <w:sz w:val="20"/>
+                </w:rPr>
+                <w:t xml:space="preserve">2.8　即時監控</w:t>
               </w:r>
             </w:hyperlink>
           </w:p>
@@ -903,14 +948,14 @@
               <w:spacing w:before="0" w:after="0" w:line="276" w:lineRule="auto"/>
               <w:ind w:left="454"/>
             </w:pPr>
-            <w:hyperlink w:anchor="h_9a79dff323" w:history="1">
+            <w:hyperlink w:anchor="h_84d22e7a0d" w:history="1">
               <w:r>
                 <w:rPr>
                   <w:rFonts w:ascii="Microsoft JhengHei" w:hAnsi="Microsoft JhengHei" w:cs="Microsoft JhengHei" w:eastAsia="微軟正黑體"/>
                   <w:color w:val="3D4B56"/>
                   <w:sz w:val="20"/>
                 </w:rPr>
-                <w:t xml:space="preserve">2.8　記錄檢視</w:t>
+                <w:t xml:space="preserve">2.9　記錄檢視</w:t>
               </w:r>
             </w:hyperlink>
           </w:p>
@@ -932,7 +977,7 @@
                 <w:color w:val="3D4B56"/>
                 <w:sz w:val="20"/>
               </w:rPr>
-              <w:t>15</w:t>
+              <w:t>16</w:t>
             </w:r>
           </w:p>
         </w:tc>
@@ -948,14 +993,14 @@
               <w:spacing w:before="0" w:after="0" w:line="276" w:lineRule="auto"/>
               <w:ind w:left="454"/>
             </w:pPr>
-            <w:hyperlink w:anchor="h_38ccacfb0e" w:history="1">
+            <w:hyperlink w:anchor="h_1bbfff6f34" w:history="1">
               <w:r>
                 <w:rPr>
                   <w:rFonts w:ascii="Microsoft JhengHei" w:hAnsi="Microsoft JhengHei" w:cs="Microsoft JhengHei" w:eastAsia="微軟正黑體"/>
                   <w:color w:val="3D4B56"/>
                   <w:sz w:val="20"/>
                 </w:rPr>
-                <w:t xml:space="preserve">2.9　HTTPS 與憑證管理</w:t>
+                <w:t xml:space="preserve">2.10　HTTPS 與憑證管理</w:t>
               </w:r>
             </w:hyperlink>
           </w:p>
@@ -977,7 +1022,7 @@
                 <w:color w:val="3D4B56"/>
                 <w:sz w:val="20"/>
               </w:rPr>
-              <w:t>15</w:t>
+              <w:t>16</w:t>
             </w:r>
           </w:p>
         </w:tc>
@@ -993,59 +1038,14 @@
               <w:spacing w:before="0" w:after="0" w:line="276" w:lineRule="auto"/>
               <w:ind w:left="454"/>
             </w:pPr>
-            <w:hyperlink w:anchor="h_3086986381" w:history="1">
+            <w:hyperlink w:anchor="h_a9a3880698" w:history="1">
               <w:r>
                 <w:rPr>
                   <w:rFonts w:ascii="Microsoft JhengHei" w:hAnsi="Microsoft JhengHei" w:cs="Microsoft JhengHei" w:eastAsia="微軟正黑體"/>
                   <w:color w:val="3D4B56"/>
                   <w:sz w:val="20"/>
                 </w:rPr>
-                <w:t xml:space="preserve">2.10　服務使用報告</w:t>
-              </w:r>
-            </w:hyperlink>
-          </w:p>
-        </w:tc>
-        <w:tc>
-          <w:tcPr>
-            <w:tcW w:type="dxa" w:w="1247"/>
-            <w:vAlign w:val="center"/>
-          </w:tcPr>
-          <w:p>
-            <w:pPr>
-              <w:spacing w:before="0" w:after="0" w:line="276" w:lineRule="auto"/>
-              <w:jc w:val="right"/>
-            </w:pPr>
-            <w:r>
-              <w:rPr>
-                <w:rFonts w:ascii="Microsoft JhengHei" w:hAnsi="Microsoft JhengHei" w:cs="Microsoft JhengHei" w:eastAsia="微軟正黑體"/>
-                <w:b w:val="0"/>
-                <w:color w:val="3D4B56"/>
-                <w:sz w:val="20"/>
-              </w:rPr>
-              <w:t>17</w:t>
-            </w:r>
-          </w:p>
-        </w:tc>
-      </w:tr>
-      <w:tr>
-        <w:tc>
-          <w:tcPr>
-            <w:tcW w:type="dxa" w:w="8050"/>
-            <w:vAlign w:val="center"/>
-          </w:tcPr>
-          <w:p>
-            <w:pPr>
-              <w:spacing w:before="0" w:after="0" w:line="276" w:lineRule="auto"/>
-              <w:ind w:left="454"/>
-            </w:pPr>
-            <w:hyperlink w:anchor="h_127c37b54c" w:history="1">
-              <w:r>
-                <w:rPr>
-                  <w:rFonts w:ascii="Microsoft JhengHei" w:hAnsi="Microsoft JhengHei" w:cs="Microsoft JhengHei" w:eastAsia="微軟正黑體"/>
-                  <w:color w:val="3D4B56"/>
-                  <w:sz w:val="20"/>
-                </w:rPr>
-                <w:t xml:space="preserve">2.11　帳號與操作紀錄</w:t>
+                <w:t xml:space="preserve">2.11　服務使用報告</w:t>
               </w:r>
             </w:hyperlink>
           </w:p>
@@ -1083,59 +1083,14 @@
               <w:spacing w:before="0" w:after="0" w:line="276" w:lineRule="auto"/>
               <w:ind w:left="454"/>
             </w:pPr>
-            <w:hyperlink w:anchor="h_6e076aac93" w:history="1">
+            <w:hyperlink w:anchor="h_9ac148ff40" w:history="1">
               <w:r>
                 <w:rPr>
                   <w:rFonts w:ascii="Microsoft JhengHei" w:hAnsi="Microsoft JhengHei" w:cs="Microsoft JhengHei" w:eastAsia="微軟正黑體"/>
                   <w:color w:val="3D4B56"/>
                   <w:sz w:val="20"/>
                 </w:rPr>
-                <w:t xml:space="preserve">2.12　加一台機器與機器設定</w:t>
-              </w:r>
-            </w:hyperlink>
-          </w:p>
-        </w:tc>
-        <w:tc>
-          <w:tcPr>
-            <w:tcW w:type="dxa" w:w="1247"/>
-            <w:vAlign w:val="center"/>
-          </w:tcPr>
-          <w:p>
-            <w:pPr>
-              <w:spacing w:before="0" w:after="0" w:line="276" w:lineRule="auto"/>
-              <w:jc w:val="right"/>
-            </w:pPr>
-            <w:r>
-              <w:rPr>
-                <w:rFonts w:ascii="Microsoft JhengHei" w:hAnsi="Microsoft JhengHei" w:cs="Microsoft JhengHei" w:eastAsia="微軟正黑體"/>
-                <w:b w:val="0"/>
-                <w:color w:val="3D4B56"/>
-                <w:sz w:val="20"/>
-              </w:rPr>
-              <w:t>18</w:t>
-            </w:r>
-          </w:p>
-        </w:tc>
-      </w:tr>
-      <w:tr>
-        <w:tc>
-          <w:tcPr>
-            <w:tcW w:type="dxa" w:w="8050"/>
-            <w:vAlign w:val="center"/>
-          </w:tcPr>
-          <w:p>
-            <w:pPr>
-              <w:spacing w:before="0" w:after="0" w:line="276" w:lineRule="auto"/>
-              <w:ind w:left="454"/>
-            </w:pPr>
-            <w:hyperlink w:anchor="h_d7db6ea47a" w:history="1">
-              <w:r>
-                <w:rPr>
-                  <w:rFonts w:ascii="Microsoft JhengHei" w:hAnsi="Microsoft JhengHei" w:cs="Microsoft JhengHei" w:eastAsia="微軟正黑體"/>
-                  <w:color w:val="3D4B56"/>
-                  <w:sz w:val="20"/>
-                </w:rPr>
-                <w:t xml:space="preserve">2.13　客戶品牌與頁尾</w:t>
+                <w:t xml:space="preserve">2.12　帳號與操作紀錄</w:t>
               </w:r>
             </w:hyperlink>
           </w:p>
@@ -1158,6 +1113,96 @@
                 <w:sz w:val="20"/>
               </w:rPr>
               <w:t>19</w:t>
+            </w:r>
+          </w:p>
+        </w:tc>
+      </w:tr>
+      <w:tr>
+        <w:tc>
+          <w:tcPr>
+            <w:tcW w:type="dxa" w:w="8050"/>
+            <w:vAlign w:val="center"/>
+          </w:tcPr>
+          <w:p>
+            <w:pPr>
+              <w:spacing w:before="0" w:after="0" w:line="276" w:lineRule="auto"/>
+              <w:ind w:left="454"/>
+            </w:pPr>
+            <w:hyperlink w:anchor="h_d62c63b198" w:history="1">
+              <w:r>
+                <w:rPr>
+                  <w:rFonts w:ascii="Microsoft JhengHei" w:hAnsi="Microsoft JhengHei" w:cs="Microsoft JhengHei" w:eastAsia="微軟正黑體"/>
+                  <w:color w:val="3D4B56"/>
+                  <w:sz w:val="20"/>
+                </w:rPr>
+                <w:t xml:space="preserve">2.13　加一台機器與機器設定</w:t>
+              </w:r>
+            </w:hyperlink>
+          </w:p>
+        </w:tc>
+        <w:tc>
+          <w:tcPr>
+            <w:tcW w:type="dxa" w:w="1247"/>
+            <w:vAlign w:val="center"/>
+          </w:tcPr>
+          <w:p>
+            <w:pPr>
+              <w:spacing w:before="0" w:after="0" w:line="276" w:lineRule="auto"/>
+              <w:jc w:val="right"/>
+            </w:pPr>
+            <w:r>
+              <w:rPr>
+                <w:rFonts w:ascii="Microsoft JhengHei" w:hAnsi="Microsoft JhengHei" w:cs="Microsoft JhengHei" w:eastAsia="微軟正黑體"/>
+                <w:b w:val="0"/>
+                <w:color w:val="3D4B56"/>
+                <w:sz w:val="20"/>
+              </w:rPr>
+              <w:t>19</w:t>
+            </w:r>
+          </w:p>
+        </w:tc>
+      </w:tr>
+      <w:tr>
+        <w:tc>
+          <w:tcPr>
+            <w:tcW w:type="dxa" w:w="8050"/>
+            <w:vAlign w:val="center"/>
+          </w:tcPr>
+          <w:p>
+            <w:pPr>
+              <w:spacing w:before="0" w:after="0" w:line="276" w:lineRule="auto"/>
+              <w:ind w:left="454"/>
+            </w:pPr>
+            <w:hyperlink w:anchor="h_4507a5d2f0" w:history="1">
+              <w:r>
+                <w:rPr>
+                  <w:rFonts w:ascii="Microsoft JhengHei" w:hAnsi="Microsoft JhengHei" w:cs="Microsoft JhengHei" w:eastAsia="微軟正黑體"/>
+                  <w:color w:val="3D4B56"/>
+                  <w:sz w:val="20"/>
+                </w:rPr>
+                <w:t xml:space="preserve">2.14　客戶品牌與頁尾</w:t>
+              </w:r>
+            </w:hyperlink>
+          </w:p>
+        </w:tc>
+        <w:tc>
+          <w:tcPr>
+            <w:tcW w:type="dxa" w:w="1247"/>
+            <w:vAlign w:val="center"/>
+          </w:tcPr>
+          <w:p>
+            <w:pPr>
+              <w:spacing w:before="0" w:after="0" w:line="276" w:lineRule="auto"/>
+              <w:jc w:val="right"/>
+            </w:pPr>
+            <w:r>
+              <w:rPr>
+                <w:rFonts w:ascii="Microsoft JhengHei" w:hAnsi="Microsoft JhengHei" w:cs="Microsoft JhengHei" w:eastAsia="微軟正黑體"/>
+                <w:b w:val="0"/>
+                <w:color w:val="3D4B56"/>
+                <w:sz w:val="20"/>
+              </w:rPr>
+              <w:t>20</w:t>
             </w:r>
           </w:p>
         </w:tc>
@@ -1839,7 +1884,7 @@
       </w:tr>
     </w:tbl>
     <w:p>
-      <w:bookmarkStart w:id="34" w:name="h_0602e8880c"/>
+      <w:bookmarkStart w:id="35" w:name="h_0602e8880c"/>
       <w:pPr>
         <w:keepNext/>
         <w:pageBreakBefore/>
@@ -1854,10 +1899,10 @@
         </w:rPr>
         <w:t>第一章　系統定位</w:t>
       </w:r>
-      <w:bookmarkEnd w:id="34"/>
+      <w:bookmarkEnd w:id="35"/>
     </w:p>
     <w:p>
-      <w:bookmarkStart w:id="35" w:name="h_43c0bec49a"/>
+      <w:bookmarkStart w:id="36" w:name="h_43c0bec49a"/>
       <w:pPr>
         <w:keepNext/>
         <w:spacing w:before="280" w:after="120" w:line="300" w:lineRule="auto"/>
@@ -1871,7 +1916,7 @@
         </w:rPr>
         <w:t>1.1　這套系統解決的問題</w:t>
       </w:r>
-      <w:bookmarkEnd w:id="35"/>
+      <w:bookmarkEnd w:id="36"/>
     </w:p>
     <w:p>
       <w:pPr>
@@ -1940,7 +1985,7 @@
       </w:r>
     </w:p>
     <w:p>
-      <w:bookmarkStart w:id="36" w:name="h_d7fc3fe788"/>
+      <w:bookmarkStart w:id="37" w:name="h_d7fc3fe788"/>
       <w:pPr>
         <w:keepNext/>
         <w:spacing w:before="280" w:after="120" w:line="300" w:lineRule="auto"/>
@@ -1954,7 +1999,7 @@
         </w:rPr>
         <w:t>1.2　適用機型</w:t>
       </w:r>
-      <w:bookmarkEnd w:id="36"/>
+      <w:bookmarkEnd w:id="37"/>
     </w:p>
     <w:p>
       <w:pPr>
@@ -2410,7 +2455,7 @@
       </w:r>
     </w:p>
     <w:p>
-      <w:bookmarkStart w:id="37" w:name="h_b8dad782fc"/>
+      <w:bookmarkStart w:id="38" w:name="h_b8dad782fc"/>
       <w:pPr>
         <w:keepNext/>
         <w:spacing w:before="280" w:after="120" w:line="300" w:lineRule="auto"/>
@@ -2424,7 +2469,7 @@
         </w:rPr>
         <w:t>1.3　與既有監控工具的分工</w:t>
       </w:r>
-      <w:bookmarkEnd w:id="37"/>
+      <w:bookmarkEnd w:id="38"/>
     </w:p>
     <w:p>
       <w:pPr>
@@ -3103,7 +3148,7 @@
       </w:pPr>
     </w:p>
     <w:p>
-      <w:bookmarkStart w:id="38" w:name="h_79b39d41ef"/>
+      <w:bookmarkStart w:id="39" w:name="h_79b39d41ef"/>
       <w:pPr>
         <w:keepNext/>
         <w:pageBreakBefore/>
@@ -3118,10 +3163,10 @@
         </w:rPr>
         <w:t>第二章　主要功能</w:t>
       </w:r>
-      <w:bookmarkEnd w:id="38"/>
+      <w:bookmarkEnd w:id="39"/>
     </w:p>
     <w:p>
-      <w:bookmarkStart w:id="39" w:name="h_6dc2604a8b"/>
+      <w:bookmarkStart w:id="40" w:name="h_6dc2604a8b"/>
       <w:pPr>
         <w:keepNext/>
         <w:spacing w:before="280" w:after="120" w:line="300" w:lineRule="auto"/>
@@ -3135,7 +3180,7 @@
         </w:rPr>
         <w:t>2.1　記憶體准入控制</w:t>
       </w:r>
-      <w:bookmarkEnd w:id="39"/>
+      <w:bookmarkEnd w:id="40"/>
     </w:p>
     <w:p>
       <w:pPr>
@@ -3486,7 +3531,7 @@
       </w:r>
     </w:p>
     <w:p>
-      <w:bookmarkStart w:id="40" w:name="h_85eaf20999"/>
+      <w:bookmarkStart w:id="41" w:name="h_85eaf20999"/>
       <w:pPr>
         <w:keepNext/>
         <w:spacing w:before="280" w:after="120" w:line="300" w:lineRule="auto"/>
@@ -3500,7 +3545,7 @@
         </w:rPr>
         <w:t>2.2　角色欄位</w:t>
       </w:r>
-      <w:bookmarkEnd w:id="40"/>
+      <w:bookmarkEnd w:id="41"/>
     </w:p>
     <w:p>
       <w:pPr>
@@ -3583,7 +3628,7 @@
       </w:r>
     </w:p>
     <w:p>
-      <w:bookmarkStart w:id="41" w:name="h_e97a0da773"/>
+      <w:bookmarkStart w:id="42" w:name="h_e97a0da773"/>
       <w:pPr>
         <w:keepNext/>
         <w:spacing w:before="280" w:after="120" w:line="300" w:lineRule="auto"/>
@@ -3597,7 +3642,7 @@
         </w:rPr>
         <w:t>2.3　情境切換</w:t>
       </w:r>
-      <w:bookmarkEnd w:id="41"/>
+      <w:bookmarkEnd w:id="42"/>
     </w:p>
     <w:p>
       <w:pPr>
@@ -3964,7 +4009,7 @@
       </w:r>
     </w:p>
     <w:p>
-      <w:bookmarkStart w:id="42" w:name="h_38975aaeb4"/>
+      <w:bookmarkStart w:id="43" w:name="h_38975aaeb4"/>
       <w:pPr>
         <w:keepNext/>
         <w:spacing w:before="280" w:after="120" w:line="300" w:lineRule="auto"/>
@@ -3978,7 +4023,7 @@
         </w:rPr>
         <w:t>2.4　網頁換模型</w:t>
       </w:r>
-      <w:bookmarkEnd w:id="42"/>
+      <w:bookmarkEnd w:id="43"/>
     </w:p>
     <w:p>
       <w:pPr>
@@ -4429,7 +4474,7 @@
       </w:r>
     </w:p>
     <w:p>
-      <w:bookmarkStart w:id="43" w:name="h_f3e88f9586"/>
+      <w:bookmarkStart w:id="44" w:name="h_f3e88f9586"/>
       <w:pPr>
         <w:keepNext/>
         <w:spacing w:before="280" w:after="120" w:line="300" w:lineRule="auto"/>
@@ -4443,7 +4488,7 @@
         </w:rPr>
         <w:t>2.5　模型庫</w:t>
       </w:r>
-      <w:bookmarkEnd w:id="43"/>
+      <w:bookmarkEnd w:id="44"/>
     </w:p>
     <w:p>
       <w:pPr>
@@ -4690,7 +4735,39 @@
       </w:r>
     </w:p>
     <w:p>
-      <w:bookmarkStart w:id="44" w:name="h_4e39917a9b"/>
+      <w:pPr>
+        <w:spacing w:before="0" w:after="160" w:line="384" w:lineRule="auto"/>
+        <w:ind w:firstLine="420"/>
+        <w:jc w:val="both"/>
+      </w:pPr>
+      <w:r>
+        <w:rPr>
+          <w:rFonts w:ascii="Microsoft JhengHei" w:hAnsi="Microsoft JhengHei" w:cs="Microsoft JhengHei" w:eastAsia="微軟正黑體"/>
+          <w:b w:val="0"/>
+          <w:color w:val="16202A"/>
+          <w:sz w:val="21"/>
+        </w:rPr>
+        <w:t>模型庫的「下載或匯入」分頁可以用關鍵字搜尋 Hugging Face 上的 GGUF，結果照下載數排列，中國來源的會標示出來；點一下就帶進模型名稱並列出可下載的量化。同一頁也可以從這台電腦匯入 GGUF 檔：選檔案後由瀏覽器分批送到那台機器的存放區，中斷了再按一次會從已收到的位置接著送，送完會先確認是 GGUF 檔才放進清單。</w:t>
+      </w:r>
+    </w:p>
+    <w:p>
+      <w:pPr>
+        <w:spacing w:before="0" w:after="160" w:line="384" w:lineRule="auto"/>
+        <w:ind w:firstLine="420"/>
+        <w:jc w:val="both"/>
+      </w:pPr>
+      <w:r>
+        <w:rPr>
+          <w:rFonts w:ascii="Microsoft JhengHei" w:hAnsi="Microsoft JhengHei" w:cs="Microsoft JhengHei" w:eastAsia="微軟正黑體"/>
+          <w:b w:val="0"/>
+          <w:color w:val="16202A"/>
+          <w:sz w:val="21"/>
+        </w:rPr>
+        <w:t>每個 llama.cpp 欄位的卡片上有「執行設定」：上下文長度可以一鍵切換 8K 到 128K，每個選項都先試算載下去放不放得下，放不下的會反灰並說明原因；思考模式可以開、關或照模型預設；區網存取關掉後只有這台自己連得到。畫面同時顯示預估速度與載入時間，載入時間在實際載入過一次之後改顯示實測秒數。</w:t>
+      </w:r>
+    </w:p>
+    <w:p>
+      <w:bookmarkStart w:id="45" w:name="h_3d4d9b8d91"/>
       <w:pPr>
         <w:keepNext/>
         <w:spacing w:before="280" w:after="120" w:line="300" w:lineRule="auto"/>
@@ -4702,9 +4779,42 @@
           <w:color w:val="BF181F"/>
           <w:sz w:val="26"/>
         </w:rPr>
-        <w:t>2.6　API 串接</w:t>
+        <w:t>2.6　對話與助理</w:t>
       </w:r>
-      <w:bookmarkEnd w:id="44"/>
+      <w:bookmarkEnd w:id="45"/>
+    </w:p>
+    <w:p>
+      <w:pPr>
+        <w:spacing w:before="0" w:after="160" w:line="384" w:lineRule="auto"/>
+        <w:ind w:firstLine="420"/>
+        <w:jc w:val="both"/>
+      </w:pPr>
+      <w:r>
+        <w:rPr>
+          <w:rFonts w:ascii="Microsoft JhengHei" w:hAnsi="Microsoft JhengHei" w:cs="Microsoft JhengHei" w:eastAsia="微軟正黑體"/>
+          <w:b w:val="0"/>
+          <w:color w:val="16202A"/>
+          <w:sz w:val="21"/>
+        </w:rPr>
+        <w:t>頂部導覽的「對話與 API」第二列有「對話」與「助理」。對話可以選一個正在執行的模型直接聊天，回答一個字一個字顯示，下方標出實際的生成速度；看圖模型可以附加圖片。對話只留在這個瀏覽器分頁，不存到伺服器。助理會用唯讀的工具查詢主控台管理的機器，例如「哪台還放得下 30B 的模型」，回答時列出查了哪些資料；它只能查詢，不會替管理者啟動、停止或下載任何東西。</w:t>
+      </w:r>
+    </w:p>
+    <w:p>
+      <w:bookmarkStart w:id="46" w:name="h_c7dc5d7b22"/>
+      <w:pPr>
+        <w:keepNext/>
+        <w:spacing w:before="280" w:after="120" w:line="300" w:lineRule="auto"/>
+      </w:pPr>
+      <w:r>
+        <w:rPr>
+          <w:rFonts w:ascii="Microsoft JhengHei" w:hAnsi="Microsoft JhengHei" w:cs="Microsoft JhengHei" w:eastAsia="微軟正黑體"/>
+          <w:b/>
+          <w:color w:val="BF181F"/>
+          <w:sz w:val="26"/>
+        </w:rPr>
+        <w:t>2.7　API 串接</w:t>
+      </w:r>
+      <w:bookmarkEnd w:id="46"/>
     </w:p>
     <w:p>
       <w:pPr>
@@ -5084,7 +5194,7 @@
       </w:r>
     </w:p>
     <w:p>
-      <w:bookmarkStart w:id="45" w:name="h_8381cd8c7e"/>
+      <w:bookmarkStart w:id="47" w:name="h_acd5644fe5"/>
       <w:pPr>
         <w:keepNext/>
         <w:spacing w:before="280" w:after="120" w:line="300" w:lineRule="auto"/>
@@ -5096,9 +5206,9 @@
           <w:color w:val="BF181F"/>
           <w:sz w:val="26"/>
         </w:rPr>
-        <w:t>2.7　即時監控</w:t>
+        <w:t>2.8　即時監控</w:t>
       </w:r>
-      <w:bookmarkEnd w:id="45"/>
+      <w:bookmarkEnd w:id="47"/>
     </w:p>
     <w:p>
       <w:pPr>
@@ -5149,7 +5259,7 @@
       </w:r>
     </w:p>
     <w:p>
-      <w:bookmarkStart w:id="46" w:name="h_9a79dff323"/>
+      <w:bookmarkStart w:id="48" w:name="h_84d22e7a0d"/>
       <w:pPr>
         <w:keepNext/>
         <w:spacing w:before="280" w:after="120" w:line="300" w:lineRule="auto"/>
@@ -5161,9 +5271,9 @@
           <w:color w:val="BF181F"/>
           <w:sz w:val="26"/>
         </w:rPr>
-        <w:t>2.8　記錄檢視</w:t>
+        <w:t>2.9　記錄檢視</w:t>
       </w:r>
-      <w:bookmarkEnd w:id="46"/>
+      <w:bookmarkEnd w:id="48"/>
     </w:p>
     <w:p>
       <w:pPr>
@@ -5182,7 +5292,7 @@
       </w:r>
     </w:p>
     <w:p>
-      <w:bookmarkStart w:id="47" w:name="h_38ccacfb0e"/>
+      <w:bookmarkStart w:id="49" w:name="h_1bbfff6f34"/>
       <w:pPr>
         <w:keepNext/>
         <w:spacing w:before="280" w:after="120" w:line="300" w:lineRule="auto"/>
@@ -5194,9 +5304,9 @@
           <w:color w:val="BF181F"/>
           <w:sz w:val="26"/>
         </w:rPr>
-        <w:t>2.9　HTTPS 與憑證管理</w:t>
+        <w:t>2.10　HTTPS 與憑證管理</w:t>
       </w:r>
-      <w:bookmarkEnd w:id="47"/>
+      <w:bookmarkEnd w:id="49"/>
     </w:p>
     <w:p>
       <w:pPr>
@@ -5732,7 +5842,7 @@
       </w:r>
     </w:p>
     <w:p>
-      <w:bookmarkStart w:id="48" w:name="h_3086986381"/>
+      <w:bookmarkStart w:id="50" w:name="h_a9a3880698"/>
       <w:pPr>
         <w:keepNext/>
         <w:spacing w:before="280" w:after="120" w:line="300" w:lineRule="auto"/>
@@ -5744,9 +5854,9 @@
           <w:color w:val="BF181F"/>
           <w:sz w:val="26"/>
         </w:rPr>
-        <w:t>2.10　服務使用報告</w:t>
+        <w:t>2.11　服務使用報告</w:t>
       </w:r>
-      <w:bookmarkEnd w:id="48"/>
+      <w:bookmarkEnd w:id="50"/>
     </w:p>
     <w:p>
       <w:pPr>
@@ -6337,7 +6447,7 @@
       </w:r>
     </w:p>
     <w:p>
-      <w:bookmarkStart w:id="49" w:name="h_127c37b54c"/>
+      <w:bookmarkStart w:id="51" w:name="h_9ac148ff40"/>
       <w:pPr>
         <w:keepNext/>
         <w:spacing w:before="280" w:after="120" w:line="300" w:lineRule="auto"/>
@@ -6349,9 +6459,9 @@
           <w:color w:val="BF181F"/>
           <w:sz w:val="26"/>
         </w:rPr>
-        <w:t>2.11　帳號與操作紀錄</w:t>
+        <w:t>2.12　帳號與操作紀錄</w:t>
       </w:r>
-      <w:bookmarkEnd w:id="49"/>
+      <w:bookmarkEnd w:id="51"/>
     </w:p>
     <w:p>
       <w:pPr>
@@ -6386,7 +6496,7 @@
       </w:r>
     </w:p>
     <w:p>
-      <w:bookmarkStart w:id="50" w:name="h_6e076aac93"/>
+      <w:bookmarkStart w:id="52" w:name="h_d62c63b198"/>
       <w:pPr>
         <w:keepNext/>
         <w:spacing w:before="280" w:after="120" w:line="300" w:lineRule="auto"/>
@@ -6398,9 +6508,9 @@
           <w:color w:val="BF181F"/>
           <w:sz w:val="26"/>
         </w:rPr>
-        <w:t>2.12　加一台機器與機器設定</w:t>
+        <w:t>2.13　加一台機器與機器設定</w:t>
       </w:r>
-      <w:bookmarkEnd w:id="50"/>
+      <w:bookmarkEnd w:id="52"/>
     </w:p>
     <w:p>
       <w:pPr>
@@ -6483,7 +6593,7 @@
       </w:r>
     </w:p>
     <w:p>
-      <w:bookmarkStart w:id="51" w:name="h_d7db6ea47a"/>
+      <w:bookmarkStart w:id="53" w:name="h_4507a5d2f0"/>
       <w:pPr>
         <w:keepNext/>
         <w:spacing w:before="280" w:after="120" w:line="300" w:lineRule="auto"/>
@@ -6495,9 +6605,9 @@
           <w:color w:val="BF181F"/>
           <w:sz w:val="26"/>
         </w:rPr>
-        <w:t>2.13　客戶品牌與頁尾</w:t>
+        <w:t>2.14　客戶品牌與頁尾</w:t>
       </w:r>
-      <w:bookmarkEnd w:id="51"/>
+      <w:bookmarkEnd w:id="53"/>
     </w:p>
     <w:p>
       <w:pPr>
@@ -6548,7 +6658,7 @@
       </w:r>
     </w:p>
     <w:p>
-      <w:bookmarkStart w:id="52" w:name="h_33dc9bc1ba"/>
+      <w:bookmarkStart w:id="54" w:name="h_33dc9bc1ba"/>
       <w:pPr>
         <w:keepNext/>
         <w:pageBreakBefore/>
@@ -6563,7 +6673,7 @@
         </w:rPr>
         <w:t>第三章　三種記憶體架構</w:t>
       </w:r>
-      <w:bookmarkEnd w:id="52"/>
+      <w:bookmarkEnd w:id="54"/>
     </w:p>
     <w:p>
       <w:pPr>
@@ -7153,7 +7263,7 @@
       </w:r>
     </w:p>
     <w:p>
-      <w:bookmarkStart w:id="53" w:name="h_9e5b0fee4d"/>
+      <w:bookmarkStart w:id="55" w:name="h_9e5b0fee4d"/>
       <w:pPr>
         <w:keepNext/>
         <w:pageBreakBefore/>
@@ -7168,10 +7278,10 @@
         </w:rPr>
         <w:t>第四章　部署模式</w:t>
       </w:r>
-      <w:bookmarkEnd w:id="53"/>
+      <w:bookmarkEnd w:id="55"/>
     </w:p>
     <w:p>
-      <w:bookmarkStart w:id="54" w:name="h_817810ea2e"/>
+      <w:bookmarkStart w:id="56" w:name="h_817810ea2e"/>
       <w:pPr>
         <w:keepNext/>
         <w:spacing w:before="280" w:after="120" w:line="300" w:lineRule="auto"/>
@@ -7185,7 +7295,7 @@
         </w:rPr>
         <w:t>4.1　單機模式</w:t>
       </w:r>
-      <w:bookmarkEnd w:id="54"/>
+      <w:bookmarkEnd w:id="56"/>
     </w:p>
     <w:p>
       <w:pPr>
@@ -7204,7 +7314,7 @@
       </w:r>
     </w:p>
     <w:p>
-      <w:bookmarkStart w:id="55" w:name="h_e19d0fd198"/>
+      <w:bookmarkStart w:id="57" w:name="h_e19d0fd198"/>
       <w:pPr>
         <w:keepNext/>
         <w:spacing w:before="280" w:after="120" w:line="300" w:lineRule="auto"/>
@@ -7218,7 +7328,7 @@
         </w:rPr>
         <w:t>4.2　支援的作業系統</w:t>
       </w:r>
-      <w:bookmarkEnd w:id="55"/>
+      <w:bookmarkEnd w:id="57"/>
     </w:p>
     <w:p>
       <w:pPr>
@@ -7323,7 +7433,7 @@
       </w:r>
     </w:p>
     <w:p>
-      <w:bookmarkStart w:id="56" w:name="h_7c667271c7"/>
+      <w:bookmarkStart w:id="58" w:name="h_7c667271c7"/>
       <w:pPr>
         <w:keepNext/>
         <w:spacing w:before="280" w:after="120" w:line="300" w:lineRule="auto"/>
@@ -7337,7 +7447,7 @@
         </w:rPr>
         <w:t>4.3　多機模式</w:t>
       </w:r>
-      <w:bookmarkEnd w:id="56"/>
+      <w:bookmarkEnd w:id="58"/>
     </w:p>
     <w:p>
       <w:pPr>
@@ -7352,11 +7462,11 @@
           <w:color w:val="16202A"/>
           <w:sz w:val="21"/>
         </w:rPr>
-        <w:t>多機模式由一台機器擔任主控台，其餘機器各自執行節點代理。主控台彙整各機狀態，以群組方式呈現在同一個畫面上。由單機模式擴充為多機模式時，各機上的代理與欄位登錄完全不必重做，只需在網頁上「加一台機器」（見 2.12 節）。</w:t>
+        <w:t>多機模式由一台機器擔任主控台，其餘機器各自執行節點代理。主控台彙整各機狀態，以群組方式呈現在同一個畫面上。由單機模式擴充為多機模式時，各機上的代理與欄位登錄完全不必重做，只需在網頁上「加一台機器」（見 2.13 節）。</w:t>
       </w:r>
     </w:p>
     <w:p>
-      <w:bookmarkStart w:id="57" w:name="h_56e651a252"/>
+      <w:bookmarkStart w:id="59" w:name="h_56e651a252"/>
       <w:pPr>
         <w:keepNext/>
         <w:spacing w:before="280" w:after="120" w:line="300" w:lineRule="auto"/>
@@ -7370,7 +7480,7 @@
         </w:rPr>
         <w:t>4.4　目前的部署狀態</w:t>
       </w:r>
-      <w:bookmarkEnd w:id="57"/>
+      <w:bookmarkEnd w:id="59"/>
     </w:p>
     <w:p>
       <w:pPr>
@@ -7812,7 +7922,7 @@
       </w:r>
     </w:p>
     <w:p>
-      <w:bookmarkStart w:id="58" w:name="h_dff7f3f917"/>
+      <w:bookmarkStart w:id="60" w:name="h_dff7f3f917"/>
       <w:pPr>
         <w:keepNext/>
         <w:pageBreakBefore/>
@@ -7827,7 +7937,7 @@
         </w:rPr>
         <w:t>第五章　安全設計</w:t>
       </w:r>
-      <w:bookmarkEnd w:id="58"/>
+      <w:bookmarkEnd w:id="60"/>
     </w:p>
     <w:p>
       <w:pPr>
@@ -8534,7 +8644,7 @@
       </w:pPr>
     </w:p>
     <w:p>
-      <w:bookmarkStart w:id="59" w:name="h_3e086b4fa3"/>
+      <w:bookmarkStart w:id="61" w:name="h_3e086b4fa3"/>
       <w:pPr>
         <w:keepNext/>
         <w:pageBreakBefore/>
@@ -8549,7 +8659,7 @@
         </w:rPr>
         <w:t>第六章　實測數據</w:t>
       </w:r>
-      <w:bookmarkEnd w:id="59"/>
+      <w:bookmarkEnd w:id="61"/>
     </w:p>
     <w:p>
       <w:pPr>
@@ -8568,7 +8678,7 @@
       </w:r>
     </w:p>
     <w:p>
-      <w:bookmarkStart w:id="60" w:name="h_8cb43f06c0"/>
+      <w:bookmarkStart w:id="62" w:name="h_8cb43f06c0"/>
       <w:pPr>
         <w:keepNext/>
         <w:spacing w:before="280" w:after="120" w:line="300" w:lineRule="auto"/>
@@ -8582,7 +8692,7 @@
         </w:rPr>
         <w:t>6.1　兩顆模型的對照</w:t>
       </w:r>
-      <w:bookmarkEnd w:id="60"/>
+      <w:bookmarkEnd w:id="62"/>
     </w:p>
     <w:p>
       <w:pPr>
@@ -9141,7 +9251,7 @@
       </w:r>
     </w:p>
     <w:p>
-      <w:bookmarkStart w:id="61" w:name="h_c706c848fd"/>
+      <w:bookmarkStart w:id="63" w:name="h_c706c848fd"/>
       <w:pPr>
         <w:keepNext/>
         <w:spacing w:before="280" w:after="120" w:line="300" w:lineRule="auto"/>
@@ -9155,7 +9265,7 @@
         </w:rPr>
         <w:t>6.2　兩項與直覺相反的發現</w:t>
       </w:r>
-      <w:bookmarkEnd w:id="61"/>
+      <w:bookmarkEnd w:id="63"/>
     </w:p>
     <w:p>
       <w:pPr>
@@ -9190,7 +9300,7 @@
       </w:r>
     </w:p>
     <w:p>
-      <w:bookmarkStart w:id="62" w:name="h_436d46e92f"/>
+      <w:bookmarkStart w:id="64" w:name="h_436d46e92f"/>
       <w:pPr>
         <w:keepNext/>
         <w:spacing w:before="280" w:after="120" w:line="300" w:lineRule="auto"/>
@@ -9204,7 +9314,7 @@
         </w:rPr>
         <w:t>6.3　上下文長度與顯存</w:t>
       </w:r>
-      <w:bookmarkEnd w:id="62"/>
+      <w:bookmarkEnd w:id="64"/>
     </w:p>
     <w:p>
       <w:pPr>
@@ -9223,7 +9333,7 @@
       </w:r>
     </w:p>
     <w:p>
-      <w:bookmarkStart w:id="63" w:name="h_23c867ba9e"/>
+      <w:bookmarkStart w:id="65" w:name="h_23c867ba9e"/>
       <w:pPr>
         <w:keepNext/>
         <w:spacing w:before="280" w:after="120" w:line="300" w:lineRule="auto"/>
@@ -9237,7 +9347,7 @@
         </w:rPr>
         <w:t>6.4　畫面長度</w:t>
       </w:r>
-      <w:bookmarkEnd w:id="63"/>
+      <w:bookmarkEnd w:id="65"/>
     </w:p>
     <w:p>
       <w:pPr>
@@ -9576,7 +9686,7 @@
       </w:pPr>
     </w:p>
     <w:p>
-      <w:bookmarkStart w:id="64" w:name="h_17f939f09a"/>
+      <w:bookmarkStart w:id="66" w:name="h_17f939f09a"/>
       <w:pPr>
         <w:keepNext/>
         <w:spacing w:before="280" w:after="120" w:line="300" w:lineRule="auto"/>
@@ -9590,7 +9700,7 @@
         </w:rPr>
         <w:t>6.5　畫圖與影片</w:t>
       </w:r>
-      <w:bookmarkEnd w:id="64"/>
+      <w:bookmarkEnd w:id="66"/>
     </w:p>
     <w:p>
       <w:pPr>
@@ -9989,7 +10099,7 @@
       </w:pPr>
     </w:p>
     <w:p>
-      <w:bookmarkStart w:id="65" w:name="h_1ffa9ad93a"/>
+      <w:bookmarkStart w:id="67" w:name="h_1ffa9ad93a"/>
       <w:pPr>
         <w:keepNext/>
         <w:pageBreakBefore/>
@@ -10004,7 +10114,7 @@
         </w:rPr>
         <w:t>附錄一　操作入口</w:t>
       </w:r>
-      <w:bookmarkEnd w:id="65"/>
+      <w:bookmarkEnd w:id="67"/>
     </w:p>
     <w:p>
       <w:pPr>
@@ -10652,7 +10762,7 @@
       </w:pPr>
     </w:p>
     <w:p>
-      <w:bookmarkStart w:id="66" w:name="h_8e24fc1da4"/>
+      <w:bookmarkStart w:id="68" w:name="h_8e24fc1da4"/>
       <w:pPr>
         <w:keepNext/>
         <w:pageBreakBefore/>
@@ -10667,7 +10777,7 @@
         </w:rPr>
         <w:t>附錄二　已知限制</w:t>
       </w:r>
-      <w:bookmarkEnd w:id="66"/>
+      <w:bookmarkEnd w:id="68"/>
     </w:p>
     <w:p>
       <w:pPr>
